--- a/documentos/fase2/06_Conexion_Aplicacion_Web.docx
+++ b/documentos/fase2/06_Conexion_Aplicacion_Web.docx
@@ -3042,7 +3042,7 @@
               <a:graphicData uri="http://schemas.openxmlformats.org/drawingml/2006/picture">
                 <pic:pic>
                   <pic:nvPicPr>
-                    <pic:cNvPr descr="diagramas/png/app_inicio_141914-20Oct2026.png" id="27" name="Picture"/>
+                    <pic:cNvPr descr="diagramas/png/app_inicio_142954-20Oct2026.png" id="27" name="Picture"/>
                     <pic:cNvPicPr>
                       <a:picLocks noChangeArrowheads="1" noChangeAspect="1"/>
                     </pic:cNvPicPr>

--- a/documentos/fase2/06_Conexion_Aplicacion_Web.docx
+++ b/documentos/fase2/06_Conexion_Aplicacion_Web.docx
@@ -382,7 +382,7 @@
         <w:rPr>
           <w:lang w:val="es-CO"/>
         </w:rPr>
-        <w:t xml:space="preserve">La aplicación corre</w:t>
+        <w:t xml:space="preserve">La aplicación está hecha en</w:t>
       </w:r>
       <w:r>
         <w:rPr>
@@ -396,13 +396,51 @@
           <w:bCs/>
           <w:lang w:val="es-CO"/>
         </w:rPr>
+        <w:t xml:space="preserve">Java 21 con Spring Boot</w:t>
+      </w:r>
+      <w:r>
+        <w:rPr>
+          <w:lang w:val="es-CO"/>
+        </w:rPr>
+        <w:t xml:space="preserve"> </w:t>
+      </w:r>
+      <w:r>
+        <w:rPr>
+          <w:lang w:val="es-CO"/>
+        </w:rPr>
+        <w:t xml:space="preserve">y corre</w:t>
+      </w:r>
+      <w:r>
+        <w:rPr>
+          <w:lang w:val="es-CO"/>
+        </w:rPr>
+        <w:t xml:space="preserve"> </w:t>
+      </w:r>
+      <w:r>
+        <w:rPr>
+          <w:b/>
+          <w:bCs/>
+          <w:lang w:val="es-CO"/>
+        </w:rPr>
         <w:t xml:space="preserve">dentro de la máquina virtual</w:t>
       </w:r>
       <w:r>
         <w:rPr>
           <w:lang w:val="es-CO"/>
         </w:rPr>
-        <w:t xml:space="preserve">, junto a Oracle, como un servicio del sistema (</w:t>
+        <w:t xml:space="preserve">, junto a Oracle,</w:t>
+      </w:r>
+      <w:r>
+        <w:rPr>
+          <w:lang w:val="es-CO"/>
+        </w:rPr>
+        <w:t xml:space="preserve"> </w:t>
+      </w:r>
+      <w:r>
+        <w:rPr>
+          <w:lang w:val="es-CO"/>
+        </w:rPr>
+        <w:t xml:space="preserve">como un servicio del sistema (</w:t>
       </w:r>
       <w:r>
         <w:rPr>
@@ -415,19 +453,7 @@
         <w:rPr>
           <w:lang w:val="es-CO"/>
         </w:rPr>
-        <w:t xml:space="preserve">).</w:t>
-      </w:r>
-      <w:r>
-        <w:rPr>
-          <w:lang w:val="es-CO"/>
-        </w:rPr>
-        <w:t xml:space="preserve"> </w:t>
-      </w:r>
-      <w:r>
-        <w:rPr>
-          <w:lang w:val="es-CO"/>
-        </w:rPr>
-        <w:t xml:space="preserve">Desde el equipo anfitrión solo se abre el navegador en el puerto 5000.</w:t>
+        <w:t xml:space="preserve">). Desde el equipo anfitrión solo se abre el navegador en el puerto 5000.</w:t>
       </w:r>
     </w:p>
     <w:p>
@@ -439,7 +465,7 @@
           <w:rStyle w:val="VerbatimChar"/>
           <w:lang w:val="es-CO"/>
         </w:rPr>
-        <w:t xml:space="preserve">Navegador ──HTTP 5000──▶ Flask (app/app.py) ──▶ SQL escrito a mano (app/consultas.py)</w:t>
+        <w:t xml:space="preserve">Navegador ──HTTP 5000──▶ Spring Boot (controladores) ──▶ SQL escrito a mano (Consultas.java)</w:t>
       </w:r>
       <w:r>
         <w:br/>
@@ -449,7 +475,7 @@
           <w:rStyle w:val="VerbatimChar"/>
           <w:lang w:val="es-CO"/>
         </w:rPr>
-        <w:t xml:space="preserve">                                                      │ python-oracledb, modo thin</w:t>
+        <w:t xml:space="preserve">                                                              │ JDBC: PreparedStatement + driver Oracle (ojdbc)</w:t>
       </w:r>
       <w:r>
         <w:br/>
@@ -459,7 +485,7 @@
           <w:rStyle w:val="VerbatimChar"/>
           <w:lang w:val="es-CO"/>
         </w:rPr>
-        <w:t xml:space="preserve">                                                      ▼</w:t>
+        <w:t xml:space="preserve">                                                              ▼</w:t>
       </w:r>
       <w:r>
         <w:br/>
@@ -469,7 +495,7 @@
           <w:rStyle w:val="VerbatimChar"/>
           <w:lang w:val="es-CO"/>
         </w:rPr>
-        <w:t xml:space="preserve">                         Oracle Database Free · PDB FREEPDB1 · esquema VETDB (usuario VET_APP)</w:t>
+        <w:t xml:space="preserve">                             Oracle Database Free · PDB FREEPDB1 · esquema VETDB (usuario VET_APP)</w:t>
       </w:r>
     </w:p>
     <w:p>
@@ -521,7 +547,24 @@
                 <w:sz w:val="19"/>
                 <w:lang w:val="es-CO"/>
               </w:rPr>
-              <w:t xml:space="preserve">Archivo</w:t>
+              <w:t xml:space="preserve">Archivo (</w:t>
+            </w:r>
+            <w:r>
+              <w:rPr>
+                <w:rStyle w:val="VerbatimChar"/>
+                <w:b/>
+                <w:sz w:val="19"/>
+                <w:lang w:val="es-CO"/>
+              </w:rPr>
+              <w:t xml:space="preserve">app/src/main/java/co/edu/unbosque/sigevet/</w:t>
+            </w:r>
+            <w:r>
+              <w:rPr>
+                <w:b/>
+                <w:sz w:val="19"/>
+                <w:lang w:val="es-CO"/>
+              </w:rPr>
+              <w:t xml:space="preserve">)</w:t>
             </w:r>
           </w:p>
         </w:tc>
@@ -557,22 +600,22 @@
                 <w:sz w:val="19"/>
                 <w:lang w:val="es-CO"/>
               </w:rPr>
-              <w:t xml:space="preserve">app/app.py</w:t>
-            </w:r>
-          </w:p>
-        </w:tc>
-        <w:tc>
-          <w:tcPr/>
-          <w:p>
-            <w:pPr>
-              <w:pStyle w:val="Compact"/>
-            </w:pPr>
-            <w:r>
-              <w:rPr>
-                <w:sz w:val="19"/>
-                <w:lang w:val="es-CO"/>
-              </w:rPr>
-              <w:t xml:space="preserve">Crea la aplicación Flask y define todas las páginas (rutas)</w:t>
+              <w:t xml:space="preserve">SigevetApplication.java</w:t>
+            </w:r>
+          </w:p>
+        </w:tc>
+        <w:tc>
+          <w:tcPr/>
+          <w:p>
+            <w:pPr>
+              <w:pStyle w:val="Compact"/>
+            </w:pPr>
+            <w:r>
+              <w:rPr>
+                <w:sz w:val="19"/>
+                <w:lang w:val="es-CO"/>
+              </w:rPr>
+              <w:t xml:space="preserve">Arranca la aplicación Spring Boot</w:t>
             </w:r>
           </w:p>
         </w:tc>
@@ -590,22 +633,66 @@
                 <w:sz w:val="19"/>
                 <w:lang w:val="es-CO"/>
               </w:rPr>
-              <w:t xml:space="preserve">app/consultas.py</w:t>
-            </w:r>
-          </w:p>
-        </w:tc>
-        <w:tc>
-          <w:tcPr/>
-          <w:p>
-            <w:pPr>
-              <w:pStyle w:val="Compact"/>
-            </w:pPr>
-            <w:r>
-              <w:rPr>
-                <w:sz w:val="19"/>
-                <w:lang w:val="es-CO"/>
-              </w:rPr>
-              <w:t xml:space="preserve">Las consultas SQL de cada página, escritas a mano como texto</w:t>
+              <w:t xml:space="preserve">BaseDatos.java</w:t>
+            </w:r>
+          </w:p>
+        </w:tc>
+        <w:tc>
+          <w:tcPr/>
+          <w:p>
+            <w:pPr>
+              <w:pStyle w:val="Compact"/>
+            </w:pPr>
+            <w:r>
+              <w:rPr>
+                <w:sz w:val="19"/>
+                <w:lang w:val="es-CO"/>
+              </w:rPr>
+              <w:t xml:space="preserve">Ejecuta el SQL con JDBC (</w:t>
+            </w:r>
+            <w:r>
+              <w:rPr>
+                <w:rStyle w:val="VerbatimChar"/>
+                <w:sz w:val="19"/>
+                <w:lang w:val="es-CO"/>
+              </w:rPr>
+              <w:t xml:space="preserve">PreparedStatement</w:t>
+            </w:r>
+            <w:r>
+              <w:rPr>
+                <w:sz w:val="19"/>
+                <w:lang w:val="es-CO"/>
+              </w:rPr>
+              <w:t xml:space="preserve"> </w:t>
+            </w:r>
+            <w:r>
+              <w:rPr>
+                <w:sz w:val="19"/>
+                <w:lang w:val="es-CO"/>
+              </w:rPr>
+              <w:t xml:space="preserve">y</w:t>
+            </w:r>
+            <w:r>
+              <w:rPr>
+                <w:sz w:val="19"/>
+                <w:lang w:val="es-CO"/>
+              </w:rPr>
+              <w:t xml:space="preserve"> </w:t>
+            </w:r>
+            <w:r>
+              <w:rPr>
+                <w:rStyle w:val="VerbatimChar"/>
+                <w:sz w:val="19"/>
+                <w:lang w:val="es-CO"/>
+              </w:rPr>
+              <w:t xml:space="preserve">ResultSet</w:t>
+            </w:r>
+            <w:r>
+              <w:rPr>
+                <w:sz w:val="19"/>
+                <w:lang w:val="es-CO"/>
+              </w:rPr>
+              <w:t xml:space="preserve">) y devuelve las filas</w:t>
             </w:r>
           </w:p>
         </w:tc>
@@ -623,51 +710,22 @@
                 <w:sz w:val="19"/>
                 <w:lang w:val="es-CO"/>
               </w:rPr>
-              <w:t xml:space="preserve">app/conexion.py</w:t>
-            </w:r>
-          </w:p>
-        </w:tc>
-        <w:tc>
-          <w:tcPr/>
-          <w:p>
-            <w:pPr>
-              <w:pStyle w:val="Compact"/>
-            </w:pPr>
-            <w:r>
-              <w:rPr>
-                <w:sz w:val="19"/>
-                <w:lang w:val="es-CO"/>
-              </w:rPr>
-              <w:t xml:space="preserve">Abre la conexión a Oracle con los datos de</w:t>
-            </w:r>
-            <w:r>
-              <w:rPr>
-                <w:sz w:val="19"/>
-                <w:lang w:val="es-CO"/>
-              </w:rPr>
-              <w:t xml:space="preserve"> </w:t>
-            </w:r>
-            <w:r>
-              <w:rPr>
-                <w:rStyle w:val="VerbatimChar"/>
-                <w:sz w:val="19"/>
-                <w:lang w:val="es-CO"/>
-              </w:rPr>
-              <w:t xml:space="preserve">config.ini</w:t>
-            </w:r>
-            <w:r>
-              <w:rPr>
-                <w:sz w:val="19"/>
-                <w:lang w:val="es-CO"/>
-              </w:rPr>
-              <w:t xml:space="preserve"> </w:t>
-            </w:r>
-            <w:r>
-              <w:rPr>
-                <w:sz w:val="19"/>
-                <w:lang w:val="es-CO"/>
-              </w:rPr>
-              <w:t xml:space="preserve">o de las variables de entorno</w:t>
+              <w:t xml:space="preserve">Consultas.java</w:t>
+            </w:r>
+          </w:p>
+        </w:tc>
+        <w:tc>
+          <w:tcPr/>
+          <w:p>
+            <w:pPr>
+              <w:pStyle w:val="Compact"/>
+            </w:pPr>
+            <w:r>
+              <w:rPr>
+                <w:sz w:val="19"/>
+                <w:lang w:val="es-CO"/>
+              </w:rPr>
+              <w:t xml:space="preserve">Las consultas SQL de cada página, escritas a mano como texto</w:t>
             </w:r>
           </w:p>
         </w:tc>
@@ -685,22 +743,14 @@
                 <w:sz w:val="19"/>
                 <w:lang w:val="es-CO"/>
               </w:rPr>
-              <w:t xml:space="preserve">app/algebra.py</w:t>
-            </w:r>
-          </w:p>
-        </w:tc>
-        <w:tc>
-          <w:tcPr/>
-          <w:p>
-            <w:pPr>
-              <w:pStyle w:val="Compact"/>
-            </w:pPr>
-            <w:r>
-              <w:rPr>
-                <w:sz w:val="19"/>
-                <w:lang w:val="es-CO"/>
-              </w:rPr>
-              <w:t xml:space="preserve">Lee los 55 ejercicios del script</w:t>
+              <w:t xml:space="preserve">InicioController.java</w:t>
+            </w:r>
+            <w:r>
+              <w:rPr>
+                <w:sz w:val="19"/>
+                <w:lang w:val="es-CO"/>
+              </w:rPr>
+              <w:t xml:space="preserve">,</w:t>
             </w:r>
             <w:r>
               <w:rPr>
@@ -715,7 +765,44 @@
                 <w:sz w:val="19"/>
                 <w:lang w:val="es-CO"/>
               </w:rPr>
-              <w:t xml:space="preserve">database/03_varios/01_consultas_algebra_relacional.sql</w:t>
+              <w:t xml:space="preserve">ClientesController.java</w:t>
+            </w:r>
+            <w:r>
+              <w:rPr>
+                <w:sz w:val="19"/>
+                <w:lang w:val="es-CO"/>
+              </w:rPr>
+              <w:t xml:space="preserve">,</w:t>
+            </w:r>
+            <w:r>
+              <w:rPr>
+                <w:sz w:val="19"/>
+                <w:lang w:val="es-CO"/>
+              </w:rPr>
+              <w:t xml:space="preserve"> </w:t>
+            </w:r>
+            <w:r>
+              <w:rPr>
+                <w:rStyle w:val="VerbatimChar"/>
+                <w:sz w:val="19"/>
+                <w:lang w:val="es-CO"/>
+              </w:rPr>
+              <w:t xml:space="preserve">OperacionController.java</w:t>
+            </w:r>
+          </w:p>
+        </w:tc>
+        <w:tc>
+          <w:tcPr/>
+          <w:p>
+            <w:pPr>
+              <w:pStyle w:val="Compact"/>
+            </w:pPr>
+            <w:r>
+              <w:rPr>
+                <w:sz w:val="19"/>
+                <w:lang w:val="es-CO"/>
+              </w:rPr>
+              <w:t xml:space="preserve">Las páginas: inicio, clientes y mascotas, agenda, inventario, facturas y personal</w:t>
             </w:r>
           </w:p>
         </w:tc>
@@ -733,22 +820,59 @@
                 <w:sz w:val="19"/>
                 <w:lang w:val="es-CO"/>
               </w:rPr>
-              <w:t xml:space="preserve">app/probar_conexion.py</w:t>
-            </w:r>
-          </w:p>
-        </w:tc>
-        <w:tc>
-          <w:tcPr/>
-          <w:p>
-            <w:pPr>
-              <w:pStyle w:val="Compact"/>
-            </w:pPr>
-            <w:r>
-              <w:rPr>
-                <w:sz w:val="19"/>
-                <w:lang w:val="es-CO"/>
-              </w:rPr>
-              <w:t xml:space="preserve">Prueba rápida: muestra la versión de Oracle y cuenta clientes, mascotas y citas</w:t>
+              <w:t xml:space="preserve">AlgebraController.java</w:t>
+            </w:r>
+            <w:r>
+              <w:rPr>
+                <w:sz w:val="19"/>
+                <w:lang w:val="es-CO"/>
+              </w:rPr>
+              <w:t xml:space="preserve">,</w:t>
+            </w:r>
+            <w:r>
+              <w:rPr>
+                <w:sz w:val="19"/>
+                <w:lang w:val="es-CO"/>
+              </w:rPr>
+              <w:t xml:space="preserve"> </w:t>
+            </w:r>
+            <w:r>
+              <w:rPr>
+                <w:rStyle w:val="VerbatimChar"/>
+                <w:sz w:val="19"/>
+                <w:lang w:val="es-CO"/>
+              </w:rPr>
+              <w:t xml:space="preserve">Algebra.java</w:t>
+            </w:r>
+          </w:p>
+        </w:tc>
+        <w:tc>
+          <w:tcPr/>
+          <w:p>
+            <w:pPr>
+              <w:pStyle w:val="Compact"/>
+            </w:pPr>
+            <w:r>
+              <w:rPr>
+                <w:sz w:val="19"/>
+                <w:lang w:val="es-CO"/>
+              </w:rPr>
+              <w:t xml:space="preserve">Leen y ejecutan los 55 ejercicios del script</w:t>
+            </w:r>
+            <w:r>
+              <w:rPr>
+                <w:sz w:val="19"/>
+                <w:lang w:val="es-CO"/>
+              </w:rPr>
+              <w:t xml:space="preserve"> </w:t>
+            </w:r>
+            <w:r>
+              <w:rPr>
+                <w:rStyle w:val="VerbatimChar"/>
+                <w:sz w:val="19"/>
+                <w:lang w:val="es-CO"/>
+              </w:rPr>
+              <w:t xml:space="preserve">01_consultas_algebra_relacional.sql</w:t>
             </w:r>
           </w:p>
         </w:tc>
@@ -766,44 +890,88 @@
                 <w:sz w:val="19"/>
                 <w:lang w:val="es-CO"/>
               </w:rPr>
-              <w:t xml:space="preserve">app/templates/</w:t>
-            </w:r>
-            <w:r>
-              <w:rPr>
-                <w:sz w:val="19"/>
-                <w:lang w:val="es-CO"/>
-              </w:rPr>
-              <w:t xml:space="preserve">,</w:t>
-            </w:r>
-            <w:r>
-              <w:rPr>
-                <w:sz w:val="19"/>
-                <w:lang w:val="es-CO"/>
-              </w:rPr>
-              <w:t xml:space="preserve"> </w:t>
-            </w:r>
+              <w:t xml:space="preserve">Formato.java</w:t>
+            </w:r>
+          </w:p>
+        </w:tc>
+        <w:tc>
+          <w:tcPr/>
+          <w:p>
+            <w:pPr>
+              <w:pStyle w:val="Compact"/>
+            </w:pPr>
+            <w:r>
+              <w:rPr>
+                <w:sz w:val="19"/>
+                <w:lang w:val="es-CO"/>
+              </w:rPr>
+              <w:t xml:space="preserve">Formato de fechas (dd/MM/yyyy) y de dinero ($ 364.000)</w:t>
+            </w:r>
+          </w:p>
+        </w:tc>
+      </w:tr>
+      <w:tr>
+        <w:tc>
+          <w:tcPr/>
+          <w:p>
+            <w:pPr>
+              <w:pStyle w:val="Compact"/>
+            </w:pPr>
             <w:r>
               <w:rPr>
                 <w:rStyle w:val="VerbatimChar"/>
                 <w:sz w:val="19"/>
                 <w:lang w:val="es-CO"/>
               </w:rPr>
-              <w:t xml:space="preserve">app/static/</w:t>
-            </w:r>
-          </w:p>
-        </w:tc>
-        <w:tc>
-          <w:tcPr/>
-          <w:p>
-            <w:pPr>
-              <w:pStyle w:val="Compact"/>
-            </w:pPr>
-            <w:r>
-              <w:rPr>
-                <w:sz w:val="19"/>
-                <w:lang w:val="es-CO"/>
-              </w:rPr>
-              <w:t xml:space="preserve">Plantillas HTML (Jinja2) y la hoja de estilos</w:t>
+              <w:t xml:space="preserve">src/main/resources/templates/</w:t>
+            </w:r>
+          </w:p>
+        </w:tc>
+        <w:tc>
+          <w:tcPr/>
+          <w:p>
+            <w:pPr>
+              <w:pStyle w:val="Compact"/>
+            </w:pPr>
+            <w:r>
+              <w:rPr>
+                <w:sz w:val="19"/>
+                <w:lang w:val="es-CO"/>
+              </w:rPr>
+              <w:t xml:space="preserve">Páginas HTML con Thymeleaf</w:t>
+            </w:r>
+          </w:p>
+        </w:tc>
+      </w:tr>
+      <w:tr>
+        <w:tc>
+          <w:tcPr/>
+          <w:p>
+            <w:pPr>
+              <w:pStyle w:val="Compact"/>
+            </w:pPr>
+            <w:r>
+              <w:rPr>
+                <w:rStyle w:val="VerbatimChar"/>
+                <w:sz w:val="19"/>
+                <w:lang w:val="es-CO"/>
+              </w:rPr>
+              <w:t xml:space="preserve">src/main/resources/application.properties</w:t>
+            </w:r>
+          </w:p>
+        </w:tc>
+        <w:tc>
+          <w:tcPr/>
+          <w:p>
+            <w:pPr>
+              <w:pStyle w:val="Compact"/>
+            </w:pPr>
+            <w:r>
+              <w:rPr>
+                <w:sz w:val="19"/>
+                <w:lang w:val="es-CO"/>
+              </w:rPr>
+              <w:t xml:space="preserve">Puerto 5000 y datos de conexión (tomados de variables de entorno)</w:t>
             </w:r>
           </w:p>
         </w:tc>
@@ -831,63 +999,31 @@
         <w:rPr>
           <w:lang w:val="es-CO"/>
         </w:rPr>
-        <w:t xml:space="preserve">La aplicación no usa ninguna herramienta que genere SQL de forma automática (ORM o</w:t>
-      </w:r>
-      <w:r>
-        <w:rPr>
-          <w:lang w:val="es-CO"/>
-        </w:rPr>
-        <w:t xml:space="preserve"> </w:t>
-      </w:r>
-      <w:r>
-        <w:rPr>
-          <w:i/>
-          <w:iCs/>
-          <w:lang w:val="es-CO"/>
-        </w:rPr>
-        <w:t xml:space="preserve">query builder</w:t>
-      </w:r>
-      <w:r>
-        <w:rPr>
-          <w:lang w:val="es-CO"/>
-        </w:rPr>
-        <w:t xml:space="preserve">).</w:t>
-      </w:r>
-      <w:r>
-        <w:rPr>
-          <w:lang w:val="es-CO"/>
-        </w:rPr>
-        <w:t xml:space="preserve"> </w:t>
-      </w:r>
-      <w:r>
-        <w:rPr>
-          <w:lang w:val="es-CO"/>
-        </w:rPr>
-        <w:t xml:space="preserve">Cada consulta está escrita en SQL de Oracle y se ejecuta tal cual con el cursor de python-oracledb. Así se ve</w:t>
-      </w:r>
-      <w:r>
-        <w:rPr>
-          <w:lang w:val="es-CO"/>
-        </w:rPr>
-        <w:t xml:space="preserve"> </w:t>
-      </w:r>
-      <w:r>
-        <w:rPr>
-          <w:lang w:val="es-CO"/>
-        </w:rPr>
-        <w:t xml:space="preserve">directamente la relación entre las consultas de la aplicación, el modelo relacional y el álgebra relacional de la</w:t>
-      </w:r>
-      <w:r>
-        <w:rPr>
-          <w:lang w:val="es-CO"/>
-        </w:rPr>
-        <w:t xml:space="preserve"> </w:t>
-      </w:r>
-      <w:r>
-        <w:rPr>
-          <w:lang w:val="es-CO"/>
-        </w:rPr>
-        <w:t xml:space="preserve">Fase 1.</w:t>
+        <w:t xml:space="preserve">La aplicación no usa JPA, Hibernate, Spring Data ni ninguna herramienta que genere SQL de forma</w:t>
+      </w:r>
+      <w:r>
+        <w:rPr>
+          <w:lang w:val="es-CO"/>
+        </w:rPr>
+        <w:t xml:space="preserve"> </w:t>
+      </w:r>
+      <w:r>
+        <w:rPr>
+          <w:lang w:val="es-CO"/>
+        </w:rPr>
+        <w:t xml:space="preserve">automática. Cada consulta está escrita en SQL de Oracle y se ejecuta tal cual con JDBC. Así se ve la relación directa</w:t>
+      </w:r>
+      <w:r>
+        <w:rPr>
+          <w:lang w:val="es-CO"/>
+        </w:rPr>
+        <w:t xml:space="preserve"> </w:t>
+      </w:r>
+      <w:r>
+        <w:rPr>
+          <w:lang w:val="es-CO"/>
+        </w:rPr>
+        <w:t xml:space="preserve">entre las consultas de la aplicación, el modelo relacional y el álgebra relacional de la Fase 1.</w:t>
       </w:r>
     </w:p>
     <w:p>
@@ -921,7 +1057,7 @@
         <w:rPr>
           <w:lang w:val="es-CO"/>
         </w:rPr>
-        <w:t xml:space="preserve">La aplicación usa</w:t>
+        <w:t xml:space="preserve">La conexión usa el</w:t>
       </w:r>
       <w:r>
         <w:rPr>
@@ -935,7 +1071,7 @@
           <w:bCs/>
           <w:lang w:val="es-CO"/>
         </w:rPr>
-        <w:t xml:space="preserve">python-oracledb en modo</w:t>
+        <w:t xml:space="preserve">controlador JDBC de Oracle en modo</w:t>
       </w:r>
       <w:r>
         <w:rPr>
@@ -959,43 +1095,95 @@
         <w:rPr>
           <w:lang w:val="es-CO"/>
         </w:rPr>
-        <w:t xml:space="preserve">, un controlador escrito en Python que habla directamente el</w:t>
-      </w:r>
-      <w:r>
-        <w:rPr>
-          <w:lang w:val="es-CO"/>
-        </w:rPr>
-        <w:t xml:space="preserve"> </w:t>
-      </w:r>
-      <w:r>
-        <w:rPr>
-          <w:lang w:val="es-CO"/>
-        </w:rPr>
-        <w:t xml:space="preserve">protocolo de red de Oracle, sin instalar Oracle Instant Client. Cada página abre una conexión, hace sus consultas y</w:t>
-      </w:r>
-      <w:r>
-        <w:rPr>
-          <w:lang w:val="es-CO"/>
-        </w:rPr>
-        <w:t xml:space="preserve"> </w:t>
-      </w:r>
-      <w:r>
-        <w:rPr>
-          <w:lang w:val="es-CO"/>
-        </w:rPr>
-        <w:t xml:space="preserve">la cierra al terminar. Como</w:t>
-      </w:r>
-      <w:r>
-        <w:rPr>
-          <w:lang w:val="es-CO"/>
-        </w:rPr>
-        <w:t xml:space="preserve"> </w:t>
+        <w:t xml:space="preserve"> </w:t>
+      </w:r>
+      <w:r>
+        <w:rPr>
+          <w:lang w:val="es-CO"/>
+        </w:rPr>
+        <w:t xml:space="preserve">(</w:t>
       </w:r>
       <w:r>
         <w:rPr>
           <w:rStyle w:val="VerbatimChar"/>
           <w:lang w:val="es-CO"/>
         </w:rPr>
+        <w:t xml:space="preserve">ojdbc17</w:t>
+      </w:r>
+      <w:r>
+        <w:rPr>
+          <w:lang w:val="es-CO"/>
+        </w:rPr>
+        <w:t xml:space="preserve">), que habla directamente el protocolo de</w:t>
+      </w:r>
+      <w:r>
+        <w:rPr>
+          <w:lang w:val="es-CO"/>
+        </w:rPr>
+        <w:t xml:space="preserve"> </w:t>
+      </w:r>
+      <w:r>
+        <w:rPr>
+          <w:lang w:val="es-CO"/>
+        </w:rPr>
+        <w:t xml:space="preserve">red de Oracle sin instalar Oracle Client. Spring Boot arma el</w:t>
+      </w:r>
+      <w:r>
+        <w:rPr>
+          <w:lang w:val="es-CO"/>
+        </w:rPr>
+        <w:t xml:space="preserve"> </w:t>
+      </w:r>
+      <w:r>
+        <w:rPr>
+          <w:i/>
+          <w:iCs/>
+          <w:lang w:val="es-CO"/>
+        </w:rPr>
+        <w:t xml:space="preserve">pool</w:t>
+      </w:r>
+      <w:r>
+        <w:rPr>
+          <w:lang w:val="es-CO"/>
+        </w:rPr>
+        <w:t xml:space="preserve"> </w:t>
+      </w:r>
+      <w:r>
+        <w:rPr>
+          <w:lang w:val="es-CO"/>
+        </w:rPr>
+        <w:t xml:space="preserve">de conexiones con los datos de</w:t>
+      </w:r>
+      <w:r>
+        <w:rPr>
+          <w:lang w:val="es-CO"/>
+        </w:rPr>
+        <w:t xml:space="preserve"> </w:t>
+      </w:r>
+      <w:r>
+        <w:rPr>
+          <w:rStyle w:val="VerbatimChar"/>
+          <w:lang w:val="es-CO"/>
+        </w:rPr>
+        <w:t xml:space="preserve">application.properties</w:t>
+      </w:r>
+      <w:r>
+        <w:rPr>
+          <w:lang w:val="es-CO"/>
+        </w:rPr>
+        <w:t xml:space="preserve">. Como</w:t>
+      </w:r>
+      <w:r>
+        <w:rPr>
+          <w:lang w:val="es-CO"/>
+        </w:rPr>
+        <w:t xml:space="preserve"> </w:t>
+      </w:r>
+      <w:r>
+        <w:rPr>
+          <w:rStyle w:val="VerbatimChar"/>
+          <w:lang w:val="es-CO"/>
+        </w:rPr>
         <w:t xml:space="preserve">VET_APP</w:t>
       </w:r>
       <w:r>
@@ -1008,7 +1196,7 @@
         <w:rPr>
           <w:lang w:val="es-CO"/>
         </w:rPr>
-        <w:t xml:space="preserve">no es dueño de las tablas, al conectarse se fija el esquema</w:t>
+        <w:t xml:space="preserve">no es dueño de las tablas, cada conexión fija el esquema</w:t>
       </w:r>
       <w:r>
         <w:rPr>
@@ -1027,6 +1215,132 @@
         <w:rPr>
           <w:lang w:val="es-CO"/>
         </w:rPr>
+        <w:t xml:space="preserve"> </w:t>
+      </w:r>
+      <w:r>
+        <w:rPr>
+          <w:lang w:val="es-CO"/>
+        </w:rPr>
+        <w:t xml:space="preserve">al abrirse:</w:t>
+      </w:r>
+    </w:p>
+    <w:p>
+      <w:pPr>
+        <w:pStyle w:val="SourceCode"/>
+      </w:pPr>
+      <w:r>
+        <w:rPr>
+          <w:rStyle w:val="VerbatimChar"/>
+          <w:lang w:val="es-CO"/>
+        </w:rPr>
+        <w:t xml:space="preserve">server.port=5000</w:t>
+      </w:r>
+      <w:r>
+        <w:br/>
+      </w:r>
+      <w:r>
+        <w:rPr>
+          <w:rStyle w:val="VerbatimChar"/>
+          <w:lang w:val="es-CO"/>
+        </w:rPr>
+        <w:t xml:space="preserve">spring.datasource.url=${SIGEVET_DB_URL:jdbc:oracle:thin:@//localhost:1521/FREEPDB1}</w:t>
+      </w:r>
+      <w:r>
+        <w:br/>
+      </w:r>
+      <w:r>
+        <w:rPr>
+          <w:rStyle w:val="VerbatimChar"/>
+          <w:lang w:val="es-CO"/>
+        </w:rPr>
+        <w:t xml:space="preserve">spring.datasource.username=${SIGEVET_DB_USER:VET_APP}</w:t>
+      </w:r>
+      <w:r>
+        <w:br/>
+      </w:r>
+      <w:r>
+        <w:rPr>
+          <w:rStyle w:val="VerbatimChar"/>
+          <w:lang w:val="es-CO"/>
+        </w:rPr>
+        <w:t xml:space="preserve">spring.datasource.password=${SIGEVET_DB_PASSWORD:}</w:t>
+      </w:r>
+      <w:r>
+        <w:br/>
+      </w:r>
+      <w:r>
+        <w:rPr>
+          <w:rStyle w:val="VerbatimChar"/>
+          <w:lang w:val="es-CO"/>
+        </w:rPr>
+        <w:t xml:space="preserve">spring.datasource.hikari.connection-init-sql=ALTER SESSION SET CURRENT_SCHEMA = VETDB</w:t>
+      </w:r>
+    </w:p>
+    <w:p>
+      <w:pPr>
+        <w:pStyle w:val="FirstParagraph"/>
+      </w:pPr>
+      <w:r>
+        <w:rPr>
+          <w:lang w:val="es-CO"/>
+        </w:rPr>
+        <w:t xml:space="preserve">Ejemplo de una consulta (</w:t>
+      </w:r>
+      <w:r>
+        <w:rPr>
+          <w:rStyle w:val="VerbatimChar"/>
+          <w:lang w:val="es-CO"/>
+        </w:rPr>
+        <w:t xml:space="preserve">Consultas.java</w:t>
+      </w:r>
+      <w:r>
+        <w:rPr>
+          <w:lang w:val="es-CO"/>
+        </w:rPr>
+        <w:t xml:space="preserve">). Los</w:t>
+      </w:r>
+      <w:r>
+        <w:rPr>
+          <w:lang w:val="es-CO"/>
+        </w:rPr>
+        <w:t xml:space="preserve"> </w:t>
+      </w:r>
+      <w:r>
+        <w:rPr>
+          <w:rStyle w:val="VerbatimChar"/>
+          <w:lang w:val="es-CO"/>
+        </w:rPr>
+        <w:t xml:space="preserve">?</w:t>
+      </w:r>
+      <w:r>
+        <w:rPr>
+          <w:lang w:val="es-CO"/>
+        </w:rPr>
+        <w:t xml:space="preserve"> </w:t>
+      </w:r>
+      <w:r>
+        <w:rPr>
+          <w:lang w:val="es-CO"/>
+        </w:rPr>
+        <w:t xml:space="preserve">son parámetros que se llenan con</w:t>
+      </w:r>
+      <w:r>
+        <w:rPr>
+          <w:lang w:val="es-CO"/>
+        </w:rPr>
+        <w:t xml:space="preserve"> </w:t>
+      </w:r>
+      <w:r>
+        <w:rPr>
+          <w:rStyle w:val="VerbatimChar"/>
+          <w:lang w:val="es-CO"/>
+        </w:rPr>
+        <w:t xml:space="preserve">PreparedStatement</w:t>
+      </w:r>
+      <w:r>
+        <w:rPr>
+          <w:lang w:val="es-CO"/>
+        </w:rPr>
         <w:t xml:space="preserve">:</w:t>
       </w:r>
     </w:p>
@@ -1036,9 +1350,66 @@
       </w:pPr>
       <w:r>
         <w:rPr>
-          <w:rStyle w:val="NormalTok"/>
-        </w:rPr>
-        <w:t xml:space="preserve">bd </w:t>
+          <w:rStyle w:val="KeywordTok"/>
+        </w:rPr>
+        <w:t xml:space="preserve">SELECT</w:t>
+      </w:r>
+      <w:r>
+        <w:rPr>
+          <w:rStyle w:val="NormalTok"/>
+        </w:rPr>
+        <w:t xml:space="preserve"> c.id_cliente, c.tipo_documento, c.num_documento, c.nombres, c.apellidos, c.email, ci.nombre </w:t>
+      </w:r>
+      <w:r>
+        <w:rPr>
+          <w:rStyle w:val="KeywordTok"/>
+        </w:rPr>
+        <w:t xml:space="preserve">AS</w:t>
+      </w:r>
+      <w:r>
+        <w:rPr>
+          <w:rStyle w:val="NormalTok"/>
+        </w:rPr>
+        <w:t xml:space="preserve"> ciudad</w:t>
+      </w:r>
+      <w:r>
+        <w:br/>
+      </w:r>
+      <w:r>
+        <w:rPr>
+          <w:rStyle w:val="KeywordTok"/>
+        </w:rPr>
+        <w:t xml:space="preserve">FROM</w:t>
+      </w:r>
+      <w:r>
+        <w:rPr>
+          <w:rStyle w:val="NormalTok"/>
+        </w:rPr>
+        <w:t xml:space="preserve"> CLIENTE c </w:t>
+      </w:r>
+      <w:r>
+        <w:rPr>
+          <w:rStyle w:val="KeywordTok"/>
+        </w:rPr>
+        <w:t xml:space="preserve">JOIN</w:t>
+      </w:r>
+      <w:r>
+        <w:rPr>
+          <w:rStyle w:val="NormalTok"/>
+        </w:rPr>
+        <w:t xml:space="preserve"> CIUDAD ci </w:t>
+      </w:r>
+      <w:r>
+        <w:rPr>
+          <w:rStyle w:val="KeywordTok"/>
+        </w:rPr>
+        <w:t xml:space="preserve">ON</w:t>
+      </w:r>
+      <w:r>
+        <w:rPr>
+          <w:rStyle w:val="NormalTok"/>
+        </w:rPr>
+        <w:t xml:space="preserve"> ci.id_ciudad </w:t>
       </w:r>
       <w:r>
         <w:rPr>
@@ -1050,64 +1421,702 @@
         <w:rPr>
           <w:rStyle w:val="NormalTok"/>
         </w:rPr>
-        <w:t xml:space="preserve"> oracledb.</w:t>
-      </w:r>
-      <w:r>
-        <w:rPr>
-          <w:rStyle w:val="ExtensionTok"/>
-        </w:rPr>
-        <w:t xml:space="preserve">connect</w:t>
-      </w:r>
-      <w:r>
-        <w:rPr>
-          <w:rStyle w:val="NormalTok"/>
-        </w:rPr>
-        <w:t xml:space="preserve">(user</w:t>
+        <w:t xml:space="preserve"> c.id_ciudad</w:t>
+      </w:r>
+      <w:r>
+        <w:br/>
+      </w:r>
+      <w:r>
+        <w:rPr>
+          <w:rStyle w:val="KeywordTok"/>
+        </w:rPr>
+        <w:t xml:space="preserve">WHERE</w:t>
+      </w:r>
+      <w:r>
+        <w:rPr>
+          <w:rStyle w:val="NormalTok"/>
+        </w:rPr>
+        <w:t xml:space="preserve"> </w:t>
+      </w:r>
+      <w:r>
+        <w:rPr>
+          <w:rStyle w:val="FunctionTok"/>
+        </w:rPr>
+        <w:t xml:space="preserve">UPPER</w:t>
+      </w:r>
+      <w:r>
+        <w:rPr>
+          <w:rStyle w:val="NormalTok"/>
+        </w:rPr>
+        <w:t xml:space="preserve">(c.num_documento) </w:t>
+      </w:r>
+      <w:r>
+        <w:rPr>
+          <w:rStyle w:val="KeywordTok"/>
+        </w:rPr>
+        <w:t xml:space="preserve">LIKE</w:t>
+      </w:r>
+      <w:r>
+        <w:rPr>
+          <w:rStyle w:val="NormalTok"/>
+        </w:rPr>
+        <w:t xml:space="preserve"> ? </w:t>
+      </w:r>
+      <w:r>
+        <w:rPr>
+          <w:rStyle w:val="KeywordTok"/>
+        </w:rPr>
+        <w:t xml:space="preserve">OR</w:t>
+      </w:r>
+      <w:r>
+        <w:rPr>
+          <w:rStyle w:val="NormalTok"/>
+        </w:rPr>
+        <w:t xml:space="preserve"> </w:t>
+      </w:r>
+      <w:r>
+        <w:rPr>
+          <w:rStyle w:val="FunctionTok"/>
+        </w:rPr>
+        <w:t xml:space="preserve">UPPER</w:t>
+      </w:r>
+      <w:r>
+        <w:rPr>
+          <w:rStyle w:val="NormalTok"/>
+        </w:rPr>
+        <w:t xml:space="preserve">(c.apellidos) </w:t>
+      </w:r>
+      <w:r>
+        <w:rPr>
+          <w:rStyle w:val="KeywordTok"/>
+        </w:rPr>
+        <w:t xml:space="preserve">LIKE</w:t>
+      </w:r>
+      <w:r>
+        <w:rPr>
+          <w:rStyle w:val="NormalTok"/>
+        </w:rPr>
+        <w:t xml:space="preserve"> ?</w:t>
+      </w:r>
+      <w:r>
+        <w:br/>
+      </w:r>
+      <w:r>
+        <w:rPr>
+          <w:rStyle w:val="KeywordTok"/>
+        </w:rPr>
+        <w:t xml:space="preserve">ORDER</w:t>
+      </w:r>
+      <w:r>
+        <w:rPr>
+          <w:rStyle w:val="NormalTok"/>
+        </w:rPr>
+        <w:t xml:space="preserve"> </w:t>
+      </w:r>
+      <w:r>
+        <w:rPr>
+          <w:rStyle w:val="KeywordTok"/>
+        </w:rPr>
+        <w:t xml:space="preserve">BY</w:t>
+      </w:r>
+      <w:r>
+        <w:rPr>
+          <w:rStyle w:val="NormalTok"/>
+        </w:rPr>
+        <w:t xml:space="preserve"> c.apellidos, c.nombres, c.id_cliente</w:t>
+      </w:r>
+      <w:r>
+        <w:br/>
+      </w:r>
+      <w:r>
+        <w:rPr>
+          <w:rStyle w:val="NormalTok"/>
+        </w:rPr>
+        <w:t xml:space="preserve">OFFSET ? </w:t>
+      </w:r>
+      <w:r>
+        <w:rPr>
+          <w:rStyle w:val="KeywordTok"/>
+        </w:rPr>
+        <w:t xml:space="preserve">ROWS</w:t>
+      </w:r>
+      <w:r>
+        <w:rPr>
+          <w:rStyle w:val="NormalTok"/>
+        </w:rPr>
+        <w:t xml:space="preserve"> FETCH </w:t>
+      </w:r>
+      <w:r>
+        <w:rPr>
+          <w:rStyle w:val="KeywordTok"/>
+        </w:rPr>
+        <w:t xml:space="preserve">NEXT</w:t>
+      </w:r>
+      <w:r>
+        <w:rPr>
+          <w:rStyle w:val="NormalTok"/>
+        </w:rPr>
+        <w:t xml:space="preserve"> ? </w:t>
+      </w:r>
+      <w:r>
+        <w:rPr>
+          <w:rStyle w:val="KeywordTok"/>
+        </w:rPr>
+        <w:t xml:space="preserve">ROWS</w:t>
+      </w:r>
+      <w:r>
+        <w:rPr>
+          <w:rStyle w:val="NormalTok"/>
+        </w:rPr>
+        <w:t xml:space="preserve"> </w:t>
+      </w:r>
+      <w:r>
+        <w:rPr>
+          <w:rStyle w:val="KeywordTok"/>
+        </w:rPr>
+        <w:t xml:space="preserve">ONLY</w:t>
+      </w:r>
+    </w:p>
+    <w:p>
+      <w:pPr>
+        <w:pStyle w:val="FirstParagraph"/>
+      </w:pPr>
+      <w:r>
+        <w:rPr>
+          <w:lang w:val="es-CO"/>
+        </w:rPr>
+        <w:t xml:space="preserve">Y así se ejecuta (</w:t>
+      </w:r>
+      <w:r>
+        <w:rPr>
+          <w:rStyle w:val="VerbatimChar"/>
+          <w:lang w:val="es-CO"/>
+        </w:rPr>
+        <w:t xml:space="preserve">BaseDatos.java</w:t>
+      </w:r>
+      <w:r>
+        <w:rPr>
+          <w:lang w:val="es-CO"/>
+        </w:rPr>
+        <w:t xml:space="preserve">, resumido):</w:t>
+      </w:r>
+    </w:p>
+    <w:p>
+      <w:pPr>
+        <w:pStyle w:val="SourceCode"/>
+      </w:pPr>
+      <w:r>
+        <w:rPr>
+          <w:rStyle w:val="ControlFlowTok"/>
+        </w:rPr>
+        <w:t xml:space="preserve">try</w:t>
+      </w:r>
+      <w:r>
+        <w:rPr>
+          <w:rStyle w:val="NormalTok"/>
+        </w:rPr>
+        <w:t xml:space="preserve"> </w:t>
       </w:r>
       <w:r>
         <w:rPr>
           <w:rStyle w:val="OperatorTok"/>
         </w:rPr>
+        <w:t xml:space="preserve">(</w:t>
+      </w:r>
+      <w:r>
+        <w:rPr>
+          <w:rStyle w:val="BuiltInTok"/>
+        </w:rPr>
+        <w:t xml:space="preserve">Connection</w:t>
+      </w:r>
+      <w:r>
+        <w:rPr>
+          <w:rStyle w:val="NormalTok"/>
+        </w:rPr>
+        <w:t xml:space="preserve"> conexion </w:t>
+      </w:r>
+      <w:r>
+        <w:rPr>
+          <w:rStyle w:val="OperatorTok"/>
+        </w:rPr>
         <w:t xml:space="preserve">=</w:t>
       </w:r>
       <w:r>
         <w:rPr>
           <w:rStyle w:val="NormalTok"/>
         </w:rPr>
-        <w:t xml:space="preserve">usuario, password</w:t>
+        <w:t xml:space="preserve"> fuente</w:t>
       </w:r>
       <w:r>
         <w:rPr>
           <w:rStyle w:val="OperatorTok"/>
         </w:rPr>
+        <w:t xml:space="preserve">.</w:t>
+      </w:r>
+      <w:r>
+        <w:rPr>
+          <w:rStyle w:val="FunctionTok"/>
+        </w:rPr>
+        <w:t xml:space="preserve">getConnection</w:t>
+      </w:r>
+      <w:r>
+        <w:rPr>
+          <w:rStyle w:val="OperatorTok"/>
+        </w:rPr>
+        <w:t xml:space="preserve">();</w:t>
+      </w:r>
+      <w:r>
+        <w:br/>
+      </w:r>
+      <w:r>
+        <w:rPr>
+          <w:rStyle w:val="NormalTok"/>
+        </w:rPr>
+        <w:t xml:space="preserve">     </w:t>
+      </w:r>
+      <w:r>
+        <w:rPr>
+          <w:rStyle w:val="BuiltInTok"/>
+        </w:rPr>
+        <w:t xml:space="preserve">PreparedStatement</w:t>
+      </w:r>
+      <w:r>
+        <w:rPr>
+          <w:rStyle w:val="NormalTok"/>
+        </w:rPr>
+        <w:t xml:space="preserve"> sentencia </w:t>
+      </w:r>
+      <w:r>
+        <w:rPr>
+          <w:rStyle w:val="OperatorTok"/>
+        </w:rPr>
         <w:t xml:space="preserve">=</w:t>
       </w:r>
       <w:r>
         <w:rPr>
           <w:rStyle w:val="NormalTok"/>
         </w:rPr>
-        <w:t xml:space="preserve">clave, dsn</w:t>
+        <w:t xml:space="preserve"> conexion</w:t>
       </w:r>
       <w:r>
         <w:rPr>
           <w:rStyle w:val="OperatorTok"/>
         </w:rPr>
+        <w:t xml:space="preserve">.</w:t>
+      </w:r>
+      <w:r>
+        <w:rPr>
+          <w:rStyle w:val="FunctionTok"/>
+        </w:rPr>
+        <w:t xml:space="preserve">prepareStatement</w:t>
+      </w:r>
+      <w:r>
+        <w:rPr>
+          <w:rStyle w:val="OperatorTok"/>
+        </w:rPr>
+        <w:t xml:space="preserve">(</w:t>
+      </w:r>
+      <w:r>
+        <w:rPr>
+          <w:rStyle w:val="NormalTok"/>
+        </w:rPr>
+        <w:t xml:space="preserve">sql</w:t>
+      </w:r>
+      <w:r>
+        <w:rPr>
+          <w:rStyle w:val="OperatorTok"/>
+        </w:rPr>
+        <w:t xml:space="preserve">))</w:t>
+      </w:r>
+      <w:r>
+        <w:rPr>
+          <w:rStyle w:val="NormalTok"/>
+        </w:rPr>
+        <w:t xml:space="preserve"> </w:t>
+      </w:r>
+      <w:r>
+        <w:rPr>
+          <w:rStyle w:val="OperatorTok"/>
+        </w:rPr>
+        <w:t xml:space="preserve">{</w:t>
+      </w:r>
+      <w:r>
+        <w:br/>
+      </w:r>
+      <w:r>
+        <w:rPr>
+          <w:rStyle w:val="NormalTok"/>
+        </w:rPr>
+        <w:t xml:space="preserve">    </w:t>
+      </w:r>
+      <w:r>
+        <w:rPr>
+          <w:rStyle w:val="ControlFlowTok"/>
+        </w:rPr>
+        <w:t xml:space="preserve">for</w:t>
+      </w:r>
+      <w:r>
+        <w:rPr>
+          <w:rStyle w:val="NormalTok"/>
+        </w:rPr>
+        <w:t xml:space="preserve"> </w:t>
+      </w:r>
+      <w:r>
+        <w:rPr>
+          <w:rStyle w:val="OperatorTok"/>
+        </w:rPr>
+        <w:t xml:space="preserve">(</w:t>
+      </w:r>
+      <w:r>
+        <w:rPr>
+          <w:rStyle w:val="DataTypeTok"/>
+        </w:rPr>
+        <w:t xml:space="preserve">int</w:t>
+      </w:r>
+      <w:r>
+        <w:rPr>
+          <w:rStyle w:val="NormalTok"/>
+        </w:rPr>
+        <w:t xml:space="preserve"> i </w:t>
+      </w:r>
+      <w:r>
+        <w:rPr>
+          <w:rStyle w:val="OperatorTok"/>
+        </w:rPr>
         <w:t xml:space="preserve">=</w:t>
       </w:r>
       <w:r>
         <w:rPr>
           <w:rStyle w:val="NormalTok"/>
         </w:rPr>
-        <w:t xml:space="preserve">dsn)</w:t>
+        <w:t xml:space="preserve"> </w:t>
+      </w:r>
+      <w:r>
+        <w:rPr>
+          <w:rStyle w:val="DecValTok"/>
+        </w:rPr>
+        <w:t xml:space="preserve">0</w:t>
+      </w:r>
+      <w:r>
+        <w:rPr>
+          <w:rStyle w:val="OperatorTok"/>
+        </w:rPr>
+        <w:t xml:space="preserve">;</w:t>
+      </w:r>
+      <w:r>
+        <w:rPr>
+          <w:rStyle w:val="NormalTok"/>
+        </w:rPr>
+        <w:t xml:space="preserve"> i </w:t>
+      </w:r>
+      <w:r>
+        <w:rPr>
+          <w:rStyle w:val="OperatorTok"/>
+        </w:rPr>
+        <w:t xml:space="preserve">&lt;</w:t>
+      </w:r>
+      <w:r>
+        <w:rPr>
+          <w:rStyle w:val="NormalTok"/>
+        </w:rPr>
+        <w:t xml:space="preserve"> parametros</w:t>
+      </w:r>
+      <w:r>
+        <w:rPr>
+          <w:rStyle w:val="OperatorTok"/>
+        </w:rPr>
+        <w:t xml:space="preserve">.</w:t>
+      </w:r>
+      <w:r>
+        <w:rPr>
+          <w:rStyle w:val="FunctionTok"/>
+        </w:rPr>
+        <w:t xml:space="preserve">length</w:t>
+      </w:r>
+      <w:r>
+        <w:rPr>
+          <w:rStyle w:val="OperatorTok"/>
+        </w:rPr>
+        <w:t xml:space="preserve">;</w:t>
+      </w:r>
+      <w:r>
+        <w:rPr>
+          <w:rStyle w:val="NormalTok"/>
+        </w:rPr>
+        <w:t xml:space="preserve"> i</w:t>
+      </w:r>
+      <w:r>
+        <w:rPr>
+          <w:rStyle w:val="OperatorTok"/>
+        </w:rPr>
+        <w:t xml:space="preserve">++)</w:t>
+      </w:r>
+      <w:r>
+        <w:rPr>
+          <w:rStyle w:val="NormalTok"/>
+        </w:rPr>
+        <w:t xml:space="preserve"> </w:t>
+      </w:r>
+      <w:r>
+        <w:rPr>
+          <w:rStyle w:val="OperatorTok"/>
+        </w:rPr>
+        <w:t xml:space="preserve">{</w:t>
       </w:r>
       <w:r>
         <w:br/>
       </w:r>
       <w:r>
         <w:rPr>
+          <w:rStyle w:val="NormalTok"/>
+        </w:rPr>
+        <w:t xml:space="preserve">        sentencia</w:t>
+      </w:r>
+      <w:r>
+        <w:rPr>
+          <w:rStyle w:val="OperatorTok"/>
+        </w:rPr>
+        <w:t xml:space="preserve">.</w:t>
+      </w:r>
+      <w:r>
+        <w:rPr>
+          <w:rStyle w:val="FunctionTok"/>
+        </w:rPr>
+        <w:t xml:space="preserve">setObject</w:t>
+      </w:r>
+      <w:r>
+        <w:rPr>
+          <w:rStyle w:val="OperatorTok"/>
+        </w:rPr>
+        <w:t xml:space="preserve">(</w:t>
+      </w:r>
+      <w:r>
+        <w:rPr>
+          <w:rStyle w:val="NormalTok"/>
+        </w:rPr>
+        <w:t xml:space="preserve">i </w:t>
+      </w:r>
+      <w:r>
+        <w:rPr>
+          <w:rStyle w:val="OperatorTok"/>
+        </w:rPr>
+        <w:t xml:space="preserve">+</w:t>
+      </w:r>
+      <w:r>
+        <w:rPr>
+          <w:rStyle w:val="NormalTok"/>
+        </w:rPr>
+        <w:t xml:space="preserve"> </w:t>
+      </w:r>
+      <w:r>
+        <w:rPr>
+          <w:rStyle w:val="DecValTok"/>
+        </w:rPr>
+        <w:t xml:space="preserve">1</w:t>
+      </w:r>
+      <w:r>
+        <w:rPr>
+          <w:rStyle w:val="OperatorTok"/>
+        </w:rPr>
+        <w:t xml:space="preserve">,</w:t>
+      </w:r>
+      <w:r>
+        <w:rPr>
+          <w:rStyle w:val="NormalTok"/>
+        </w:rPr>
+        <w:t xml:space="preserve"> parametros</w:t>
+      </w:r>
+      <w:r>
+        <w:rPr>
+          <w:rStyle w:val="OperatorTok"/>
+        </w:rPr>
+        <w:t xml:space="preserve">[</w:t>
+      </w:r>
+      <w:r>
+        <w:rPr>
+          <w:rStyle w:val="NormalTok"/>
+        </w:rPr>
+        <w:t xml:space="preserve">i</w:t>
+      </w:r>
+      <w:r>
+        <w:rPr>
+          <w:rStyle w:val="OperatorTok"/>
+        </w:rPr>
+        <w:t xml:space="preserve">]);</w:t>
+      </w:r>
+      <w:r>
+        <w:br/>
+      </w:r>
+      <w:r>
+        <w:rPr>
+          <w:rStyle w:val="NormalTok"/>
+        </w:rPr>
+        <w:t xml:space="preserve">    </w:t>
+      </w:r>
+      <w:r>
+        <w:rPr>
+          <w:rStyle w:val="OperatorTok"/>
+        </w:rPr>
+        <w:t xml:space="preserve">}</w:t>
+      </w:r>
+      <w:r>
+        <w:br/>
+      </w:r>
+      <w:r>
+        <w:rPr>
+          <w:rStyle w:val="NormalTok"/>
+        </w:rPr>
+        <w:t xml:space="preserve">    </w:t>
+      </w:r>
+      <w:r>
+        <w:rPr>
+          <w:rStyle w:val="ControlFlowTok"/>
+        </w:rPr>
+        <w:t xml:space="preserve">try</w:t>
+      </w:r>
+      <w:r>
+        <w:rPr>
+          <w:rStyle w:val="NormalTok"/>
+        </w:rPr>
+        <w:t xml:space="preserve"> </w:t>
+      </w:r>
+      <w:r>
+        <w:rPr>
+          <w:rStyle w:val="OperatorTok"/>
+        </w:rPr>
+        <w:t xml:space="preserve">(</w:t>
+      </w:r>
+      <w:r>
+        <w:rPr>
+          <w:rStyle w:val="BuiltInTok"/>
+        </w:rPr>
+        <w:t xml:space="preserve">ResultSet</w:t>
+      </w:r>
+      <w:r>
+        <w:rPr>
+          <w:rStyle w:val="NormalTok"/>
+        </w:rPr>
+        <w:t xml:space="preserve"> resultado </w:t>
+      </w:r>
+      <w:r>
+        <w:rPr>
+          <w:rStyle w:val="OperatorTok"/>
+        </w:rPr>
+        <w:t xml:space="preserve">=</w:t>
+      </w:r>
+      <w:r>
+        <w:rPr>
+          <w:rStyle w:val="NormalTok"/>
+        </w:rPr>
+        <w:t xml:space="preserve"> sentencia</w:t>
+      </w:r>
+      <w:r>
+        <w:rPr>
+          <w:rStyle w:val="OperatorTok"/>
+        </w:rPr>
+        <w:t xml:space="preserve">.</w:t>
+      </w:r>
+      <w:r>
+        <w:rPr>
+          <w:rStyle w:val="FunctionTok"/>
+        </w:rPr>
+        <w:t xml:space="preserve">executeQuery</w:t>
+      </w:r>
+      <w:r>
+        <w:rPr>
+          <w:rStyle w:val="OperatorTok"/>
+        </w:rPr>
+        <w:t xml:space="preserve">())</w:t>
+      </w:r>
+      <w:r>
+        <w:rPr>
+          <w:rStyle w:val="NormalTok"/>
+        </w:rPr>
+        <w:t xml:space="preserve"> </w:t>
+      </w:r>
+      <w:r>
+        <w:rPr>
+          <w:rStyle w:val="OperatorTok"/>
+        </w:rPr>
+        <w:t xml:space="preserve">{</w:t>
+      </w:r>
+      <w:r>
+        <w:br/>
+      </w:r>
+      <w:r>
+        <w:rPr>
+          <w:rStyle w:val="NormalTok"/>
+        </w:rPr>
+        <w:t xml:space="preserve">        </w:t>
+      </w:r>
+      <w:r>
+        <w:rPr>
+          <w:rStyle w:val="ControlFlowTok"/>
+        </w:rPr>
+        <w:t xml:space="preserve">while</w:t>
+      </w:r>
+      <w:r>
+        <w:rPr>
+          <w:rStyle w:val="NormalTok"/>
+        </w:rPr>
+        <w:t xml:space="preserve"> </w:t>
+      </w:r>
+      <w:r>
+        <w:rPr>
+          <w:rStyle w:val="OperatorTok"/>
+        </w:rPr>
+        <w:t xml:space="preserve">(</w:t>
+      </w:r>
+      <w:r>
+        <w:rPr>
+          <w:rStyle w:val="NormalTok"/>
+        </w:rPr>
+        <w:t xml:space="preserve">resultado</w:t>
+      </w:r>
+      <w:r>
+        <w:rPr>
+          <w:rStyle w:val="OperatorTok"/>
+        </w:rPr>
+        <w:t xml:space="preserve">.</w:t>
+      </w:r>
+      <w:r>
+        <w:rPr>
+          <w:rStyle w:val="FunctionTok"/>
+        </w:rPr>
+        <w:t xml:space="preserve">next</w:t>
+      </w:r>
+      <w:r>
+        <w:rPr>
+          <w:rStyle w:val="OperatorTok"/>
+        </w:rPr>
+        <w:t xml:space="preserve">())</w:t>
+      </w:r>
+      <w:r>
+        <w:rPr>
+          <w:rStyle w:val="NormalTok"/>
+        </w:rPr>
+        <w:t xml:space="preserve"> </w:t>
+      </w:r>
+      <w:r>
+        <w:rPr>
+          <w:rStyle w:val="OperatorTok"/>
+        </w:rPr>
+        <w:t xml:space="preserve">{</w:t>
+      </w:r>
+      <w:r>
+        <w:br/>
+      </w:r>
+      <w:r>
+        <w:rPr>
+          <w:rStyle w:val="NormalTok"/>
+        </w:rPr>
+        <w:t xml:space="preserve">            </w:t>
+      </w:r>
+      <w:r>
+        <w:rPr>
           <w:rStyle w:val="CommentTok"/>
         </w:rPr>
-        <w:t xml:space="preserve"># VET_APP no es dueño de las tablas, así que apuntamos al esquema VETDB</w:t>
+        <w:t xml:space="preserve">// cada fila se guarda como un Map columna -&gt; valor</w:t>
       </w:r>
       <w:r>
         <w:br/>
@@ -1116,19 +2125,13 @@
         <w:rPr>
           <w:rStyle w:val="NormalTok"/>
         </w:rPr>
-        <w:t xml:space="preserve">cursor </w:t>
+        <w:t xml:space="preserve">        </w:t>
       </w:r>
       <w:r>
         <w:rPr>
           <w:rStyle w:val="OperatorTok"/>
         </w:rPr>
-        <w:t xml:space="preserve">=</w:t>
-      </w:r>
-      <w:r>
-        <w:rPr>
-          <w:rStyle w:val="NormalTok"/>
-        </w:rPr>
-        <w:t xml:space="preserve"> bd.cursor()</w:t>
+        <w:t xml:space="preserve">}</w:t>
       </w:r>
       <w:r>
         <w:br/>
@@ -1137,318 +2140,22 @@
         <w:rPr>
           <w:rStyle w:val="NormalTok"/>
         </w:rPr>
-        <w:t xml:space="preserve">cursor.execute(</w:t>
-      </w:r>
-      <w:r>
-        <w:rPr>
-          <w:rStyle w:val="StringTok"/>
-        </w:rPr>
-        <w:t xml:space="preserve">"ALTER SESSION SET CURRENT_SCHEMA = VETDB"</w:t>
-      </w:r>
-      <w:r>
-        <w:rPr>
-          <w:rStyle w:val="NormalTok"/>
-        </w:rPr>
-        <w:t xml:space="preserve">)</w:t>
-      </w:r>
-    </w:p>
-    <w:p>
-      <w:pPr>
-        <w:pStyle w:val="FirstParagraph"/>
-      </w:pPr>
-      <w:r>
-        <w:rPr>
-          <w:lang w:val="es-CO"/>
-        </w:rPr>
-        <w:t xml:space="preserve">Ejemplo de una consulta con variable de enlace (</w:t>
-      </w:r>
-      <w:r>
-        <w:rPr>
-          <w:rStyle w:val="VerbatimChar"/>
-          <w:lang w:val="es-CO"/>
-        </w:rPr>
-        <w:t xml:space="preserve">app/consultas.py</w:t>
-      </w:r>
-      <w:r>
-        <w:rPr>
-          <w:lang w:val="es-CO"/>
-        </w:rPr>
-        <w:t xml:space="preserve">):</w:t>
-      </w:r>
-    </w:p>
-    <w:p>
-      <w:pPr>
-        <w:pStyle w:val="SourceCode"/>
-      </w:pPr>
-      <w:r>
-        <w:rPr>
-          <w:rStyle w:val="KeywordTok"/>
-        </w:rPr>
-        <w:t xml:space="preserve">SELECT</w:t>
-      </w:r>
-      <w:r>
-        <w:rPr>
-          <w:rStyle w:val="NormalTok"/>
-        </w:rPr>
-        <w:t xml:space="preserve"> c.id_cliente, c.tipo_documento, c.num_documento, c.nombres, c.apellidos, c.email, ci.nombre </w:t>
-      </w:r>
-      <w:r>
-        <w:rPr>
-          <w:rStyle w:val="KeywordTok"/>
-        </w:rPr>
-        <w:t xml:space="preserve">AS</w:t>
-      </w:r>
-      <w:r>
-        <w:rPr>
-          <w:rStyle w:val="NormalTok"/>
-        </w:rPr>
-        <w:t xml:space="preserve"> ciudad</w:t>
+        <w:t xml:space="preserve">    </w:t>
+      </w:r>
+      <w:r>
+        <w:rPr>
+          <w:rStyle w:val="OperatorTok"/>
+        </w:rPr>
+        <w:t xml:space="preserve">}</w:t>
       </w:r>
       <w:r>
         <w:br/>
       </w:r>
       <w:r>
         <w:rPr>
-          <w:rStyle w:val="KeywordTok"/>
-        </w:rPr>
-        <w:t xml:space="preserve">FROM</w:t>
-      </w:r>
-      <w:r>
-        <w:rPr>
-          <w:rStyle w:val="NormalTok"/>
-        </w:rPr>
-        <w:t xml:space="preserve"> CLIENTE c </w:t>
-      </w:r>
-      <w:r>
-        <w:rPr>
-          <w:rStyle w:val="KeywordTok"/>
-        </w:rPr>
-        <w:t xml:space="preserve">JOIN</w:t>
-      </w:r>
-      <w:r>
-        <w:rPr>
-          <w:rStyle w:val="NormalTok"/>
-        </w:rPr>
-        <w:t xml:space="preserve"> CIUDAD ci </w:t>
-      </w:r>
-      <w:r>
-        <w:rPr>
-          <w:rStyle w:val="KeywordTok"/>
-        </w:rPr>
-        <w:t xml:space="preserve">ON</w:t>
-      </w:r>
-      <w:r>
-        <w:rPr>
-          <w:rStyle w:val="NormalTok"/>
-        </w:rPr>
-        <w:t xml:space="preserve"> ci.id_ciudad </w:t>
-      </w:r>
-      <w:r>
-        <w:rPr>
           <w:rStyle w:val="OperatorTok"/>
         </w:rPr>
-        <w:t xml:space="preserve">=</w:t>
-      </w:r>
-      <w:r>
-        <w:rPr>
-          <w:rStyle w:val="NormalTok"/>
-        </w:rPr>
-        <w:t xml:space="preserve"> c.id_ciudad</w:t>
-      </w:r>
-      <w:r>
-        <w:br/>
-      </w:r>
-      <w:r>
-        <w:rPr>
-          <w:rStyle w:val="KeywordTok"/>
-        </w:rPr>
-        <w:t xml:space="preserve">WHERE</w:t>
-      </w:r>
-      <w:r>
-        <w:rPr>
-          <w:rStyle w:val="NormalTok"/>
-        </w:rPr>
-        <w:t xml:space="preserve"> </w:t>
-      </w:r>
-      <w:r>
-        <w:rPr>
-          <w:rStyle w:val="FunctionTok"/>
-        </w:rPr>
-        <w:t xml:space="preserve">UPPER</w:t>
-      </w:r>
-      <w:r>
-        <w:rPr>
-          <w:rStyle w:val="NormalTok"/>
-        </w:rPr>
-        <w:t xml:space="preserve">(c.num_documento) </w:t>
-      </w:r>
-      <w:r>
-        <w:rPr>
-          <w:rStyle w:val="KeywordTok"/>
-        </w:rPr>
-        <w:t xml:space="preserve">LIKE</w:t>
-      </w:r>
-      <w:r>
-        <w:rPr>
-          <w:rStyle w:val="NormalTok"/>
-        </w:rPr>
-        <w:t xml:space="preserve"> </w:t>
-      </w:r>
-      <w:r>
-        <w:rPr>
-          <w:rStyle w:val="CharTok"/>
-        </w:rPr>
-        <w:t xml:space="preserve">:q</w:t>
-      </w:r>
-      <w:r>
-        <w:rPr>
-          <w:rStyle w:val="NormalTok"/>
-        </w:rPr>
-        <w:t xml:space="preserve"> </w:t>
-      </w:r>
-      <w:r>
-        <w:rPr>
-          <w:rStyle w:val="KeywordTok"/>
-        </w:rPr>
-        <w:t xml:space="preserve">OR</w:t>
-      </w:r>
-      <w:r>
-        <w:rPr>
-          <w:rStyle w:val="NormalTok"/>
-        </w:rPr>
-        <w:t xml:space="preserve"> </w:t>
-      </w:r>
-      <w:r>
-        <w:rPr>
-          <w:rStyle w:val="FunctionTok"/>
-        </w:rPr>
-        <w:t xml:space="preserve">UPPER</w:t>
-      </w:r>
-      <w:r>
-        <w:rPr>
-          <w:rStyle w:val="NormalTok"/>
-        </w:rPr>
-        <w:t xml:space="preserve">(c.apellidos) </w:t>
-      </w:r>
-      <w:r>
-        <w:rPr>
-          <w:rStyle w:val="KeywordTok"/>
-        </w:rPr>
-        <w:t xml:space="preserve">LIKE</w:t>
-      </w:r>
-      <w:r>
-        <w:rPr>
-          <w:rStyle w:val="NormalTok"/>
-        </w:rPr>
-        <w:t xml:space="preserve"> </w:t>
-      </w:r>
-      <w:r>
-        <w:rPr>
-          <w:rStyle w:val="CharTok"/>
-        </w:rPr>
-        <w:t xml:space="preserve">:q</w:t>
-      </w:r>
-      <w:r>
-        <w:br/>
-      </w:r>
-      <w:r>
-        <w:rPr>
-          <w:rStyle w:val="KeywordTok"/>
-        </w:rPr>
-        <w:t xml:space="preserve">ORDER</w:t>
-      </w:r>
-      <w:r>
-        <w:rPr>
-          <w:rStyle w:val="NormalTok"/>
-        </w:rPr>
-        <w:t xml:space="preserve"> </w:t>
-      </w:r>
-      <w:r>
-        <w:rPr>
-          <w:rStyle w:val="KeywordTok"/>
-        </w:rPr>
-        <w:t xml:space="preserve">BY</w:t>
-      </w:r>
-      <w:r>
-        <w:rPr>
-          <w:rStyle w:val="NormalTok"/>
-        </w:rPr>
-        <w:t xml:space="preserve"> c.apellidos, c.nombres, c.id_cliente</w:t>
-      </w:r>
-      <w:r>
-        <w:br/>
-      </w:r>
-      <w:r>
-        <w:rPr>
-          <w:rStyle w:val="NormalTok"/>
-        </w:rPr>
-        <w:t xml:space="preserve">OFFSET </w:t>
-      </w:r>
-      <w:r>
-        <w:rPr>
-          <w:rStyle w:val="CharTok"/>
-        </w:rPr>
-        <w:t xml:space="preserve">:offset</w:t>
-      </w:r>
-      <w:r>
-        <w:rPr>
-          <w:rStyle w:val="NormalTok"/>
-        </w:rPr>
-        <w:t xml:space="preserve"> </w:t>
-      </w:r>
-      <w:r>
-        <w:rPr>
-          <w:rStyle w:val="KeywordTok"/>
-        </w:rPr>
-        <w:t xml:space="preserve">ROWS</w:t>
-      </w:r>
-      <w:r>
-        <w:rPr>
-          <w:rStyle w:val="NormalTok"/>
-        </w:rPr>
-        <w:t xml:space="preserve"> FETCH </w:t>
-      </w:r>
-      <w:r>
-        <w:rPr>
-          <w:rStyle w:val="KeywordTok"/>
-        </w:rPr>
-        <w:t xml:space="preserve">NEXT</w:t>
-      </w:r>
-      <w:r>
-        <w:rPr>
-          <w:rStyle w:val="NormalTok"/>
-        </w:rPr>
-        <w:t xml:space="preserve"> </w:t>
-      </w:r>
-      <w:r>
-        <w:rPr>
-          <w:rStyle w:val="CharTok"/>
-        </w:rPr>
-        <w:t xml:space="preserve">:per_page</w:t>
-      </w:r>
-      <w:r>
-        <w:rPr>
-          <w:rStyle w:val="NormalTok"/>
-        </w:rPr>
-        <w:t xml:space="preserve"> </w:t>
-      </w:r>
-      <w:r>
-        <w:rPr>
-          <w:rStyle w:val="KeywordTok"/>
-        </w:rPr>
-        <w:t xml:space="preserve">ROWS</w:t>
-      </w:r>
-      <w:r>
-        <w:rPr>
-          <w:rStyle w:val="NormalTok"/>
-        </w:rPr>
-        <w:t xml:space="preserve"> </w:t>
-      </w:r>
-      <w:r>
-        <w:rPr>
-          <w:rStyle w:val="KeywordTok"/>
-        </w:rPr>
-        <w:t xml:space="preserve">ONLY</w:t>
+        <w:t xml:space="preserve">}</w:t>
       </w:r>
     </w:p>
     <w:p>
@@ -1537,7 +2244,7 @@
                 <w:sz w:val="19"/>
                 <w:lang w:val="es-CO"/>
               </w:rPr>
-              <w:t xml:space="preserve">Dónde se configura</w:t>
+              <w:t xml:space="preserve">Variable de entorno</w:t>
             </w:r>
           </w:p>
         </w:tc>
@@ -1600,35 +2307,6 @@
                 <w:sz w:val="19"/>
                 <w:lang w:val="es-CO"/>
               </w:rPr>
-              <w:t xml:space="preserve">config.ini</w:t>
-            </w:r>
-            <w:r>
-              <w:rPr>
-                <w:sz w:val="19"/>
-                <w:lang w:val="es-CO"/>
-              </w:rPr>
-              <w:t xml:space="preserve"> </w:t>
-            </w:r>
-            <w:r>
-              <w:rPr>
-                <w:sz w:val="19"/>
-                <w:lang w:val="es-CO"/>
-              </w:rPr>
-              <w:t xml:space="preserve">o</w:t>
-            </w:r>
-            <w:r>
-              <w:rPr>
-                <w:sz w:val="19"/>
-                <w:lang w:val="es-CO"/>
-              </w:rPr>
-              <w:t xml:space="preserve"> </w:t>
-            </w:r>
-            <w:r>
-              <w:rPr>
-                <w:rStyle w:val="VerbatimChar"/>
-                <w:sz w:val="19"/>
-                <w:lang w:val="es-CO"/>
-              </w:rPr>
               <w:t xml:space="preserve">SIGEVET_DB_USER</w:t>
             </w:r>
           </w:p>
@@ -1677,35 +2355,6 @@
                 <w:sz w:val="19"/>
                 <w:lang w:val="es-CO"/>
               </w:rPr>
-              <w:t xml:space="preserve">config.ini</w:t>
-            </w:r>
-            <w:r>
-              <w:rPr>
-                <w:sz w:val="19"/>
-                <w:lang w:val="es-CO"/>
-              </w:rPr>
-              <w:t xml:space="preserve"> </w:t>
-            </w:r>
-            <w:r>
-              <w:rPr>
-                <w:sz w:val="19"/>
-                <w:lang w:val="es-CO"/>
-              </w:rPr>
-              <w:t xml:space="preserve">(no se sube a Git) o</w:t>
-            </w:r>
-            <w:r>
-              <w:rPr>
-                <w:sz w:val="19"/>
-                <w:lang w:val="es-CO"/>
-              </w:rPr>
-              <w:t xml:space="preserve"> </w:t>
-            </w:r>
-            <w:r>
-              <w:rPr>
-                <w:rStyle w:val="VerbatimChar"/>
-                <w:sz w:val="19"/>
-                <w:lang w:val="es-CO"/>
-              </w:rPr>
               <w:t xml:space="preserve">SIGEVET_DB_PASSWORD</w:t>
             </w:r>
           </w:p>
@@ -1723,7 +2372,7 @@
                 <w:sz w:val="19"/>
                 <w:lang w:val="es-CO"/>
               </w:rPr>
-              <w:t xml:space="preserve">Servidor</w:t>
+              <w:t xml:space="preserve">URL JDBC</w:t>
             </w:r>
           </w:p>
         </w:tc>
@@ -1739,7 +2388,7 @@
                 <w:sz w:val="19"/>
                 <w:lang w:val="es-CO"/>
               </w:rPr>
-              <w:t xml:space="preserve">localhost:1521/FREEPDB1</w:t>
+              <w:t xml:space="preserve">jdbc:oracle:thin:@//localhost:1521/FREEPDB1</w:t>
             </w:r>
             <w:r>
               <w:rPr>
@@ -1769,36 +2418,7 @@
                 <w:sz w:val="19"/>
                 <w:lang w:val="es-CO"/>
               </w:rPr>
-              <w:t xml:space="preserve">config.ini</w:t>
-            </w:r>
-            <w:r>
-              <w:rPr>
-                <w:sz w:val="19"/>
-                <w:lang w:val="es-CO"/>
-              </w:rPr>
-              <w:t xml:space="preserve"> </w:t>
-            </w:r>
-            <w:r>
-              <w:rPr>
-                <w:sz w:val="19"/>
-                <w:lang w:val="es-CO"/>
-              </w:rPr>
-              <w:t xml:space="preserve">o</w:t>
-            </w:r>
-            <w:r>
-              <w:rPr>
-                <w:sz w:val="19"/>
-                <w:lang w:val="es-CO"/>
-              </w:rPr>
-              <w:t xml:space="preserve"> </w:t>
-            </w:r>
-            <w:r>
-              <w:rPr>
-                <w:rStyle w:val="VerbatimChar"/>
-                <w:sz w:val="19"/>
-                <w:lang w:val="es-CO"/>
-              </w:rPr>
-              <w:t xml:space="preserve">SIGEVET_DB_DSN</w:t>
+              <w:t xml:space="preserve">SIGEVET_DB_URL</w:t>
             </w:r>
           </w:p>
         </w:tc>
@@ -2018,7 +2638,7 @@
           <w:bCs/>
           <w:lang w:val="es-CO"/>
         </w:rPr>
-        <w:t xml:space="preserve">Variables enlazadas:</w:t>
+        <w:t xml:space="preserve">Consultas parametrizadas:</w:t>
       </w:r>
       <w:r>
         <w:rPr>
@@ -2040,22 +2660,22 @@
       </w:r>
       <w:r>
         <w:rPr>
-          <w:lang w:val="es-CO"/>
-        </w:rPr>
-        <w:t xml:space="preserve">(</w:t>
-      </w:r>
-      <w:r>
-        <w:rPr>
           <w:rStyle w:val="VerbatimChar"/>
           <w:lang w:val="es-CO"/>
         </w:rPr>
-        <w:t xml:space="preserve">:q</w:t>
-      </w:r>
-      <w:r>
-        <w:rPr>
-          <w:lang w:val="es-CO"/>
-        </w:rPr>
-        <w:t xml:space="preserve">,</w:t>
+        <w:t xml:space="preserve">?</w:t>
+      </w:r>
+      <w:r>
+        <w:rPr>
+          <w:lang w:val="es-CO"/>
+        </w:rPr>
+        <w:t xml:space="preserve"> </w:t>
+      </w:r>
+      <w:r>
+        <w:rPr>
+          <w:lang w:val="es-CO"/>
+        </w:rPr>
+        <w:t xml:space="preserve">del</w:t>
       </w:r>
       <w:r>
         <w:rPr>
@@ -2068,13 +2688,19 @@
           <w:rStyle w:val="VerbatimChar"/>
           <w:lang w:val="es-CO"/>
         </w:rPr>
-        <w:t xml:space="preserve">:sede</w:t>
-      </w:r>
-      <w:r>
-        <w:rPr>
-          <w:lang w:val="es-CO"/>
-        </w:rPr>
-        <w:t xml:space="preserve">) y nunca se pegan al texto del SQL. Así se evita la inyección de SQL.</w:t>
+        <w:t xml:space="preserve">PreparedStatement</w:t>
+      </w:r>
+      <w:r>
+        <w:rPr>
+          <w:lang w:val="es-CO"/>
+        </w:rPr>
+        <w:t xml:space="preserve"> </w:t>
+      </w:r>
+      <w:r>
+        <w:rPr>
+          <w:lang w:val="es-CO"/>
+        </w:rPr>
+        <w:t xml:space="preserve">y nunca se pegan al texto del SQL. Así se evita la inyección de SQL.</w:t>
       </w:r>
     </w:p>
     <w:p>
@@ -2149,7 +2775,7 @@
         <w:rPr>
           <w:lang w:val="es-CO"/>
         </w:rPr>
-        <w:t xml:space="preserve">En la máquina virtual (forma recomendada):</w:t>
+        <w:t xml:space="preserve">En la máquina virtual (forma recomendada), desde la raíz del proyecto:</w:t>
       </w:r>
     </w:p>
     <w:p>
@@ -2172,7 +2798,7 @@
         <w:rPr>
           <w:rStyle w:val="CommentTok"/>
         </w:rPr>
-        <w:t xml:space="preserve"># instala dependencias y deja el servicio sigevet-web activo</w:t>
+        <w:t xml:space="preserve"># instala Java 21, compila con Maven y deja el servicio sigevet-web activo</w:t>
       </w:r>
       <w:r>
         <w:br/>
@@ -2198,7 +2824,7 @@
         <w:rPr>
           <w:lang w:val="es-CO"/>
         </w:rPr>
-        <w:t xml:space="preserve">En cualquier equipo con Python 3.9 o superior:</w:t>
+        <w:t xml:space="preserve">En cualquier equipo con Java 21:</w:t>
       </w:r>
     </w:p>
     <w:p>
@@ -2207,111 +2833,96 @@
       </w:pPr>
       <w:r>
         <w:rPr>
+          <w:rStyle w:val="BuiltInTok"/>
+        </w:rPr>
+        <w:t xml:space="preserve">cd</w:t>
+      </w:r>
+      <w:r>
+        <w:rPr>
+          <w:rStyle w:val="NormalTok"/>
+        </w:rPr>
+        <w:t xml:space="preserve"> app</w:t>
+      </w:r>
+      <w:r>
+        <w:br/>
+      </w:r>
+      <w:r>
+        <w:rPr>
+          <w:rStyle w:val="BuiltInTok"/>
+        </w:rPr>
+        <w:t xml:space="preserve">export</w:t>
+      </w:r>
+      <w:r>
+        <w:rPr>
+          <w:rStyle w:val="NormalTok"/>
+        </w:rPr>
+        <w:t xml:space="preserve"> </w:t>
+      </w:r>
+      <w:r>
+        <w:rPr>
+          <w:rStyle w:val="VariableTok"/>
+        </w:rPr>
+        <w:t xml:space="preserve">SIGEVET_DB_PASSWORD</w:t>
+      </w:r>
+      <w:r>
+        <w:rPr>
+          <w:rStyle w:val="OperatorTok"/>
+        </w:rPr>
+        <w:t xml:space="preserve">=</w:t>
+      </w:r>
+      <w:r>
+        <w:rPr>
+          <w:rStyle w:val="StringTok"/>
+        </w:rPr>
+        <w:t xml:space="preserve">'&lt;clave de VET_APP&gt;'</w:t>
+      </w:r>
+      <w:r>
+        <w:br/>
+      </w:r>
+      <w:r>
+        <w:rPr>
           <w:rStyle w:val="ExtensionTok"/>
         </w:rPr>
-        <w:t xml:space="preserve">pip</w:t>
-      </w:r>
-      <w:r>
-        <w:rPr>
-          <w:rStyle w:val="NormalTok"/>
-        </w:rPr>
-        <w:t xml:space="preserve"> install </w:t>
+        <w:t xml:space="preserve">./mvnw</w:t>
+      </w:r>
+      <w:r>
+        <w:rPr>
+          <w:rStyle w:val="NormalTok"/>
+        </w:rPr>
+        <w:t xml:space="preserve"> package</w:t>
+      </w:r>
+      <w:r>
+        <w:br/>
+      </w:r>
+      <w:r>
+        <w:rPr>
+          <w:rStyle w:val="ExtensionTok"/>
+        </w:rPr>
+        <w:t xml:space="preserve">java</w:t>
+      </w:r>
+      <w:r>
+        <w:rPr>
+          <w:rStyle w:val="NormalTok"/>
+        </w:rPr>
+        <w:t xml:space="preserve"> </w:t>
       </w:r>
       <w:r>
         <w:rPr>
           <w:rStyle w:val="AttributeTok"/>
         </w:rPr>
-        <w:t xml:space="preserve">-r</w:t>
-      </w:r>
-      <w:r>
-        <w:rPr>
-          <w:rStyle w:val="NormalTok"/>
-        </w:rPr>
-        <w:t xml:space="preserve"> app/requirements.txt</w:t>
-      </w:r>
-      <w:r>
-        <w:br/>
-      </w:r>
-      <w:r>
-        <w:rPr>
-          <w:rStyle w:val="FunctionTok"/>
-        </w:rPr>
-        <w:t xml:space="preserve">cp</w:t>
-      </w:r>
-      <w:r>
-        <w:rPr>
-          <w:rStyle w:val="NormalTok"/>
-        </w:rPr>
-        <w:t xml:space="preserve"> app/config.ejemplo.ini app/config.ini  </w:t>
+        <w:t xml:space="preserve">-jar</w:t>
+      </w:r>
+      <w:r>
+        <w:rPr>
+          <w:rStyle w:val="NormalTok"/>
+        </w:rPr>
+        <w:t xml:space="preserve"> target/sigevet-0.0.1-SNAPSHOT.jar      </w:t>
       </w:r>
       <w:r>
         <w:rPr>
           <w:rStyle w:val="CommentTok"/>
         </w:rPr>
-        <w:t xml:space="preserve"># y poner la clave de VET_APP</w:t>
-      </w:r>
-      <w:r>
-        <w:br/>
-      </w:r>
-      <w:r>
-        <w:rPr>
-          <w:rStyle w:val="BuiltInTok"/>
-        </w:rPr>
-        <w:t xml:space="preserve">cd</w:t>
-      </w:r>
-      <w:r>
-        <w:rPr>
-          <w:rStyle w:val="NormalTok"/>
-        </w:rPr>
-        <w:t xml:space="preserve"> app </w:t>
-      </w:r>
-      <w:r>
-        <w:rPr>
-          <w:rStyle w:val="KeywordTok"/>
-        </w:rPr>
-        <w:t xml:space="preserve">&amp;&amp;</w:t>
-      </w:r>
-      <w:r>
-        <w:rPr>
-          <w:rStyle w:val="NormalTok"/>
-        </w:rPr>
-        <w:t xml:space="preserve"> </w:t>
-      </w:r>
-      <w:r>
-        <w:rPr>
-          <w:rStyle w:val="ExtensionTok"/>
-        </w:rPr>
-        <w:t xml:space="preserve">python3</w:t>
-      </w:r>
-      <w:r>
-        <w:rPr>
-          <w:rStyle w:val="NormalTok"/>
-        </w:rPr>
-        <w:t xml:space="preserve"> probar_conexion.py </w:t>
-      </w:r>
-      <w:r>
-        <w:rPr>
-          <w:rStyle w:val="KeywordTok"/>
-        </w:rPr>
-        <w:t xml:space="preserve">&amp;&amp;</w:t>
-      </w:r>
-      <w:r>
-        <w:rPr>
-          <w:rStyle w:val="NormalTok"/>
-        </w:rPr>
-        <w:t xml:space="preserve"> </w:t>
-      </w:r>
-      <w:r>
-        <w:rPr>
-          <w:rStyle w:val="ExtensionTok"/>
-        </w:rPr>
-        <w:t xml:space="preserve">python3</w:t>
-      </w:r>
-      <w:r>
-        <w:rPr>
-          <w:rStyle w:val="NormalTok"/>
-        </w:rPr>
-        <w:t xml:space="preserve"> app.py</w:t>
+        <w:t xml:space="preserve"># http://localhost:5000</w:t>
       </w:r>
     </w:p>
     <w:p>
@@ -2345,7 +2956,7 @@
         <w:rPr>
           <w:lang w:val="es-CO"/>
         </w:rPr>
-        <w:t xml:space="preserve">La aplicación se ejecutó como servicio dentro de la VM, conectada a Oracle con el usuario</w:t>
+        <w:t xml:space="preserve">La aplicación Java (Spring Boot) se ejecutó como servicio dentro de la VM, conectada a Oracle con el usuario</w:t>
       </w:r>
       <w:r>
         <w:rPr>
@@ -3042,7 +3653,7 @@
               <a:graphicData uri="http://schemas.openxmlformats.org/drawingml/2006/picture">
                 <pic:pic>
                   <pic:nvPicPr>
-                    <pic:cNvPr descr="diagramas/png/app_inicio_142954-20Oct2026.png" id="27" name="Picture"/>
+                    <pic:cNvPr descr="diagramas/png/app_inicio_185230-20Oct2026.png" id="27" name="Picture"/>
                     <pic:cNvPicPr>
                       <a:picLocks noChangeArrowheads="1" noChangeAspect="1"/>
                     </pic:cNvPicPr>
@@ -3100,7 +3711,7 @@
               <a:graphicData uri="http://schemas.openxmlformats.org/drawingml/2006/picture">
                 <pic:pic>
                   <pic:nvPicPr>
-                    <pic:cNvPr descr="diagramas/png/app_cliente_141914-20Oct2026.png" id="30" name="Picture"/>
+                    <pic:cNvPr descr="diagramas/png/app_cliente_185230-20Oct2026.png" id="30" name="Picture"/>
                     <pic:cNvPicPr>
                       <a:picLocks noChangeArrowheads="1" noChangeAspect="1"/>
                     </pic:cNvPicPr>
@@ -3158,7 +3769,7 @@
               <a:graphicData uri="http://schemas.openxmlformats.org/drawingml/2006/picture">
                 <pic:pic>
                   <pic:nvPicPr>
-                    <pic:cNvPr descr="diagramas/png/app_mascota_141914-20Oct2026.png" id="33" name="Picture"/>
+                    <pic:cNvPr descr="diagramas/png/app_mascota_185230-20Oct2026.png" id="33" name="Picture"/>
                     <pic:cNvPicPr>
                       <a:picLocks noChangeArrowheads="1" noChangeAspect="1"/>
                     </pic:cNvPicPr>
@@ -3216,7 +3827,7 @@
               <a:graphicData uri="http://schemas.openxmlformats.org/drawingml/2006/picture">
                 <pic:pic>
                   <pic:nvPicPr>
-                    <pic:cNvPr descr="diagramas/png/app_agenda_141914-20Oct2026.png" id="36" name="Picture"/>
+                    <pic:cNvPr descr="diagramas/png/app_agenda_185230-20Oct2026.png" id="36" name="Picture"/>
                     <pic:cNvPicPr>
                       <a:picLocks noChangeArrowheads="1" noChangeAspect="1"/>
                     </pic:cNvPicPr>
@@ -3274,7 +3885,7 @@
               <a:graphicData uri="http://schemas.openxmlformats.org/drawingml/2006/picture">
                 <pic:pic>
                   <pic:nvPicPr>
-                    <pic:cNvPr descr="diagramas/png/app_inventario_141914-20Oct2026.png" id="39" name="Picture"/>
+                    <pic:cNvPr descr="diagramas/png/app_inventario_185230-20Oct2026.png" id="39" name="Picture"/>
                     <pic:cNvPicPr>
                       <a:picLocks noChangeArrowheads="1" noChangeAspect="1"/>
                     </pic:cNvPicPr>
@@ -3332,7 +3943,7 @@
               <a:graphicData uri="http://schemas.openxmlformats.org/drawingml/2006/picture">
                 <pic:pic>
                   <pic:nvPicPr>
-                    <pic:cNvPr descr="diagramas/png/app_factura_141914-20Oct2026.png" id="42" name="Picture"/>
+                    <pic:cNvPr descr="diagramas/png/app_factura_185230-20Oct2026.png" id="42" name="Picture"/>
                     <pic:cNvPicPr>
                       <a:picLocks noChangeArrowheads="1" noChangeAspect="1"/>
                     </pic:cNvPicPr>
@@ -3390,7 +4001,7 @@
               <a:graphicData uri="http://schemas.openxmlformats.org/drawingml/2006/picture">
                 <pic:pic>
                   <pic:nvPicPr>
-                    <pic:cNvPr descr="diagramas/png/app_personal_141914-20Oct2026.png" id="45" name="Picture"/>
+                    <pic:cNvPr descr="diagramas/png/app_personal_185230-20Oct2026.png" id="45" name="Picture"/>
                     <pic:cNvPicPr>
                       <a:picLocks noChangeArrowheads="1" noChangeAspect="1"/>
                     </pic:cNvPicPr>
@@ -3448,7 +4059,7 @@
               <a:graphicData uri="http://schemas.openxmlformats.org/drawingml/2006/picture">
                 <pic:pic>
                   <pic:nvPicPr>
-                    <pic:cNvPr descr="diagramas/png/app_algebra_141914-20Oct2026.png" id="48" name="Picture"/>
+                    <pic:cNvPr descr="diagramas/png/app_algebra_185230-20Oct2026.png" id="48" name="Picture"/>
                     <pic:cNvPicPr>
                       <a:picLocks noChangeArrowheads="1" noChangeAspect="1"/>
                     </pic:cNvPicPr>

--- a/documentos/fase2/06_Conexion_Aplicacion_Web.docx
+++ b/documentos/fase2/06_Conexion_Aplicacion_Web.docx
@@ -396,19 +396,38 @@
           <w:bCs/>
           <w:lang w:val="es-CO"/>
         </w:rPr>
-        <w:t xml:space="preserve">Java 21 con Spring Boot</w:t>
-      </w:r>
-      <w:r>
-        <w:rPr>
-          <w:lang w:val="es-CO"/>
-        </w:rPr>
-        <w:t xml:space="preserve"> </w:t>
-      </w:r>
-      <w:r>
-        <w:rPr>
-          <w:lang w:val="es-CO"/>
-        </w:rPr>
-        <w:t xml:space="preserve">y corre</w:t>
+        <w:t xml:space="preserve">Java 21 con Servlets y JSP</w:t>
+      </w:r>
+      <w:r>
+        <w:rPr>
+          <w:lang w:val="es-CO"/>
+        </w:rPr>
+        <w:t xml:space="preserve">, sin frameworks, y se despliega como</w:t>
+      </w:r>
+      <w:r>
+        <w:rPr>
+          <w:lang w:val="es-CO"/>
+        </w:rPr>
+        <w:t xml:space="preserve"> </w:t>
+      </w:r>
+      <w:r>
+        <w:rPr>
+          <w:rStyle w:val="VerbatimChar"/>
+          <w:lang w:val="es-CO"/>
+        </w:rPr>
+        <w:t xml:space="preserve">ROOT.war</w:t>
+      </w:r>
+      <w:r>
+        <w:rPr>
+          <w:lang w:val="es-CO"/>
+        </w:rPr>
+        <w:t xml:space="preserve"> </w:t>
+      </w:r>
+      <w:r>
+        <w:rPr>
+          <w:lang w:val="es-CO"/>
+        </w:rPr>
+        <w:t xml:space="preserve">en</w:t>
       </w:r>
       <w:r>
         <w:rPr>
@@ -422,25 +441,45 @@
           <w:bCs/>
           <w:lang w:val="es-CO"/>
         </w:rPr>
+        <w:t xml:space="preserve">Apache Tomcat 10.1</w:t>
+      </w:r>
+      <w:r>
+        <w:rPr>
+          <w:lang w:val="es-CO"/>
+        </w:rPr>
+        <w:t xml:space="preserve">. Tomcat corre</w:t>
+      </w:r>
+      <w:r>
+        <w:rPr>
+          <w:lang w:val="es-CO"/>
+        </w:rPr>
+        <w:t xml:space="preserve"> </w:t>
+      </w:r>
+      <w:r>
+        <w:rPr>
+          <w:b/>
+          <w:bCs/>
+          <w:lang w:val="es-CO"/>
+        </w:rPr>
         <w:t xml:space="preserve">dentro de la máquina virtual</w:t>
       </w:r>
       <w:r>
         <w:rPr>
           <w:lang w:val="es-CO"/>
         </w:rPr>
-        <w:t xml:space="preserve">, junto a Oracle,</w:t>
-      </w:r>
-      <w:r>
-        <w:rPr>
-          <w:lang w:val="es-CO"/>
-        </w:rPr>
-        <w:t xml:space="preserve"> </w:t>
-      </w:r>
-      <w:r>
-        <w:rPr>
-          <w:lang w:val="es-CO"/>
-        </w:rPr>
-        <w:t xml:space="preserve">como un servicio del sistema (</w:t>
+        <w:t xml:space="preserve">, junto a Oracle, como un servicio del sistema</w:t>
+      </w:r>
+      <w:r>
+        <w:rPr>
+          <w:lang w:val="es-CO"/>
+        </w:rPr>
+        <w:t xml:space="preserve"> </w:t>
+      </w:r>
+      <w:r>
+        <w:rPr>
+          <w:lang w:val="es-CO"/>
+        </w:rPr>
+        <w:t xml:space="preserve">(</w:t>
       </w:r>
       <w:r>
         <w:rPr>
@@ -453,7 +492,7 @@
         <w:rPr>
           <w:lang w:val="es-CO"/>
         </w:rPr>
-        <w:t xml:space="preserve">). Desde el equipo anfitrión solo se abre el navegador en el puerto 5000.</w:t>
+        <w:t xml:space="preserve">) en el puerto 5000. Desde el equipo anfitrión solo se abre el navegador.</w:t>
       </w:r>
     </w:p>
     <w:p>
@@ -465,7 +504,7 @@
           <w:rStyle w:val="VerbatimChar"/>
           <w:lang w:val="es-CO"/>
         </w:rPr>
-        <w:t xml:space="preserve">Navegador ──HTTP 5000──▶ Spring Boot (controladores) ──▶ SQL escrito a mano (Consultas.java)</w:t>
+        <w:t xml:space="preserve">Navegador ──HTTP 5000──▶ Tomcat ──▶ Servlets ──▶ SQL escrito a mano (Consultas.java)</w:t>
       </w:r>
       <w:r>
         <w:br/>
@@ -475,7 +514,7 @@
           <w:rStyle w:val="VerbatimChar"/>
           <w:lang w:val="es-CO"/>
         </w:rPr>
-        <w:t xml:space="preserve">                                                              │ JDBC: PreparedStatement + driver Oracle (ojdbc)</w:t>
+        <w:t xml:space="preserve">                                       │              │ JDBC: DriverManager + PreparedStatement (ojdbc)</w:t>
       </w:r>
       <w:r>
         <w:br/>
@@ -485,7 +524,7 @@
           <w:rStyle w:val="VerbatimChar"/>
           <w:lang w:val="es-CO"/>
         </w:rPr>
-        <w:t xml:space="preserve">                                                              ▼</w:t>
+        <w:t xml:space="preserve">                                       ▼              ▼</w:t>
       </w:r>
       <w:r>
         <w:br/>
@@ -495,7 +534,7 @@
           <w:rStyle w:val="VerbatimChar"/>
           <w:lang w:val="es-CO"/>
         </w:rPr>
-        <w:t xml:space="preserve">                             Oracle Database Free · PDB FREEPDB1 · esquema VETDB (usuario VET_APP)</w:t>
+        <w:t xml:space="preserve">                                 Páginas JSP    Oracle Database Free · PDB FREEPDB1 · esquema VETDB (usuario VET_APP)</w:t>
       </w:r>
     </w:p>
     <w:p>
@@ -556,7 +595,7 @@
                 <w:sz w:val="19"/>
                 <w:lang w:val="es-CO"/>
               </w:rPr>
-              <w:t xml:space="preserve">app/src/main/java/co/edu/unbosque/sigevet/</w:t>
+              <w:t xml:space="preserve">app/src/main/</w:t>
             </w:r>
             <w:r>
               <w:rPr>
@@ -600,7 +639,7 @@
                 <w:sz w:val="19"/>
                 <w:lang w:val="es-CO"/>
               </w:rPr>
-              <w:t xml:space="preserve">SigevetApplication.java</w:t>
+              <w:t xml:space="preserve">java/.../Conexion.java</w:t>
             </w:r>
           </w:p>
         </w:tc>
@@ -615,7 +654,51 @@
                 <w:sz w:val="19"/>
                 <w:lang w:val="es-CO"/>
               </w:rPr>
-              <w:t xml:space="preserve">Arranca la aplicación Spring Boot</w:t>
+              <w:t xml:space="preserve">Abre la conexión con</w:t>
+            </w:r>
+            <w:r>
+              <w:rPr>
+                <w:sz w:val="19"/>
+                <w:lang w:val="es-CO"/>
+              </w:rPr>
+              <w:t xml:space="preserve"> </w:t>
+            </w:r>
+            <w:r>
+              <w:rPr>
+                <w:rStyle w:val="VerbatimChar"/>
+                <w:sz w:val="19"/>
+                <w:lang w:val="es-CO"/>
+              </w:rPr>
+              <w:t xml:space="preserve">DriverManager</w:t>
+            </w:r>
+            <w:r>
+              <w:rPr>
+                <w:sz w:val="19"/>
+                <w:lang w:val="es-CO"/>
+              </w:rPr>
+              <w:t xml:space="preserve"> </w:t>
+            </w:r>
+            <w:r>
+              <w:rPr>
+                <w:sz w:val="19"/>
+                <w:lang w:val="es-CO"/>
+              </w:rPr>
+              <w:t xml:space="preserve">usando las variables de entorno y fija el esquema</w:t>
+            </w:r>
+            <w:r>
+              <w:rPr>
+                <w:sz w:val="19"/>
+                <w:lang w:val="es-CO"/>
+              </w:rPr>
+              <w:t xml:space="preserve"> </w:t>
+            </w:r>
+            <w:r>
+              <w:rPr>
+                <w:rStyle w:val="VerbatimChar"/>
+                <w:sz w:val="19"/>
+                <w:lang w:val="es-CO"/>
+              </w:rPr>
+              <w:t xml:space="preserve">VETDB</w:t>
             </w:r>
           </w:p>
         </w:tc>
@@ -633,7 +716,7 @@
                 <w:sz w:val="19"/>
                 <w:lang w:val="es-CO"/>
               </w:rPr>
-              <w:t xml:space="preserve">BaseDatos.java</w:t>
+              <w:t xml:space="preserve">java/.../BaseDatos.java</w:t>
             </w:r>
           </w:p>
         </w:tc>
@@ -648,7 +731,14 @@
                 <w:sz w:val="19"/>
                 <w:lang w:val="es-CO"/>
               </w:rPr>
-              <w:t xml:space="preserve">Ejecuta el SQL con JDBC (</w:t>
+              <w:t xml:space="preserve">Ejecuta el SQL con</w:t>
+            </w:r>
+            <w:r>
+              <w:rPr>
+                <w:sz w:val="19"/>
+                <w:lang w:val="es-CO"/>
+              </w:rPr>
+              <w:t xml:space="preserve"> </w:t>
             </w:r>
             <w:r>
               <w:rPr>
@@ -692,7 +782,14 @@
                 <w:sz w:val="19"/>
                 <w:lang w:val="es-CO"/>
               </w:rPr>
-              <w:t xml:space="preserve">) y devuelve las filas</w:t>
+              <w:t xml:space="preserve"> </w:t>
+            </w:r>
+            <w:r>
+              <w:rPr>
+                <w:sz w:val="19"/>
+                <w:lang w:val="es-CO"/>
+              </w:rPr>
+              <w:t xml:space="preserve">y devuelve las filas</w:t>
             </w:r>
           </w:p>
         </w:tc>
@@ -710,7 +807,7 @@
                 <w:sz w:val="19"/>
                 <w:lang w:val="es-CO"/>
               </w:rPr>
-              <w:t xml:space="preserve">Consultas.java</w:t>
+              <w:t xml:space="preserve">java/.../Consultas.java</w:t>
             </w:r>
           </w:p>
         </w:tc>
@@ -743,51 +840,7 @@
                 <w:sz w:val="19"/>
                 <w:lang w:val="es-CO"/>
               </w:rPr>
-              <w:t xml:space="preserve">InicioController.java</w:t>
-            </w:r>
-            <w:r>
-              <w:rPr>
-                <w:sz w:val="19"/>
-                <w:lang w:val="es-CO"/>
-              </w:rPr>
-              <w:t xml:space="preserve">,</w:t>
-            </w:r>
-            <w:r>
-              <w:rPr>
-                <w:sz w:val="19"/>
-                <w:lang w:val="es-CO"/>
-              </w:rPr>
-              <w:t xml:space="preserve"> </w:t>
-            </w:r>
-            <w:r>
-              <w:rPr>
-                <w:rStyle w:val="VerbatimChar"/>
-                <w:sz w:val="19"/>
-                <w:lang w:val="es-CO"/>
-              </w:rPr>
-              <w:t xml:space="preserve">ClientesController.java</w:t>
-            </w:r>
-            <w:r>
-              <w:rPr>
-                <w:sz w:val="19"/>
-                <w:lang w:val="es-CO"/>
-              </w:rPr>
-              <w:t xml:space="preserve">,</w:t>
-            </w:r>
-            <w:r>
-              <w:rPr>
-                <w:sz w:val="19"/>
-                <w:lang w:val="es-CO"/>
-              </w:rPr>
-              <w:t xml:space="preserve"> </w:t>
-            </w:r>
-            <w:r>
-              <w:rPr>
-                <w:rStyle w:val="VerbatimChar"/>
-                <w:sz w:val="19"/>
-                <w:lang w:val="es-CO"/>
-              </w:rPr>
-              <w:t xml:space="preserve">OperacionController.java</w:t>
+              <w:t xml:space="preserve">java/.../*Servlet.java</w:t>
             </w:r>
           </w:p>
         </w:tc>
@@ -802,7 +855,7 @@
                 <w:sz w:val="19"/>
                 <w:lang w:val="es-CO"/>
               </w:rPr>
-              <w:t xml:space="preserve">Las páginas: inicio, clientes y mascotas, agenda, inventario, facturas y personal</w:t>
+              <w:t xml:space="preserve">Un servlet por página: inicio, clientes, cliente, mascota, agenda, inventario, facturas, factura, personal y álgebra</w:t>
             </w:r>
           </w:p>
         </w:tc>
@@ -820,29 +873,7 @@
                 <w:sz w:val="19"/>
                 <w:lang w:val="es-CO"/>
               </w:rPr>
-              <w:t xml:space="preserve">AlgebraController.java</w:t>
-            </w:r>
-            <w:r>
-              <w:rPr>
-                <w:sz w:val="19"/>
-                <w:lang w:val="es-CO"/>
-              </w:rPr>
-              <w:t xml:space="preserve">,</w:t>
-            </w:r>
-            <w:r>
-              <w:rPr>
-                <w:sz w:val="19"/>
-                <w:lang w:val="es-CO"/>
-              </w:rPr>
-              <w:t xml:space="preserve"> </w:t>
-            </w:r>
-            <w:r>
-              <w:rPr>
-                <w:rStyle w:val="VerbatimChar"/>
-                <w:sz w:val="19"/>
-                <w:lang w:val="es-CO"/>
-              </w:rPr>
-              <w:t xml:space="preserve">Algebra.java</w:t>
+              <w:t xml:space="preserve">java/.../Parametros.java</w:t>
             </w:r>
           </w:p>
         </w:tc>
@@ -857,22 +888,7 @@
                 <w:sz w:val="19"/>
                 <w:lang w:val="es-CO"/>
               </w:rPr>
-              <w:t xml:space="preserve">Leen y ejecutan los 55 ejercicios del script</w:t>
-            </w:r>
-            <w:r>
-              <w:rPr>
-                <w:sz w:val="19"/>
-                <w:lang w:val="es-CO"/>
-              </w:rPr>
-              <w:t xml:space="preserve"> </w:t>
-            </w:r>
-            <w:r>
-              <w:rPr>
-                <w:rStyle w:val="VerbatimChar"/>
-                <w:sz w:val="19"/>
-                <w:lang w:val="es-CO"/>
-              </w:rPr>
-              <w:t xml:space="preserve">01_consultas_algebra_relacional.sql</w:t>
+              <w:t xml:space="preserve">Lee y valida los parámetros de la URL (números, fechas y página)</w:t>
             </w:r>
           </w:p>
         </w:tc>
@@ -890,7 +906,7 @@
                 <w:sz w:val="19"/>
                 <w:lang w:val="es-CO"/>
               </w:rPr>
-              <w:t xml:space="preserve">Formato.java</w:t>
+              <w:t xml:space="preserve">java/.../Algebra.java</w:t>
             </w:r>
           </w:p>
         </w:tc>
@@ -905,7 +921,22 @@
                 <w:sz w:val="19"/>
                 <w:lang w:val="es-CO"/>
               </w:rPr>
-              <w:t xml:space="preserve">Formato de fechas (dd/MM/yyyy) y de dinero ($ 364.000)</w:t>
+              <w:t xml:space="preserve">Lee los 55 ejercicios del script</w:t>
+            </w:r>
+            <w:r>
+              <w:rPr>
+                <w:sz w:val="19"/>
+                <w:lang w:val="es-CO"/>
+              </w:rPr>
+              <w:t xml:space="preserve"> </w:t>
+            </w:r>
+            <w:r>
+              <w:rPr>
+                <w:rStyle w:val="VerbatimChar"/>
+                <w:sz w:val="19"/>
+                <w:lang w:val="es-CO"/>
+              </w:rPr>
+              <w:t xml:space="preserve">01_consultas_algebra_relacional.sql</w:t>
             </w:r>
           </w:p>
         </w:tc>
@@ -923,7 +954,36 @@
                 <w:sz w:val="19"/>
                 <w:lang w:val="es-CO"/>
               </w:rPr>
-              <w:t xml:space="preserve">src/main/resources/templates/</w:t>
+              <w:t xml:space="preserve">java/.../Formato.java</w:t>
+            </w:r>
+            <w:r>
+              <w:rPr>
+                <w:sz w:val="19"/>
+                <w:lang w:val="es-CO"/>
+              </w:rPr>
+              <w:t xml:space="preserve"> </w:t>
+            </w:r>
+            <w:r>
+              <w:rPr>
+                <w:sz w:val="19"/>
+                <w:lang w:val="es-CO"/>
+              </w:rPr>
+              <w:t xml:space="preserve">y</w:t>
+            </w:r>
+            <w:r>
+              <w:rPr>
+                <w:sz w:val="19"/>
+                <w:lang w:val="es-CO"/>
+              </w:rPr>
+              <w:t xml:space="preserve"> </w:t>
+            </w:r>
+            <w:r>
+              <w:rPr>
+                <w:rStyle w:val="VerbatimChar"/>
+                <w:sz w:val="19"/>
+                <w:lang w:val="es-CO"/>
+              </w:rPr>
+              <w:t xml:space="preserve">webapp/WEB-INF/sigevet.tld</w:t>
             </w:r>
           </w:p>
         </w:tc>
@@ -938,7 +998,7 @@
                 <w:sz w:val="19"/>
                 <w:lang w:val="es-CO"/>
               </w:rPr>
-              <w:t xml:space="preserve">Páginas HTML con Thymeleaf</w:t>
+              <w:t xml:space="preserve">Formato de fechas (dd/MM/yyyy) y de dinero ($ 364.000) para usar en las JSP</w:t>
             </w:r>
           </w:p>
         </w:tc>
@@ -956,7 +1016,7 @@
                 <w:sz w:val="19"/>
                 <w:lang w:val="es-CO"/>
               </w:rPr>
-              <w:t xml:space="preserve">src/main/resources/application.properties</w:t>
+              <w:t xml:space="preserve">webapp/WEB-INF/jsp/*.jsp</w:t>
             </w:r>
           </w:p>
         </w:tc>
@@ -971,7 +1031,40 @@
                 <w:sz w:val="19"/>
                 <w:lang w:val="es-CO"/>
               </w:rPr>
-              <w:t xml:space="preserve">Puerto 5000 y datos de conexión (tomados de variables de entorno)</w:t>
+              <w:t xml:space="preserve">Páginas HTML con JSP y JSTL</w:t>
+            </w:r>
+          </w:p>
+        </w:tc>
+      </w:tr>
+      <w:tr>
+        <w:tc>
+          <w:tcPr/>
+          <w:p>
+            <w:pPr>
+              <w:pStyle w:val="Compact"/>
+            </w:pPr>
+            <w:r>
+              <w:rPr>
+                <w:rStyle w:val="VerbatimChar"/>
+                <w:sz w:val="19"/>
+                <w:lang w:val="es-CO"/>
+              </w:rPr>
+              <w:t xml:space="preserve">webapp/WEB-INF/web.xml</w:t>
+            </w:r>
+          </w:p>
+        </w:tc>
+        <w:tc>
+          <w:tcPr/>
+          <w:p>
+            <w:pPr>
+              <w:pStyle w:val="Compact"/>
+            </w:pPr>
+            <w:r>
+              <w:rPr>
+                <w:sz w:val="19"/>
+                <w:lang w:val="es-CO"/>
+              </w:rPr>
+              <w:t xml:space="preserve">Páginas de error 404 y 500, y codificación UTF-8</w:t>
             </w:r>
           </w:p>
         </w:tc>
@@ -987,43 +1080,55 @@
           <w:bCs/>
           <w:lang w:val="es-CO"/>
         </w:rPr>
-        <w:t xml:space="preserve">Sin ORM.</w:t>
-      </w:r>
-      <w:r>
-        <w:rPr>
-          <w:lang w:val="es-CO"/>
-        </w:rPr>
-        <w:t xml:space="preserve"> </w:t>
-      </w:r>
-      <w:r>
-        <w:rPr>
-          <w:lang w:val="es-CO"/>
-        </w:rPr>
-        <w:t xml:space="preserve">La aplicación no usa JPA, Hibernate, Spring Data ni ninguna herramienta que genere SQL de forma</w:t>
-      </w:r>
-      <w:r>
-        <w:rPr>
-          <w:lang w:val="es-CO"/>
-        </w:rPr>
-        <w:t xml:space="preserve"> </w:t>
-      </w:r>
-      <w:r>
-        <w:rPr>
-          <w:lang w:val="es-CO"/>
-        </w:rPr>
-        <w:t xml:space="preserve">automática. Cada consulta está escrita en SQL de Oracle y se ejecuta tal cual con JDBC. Así se ve la relación directa</w:t>
-      </w:r>
-      <w:r>
-        <w:rPr>
-          <w:lang w:val="es-CO"/>
-        </w:rPr>
-        <w:t xml:space="preserve"> </w:t>
-      </w:r>
-      <w:r>
-        <w:rPr>
-          <w:lang w:val="es-CO"/>
-        </w:rPr>
-        <w:t xml:space="preserve">entre las consultas de la aplicación, el modelo relacional y el álgebra relacional de la Fase 1.</w:t>
+        <w:t xml:space="preserve">Sin frameworks ni ORM.</w:t>
+      </w:r>
+      <w:r>
+        <w:rPr>
+          <w:lang w:val="es-CO"/>
+        </w:rPr>
+        <w:t xml:space="preserve"> </w:t>
+      </w:r>
+      <w:r>
+        <w:rPr>
+          <w:lang w:val="es-CO"/>
+        </w:rPr>
+        <w:t xml:space="preserve">La aplicación no usa Spring, JPA, Hibernate ni ninguna herramienta que genere SQL de</w:t>
+      </w:r>
+      <w:r>
+        <w:rPr>
+          <w:lang w:val="es-CO"/>
+        </w:rPr>
+        <w:t xml:space="preserve"> </w:t>
+      </w:r>
+      <w:r>
+        <w:rPr>
+          <w:lang w:val="es-CO"/>
+        </w:rPr>
+        <w:t xml:space="preserve">forma automática. Cada servlet recibe la petición, ejecuta su consulta SQL con JDBC y le pasa las filas a una página</w:t>
+      </w:r>
+      <w:r>
+        <w:rPr>
+          <w:lang w:val="es-CO"/>
+        </w:rPr>
+        <w:t xml:space="preserve"> </w:t>
+      </w:r>
+      <w:r>
+        <w:rPr>
+          <w:lang w:val="es-CO"/>
+        </w:rPr>
+        <w:t xml:space="preserve">JSP. Así se ve la relación directa entre las consultas de la aplicación, el modelo relacional y el álgebra relacional</w:t>
+      </w:r>
+      <w:r>
+        <w:rPr>
+          <w:lang w:val="es-CO"/>
+        </w:rPr>
+        <w:t xml:space="preserve"> </w:t>
+      </w:r>
+      <w:r>
+        <w:rPr>
+          <w:lang w:val="es-CO"/>
+        </w:rPr>
+        <w:t xml:space="preserve">de la Fase 1.</w:t>
       </w:r>
     </w:p>
     <w:p>
@@ -1126,33 +1231,7 @@
         <w:rPr>
           <w:lang w:val="es-CO"/>
         </w:rPr>
-        <w:t xml:space="preserve">red de Oracle sin instalar Oracle Client. Spring Boot arma el</w:t>
-      </w:r>
-      <w:r>
-        <w:rPr>
-          <w:lang w:val="es-CO"/>
-        </w:rPr>
-        <w:t xml:space="preserve"> </w:t>
-      </w:r>
-      <w:r>
-        <w:rPr>
-          <w:i/>
-          <w:iCs/>
-          <w:lang w:val="es-CO"/>
-        </w:rPr>
-        <w:t xml:space="preserve">pool</w:t>
-      </w:r>
-      <w:r>
-        <w:rPr>
-          <w:lang w:val="es-CO"/>
-        </w:rPr>
-        <w:t xml:space="preserve"> </w:t>
-      </w:r>
-      <w:r>
-        <w:rPr>
-          <w:lang w:val="es-CO"/>
-        </w:rPr>
-        <w:t xml:space="preserve">de conexiones con los datos de</w:t>
+        <w:t xml:space="preserve">red de Oracle sin instalar Oracle Client. Cada consulta abre una conexión con</w:t>
       </w:r>
       <w:r>
         <w:rPr>
@@ -1165,13 +1244,31 @@
           <w:rStyle w:val="VerbatimChar"/>
           <w:lang w:val="es-CO"/>
         </w:rPr>
-        <w:t xml:space="preserve">application.properties</w:t>
-      </w:r>
-      <w:r>
-        <w:rPr>
-          <w:lang w:val="es-CO"/>
-        </w:rPr>
-        <w:t xml:space="preserve">. Como</w:t>
+        <w:t xml:space="preserve">DriverManager</w:t>
+      </w:r>
+      <w:r>
+        <w:rPr>
+          <w:lang w:val="es-CO"/>
+        </w:rPr>
+        <w:t xml:space="preserve"> </w:t>
+      </w:r>
+      <w:r>
+        <w:rPr>
+          <w:lang w:val="es-CO"/>
+        </w:rPr>
+        <w:t xml:space="preserve">y la cierra al terminar.</w:t>
+      </w:r>
+      <w:r>
+        <w:rPr>
+          <w:lang w:val="es-CO"/>
+        </w:rPr>
+        <w:t xml:space="preserve"> </w:t>
+      </w:r>
+      <w:r>
+        <w:rPr>
+          <w:lang w:val="es-CO"/>
+        </w:rPr>
+        <w:t xml:space="preserve">Como</w:t>
       </w:r>
       <w:r>
         <w:rPr>
@@ -1196,7 +1293,7 @@
         <w:rPr>
           <w:lang w:val="es-CO"/>
         </w:rPr>
-        <w:t xml:space="preserve">no es dueño de las tablas, cada conexión fija el esquema</w:t>
+        <w:t xml:space="preserve">no es dueño de las tablas, al conectarse se fija el esquema</w:t>
       </w:r>
       <w:r>
         <w:rPr>
@@ -1221,7 +1318,20 @@
         <w:rPr>
           <w:lang w:val="es-CO"/>
         </w:rPr>
-        <w:t xml:space="preserve">al abrirse:</w:t>
+        <w:t xml:space="preserve">(</w:t>
+      </w:r>
+      <w:r>
+        <w:rPr>
+          <w:rStyle w:val="VerbatimChar"/>
+          <w:lang w:val="es-CO"/>
+        </w:rPr>
+        <w:t xml:space="preserve">Conexion.java</w:t>
+      </w:r>
+      <w:r>
+        <w:rPr>
+          <w:lang w:val="es-CO"/>
+        </w:rPr>
+        <w:t xml:space="preserve">):</w:t>
       </w:r>
     </w:p>
     <w:p>
@@ -1230,50 +1340,207 @@
       </w:pPr>
       <w:r>
         <w:rPr>
-          <w:rStyle w:val="VerbatimChar"/>
-          <w:lang w:val="es-CO"/>
-        </w:rPr>
-        <w:t xml:space="preserve">server.port=5000</w:t>
+          <w:rStyle w:val="BuiltInTok"/>
+        </w:rPr>
+        <w:t xml:space="preserve">Connection</w:t>
+      </w:r>
+      <w:r>
+        <w:rPr>
+          <w:rStyle w:val="NormalTok"/>
+        </w:rPr>
+        <w:t xml:space="preserve"> conexion </w:t>
+      </w:r>
+      <w:r>
+        <w:rPr>
+          <w:rStyle w:val="OperatorTok"/>
+        </w:rPr>
+        <w:t xml:space="preserve">=</w:t>
+      </w:r>
+      <w:r>
+        <w:rPr>
+          <w:rStyle w:val="NormalTok"/>
+        </w:rPr>
+        <w:t xml:space="preserve"> </w:t>
+      </w:r>
+      <w:r>
+        <w:rPr>
+          <w:rStyle w:val="BuiltInTok"/>
+        </w:rPr>
+        <w:t xml:space="preserve">DriverManager</w:t>
+      </w:r>
+      <w:r>
+        <w:rPr>
+          <w:rStyle w:val="OperatorTok"/>
+        </w:rPr>
+        <w:t xml:space="preserve">.</w:t>
+      </w:r>
+      <w:r>
+        <w:rPr>
+          <w:rStyle w:val="FunctionTok"/>
+        </w:rPr>
+        <w:t xml:space="preserve">getConnection</w:t>
+      </w:r>
+      <w:r>
+        <w:rPr>
+          <w:rStyle w:val="OperatorTok"/>
+        </w:rPr>
+        <w:t xml:space="preserve">(</w:t>
+      </w:r>
+      <w:r>
+        <w:rPr>
+          <w:rStyle w:val="NormalTok"/>
+        </w:rPr>
+        <w:t xml:space="preserve">url</w:t>
+      </w:r>
+      <w:r>
+        <w:rPr>
+          <w:rStyle w:val="OperatorTok"/>
+        </w:rPr>
+        <w:t xml:space="preserve">,</w:t>
+      </w:r>
+      <w:r>
+        <w:rPr>
+          <w:rStyle w:val="NormalTok"/>
+        </w:rPr>
+        <w:t xml:space="preserve"> usuario</w:t>
+      </w:r>
+      <w:r>
+        <w:rPr>
+          <w:rStyle w:val="OperatorTok"/>
+        </w:rPr>
+        <w:t xml:space="preserve">,</w:t>
+      </w:r>
+      <w:r>
+        <w:rPr>
+          <w:rStyle w:val="NormalTok"/>
+        </w:rPr>
+        <w:t xml:space="preserve"> clave</w:t>
+      </w:r>
+      <w:r>
+        <w:rPr>
+          <w:rStyle w:val="OperatorTok"/>
+        </w:rPr>
+        <w:t xml:space="preserve">);</w:t>
       </w:r>
       <w:r>
         <w:br/>
       </w:r>
       <w:r>
         <w:rPr>
-          <w:rStyle w:val="VerbatimChar"/>
-          <w:lang w:val="es-CO"/>
-        </w:rPr>
-        <w:t xml:space="preserve">spring.datasource.url=${SIGEVET_DB_URL:jdbc:oracle:thin:@//localhost:1521/FREEPDB1}</w:t>
+          <w:rStyle w:val="CommentTok"/>
+        </w:rPr>
+        <w:t xml:space="preserve">// VET_APP no es dueño de las tablas, por eso se cambia al esquema VETDB</w:t>
       </w:r>
       <w:r>
         <w:br/>
       </w:r>
       <w:r>
         <w:rPr>
-          <w:rStyle w:val="VerbatimChar"/>
-          <w:lang w:val="es-CO"/>
-        </w:rPr>
-        <w:t xml:space="preserve">spring.datasource.username=${SIGEVET_DB_USER:VET_APP}</w:t>
+          <w:rStyle w:val="BuiltInTok"/>
+        </w:rPr>
+        <w:t xml:space="preserve">Statement</w:t>
+      </w:r>
+      <w:r>
+        <w:rPr>
+          <w:rStyle w:val="NormalTok"/>
+        </w:rPr>
+        <w:t xml:space="preserve"> sentencia </w:t>
+      </w:r>
+      <w:r>
+        <w:rPr>
+          <w:rStyle w:val="OperatorTok"/>
+        </w:rPr>
+        <w:t xml:space="preserve">=</w:t>
+      </w:r>
+      <w:r>
+        <w:rPr>
+          <w:rStyle w:val="NormalTok"/>
+        </w:rPr>
+        <w:t xml:space="preserve"> conexion</w:t>
+      </w:r>
+      <w:r>
+        <w:rPr>
+          <w:rStyle w:val="OperatorTok"/>
+        </w:rPr>
+        <w:t xml:space="preserve">.</w:t>
+      </w:r>
+      <w:r>
+        <w:rPr>
+          <w:rStyle w:val="FunctionTok"/>
+        </w:rPr>
+        <w:t xml:space="preserve">createStatement</w:t>
+      </w:r>
+      <w:r>
+        <w:rPr>
+          <w:rStyle w:val="OperatorTok"/>
+        </w:rPr>
+        <w:t xml:space="preserve">();</w:t>
       </w:r>
       <w:r>
         <w:br/>
       </w:r>
       <w:r>
         <w:rPr>
-          <w:rStyle w:val="VerbatimChar"/>
-          <w:lang w:val="es-CO"/>
-        </w:rPr>
-        <w:t xml:space="preserve">spring.datasource.password=${SIGEVET_DB_PASSWORD:}</w:t>
+          <w:rStyle w:val="NormalTok"/>
+        </w:rPr>
+        <w:t xml:space="preserve">sentencia</w:t>
+      </w:r>
+      <w:r>
+        <w:rPr>
+          <w:rStyle w:val="OperatorTok"/>
+        </w:rPr>
+        <w:t xml:space="preserve">.</w:t>
+      </w:r>
+      <w:r>
+        <w:rPr>
+          <w:rStyle w:val="FunctionTok"/>
+        </w:rPr>
+        <w:t xml:space="preserve">execute</w:t>
+      </w:r>
+      <w:r>
+        <w:rPr>
+          <w:rStyle w:val="OperatorTok"/>
+        </w:rPr>
+        <w:t xml:space="preserve">(</w:t>
+      </w:r>
+      <w:r>
+        <w:rPr>
+          <w:rStyle w:val="StringTok"/>
+        </w:rPr>
+        <w:t xml:space="preserve">"ALTER SESSION SET CURRENT_SCHEMA = VETDB"</w:t>
+      </w:r>
+      <w:r>
+        <w:rPr>
+          <w:rStyle w:val="OperatorTok"/>
+        </w:rPr>
+        <w:t xml:space="preserve">);</w:t>
       </w:r>
       <w:r>
         <w:br/>
       </w:r>
       <w:r>
         <w:rPr>
-          <w:rStyle w:val="VerbatimChar"/>
-          <w:lang w:val="es-CO"/>
-        </w:rPr>
-        <w:t xml:space="preserve">spring.datasource.hikari.connection-init-sql=ALTER SESSION SET CURRENT_SCHEMA = VETDB</w:t>
+          <w:rStyle w:val="NormalTok"/>
+        </w:rPr>
+        <w:t xml:space="preserve">sentencia</w:t>
+      </w:r>
+      <w:r>
+        <w:rPr>
+          <w:rStyle w:val="OperatorTok"/>
+        </w:rPr>
+        <w:t xml:space="preserve">.</w:t>
+      </w:r>
+      <w:r>
+        <w:rPr>
+          <w:rStyle w:val="FunctionTok"/>
+        </w:rPr>
+        <w:t xml:space="preserve">close</w:t>
+      </w:r>
+      <w:r>
+        <w:rPr>
+          <w:rStyle w:val="OperatorTok"/>
+        </w:rPr>
+        <w:t xml:space="preserve">();</w:t>
       </w:r>
     </w:p>
     <w:p>
@@ -1585,7 +1852,7 @@
         <w:rPr>
           <w:lang w:val="es-CO"/>
         </w:rPr>
-        <w:t xml:space="preserve">Y así se ejecuta (</w:t>
+        <w:t xml:space="preserve">Así se ejecuta (</w:t>
       </w:r>
       <w:r>
         <w:rPr>
@@ -1645,7 +1912,7 @@
         <w:rPr>
           <w:rStyle w:val="NormalTok"/>
         </w:rPr>
-        <w:t xml:space="preserve"> fuente</w:t>
+        <w:t xml:space="preserve"> Conexion</w:t>
       </w:r>
       <w:r>
         <w:rPr>
@@ -1657,7 +1924,7 @@
         <w:rPr>
           <w:rStyle w:val="FunctionTok"/>
         </w:rPr>
-        <w:t xml:space="preserve">getConnection</w:t>
+        <w:t xml:space="preserve">obtener</w:t>
       </w:r>
       <w:r>
         <w:rPr>
@@ -2132,6 +2399,659 @@
           <w:rStyle w:val="OperatorTok"/>
         </w:rPr>
         <w:t xml:space="preserve">}</w:t>
+      </w:r>
+      <w:r>
+        <w:br/>
+      </w:r>
+      <w:r>
+        <w:rPr>
+          <w:rStyle w:val="NormalTok"/>
+        </w:rPr>
+        <w:t xml:space="preserve">    </w:t>
+      </w:r>
+      <w:r>
+        <w:rPr>
+          <w:rStyle w:val="OperatorTok"/>
+        </w:rPr>
+        <w:t xml:space="preserve">}</w:t>
+      </w:r>
+      <w:r>
+        <w:br/>
+      </w:r>
+      <w:r>
+        <w:rPr>
+          <w:rStyle w:val="OperatorTok"/>
+        </w:rPr>
+        <w:t xml:space="preserve">}</w:t>
+      </w:r>
+    </w:p>
+    <w:p>
+      <w:pPr>
+        <w:pStyle w:val="FirstParagraph"/>
+      </w:pPr>
+      <w:r>
+        <w:rPr>
+          <w:lang w:val="es-CO"/>
+        </w:rPr>
+        <w:t xml:space="preserve">Y un servlet completo (</w:t>
+      </w:r>
+      <w:r>
+        <w:rPr>
+          <w:rStyle w:val="VerbatimChar"/>
+          <w:lang w:val="es-CO"/>
+        </w:rPr>
+        <w:t xml:space="preserve">ClienteServlet.java</w:t>
+      </w:r>
+      <w:r>
+        <w:rPr>
+          <w:lang w:val="es-CO"/>
+        </w:rPr>
+        <w:t xml:space="preserve">, resumido):</w:t>
+      </w:r>
+    </w:p>
+    <w:p>
+      <w:pPr>
+        <w:pStyle w:val="SourceCode"/>
+      </w:pPr>
+      <w:r>
+        <w:rPr>
+          <w:rStyle w:val="AttributeTok"/>
+        </w:rPr>
+        <w:t xml:space="preserve">@WebServlet</w:t>
+      </w:r>
+      <w:r>
+        <w:rPr>
+          <w:rStyle w:val="OperatorTok"/>
+        </w:rPr>
+        <w:t xml:space="preserve">(</w:t>
+      </w:r>
+      <w:r>
+        <w:rPr>
+          <w:rStyle w:val="StringTok"/>
+        </w:rPr>
+        <w:t xml:space="preserve">"/clientes/*"</w:t>
+      </w:r>
+      <w:r>
+        <w:rPr>
+          <w:rStyle w:val="OperatorTok"/>
+        </w:rPr>
+        <w:t xml:space="preserve">)</w:t>
+      </w:r>
+      <w:r>
+        <w:br/>
+      </w:r>
+      <w:r>
+        <w:rPr>
+          <w:rStyle w:val="KeywordTok"/>
+        </w:rPr>
+        <w:t xml:space="preserve">public</w:t>
+      </w:r>
+      <w:r>
+        <w:rPr>
+          <w:rStyle w:val="NormalTok"/>
+        </w:rPr>
+        <w:t xml:space="preserve"> </w:t>
+      </w:r>
+      <w:r>
+        <w:rPr>
+          <w:rStyle w:val="KeywordTok"/>
+        </w:rPr>
+        <w:t xml:space="preserve">class</w:t>
+      </w:r>
+      <w:r>
+        <w:rPr>
+          <w:rStyle w:val="NormalTok"/>
+        </w:rPr>
+        <w:t xml:space="preserve"> ClienteServlet </w:t>
+      </w:r>
+      <w:r>
+        <w:rPr>
+          <w:rStyle w:val="KeywordTok"/>
+        </w:rPr>
+        <w:t xml:space="preserve">extends</w:t>
+      </w:r>
+      <w:r>
+        <w:rPr>
+          <w:rStyle w:val="NormalTok"/>
+        </w:rPr>
+        <w:t xml:space="preserve"> HttpServlet </w:t>
+      </w:r>
+      <w:r>
+        <w:rPr>
+          <w:rStyle w:val="OperatorTok"/>
+        </w:rPr>
+        <w:t xml:space="preserve">{</w:t>
+      </w:r>
+      <w:r>
+        <w:br/>
+      </w:r>
+      <w:r>
+        <w:rPr>
+          <w:rStyle w:val="NormalTok"/>
+        </w:rPr>
+        <w:t xml:space="preserve">    </w:t>
+      </w:r>
+      <w:r>
+        <w:rPr>
+          <w:rStyle w:val="KeywordTok"/>
+        </w:rPr>
+        <w:t xml:space="preserve">protected</w:t>
+      </w:r>
+      <w:r>
+        <w:rPr>
+          <w:rStyle w:val="NormalTok"/>
+        </w:rPr>
+        <w:t xml:space="preserve"> </w:t>
+      </w:r>
+      <w:r>
+        <w:rPr>
+          <w:rStyle w:val="DataTypeTok"/>
+        </w:rPr>
+        <w:t xml:space="preserve">void</w:t>
+      </w:r>
+      <w:r>
+        <w:rPr>
+          <w:rStyle w:val="NormalTok"/>
+        </w:rPr>
+        <w:t xml:space="preserve"> </w:t>
+      </w:r>
+      <w:r>
+        <w:rPr>
+          <w:rStyle w:val="FunctionTok"/>
+        </w:rPr>
+        <w:t xml:space="preserve">doGet</w:t>
+      </w:r>
+      <w:r>
+        <w:rPr>
+          <w:rStyle w:val="OperatorTok"/>
+        </w:rPr>
+        <w:t xml:space="preserve">(</w:t>
+      </w:r>
+      <w:r>
+        <w:rPr>
+          <w:rStyle w:val="NormalTok"/>
+        </w:rPr>
+        <w:t xml:space="preserve">HttpServletRequest request</w:t>
+      </w:r>
+      <w:r>
+        <w:rPr>
+          <w:rStyle w:val="OperatorTok"/>
+        </w:rPr>
+        <w:t xml:space="preserve">,</w:t>
+      </w:r>
+      <w:r>
+        <w:rPr>
+          <w:rStyle w:val="NormalTok"/>
+        </w:rPr>
+        <w:t xml:space="preserve"> HttpServletResponse response</w:t>
+      </w:r>
+      <w:r>
+        <w:rPr>
+          <w:rStyle w:val="OperatorTok"/>
+        </w:rPr>
+        <w:t xml:space="preserve">)</w:t>
+      </w:r>
+      <w:r>
+        <w:rPr>
+          <w:rStyle w:val="NormalTok"/>
+        </w:rPr>
+        <w:t xml:space="preserve"> </w:t>
+      </w:r>
+      <w:r>
+        <w:rPr>
+          <w:rStyle w:val="KeywordTok"/>
+        </w:rPr>
+        <w:t xml:space="preserve">...</w:t>
+      </w:r>
+      <w:r>
+        <w:rPr>
+          <w:rStyle w:val="NormalTok"/>
+        </w:rPr>
+        <w:t xml:space="preserve"> </w:t>
+      </w:r>
+      <w:r>
+        <w:rPr>
+          <w:rStyle w:val="OperatorTok"/>
+        </w:rPr>
+        <w:t xml:space="preserve">{</w:t>
+      </w:r>
+      <w:r>
+        <w:br/>
+      </w:r>
+      <w:r>
+        <w:rPr>
+          <w:rStyle w:val="NormalTok"/>
+        </w:rPr>
+        <w:t xml:space="preserve">        </w:t>
+      </w:r>
+      <w:r>
+        <w:rPr>
+          <w:rStyle w:val="BuiltInTok"/>
+        </w:rPr>
+        <w:t xml:space="preserve">Long</w:t>
+      </w:r>
+      <w:r>
+        <w:rPr>
+          <w:rStyle w:val="NormalTok"/>
+        </w:rPr>
+        <w:t xml:space="preserve"> id </w:t>
+      </w:r>
+      <w:r>
+        <w:rPr>
+          <w:rStyle w:val="OperatorTok"/>
+        </w:rPr>
+        <w:t xml:space="preserve">=</w:t>
+      </w:r>
+      <w:r>
+        <w:rPr>
+          <w:rStyle w:val="NormalTok"/>
+        </w:rPr>
+        <w:t xml:space="preserve"> Parametros</w:t>
+      </w:r>
+      <w:r>
+        <w:rPr>
+          <w:rStyle w:val="OperatorTok"/>
+        </w:rPr>
+        <w:t xml:space="preserve">.</w:t>
+      </w:r>
+      <w:r>
+        <w:rPr>
+          <w:rStyle w:val="FunctionTok"/>
+        </w:rPr>
+        <w:t xml:space="preserve">id</w:t>
+      </w:r>
+      <w:r>
+        <w:rPr>
+          <w:rStyle w:val="OperatorTok"/>
+        </w:rPr>
+        <w:t xml:space="preserve">(</w:t>
+      </w:r>
+      <w:r>
+        <w:rPr>
+          <w:rStyle w:val="NormalTok"/>
+        </w:rPr>
+        <w:t xml:space="preserve">request</w:t>
+      </w:r>
+      <w:r>
+        <w:rPr>
+          <w:rStyle w:val="OperatorTok"/>
+        </w:rPr>
+        <w:t xml:space="preserve">.</w:t>
+      </w:r>
+      <w:r>
+        <w:rPr>
+          <w:rStyle w:val="FunctionTok"/>
+        </w:rPr>
+        <w:t xml:space="preserve">getPathInfo</w:t>
+      </w:r>
+      <w:r>
+        <w:rPr>
+          <w:rStyle w:val="OperatorTok"/>
+        </w:rPr>
+        <w:t xml:space="preserve">());</w:t>
+      </w:r>
+      <w:r>
+        <w:br/>
+      </w:r>
+      <w:r>
+        <w:rPr>
+          <w:rStyle w:val="NormalTok"/>
+        </w:rPr>
+        <w:t xml:space="preserve">        </w:t>
+      </w:r>
+      <w:r>
+        <w:rPr>
+          <w:rStyle w:val="DataTypeTok"/>
+        </w:rPr>
+        <w:t xml:space="preserve">var</w:t>
+      </w:r>
+      <w:r>
+        <w:rPr>
+          <w:rStyle w:val="NormalTok"/>
+        </w:rPr>
+        <w:t xml:space="preserve"> cliente </w:t>
+      </w:r>
+      <w:r>
+        <w:rPr>
+          <w:rStyle w:val="OperatorTok"/>
+        </w:rPr>
+        <w:t xml:space="preserve">=</w:t>
+      </w:r>
+      <w:r>
+        <w:rPr>
+          <w:rStyle w:val="NormalTok"/>
+        </w:rPr>
+        <w:t xml:space="preserve"> BaseDatos</w:t>
+      </w:r>
+      <w:r>
+        <w:rPr>
+          <w:rStyle w:val="OperatorTok"/>
+        </w:rPr>
+        <w:t xml:space="preserve">.</w:t>
+      </w:r>
+      <w:r>
+        <w:rPr>
+          <w:rStyle w:val="FunctionTok"/>
+        </w:rPr>
+        <w:t xml:space="preserve">consultarUno</w:t>
+      </w:r>
+      <w:r>
+        <w:rPr>
+          <w:rStyle w:val="OperatorTok"/>
+        </w:rPr>
+        <w:t xml:space="preserve">(</w:t>
+      </w:r>
+      <w:r>
+        <w:rPr>
+          <w:rStyle w:val="NormalTok"/>
+        </w:rPr>
+        <w:t xml:space="preserve">Consultas</w:t>
+      </w:r>
+      <w:r>
+        <w:rPr>
+          <w:rStyle w:val="OperatorTok"/>
+        </w:rPr>
+        <w:t xml:space="preserve">.</w:t>
+      </w:r>
+      <w:r>
+        <w:rPr>
+          <w:rStyle w:val="FunctionTok"/>
+        </w:rPr>
+        <w:t xml:space="preserve">SQL_CLIENTE</w:t>
+      </w:r>
+      <w:r>
+        <w:rPr>
+          <w:rStyle w:val="OperatorTok"/>
+        </w:rPr>
+        <w:t xml:space="preserve">,</w:t>
+      </w:r>
+      <w:r>
+        <w:rPr>
+          <w:rStyle w:val="NormalTok"/>
+        </w:rPr>
+        <w:t xml:space="preserve"> id</w:t>
+      </w:r>
+      <w:r>
+        <w:rPr>
+          <w:rStyle w:val="OperatorTok"/>
+        </w:rPr>
+        <w:t xml:space="preserve">);</w:t>
+      </w:r>
+      <w:r>
+        <w:br/>
+      </w:r>
+      <w:r>
+        <w:rPr>
+          <w:rStyle w:val="NormalTok"/>
+        </w:rPr>
+        <w:t xml:space="preserve">        </w:t>
+      </w:r>
+      <w:r>
+        <w:rPr>
+          <w:rStyle w:val="ControlFlowTok"/>
+        </w:rPr>
+        <w:t xml:space="preserve">if</w:t>
+      </w:r>
+      <w:r>
+        <w:rPr>
+          <w:rStyle w:val="NormalTok"/>
+        </w:rPr>
+        <w:t xml:space="preserve"> </w:t>
+      </w:r>
+      <w:r>
+        <w:rPr>
+          <w:rStyle w:val="OperatorTok"/>
+        </w:rPr>
+        <w:t xml:space="preserve">(</w:t>
+      </w:r>
+      <w:r>
+        <w:rPr>
+          <w:rStyle w:val="NormalTok"/>
+        </w:rPr>
+        <w:t xml:space="preserve">cliente </w:t>
+      </w:r>
+      <w:r>
+        <w:rPr>
+          <w:rStyle w:val="OperatorTok"/>
+        </w:rPr>
+        <w:t xml:space="preserve">==</w:t>
+      </w:r>
+      <w:r>
+        <w:rPr>
+          <w:rStyle w:val="NormalTok"/>
+        </w:rPr>
+        <w:t xml:space="preserve"> </w:t>
+      </w:r>
+      <w:r>
+        <w:rPr>
+          <w:rStyle w:val="KeywordTok"/>
+        </w:rPr>
+        <w:t xml:space="preserve">null</w:t>
+      </w:r>
+      <w:r>
+        <w:rPr>
+          <w:rStyle w:val="OperatorTok"/>
+        </w:rPr>
+        <w:t xml:space="preserve">)</w:t>
+      </w:r>
+      <w:r>
+        <w:rPr>
+          <w:rStyle w:val="NormalTok"/>
+        </w:rPr>
+        <w:t xml:space="preserve"> </w:t>
+      </w:r>
+      <w:r>
+        <w:rPr>
+          <w:rStyle w:val="OperatorTok"/>
+        </w:rPr>
+        <w:t xml:space="preserve">{</w:t>
+      </w:r>
+      <w:r>
+        <w:rPr>
+          <w:rStyle w:val="NormalTok"/>
+        </w:rPr>
+        <w:t xml:space="preserve"> response</w:t>
+      </w:r>
+      <w:r>
+        <w:rPr>
+          <w:rStyle w:val="OperatorTok"/>
+        </w:rPr>
+        <w:t xml:space="preserve">.</w:t>
+      </w:r>
+      <w:r>
+        <w:rPr>
+          <w:rStyle w:val="FunctionTok"/>
+        </w:rPr>
+        <w:t xml:space="preserve">sendError</w:t>
+      </w:r>
+      <w:r>
+        <w:rPr>
+          <w:rStyle w:val="OperatorTok"/>
+        </w:rPr>
+        <w:t xml:space="preserve">(</w:t>
+      </w:r>
+      <w:r>
+        <w:rPr>
+          <w:rStyle w:val="DecValTok"/>
+        </w:rPr>
+        <w:t xml:space="preserve">404</w:t>
+      </w:r>
+      <w:r>
+        <w:rPr>
+          <w:rStyle w:val="OperatorTok"/>
+        </w:rPr>
+        <w:t xml:space="preserve">);</w:t>
+      </w:r>
+      <w:r>
+        <w:rPr>
+          <w:rStyle w:val="NormalTok"/>
+        </w:rPr>
+        <w:t xml:space="preserve"> </w:t>
+      </w:r>
+      <w:r>
+        <w:rPr>
+          <w:rStyle w:val="ControlFlowTok"/>
+        </w:rPr>
+        <w:t xml:space="preserve">return</w:t>
+      </w:r>
+      <w:r>
+        <w:rPr>
+          <w:rStyle w:val="OperatorTok"/>
+        </w:rPr>
+        <w:t xml:space="preserve">;</w:t>
+      </w:r>
+      <w:r>
+        <w:rPr>
+          <w:rStyle w:val="NormalTok"/>
+        </w:rPr>
+        <w:t xml:space="preserve"> </w:t>
+      </w:r>
+      <w:r>
+        <w:rPr>
+          <w:rStyle w:val="OperatorTok"/>
+        </w:rPr>
+        <w:t xml:space="preserve">}</w:t>
+      </w:r>
+      <w:r>
+        <w:br/>
+      </w:r>
+      <w:r>
+        <w:rPr>
+          <w:rStyle w:val="NormalTok"/>
+        </w:rPr>
+        <w:t xml:space="preserve">        </w:t>
+      </w:r>
+      <w:r>
+        <w:rPr>
+          <w:rStyle w:val="KeywordTok"/>
+        </w:rPr>
+        <w:t xml:space="preserve">...</w:t>
+      </w:r>
+      <w:r>
+        <w:br/>
+      </w:r>
+      <w:r>
+        <w:rPr>
+          <w:rStyle w:val="NormalTok"/>
+        </w:rPr>
+        <w:t xml:space="preserve">        request</w:t>
+      </w:r>
+      <w:r>
+        <w:rPr>
+          <w:rStyle w:val="OperatorTok"/>
+        </w:rPr>
+        <w:t xml:space="preserve">.</w:t>
+      </w:r>
+      <w:r>
+        <w:rPr>
+          <w:rStyle w:val="FunctionTok"/>
+        </w:rPr>
+        <w:t xml:space="preserve">setAttribute</w:t>
+      </w:r>
+      <w:r>
+        <w:rPr>
+          <w:rStyle w:val="OperatorTok"/>
+        </w:rPr>
+        <w:t xml:space="preserve">(</w:t>
+      </w:r>
+      <w:r>
+        <w:rPr>
+          <w:rStyle w:val="StringTok"/>
+        </w:rPr>
+        <w:t xml:space="preserve">"datos"</w:t>
+      </w:r>
+      <w:r>
+        <w:rPr>
+          <w:rStyle w:val="OperatorTok"/>
+        </w:rPr>
+        <w:t xml:space="preserve">,</w:t>
+      </w:r>
+      <w:r>
+        <w:rPr>
+          <w:rStyle w:val="NormalTok"/>
+        </w:rPr>
+        <w:t xml:space="preserve"> datos</w:t>
+      </w:r>
+      <w:r>
+        <w:rPr>
+          <w:rStyle w:val="OperatorTok"/>
+        </w:rPr>
+        <w:t xml:space="preserve">);</w:t>
+      </w:r>
+      <w:r>
+        <w:br/>
+      </w:r>
+      <w:r>
+        <w:rPr>
+          <w:rStyle w:val="NormalTok"/>
+        </w:rPr>
+        <w:t xml:space="preserve">        request</w:t>
+      </w:r>
+      <w:r>
+        <w:rPr>
+          <w:rStyle w:val="OperatorTok"/>
+        </w:rPr>
+        <w:t xml:space="preserve">.</w:t>
+      </w:r>
+      <w:r>
+        <w:rPr>
+          <w:rStyle w:val="FunctionTok"/>
+        </w:rPr>
+        <w:t xml:space="preserve">getRequestDispatcher</w:t>
+      </w:r>
+      <w:r>
+        <w:rPr>
+          <w:rStyle w:val="OperatorTok"/>
+        </w:rPr>
+        <w:t xml:space="preserve">(</w:t>
+      </w:r>
+      <w:r>
+        <w:rPr>
+          <w:rStyle w:val="StringTok"/>
+        </w:rPr>
+        <w:t xml:space="preserve">"/WEB-INF/jsp/cliente.jsp"</w:t>
+      </w:r>
+      <w:r>
+        <w:rPr>
+          <w:rStyle w:val="OperatorTok"/>
+        </w:rPr>
+        <w:t xml:space="preserve">).</w:t>
+      </w:r>
+      <w:r>
+        <w:rPr>
+          <w:rStyle w:val="FunctionTok"/>
+        </w:rPr>
+        <w:t xml:space="preserve">forward</w:t>
+      </w:r>
+      <w:r>
+        <w:rPr>
+          <w:rStyle w:val="OperatorTok"/>
+        </w:rPr>
+        <w:t xml:space="preserve">(</w:t>
+      </w:r>
+      <w:r>
+        <w:rPr>
+          <w:rStyle w:val="NormalTok"/>
+        </w:rPr>
+        <w:t xml:space="preserve">request</w:t>
+      </w:r>
+      <w:r>
+        <w:rPr>
+          <w:rStyle w:val="OperatorTok"/>
+        </w:rPr>
+        <w:t xml:space="preserve">,</w:t>
+      </w:r>
+      <w:r>
+        <w:rPr>
+          <w:rStyle w:val="NormalTok"/>
+        </w:rPr>
+        <w:t xml:space="preserve"> response</w:t>
+      </w:r>
+      <w:r>
+        <w:rPr>
+          <w:rStyle w:val="OperatorTok"/>
+        </w:rPr>
+        <w:t xml:space="preserve">);</w:t>
       </w:r>
       <w:r>
         <w:br/>
@@ -2494,7 +3414,7 @@
         <w:rPr>
           <w:lang w:val="es-CO"/>
         </w:rPr>
-        <w:t xml:space="preserve">dueño), y el servicio los lee de ahí.</w:t>
+        <w:t xml:space="preserve">dueño), y el servicio de Tomcat los lee de ahí.</w:t>
       </w:r>
     </w:p>
     <w:p>
@@ -2717,6 +3637,60 @@
           <w:bCs/>
           <w:lang w:val="es-CO"/>
         </w:rPr>
+        <w:t xml:space="preserve">Escape en las páginas:</w:t>
+      </w:r>
+      <w:r>
+        <w:rPr>
+          <w:lang w:val="es-CO"/>
+        </w:rPr>
+        <w:t xml:space="preserve"> </w:t>
+      </w:r>
+      <w:r>
+        <w:rPr>
+          <w:lang w:val="es-CO"/>
+        </w:rPr>
+        <w:t xml:space="preserve">los textos que vienen de la base se muestran con</w:t>
+      </w:r>
+      <w:r>
+        <w:rPr>
+          <w:lang w:val="es-CO"/>
+        </w:rPr>
+        <w:t xml:space="preserve"> </w:t>
+      </w:r>
+      <w:r>
+        <w:rPr>
+          <w:rStyle w:val="VerbatimChar"/>
+          <w:lang w:val="es-CO"/>
+        </w:rPr>
+        <w:t xml:space="preserve">&lt;c:out&gt;</w:t>
+      </w:r>
+      <w:r>
+        <w:rPr>
+          <w:lang w:val="es-CO"/>
+        </w:rPr>
+        <w:t xml:space="preserve"> </w:t>
+      </w:r>
+      <w:r>
+        <w:rPr>
+          <w:lang w:val="es-CO"/>
+        </w:rPr>
+        <w:t xml:space="preserve">de JSTL, que escapa el HTML.</w:t>
+      </w:r>
+    </w:p>
+    <w:p>
+      <w:pPr>
+        <w:pStyle w:val="Compact"/>
+        <w:numPr>
+          <w:ilvl w:val="0"/>
+          <w:numId w:val="1001"/>
+        </w:numPr>
+      </w:pPr>
+      <w:r>
+        <w:rPr>
+          <w:b/>
+          <w:bCs/>
+          <w:lang w:val="es-CO"/>
+        </w:rPr>
         <w:t xml:space="preserve">Álgebra relacional:</w:t>
       </w:r>
       <w:r>
@@ -2798,7 +3772,7 @@
         <w:rPr>
           <w:rStyle w:val="CommentTok"/>
         </w:rPr>
-        <w:t xml:space="preserve"># instala Java 21, compila con Maven y deja el servicio sigevet-web activo</w:t>
+        <w:t xml:space="preserve"># instala Java 21 y Tomcat 10.1, compila ROOT.war y deja el servicio activo</w:t>
       </w:r>
       <w:r>
         <w:br/>
@@ -2824,7 +3798,7 @@
         <w:rPr>
           <w:lang w:val="es-CO"/>
         </w:rPr>
-        <w:t xml:space="preserve">En cualquier equipo con Java 21:</w:t>
+        <w:t xml:space="preserve">En cualquier equipo con Java 21 y Tomcat 10.1:</w:t>
       </w:r>
     </w:p>
     <w:p>
@@ -2848,6 +3822,66 @@
       </w:r>
       <w:r>
         <w:rPr>
+          <w:rStyle w:val="ExtensionTok"/>
+        </w:rPr>
+        <w:t xml:space="preserve">./mvnw</w:t>
+      </w:r>
+      <w:r>
+        <w:rPr>
+          <w:rStyle w:val="NormalTok"/>
+        </w:rPr>
+        <w:t xml:space="preserve"> package                            </w:t>
+      </w:r>
+      <w:r>
+        <w:rPr>
+          <w:rStyle w:val="CommentTok"/>
+        </w:rPr>
+        <w:t xml:space="preserve"># genera target/ROOT.war</w:t>
+      </w:r>
+      <w:r>
+        <w:br/>
+      </w:r>
+      <w:r>
+        <w:rPr>
+          <w:rStyle w:val="FunctionTok"/>
+        </w:rPr>
+        <w:t xml:space="preserve">cp</w:t>
+      </w:r>
+      <w:r>
+        <w:rPr>
+          <w:rStyle w:val="NormalTok"/>
+        </w:rPr>
+        <w:t xml:space="preserve"> target/ROOT.war </w:t>
+      </w:r>
+      <w:r>
+        <w:rPr>
+          <w:rStyle w:val="OperatorTok"/>
+        </w:rPr>
+        <w:t xml:space="preserve">&lt;</w:t>
+      </w:r>
+      <w:r>
+        <w:rPr>
+          <w:rStyle w:val="NormalTok"/>
+        </w:rPr>
+        <w:t xml:space="preserve">tomcat</w:t>
+      </w:r>
+      <w:r>
+        <w:rPr>
+          <w:rStyle w:val="OperatorTok"/>
+        </w:rPr>
+        <w:t xml:space="preserve">&gt;</w:t>
+      </w:r>
+      <w:r>
+        <w:rPr>
+          <w:rStyle w:val="NormalTok"/>
+        </w:rPr>
+        <w:t xml:space="preserve">/webapps/</w:t>
+      </w:r>
+      <w:r>
+        <w:br/>
+      </w:r>
+      <w:r>
+        <w:rPr>
           <w:rStyle w:val="BuiltInTok"/>
         </w:rPr>
         <w:t xml:space="preserve">export</w:t>
@@ -2881,48 +3915,45 @@
       </w:r>
       <w:r>
         <w:rPr>
+          <w:rStyle w:val="OperatorTok"/>
+        </w:rPr>
+        <w:t xml:space="preserve">&lt;</w:t>
+      </w:r>
+      <w:r>
+        <w:rPr>
+          <w:rStyle w:val="NormalTok"/>
+        </w:rPr>
+        <w:t xml:space="preserve">tomcat</w:t>
+      </w:r>
+      <w:r>
+        <w:rPr>
+          <w:rStyle w:val="OperatorTok"/>
+        </w:rPr>
+        <w:t xml:space="preserve">&gt;</w:t>
+      </w:r>
+      <w:r>
+        <w:rPr>
+          <w:rStyle w:val="NormalTok"/>
+        </w:rPr>
+        <w:t xml:space="preserve">/bin/catalina.sh </w:t>
+      </w:r>
+      <w:r>
+        <w:rPr>
           <w:rStyle w:val="ExtensionTok"/>
         </w:rPr>
-        <w:t xml:space="preserve">./mvnw</w:t>
-      </w:r>
-      <w:r>
-        <w:rPr>
-          <w:rStyle w:val="NormalTok"/>
-        </w:rPr>
-        <w:t xml:space="preserve"> package</w:t>
-      </w:r>
-      <w:r>
-        <w:br/>
-      </w:r>
-      <w:r>
-        <w:rPr>
-          <w:rStyle w:val="ExtensionTok"/>
-        </w:rPr>
-        <w:t xml:space="preserve">java</w:t>
-      </w:r>
-      <w:r>
-        <w:rPr>
-          <w:rStyle w:val="NormalTok"/>
-        </w:rPr>
-        <w:t xml:space="preserve"> </w:t>
-      </w:r>
-      <w:r>
-        <w:rPr>
-          <w:rStyle w:val="AttributeTok"/>
-        </w:rPr>
-        <w:t xml:space="preserve">-jar</w:t>
-      </w:r>
-      <w:r>
-        <w:rPr>
-          <w:rStyle w:val="NormalTok"/>
-        </w:rPr>
-        <w:t xml:space="preserve"> target/sigevet-0.0.1-SNAPSHOT.jar      </w:t>
+        <w:t xml:space="preserve">run</w:t>
+      </w:r>
+      <w:r>
+        <w:rPr>
+          <w:rStyle w:val="NormalTok"/>
+        </w:rPr>
+        <w:t xml:space="preserve">              </w:t>
       </w:r>
       <w:r>
         <w:rPr>
           <w:rStyle w:val="CommentTok"/>
         </w:rPr>
-        <w:t xml:space="preserve"># http://localhost:5000</w:t>
+        <w:t xml:space="preserve"># http://localhost:8080</w:t>
       </w:r>
     </w:p>
     <w:p>
@@ -2956,7 +3987,7 @@
         <w:rPr>
           <w:lang w:val="es-CO"/>
         </w:rPr>
-        <w:t xml:space="preserve">La aplicación Java (Spring Boot) se ejecutó como servicio dentro de la VM, conectada a Oracle con el usuario</w:t>
+        <w:t xml:space="preserve">La aplicación Java (Servlets + JSP en Tomcat) se ejecutó como servicio dentro de la VM, conectada a Oracle con el usuario</w:t>
       </w:r>
       <w:r>
         <w:rPr>
@@ -3653,7 +4684,7 @@
               <a:graphicData uri="http://schemas.openxmlformats.org/drawingml/2006/picture">
                 <pic:pic>
                   <pic:nvPicPr>
-                    <pic:cNvPr descr="diagramas/png/app_inicio_185230-20Oct2026.png" id="27" name="Picture"/>
+                    <pic:cNvPr descr="diagramas/png/app_inicio_191506-20Oct2026.png" id="27" name="Picture"/>
                     <pic:cNvPicPr>
                       <a:picLocks noChangeArrowheads="1" noChangeAspect="1"/>
                     </pic:cNvPicPr>
@@ -3711,7 +4742,7 @@
               <a:graphicData uri="http://schemas.openxmlformats.org/drawingml/2006/picture">
                 <pic:pic>
                   <pic:nvPicPr>
-                    <pic:cNvPr descr="diagramas/png/app_cliente_185230-20Oct2026.png" id="30" name="Picture"/>
+                    <pic:cNvPr descr="diagramas/png/app_cliente_191506-20Oct2026.png" id="30" name="Picture"/>
                     <pic:cNvPicPr>
                       <a:picLocks noChangeArrowheads="1" noChangeAspect="1"/>
                     </pic:cNvPicPr>
@@ -3769,7 +4800,7 @@
               <a:graphicData uri="http://schemas.openxmlformats.org/drawingml/2006/picture">
                 <pic:pic>
                   <pic:nvPicPr>
-                    <pic:cNvPr descr="diagramas/png/app_mascota_185230-20Oct2026.png" id="33" name="Picture"/>
+                    <pic:cNvPr descr="diagramas/png/app_mascota_191506-20Oct2026.png" id="33" name="Picture"/>
                     <pic:cNvPicPr>
                       <a:picLocks noChangeArrowheads="1" noChangeAspect="1"/>
                     </pic:cNvPicPr>
@@ -3827,7 +4858,7 @@
               <a:graphicData uri="http://schemas.openxmlformats.org/drawingml/2006/picture">
                 <pic:pic>
                   <pic:nvPicPr>
-                    <pic:cNvPr descr="diagramas/png/app_agenda_185230-20Oct2026.png" id="36" name="Picture"/>
+                    <pic:cNvPr descr="diagramas/png/app_agenda_191506-20Oct2026.png" id="36" name="Picture"/>
                     <pic:cNvPicPr>
                       <a:picLocks noChangeArrowheads="1" noChangeAspect="1"/>
                     </pic:cNvPicPr>
@@ -3885,7 +4916,7 @@
               <a:graphicData uri="http://schemas.openxmlformats.org/drawingml/2006/picture">
                 <pic:pic>
                   <pic:nvPicPr>
-                    <pic:cNvPr descr="diagramas/png/app_inventario_185230-20Oct2026.png" id="39" name="Picture"/>
+                    <pic:cNvPr descr="diagramas/png/app_inventario_191506-20Oct2026.png" id="39" name="Picture"/>
                     <pic:cNvPicPr>
                       <a:picLocks noChangeArrowheads="1" noChangeAspect="1"/>
                     </pic:cNvPicPr>
@@ -3943,7 +4974,7 @@
               <a:graphicData uri="http://schemas.openxmlformats.org/drawingml/2006/picture">
                 <pic:pic>
                   <pic:nvPicPr>
-                    <pic:cNvPr descr="diagramas/png/app_factura_185230-20Oct2026.png" id="42" name="Picture"/>
+                    <pic:cNvPr descr="diagramas/png/app_factura_191506-20Oct2026.png" id="42" name="Picture"/>
                     <pic:cNvPicPr>
                       <a:picLocks noChangeArrowheads="1" noChangeAspect="1"/>
                     </pic:cNvPicPr>
@@ -4001,7 +5032,7 @@
               <a:graphicData uri="http://schemas.openxmlformats.org/drawingml/2006/picture">
                 <pic:pic>
                   <pic:nvPicPr>
-                    <pic:cNvPr descr="diagramas/png/app_personal_185230-20Oct2026.png" id="45" name="Picture"/>
+                    <pic:cNvPr descr="diagramas/png/app_personal_191506-20Oct2026.png" id="45" name="Picture"/>
                     <pic:cNvPicPr>
                       <a:picLocks noChangeArrowheads="1" noChangeAspect="1"/>
                     </pic:cNvPicPr>
@@ -4059,7 +5090,7 @@
               <a:graphicData uri="http://schemas.openxmlformats.org/drawingml/2006/picture">
                 <pic:pic>
                   <pic:nvPicPr>
-                    <pic:cNvPr descr="diagramas/png/app_algebra_185230-20Oct2026.png" id="48" name="Picture"/>
+                    <pic:cNvPr descr="diagramas/png/app_algebra_191506-20Oct2026.png" id="48" name="Picture"/>
                     <pic:cNvPicPr>
                       <a:picLocks noChangeArrowheads="1" noChangeAspect="1"/>
                     </pic:cNvPicPr>

--- a/documentos/fase2/06_Conexion_Aplicacion_Web.docx
+++ b/documentos/fase2/06_Conexion_Aplicacion_Web.docx
@@ -312,7 +312,7 @@
         <w:rPr>
           <w:lang w:val="es-CO"/>
         </w:rPr>
-        <w:t xml:space="preserve">SIGEVET incluye una aplicación web de consulta que se conecta a la base de datos Oracle de la máquina virtual y</w:t>
+        <w:t xml:space="preserve">SIGEVET incluye una aplicación web de consulta que se conecta a la base de datos MySQL de la máquina virtual y</w:t>
       </w:r>
       <w:r>
         <w:rPr>
@@ -467,7 +467,7 @@
         <w:rPr>
           <w:lang w:val="es-CO"/>
         </w:rPr>
-        <w:t xml:space="preserve">, junto a Oracle, como un servicio del sistema</w:t>
+        <w:t xml:space="preserve">, junto a MySQL, como un servicio del sistema</w:t>
       </w:r>
       <w:r>
         <w:rPr>
@@ -514,7 +514,7 @@
           <w:rStyle w:val="VerbatimChar"/>
           <w:lang w:val="es-CO"/>
         </w:rPr>
-        <w:t xml:space="preserve">                                       │              │ JDBC: DriverManager + PreparedStatement (ojdbc)</w:t>
+        <w:t xml:space="preserve">                                       │              │ JDBC: DriverManager + PreparedStatement (Connector/J)</w:t>
       </w:r>
       <w:r>
         <w:br/>
@@ -534,7 +534,7 @@
           <w:rStyle w:val="VerbatimChar"/>
           <w:lang w:val="es-CO"/>
         </w:rPr>
-        <w:t xml:space="preserve">                                 Páginas JSP    Oracle Database Free · PDB FREEPDB1 · esquema VETDB (usuario VET_APP)</w:t>
+        <w:t xml:space="preserve">                                 Páginas JSP    MySQL 8.4 · base sigevet (usuario vet_app)</w:t>
       </w:r>
     </w:p>
     <w:p>
@@ -683,22 +683,7 @@
                 <w:sz w:val="19"/>
                 <w:lang w:val="es-CO"/>
               </w:rPr>
-              <w:t xml:space="preserve">usando las variables de entorno y fija el esquema</w:t>
-            </w:r>
-            <w:r>
-              <w:rPr>
-                <w:sz w:val="19"/>
-                <w:lang w:val="es-CO"/>
-              </w:rPr>
-              <w:t xml:space="preserve"> </w:t>
-            </w:r>
-            <w:r>
-              <w:rPr>
-                <w:rStyle w:val="VerbatimChar"/>
-                <w:sz w:val="19"/>
-                <w:lang w:val="es-CO"/>
-              </w:rPr>
-              <w:t xml:space="preserve">VETDB</w:t>
+              <w:t xml:space="preserve">usando las variables de entorno</w:t>
             </w:r>
           </w:p>
         </w:tc>
@@ -1135,7 +1120,7 @@
       <w:pPr>
         <w:pStyle w:val="Heading1"/>
       </w:pPr>
-      <w:bookmarkStart w:id="21" w:name="_94e69c21bc1e767d56ce8851f15119ba899d93a"/>
+      <w:bookmarkStart w:id="21" w:name="_3677e0ca00da9c3436662efdd56063882cfd320"/>
       <w:r>
         <w:rPr>
           <w:rStyle w:val="SectionNumber"/>
@@ -1150,7 +1135,7 @@
         <w:rPr>
           <w:lang w:val="es-CO"/>
         </w:rPr>
-        <w:t xml:space="preserve">Conexión a Oracle</w:t>
+        <w:t xml:space="preserve">Conexión a MySQL</w:t>
       </w:r>
       <w:bookmarkEnd w:id="21"/>
     </w:p>
@@ -1162,7 +1147,7 @@
         <w:rPr>
           <w:lang w:val="es-CO"/>
         </w:rPr>
-        <w:t xml:space="preserve">La conexión usa el</w:t>
+        <w:t xml:space="preserve">La conexión usa</w:t>
       </w:r>
       <w:r>
         <w:rPr>
@@ -1176,25 +1161,7 @@
           <w:bCs/>
           <w:lang w:val="es-CO"/>
         </w:rPr>
-        <w:t xml:space="preserve">controlador JDBC de Oracle en modo</w:t>
-      </w:r>
-      <w:r>
-        <w:rPr>
-          <w:b/>
-          <w:bCs/>
-          <w:lang w:val="es-CO"/>
-        </w:rPr>
-        <w:t xml:space="preserve"> </w:t>
-      </w:r>
-      <w:r>
-        <w:rPr>
-          <w:b/>
-          <w:bCs/>
-          <w:i/>
-          <w:iCs/>
-          <w:lang w:val="es-CO"/>
-        </w:rPr>
-        <w:t xml:space="preserve">thin</w:t>
+        <w:t xml:space="preserve">MySQL Connector/J</w:t>
       </w:r>
       <w:r>
         <w:rPr>
@@ -1213,25 +1180,25 @@
           <w:rStyle w:val="VerbatimChar"/>
           <w:lang w:val="es-CO"/>
         </w:rPr>
-        <w:t xml:space="preserve">ojdbc17</w:t>
-      </w:r>
-      <w:r>
-        <w:rPr>
-          <w:lang w:val="es-CO"/>
-        </w:rPr>
-        <w:t xml:space="preserve">), que habla directamente el protocolo de</w:t>
-      </w:r>
-      <w:r>
-        <w:rPr>
-          <w:lang w:val="es-CO"/>
-        </w:rPr>
-        <w:t xml:space="preserve"> </w:t>
-      </w:r>
-      <w:r>
-        <w:rPr>
-          <w:lang w:val="es-CO"/>
-        </w:rPr>
-        <w:t xml:space="preserve">red de Oracle sin instalar Oracle Client. Cada consulta abre una conexión con</w:t>
+        <w:t xml:space="preserve">mysql-connector-j</w:t>
+      </w:r>
+      <w:r>
+        <w:rPr>
+          <w:lang w:val="es-CO"/>
+        </w:rPr>
+        <w:t xml:space="preserve">), el controlador JDBC oficial de MySQL. Cada consulta abre una</w:t>
+      </w:r>
+      <w:r>
+        <w:rPr>
+          <w:lang w:val="es-CO"/>
+        </w:rPr>
+        <w:t xml:space="preserve"> </w:t>
+      </w:r>
+      <w:r>
+        <w:rPr>
+          <w:lang w:val="es-CO"/>
+        </w:rPr>
+        <w:t xml:space="preserve">conexión con</w:t>
       </w:r>
       <w:r>
         <w:rPr>
@@ -1256,296 +1223,177 @@
         <w:rPr>
           <w:lang w:val="es-CO"/>
         </w:rPr>
-        <w:t xml:space="preserve">y la cierra al terminar.</w:t>
-      </w:r>
-      <w:r>
-        <w:rPr>
-          <w:lang w:val="es-CO"/>
-        </w:rPr>
-        <w:t xml:space="preserve"> </w:t>
-      </w:r>
-      <w:r>
-        <w:rPr>
-          <w:lang w:val="es-CO"/>
-        </w:rPr>
-        <w:t xml:space="preserve">Como</w:t>
-      </w:r>
-      <w:r>
-        <w:rPr>
-          <w:lang w:val="es-CO"/>
-        </w:rPr>
-        <w:t xml:space="preserve"> </w:t>
+        <w:t xml:space="preserve">y la cierra al terminar (</w:t>
       </w:r>
       <w:r>
         <w:rPr>
           <w:rStyle w:val="VerbatimChar"/>
           <w:lang w:val="es-CO"/>
         </w:rPr>
-        <w:t xml:space="preserve">VET_APP</w:t>
-      </w:r>
-      <w:r>
-        <w:rPr>
-          <w:lang w:val="es-CO"/>
-        </w:rPr>
-        <w:t xml:space="preserve"> </w:t>
-      </w:r>
-      <w:r>
-        <w:rPr>
-          <w:lang w:val="es-CO"/>
-        </w:rPr>
-        <w:t xml:space="preserve">no es dueño de las tablas, al conectarse se fija el esquema</w:t>
-      </w:r>
-      <w:r>
-        <w:rPr>
-          <w:lang w:val="es-CO"/>
-        </w:rPr>
-        <w:t xml:space="preserve"> </w:t>
+        <w:t xml:space="preserve">Conexion.java</w:t>
+      </w:r>
+      <w:r>
+        <w:rPr>
+          <w:lang w:val="es-CO"/>
+        </w:rPr>
+        <w:t xml:space="preserve">):</w:t>
+      </w:r>
+    </w:p>
+    <w:p>
+      <w:pPr>
+        <w:pStyle w:val="SourceCode"/>
+      </w:pPr>
+      <w:r>
+        <w:rPr>
+          <w:rStyle w:val="BuiltInTok"/>
+        </w:rPr>
+        <w:t xml:space="preserve">Class</w:t>
+      </w:r>
+      <w:r>
+        <w:rPr>
+          <w:rStyle w:val="OperatorTok"/>
+        </w:rPr>
+        <w:t xml:space="preserve">.</w:t>
+      </w:r>
+      <w:r>
+        <w:rPr>
+          <w:rStyle w:val="FunctionTok"/>
+        </w:rPr>
+        <w:t xml:space="preserve">forName</w:t>
+      </w:r>
+      <w:r>
+        <w:rPr>
+          <w:rStyle w:val="OperatorTok"/>
+        </w:rPr>
+        <w:t xml:space="preserve">(</w:t>
+      </w:r>
+      <w:r>
+        <w:rPr>
+          <w:rStyle w:val="StringTok"/>
+        </w:rPr>
+        <w:t xml:space="preserve">"com.mysql.cj.jdbc.Driver"</w:t>
+      </w:r>
+      <w:r>
+        <w:rPr>
+          <w:rStyle w:val="OperatorTok"/>
+        </w:rPr>
+        <w:t xml:space="preserve">);</w:t>
+      </w:r>
+      <w:r>
+        <w:br/>
+      </w:r>
+      <w:r>
+        <w:rPr>
+          <w:rStyle w:val="ControlFlowTok"/>
+        </w:rPr>
+        <w:t xml:space="preserve">return</w:t>
+      </w:r>
+      <w:r>
+        <w:rPr>
+          <w:rStyle w:val="NormalTok"/>
+        </w:rPr>
+        <w:t xml:space="preserve"> </w:t>
+      </w:r>
+      <w:r>
+        <w:rPr>
+          <w:rStyle w:val="BuiltInTok"/>
+        </w:rPr>
+        <w:t xml:space="preserve">DriverManager</w:t>
+      </w:r>
+      <w:r>
+        <w:rPr>
+          <w:rStyle w:val="OperatorTok"/>
+        </w:rPr>
+        <w:t xml:space="preserve">.</w:t>
+      </w:r>
+      <w:r>
+        <w:rPr>
+          <w:rStyle w:val="FunctionTok"/>
+        </w:rPr>
+        <w:t xml:space="preserve">getConnection</w:t>
+      </w:r>
+      <w:r>
+        <w:rPr>
+          <w:rStyle w:val="OperatorTok"/>
+        </w:rPr>
+        <w:t xml:space="preserve">(</w:t>
+      </w:r>
+      <w:r>
+        <w:rPr>
+          <w:rStyle w:val="NormalTok"/>
+        </w:rPr>
+        <w:t xml:space="preserve">url</w:t>
+      </w:r>
+      <w:r>
+        <w:rPr>
+          <w:rStyle w:val="OperatorTok"/>
+        </w:rPr>
+        <w:t xml:space="preserve">,</w:t>
+      </w:r>
+      <w:r>
+        <w:rPr>
+          <w:rStyle w:val="NormalTok"/>
+        </w:rPr>
+        <w:t xml:space="preserve"> usuario</w:t>
+      </w:r>
+      <w:r>
+        <w:rPr>
+          <w:rStyle w:val="OperatorTok"/>
+        </w:rPr>
+        <w:t xml:space="preserve">,</w:t>
+      </w:r>
+      <w:r>
+        <w:rPr>
+          <w:rStyle w:val="NormalTok"/>
+        </w:rPr>
+        <w:t xml:space="preserve"> clave</w:t>
+      </w:r>
+      <w:r>
+        <w:rPr>
+          <w:rStyle w:val="OperatorTok"/>
+        </w:rPr>
+        <w:t xml:space="preserve">);</w:t>
+      </w:r>
+    </w:p>
+    <w:p>
+      <w:pPr>
+        <w:pStyle w:val="FirstParagraph"/>
+      </w:pPr>
+      <w:r>
+        <w:rPr>
+          <w:lang w:val="es-CO"/>
+        </w:rPr>
+        <w:t xml:space="preserve">La URL ya incluye la base de datos (</w:t>
       </w:r>
       <w:r>
         <w:rPr>
           <w:rStyle w:val="VerbatimChar"/>
           <w:lang w:val="es-CO"/>
         </w:rPr>
-        <w:t xml:space="preserve">VETDB</w:t>
-      </w:r>
-      <w:r>
-        <w:rPr>
-          <w:lang w:val="es-CO"/>
-        </w:rPr>
-        <w:t xml:space="preserve"> </w:t>
-      </w:r>
-      <w:r>
-        <w:rPr>
-          <w:lang w:val="es-CO"/>
-        </w:rPr>
-        <w:t xml:space="preserve">(</w:t>
-      </w:r>
-      <w:r>
-        <w:rPr>
-          <w:rStyle w:val="VerbatimChar"/>
-          <w:lang w:val="es-CO"/>
-        </w:rPr>
-        <w:t xml:space="preserve">Conexion.java</w:t>
-      </w:r>
-      <w:r>
-        <w:rPr>
-          <w:lang w:val="es-CO"/>
-        </w:rPr>
-        <w:t xml:space="preserve">):</w:t>
-      </w:r>
-    </w:p>
-    <w:p>
-      <w:pPr>
-        <w:pStyle w:val="SourceCode"/>
-      </w:pPr>
-      <w:r>
-        <w:rPr>
-          <w:rStyle w:val="BuiltInTok"/>
-        </w:rPr>
-        <w:t xml:space="preserve">Connection</w:t>
-      </w:r>
-      <w:r>
-        <w:rPr>
-          <w:rStyle w:val="NormalTok"/>
-        </w:rPr>
-        <w:t xml:space="preserve"> conexion </w:t>
-      </w:r>
-      <w:r>
-        <w:rPr>
-          <w:rStyle w:val="OperatorTok"/>
-        </w:rPr>
-        <w:t xml:space="preserve">=</w:t>
-      </w:r>
-      <w:r>
-        <w:rPr>
-          <w:rStyle w:val="NormalTok"/>
-        </w:rPr>
-        <w:t xml:space="preserve"> </w:t>
-      </w:r>
-      <w:r>
-        <w:rPr>
-          <w:rStyle w:val="BuiltInTok"/>
-        </w:rPr>
-        <w:t xml:space="preserve">DriverManager</w:t>
-      </w:r>
-      <w:r>
-        <w:rPr>
-          <w:rStyle w:val="OperatorTok"/>
-        </w:rPr>
-        <w:t xml:space="preserve">.</w:t>
-      </w:r>
-      <w:r>
-        <w:rPr>
-          <w:rStyle w:val="FunctionTok"/>
-        </w:rPr>
-        <w:t xml:space="preserve">getConnection</w:t>
-      </w:r>
-      <w:r>
-        <w:rPr>
-          <w:rStyle w:val="OperatorTok"/>
-        </w:rPr>
-        <w:t xml:space="preserve">(</w:t>
-      </w:r>
-      <w:r>
-        <w:rPr>
-          <w:rStyle w:val="NormalTok"/>
-        </w:rPr>
-        <w:t xml:space="preserve">url</w:t>
-      </w:r>
-      <w:r>
-        <w:rPr>
-          <w:rStyle w:val="OperatorTok"/>
-        </w:rPr>
-        <w:t xml:space="preserve">,</w:t>
-      </w:r>
-      <w:r>
-        <w:rPr>
-          <w:rStyle w:val="NormalTok"/>
-        </w:rPr>
-        <w:t xml:space="preserve"> usuario</w:t>
-      </w:r>
-      <w:r>
-        <w:rPr>
-          <w:rStyle w:val="OperatorTok"/>
-        </w:rPr>
-        <w:t xml:space="preserve">,</w:t>
-      </w:r>
-      <w:r>
-        <w:rPr>
-          <w:rStyle w:val="NormalTok"/>
-        </w:rPr>
-        <w:t xml:space="preserve"> clave</w:t>
-      </w:r>
-      <w:r>
-        <w:rPr>
-          <w:rStyle w:val="OperatorTok"/>
-        </w:rPr>
-        <w:t xml:space="preserve">);</w:t>
-      </w:r>
-      <w:r>
-        <w:br/>
-      </w:r>
-      <w:r>
-        <w:rPr>
-          <w:rStyle w:val="CommentTok"/>
-        </w:rPr>
-        <w:t xml:space="preserve">// VET_APP no es dueño de las tablas, por eso se cambia al esquema VETDB</w:t>
-      </w:r>
-      <w:r>
-        <w:br/>
-      </w:r>
-      <w:r>
-        <w:rPr>
-          <w:rStyle w:val="BuiltInTok"/>
-        </w:rPr>
-        <w:t xml:space="preserve">Statement</w:t>
-      </w:r>
-      <w:r>
-        <w:rPr>
-          <w:rStyle w:val="NormalTok"/>
-        </w:rPr>
-        <w:t xml:space="preserve"> sentencia </w:t>
-      </w:r>
-      <w:r>
-        <w:rPr>
-          <w:rStyle w:val="OperatorTok"/>
-        </w:rPr>
-        <w:t xml:space="preserve">=</w:t>
-      </w:r>
-      <w:r>
-        <w:rPr>
-          <w:rStyle w:val="NormalTok"/>
-        </w:rPr>
-        <w:t xml:space="preserve"> conexion</w:t>
-      </w:r>
-      <w:r>
-        <w:rPr>
-          <w:rStyle w:val="OperatorTok"/>
-        </w:rPr>
-        <w:t xml:space="preserve">.</w:t>
-      </w:r>
-      <w:r>
-        <w:rPr>
-          <w:rStyle w:val="FunctionTok"/>
-        </w:rPr>
-        <w:t xml:space="preserve">createStatement</w:t>
-      </w:r>
-      <w:r>
-        <w:rPr>
-          <w:rStyle w:val="OperatorTok"/>
-        </w:rPr>
-        <w:t xml:space="preserve">();</w:t>
-      </w:r>
-      <w:r>
-        <w:br/>
-      </w:r>
-      <w:r>
-        <w:rPr>
-          <w:rStyle w:val="NormalTok"/>
-        </w:rPr>
-        <w:t xml:space="preserve">sentencia</w:t>
-      </w:r>
-      <w:r>
-        <w:rPr>
-          <w:rStyle w:val="OperatorTok"/>
-        </w:rPr>
-        <w:t xml:space="preserve">.</w:t>
-      </w:r>
-      <w:r>
-        <w:rPr>
-          <w:rStyle w:val="FunctionTok"/>
-        </w:rPr>
-        <w:t xml:space="preserve">execute</w:t>
-      </w:r>
-      <w:r>
-        <w:rPr>
-          <w:rStyle w:val="OperatorTok"/>
-        </w:rPr>
-        <w:t xml:space="preserve">(</w:t>
-      </w:r>
-      <w:r>
-        <w:rPr>
-          <w:rStyle w:val="StringTok"/>
-        </w:rPr>
-        <w:t xml:space="preserve">"ALTER SESSION SET CURRENT_SCHEMA = VETDB"</w:t>
-      </w:r>
-      <w:r>
-        <w:rPr>
-          <w:rStyle w:val="OperatorTok"/>
-        </w:rPr>
-        <w:t xml:space="preserve">);</w:t>
-      </w:r>
-      <w:r>
-        <w:br/>
-      </w:r>
-      <w:r>
-        <w:rPr>
-          <w:rStyle w:val="NormalTok"/>
-        </w:rPr>
-        <w:t xml:space="preserve">sentencia</w:t>
-      </w:r>
-      <w:r>
-        <w:rPr>
-          <w:rStyle w:val="OperatorTok"/>
-        </w:rPr>
-        <w:t xml:space="preserve">.</w:t>
-      </w:r>
-      <w:r>
-        <w:rPr>
-          <w:rStyle w:val="FunctionTok"/>
-        </w:rPr>
-        <w:t xml:space="preserve">close</w:t>
-      </w:r>
-      <w:r>
-        <w:rPr>
-          <w:rStyle w:val="OperatorTok"/>
-        </w:rPr>
-        <w:t xml:space="preserve">();</w:t>
-      </w:r>
-    </w:p>
-    <w:p>
-      <w:pPr>
-        <w:pStyle w:val="FirstParagraph"/>
+        <w:t xml:space="preserve">jdbc:mysql://localhost:3306/sigevet</w:t>
+      </w:r>
+      <w:r>
+        <w:rPr>
+          <w:lang w:val="es-CO"/>
+        </w:rPr>
+        <w:t xml:space="preserve">), así que las consultas usan los nombres de</w:t>
+      </w:r>
+      <w:r>
+        <w:rPr>
+          <w:lang w:val="es-CO"/>
+        </w:rPr>
+        <w:t xml:space="preserve"> </w:t>
+      </w:r>
+      <w:r>
+        <w:rPr>
+          <w:lang w:val="es-CO"/>
+        </w:rPr>
+        <w:t xml:space="preserve">las tablas sin prefijo.</w:t>
+      </w:r>
+    </w:p>
+    <w:p>
+      <w:pPr>
+        <w:pStyle w:val="BodyText"/>
       </w:pPr>
       <w:r>
         <w:rPr>
@@ -3197,7 +3045,7 @@
                 <w:sz w:val="19"/>
                 <w:lang w:val="es-CO"/>
               </w:rPr>
-              <w:t xml:space="preserve">VET_APP</w:t>
+              <w:t xml:space="preserve">vet_app</w:t>
             </w:r>
             <w:r>
               <w:rPr>
@@ -3308,7 +3156,7 @@
                 <w:sz w:val="19"/>
                 <w:lang w:val="es-CO"/>
               </w:rPr>
-              <w:t xml:space="preserve">jdbc:oracle:thin:@//localhost:1521/FREEPDB1</w:t>
+              <w:t xml:space="preserve">jdbc:mysql://localhost:3306/sigevet</w:t>
             </w:r>
             <w:r>
               <w:rPr>
@@ -3479,7 +3327,7 @@
           <w:rStyle w:val="VerbatimChar"/>
           <w:lang w:val="es-CO"/>
         </w:rPr>
-        <w:t xml:space="preserve">VET_APP</w:t>
+        <w:t xml:space="preserve">vet_app</w:t>
       </w:r>
       <w:r>
         <w:rPr>
@@ -3523,7 +3371,7 @@
           <w:rStyle w:val="VerbatimChar"/>
           <w:lang w:val="es-CO"/>
         </w:rPr>
-        <w:t xml:space="preserve">ROL_SIGEVET_LECTURA</w:t>
+        <w:t xml:space="preserve">rol_sigevet_lectura</w:t>
       </w:r>
       <w:r>
         <w:rPr>
@@ -3908,7 +3756,7 @@
         <w:rPr>
           <w:rStyle w:val="StringTok"/>
         </w:rPr>
-        <w:t xml:space="preserve">'&lt;clave de VET_APP&gt;'</w:t>
+        <w:t xml:space="preserve">'&lt;clave de vet_app&gt;'</w:t>
       </w:r>
       <w:r>
         <w:br/>
@@ -3987,7 +3835,7 @@
         <w:rPr>
           <w:lang w:val="es-CO"/>
         </w:rPr>
-        <w:t xml:space="preserve">La aplicación Java (Servlets + JSP en Tomcat) se ejecutó como servicio dentro de la VM, conectada a Oracle con el usuario</w:t>
+        <w:t xml:space="preserve">La aplicación Java (Servlets + JSP en Tomcat) se ejecutó como servicio dentro de la VM, conectada a MySQL con el usuario</w:t>
       </w:r>
       <w:r>
         <w:rPr>
@@ -4000,7 +3848,7 @@
           <w:rStyle w:val="VerbatimChar"/>
           <w:lang w:val="es-CO"/>
         </w:rPr>
-        <w:t xml:space="preserve">VET_APP</w:t>
+        <w:t xml:space="preserve">vet_app</w:t>
       </w:r>
       <w:r>
         <w:rPr>
@@ -4029,7 +3877,7 @@
         <w:rPr>
           <w:lang w:val="es-CO"/>
         </w:rPr>
-        <w:t xml:space="preserve">Páginas de la aplicación probadas contra Oracle</w:t>
+        <w:t xml:space="preserve">Páginas de la aplicación probadas contra MySQL</w:t>
       </w:r>
     </w:p>
     <w:tbl>
@@ -4038,7 +3886,7 @@
         <w:tblW w:type="pct" w:w="5000"/>
         <w:tblLayout w:type="fixed"/>
         <w:tblLook w:firstRow="1" w:lastRow="0" w:firstColumn="0" w:lastColumn="0" w:noHBand="0" w:noVBand="0" w:val="0020"/>
-        <w:tblCaption w:val="Páginas de la aplicación probadas contra Oracle"/>
+        <w:tblCaption w:val="Páginas de la aplicación probadas contra MySQL"/>
         <w:tblBorders>
           <w:top w:val="single" w:sz="4" w:color="A6A6A6"/>
           <w:left w:val="single" w:sz="4" w:color="A6A6A6"/>
@@ -4568,7 +4416,7 @@
                 <w:sz w:val="19"/>
                 <w:lang w:val="es-CO"/>
               </w:rPr>
-              <w:t xml:space="preserve">Los 55 ejercicios de álgebra ejecutados en Oracle</w:t>
+              <w:t xml:space="preserve">Los 55 ejercicios de álgebra ejecutados en MySQL</w:t>
             </w:r>
           </w:p>
         </w:tc>
@@ -4684,7 +4532,7 @@
               <a:graphicData uri="http://schemas.openxmlformats.org/drawingml/2006/picture">
                 <pic:pic>
                   <pic:nvPicPr>
-                    <pic:cNvPr descr="diagramas/png/app_inicio_191506-20Oct2026.png" id="27" name="Picture"/>
+                    <pic:cNvPr descr="diagramas/png/app_inicio_121329-21Oct2026.png" id="27" name="Picture"/>
                     <pic:cNvPicPr>
                       <a:picLocks noChangeArrowheads="1" noChangeAspect="1"/>
                     </pic:cNvPicPr>
@@ -4742,7 +4590,7 @@
               <a:graphicData uri="http://schemas.openxmlformats.org/drawingml/2006/picture">
                 <pic:pic>
                   <pic:nvPicPr>
-                    <pic:cNvPr descr="diagramas/png/app_cliente_191506-20Oct2026.png" id="30" name="Picture"/>
+                    <pic:cNvPr descr="diagramas/png/app_cliente_121329-21Oct2026.png" id="30" name="Picture"/>
                     <pic:cNvPicPr>
                       <a:picLocks noChangeArrowheads="1" noChangeAspect="1"/>
                     </pic:cNvPicPr>
@@ -4800,7 +4648,7 @@
               <a:graphicData uri="http://schemas.openxmlformats.org/drawingml/2006/picture">
                 <pic:pic>
                   <pic:nvPicPr>
-                    <pic:cNvPr descr="diagramas/png/app_mascota_191506-20Oct2026.png" id="33" name="Picture"/>
+                    <pic:cNvPr descr="diagramas/png/app_mascota_121329-21Oct2026.png" id="33" name="Picture"/>
                     <pic:cNvPicPr>
                       <a:picLocks noChangeArrowheads="1" noChangeAspect="1"/>
                     </pic:cNvPicPr>
@@ -4858,7 +4706,7 @@
               <a:graphicData uri="http://schemas.openxmlformats.org/drawingml/2006/picture">
                 <pic:pic>
                   <pic:nvPicPr>
-                    <pic:cNvPr descr="diagramas/png/app_agenda_191506-20Oct2026.png" id="36" name="Picture"/>
+                    <pic:cNvPr descr="diagramas/png/app_agenda_121329-21Oct2026.png" id="36" name="Picture"/>
                     <pic:cNvPicPr>
                       <a:picLocks noChangeArrowheads="1" noChangeAspect="1"/>
                     </pic:cNvPicPr>
@@ -4916,7 +4764,7 @@
               <a:graphicData uri="http://schemas.openxmlformats.org/drawingml/2006/picture">
                 <pic:pic>
                   <pic:nvPicPr>
-                    <pic:cNvPr descr="diagramas/png/app_inventario_191506-20Oct2026.png" id="39" name="Picture"/>
+                    <pic:cNvPr descr="diagramas/png/app_inventario_121329-21Oct2026.png" id="39" name="Picture"/>
                     <pic:cNvPicPr>
                       <a:picLocks noChangeArrowheads="1" noChangeAspect="1"/>
                     </pic:cNvPicPr>
@@ -4974,7 +4822,7 @@
               <a:graphicData uri="http://schemas.openxmlformats.org/drawingml/2006/picture">
                 <pic:pic>
                   <pic:nvPicPr>
-                    <pic:cNvPr descr="diagramas/png/app_factura_191506-20Oct2026.png" id="42" name="Picture"/>
+                    <pic:cNvPr descr="diagramas/png/app_factura_121329-21Oct2026.png" id="42" name="Picture"/>
                     <pic:cNvPicPr>
                       <a:picLocks noChangeArrowheads="1" noChangeAspect="1"/>
                     </pic:cNvPicPr>
@@ -5032,7 +4880,7 @@
               <a:graphicData uri="http://schemas.openxmlformats.org/drawingml/2006/picture">
                 <pic:pic>
                   <pic:nvPicPr>
-                    <pic:cNvPr descr="diagramas/png/app_personal_191506-20Oct2026.png" id="45" name="Picture"/>
+                    <pic:cNvPr descr="diagramas/png/app_personal_121329-21Oct2026.png" id="45" name="Picture"/>
                     <pic:cNvPicPr>
                       <a:picLocks noChangeArrowheads="1" noChangeAspect="1"/>
                     </pic:cNvPicPr>
@@ -5085,12 +4933,12 @@
           <wp:inline>
             <wp:extent cx="5067300" cy="3562945"/>
             <wp:effectExtent b="0" l="0" r="0" t="0"/>
-            <wp:docPr descr="Ejercicio 41 de álgebra relacional (división) ejecutado en Oracle" title="" id="47" name="Picture"/>
+            <wp:docPr descr="Ejercicio 41 de álgebra relacional (división) ejecutado en MySQL" title="" id="47" name="Picture"/>
             <a:graphic>
               <a:graphicData uri="http://schemas.openxmlformats.org/drawingml/2006/picture">
                 <pic:pic>
                   <pic:nvPicPr>
-                    <pic:cNvPr descr="diagramas/png/app_algebra_191506-20Oct2026.png" id="48" name="Picture"/>
+                    <pic:cNvPr descr="diagramas/png/app_algebra_121329-21Oct2026.png" id="48" name="Picture"/>
                     <pic:cNvPicPr>
                       <a:picLocks noChangeArrowheads="1" noChangeAspect="1"/>
                     </pic:cNvPicPr>
@@ -5131,7 +4979,7 @@
         <w:rPr>
           <w:lang w:val="es-CO"/>
         </w:rPr>
-        <w:t xml:space="preserve">Ejercicio 41 de álgebra relacional (división) ejecutado en Oracle</w:t>
+        <w:t xml:space="preserve">Ejercicio 41 de álgebra relacional (división) ejecutado en MySQL</w:t>
       </w:r>
     </w:p>
     <w:sectPr>

--- a/documentos/fase2/06_Conexion_Aplicacion_Web.docx
+++ b/documentos/fase2/06_Conexion_Aplicacion_Web.docx
@@ -11,7 +11,7 @@
         <w:drawing>
           <wp:inline>
             <wp:extent cx="2160000" cy="1001928"/>
-            <wp:docPr id="49" name="Picture 49"/>
+            <wp:docPr id="50" name="Picture 50"/>
             <wp:cNvGraphicFramePr>
               <a:graphicFrameLocks noChangeAspect="1"/>
             </wp:cNvGraphicFramePr>
@@ -396,13 +396,13 @@
           <w:bCs/>
           <w:lang w:val="es-CO"/>
         </w:rPr>
-        <w:t xml:space="preserve">Java 21 con Servlets y JSP</w:t>
-      </w:r>
-      <w:r>
-        <w:rPr>
-          <w:lang w:val="es-CO"/>
-        </w:rPr>
-        <w:t xml:space="preserve">, sin frameworks, y se despliega como</w:t>
+        <w:t xml:space="preserve">Java 21 con Spring Boot</w:t>
+      </w:r>
+      <w:r>
+        <w:rPr>
+          <w:lang w:val="es-CO"/>
+        </w:rPr>
+        <w:t xml:space="preserve">, usando solo lo básico del framework: controladores con</w:t>
       </w:r>
       <w:r>
         <w:rPr>
@@ -415,19 +415,63 @@
           <w:rStyle w:val="VerbatimChar"/>
           <w:lang w:val="es-CO"/>
         </w:rPr>
-        <w:t xml:space="preserve">ROOT.war</w:t>
-      </w:r>
-      <w:r>
-        <w:rPr>
-          <w:lang w:val="es-CO"/>
-        </w:rPr>
-        <w:t xml:space="preserve"> </w:t>
-      </w:r>
-      <w:r>
-        <w:rPr>
-          <w:lang w:val="es-CO"/>
-        </w:rPr>
-        <w:t xml:space="preserve">en</w:t>
+        <w:t xml:space="preserve">@Controller</w:t>
+      </w:r>
+      <w:r>
+        <w:rPr>
+          <w:lang w:val="es-CO"/>
+        </w:rPr>
+        <w:t xml:space="preserve"> </w:t>
+      </w:r>
+      <w:r>
+        <w:rPr>
+          <w:lang w:val="es-CO"/>
+        </w:rPr>
+        <w:t xml:space="preserve">y</w:t>
+      </w:r>
+      <w:r>
+        <w:rPr>
+          <w:lang w:val="es-CO"/>
+        </w:rPr>
+        <w:t xml:space="preserve"> </w:t>
+      </w:r>
+      <w:r>
+        <w:rPr>
+          <w:rStyle w:val="VerbatimChar"/>
+          <w:lang w:val="es-CO"/>
+        </w:rPr>
+        <w:t xml:space="preserve">@GetMapping</w:t>
+      </w:r>
+      <w:r>
+        <w:rPr>
+          <w:lang w:val="es-CO"/>
+        </w:rPr>
+        <w:t xml:space="preserve">, plantillas HTML con Thymeleaf y</w:t>
+      </w:r>
+      <w:r>
+        <w:rPr>
+          <w:lang w:val="es-CO"/>
+        </w:rPr>
+        <w:t xml:space="preserve"> </w:t>
+      </w:r>
+      <w:r>
+        <w:rPr>
+          <w:rStyle w:val="VerbatimChar"/>
+          <w:lang w:val="es-CO"/>
+        </w:rPr>
+        <w:t xml:space="preserve">@Autowired</w:t>
+      </w:r>
+      <w:r>
+        <w:rPr>
+          <w:lang w:val="es-CO"/>
+        </w:rPr>
+        <w:t xml:space="preserve"> </w:t>
+      </w:r>
+      <w:r>
+        <w:rPr>
+          <w:lang w:val="es-CO"/>
+        </w:rPr>
+        <w:t xml:space="preserve">para unir las clases.</w:t>
       </w:r>
       <w:r>
         <w:rPr>
@@ -441,13 +485,62 @@
           <w:bCs/>
           <w:lang w:val="es-CO"/>
         </w:rPr>
-        <w:t xml:space="preserve">Apache Tomcat 10.1</w:t>
-      </w:r>
-      <w:r>
-        <w:rPr>
-          <w:lang w:val="es-CO"/>
-        </w:rPr>
-        <w:t xml:space="preserve">. Tomcat corre</w:t>
+        <w:t xml:space="preserve">No usa ORM</w:t>
+      </w:r>
+      <w:r>
+        <w:rPr>
+          <w:lang w:val="es-CO"/>
+        </w:rPr>
+        <w:t xml:space="preserve">:</w:t>
+      </w:r>
+      <w:r>
+        <w:rPr>
+          <w:lang w:val="es-CO"/>
+        </w:rPr>
+        <w:t xml:space="preserve"> </w:t>
+      </w:r>
+      <w:r>
+        <w:rPr>
+          <w:lang w:val="es-CO"/>
+        </w:rPr>
+        <w:t xml:space="preserve">el acceso a la base es JDBC puro con SQL escrito a mano. Spring Boot trae su propio servidor web, así que la</w:t>
+      </w:r>
+      <w:r>
+        <w:rPr>
+          <w:lang w:val="es-CO"/>
+        </w:rPr>
+        <w:t xml:space="preserve"> </w:t>
+      </w:r>
+      <w:r>
+        <w:rPr>
+          <w:lang w:val="es-CO"/>
+        </w:rPr>
+        <w:t xml:space="preserve">aplicación es un solo archivo</w:t>
+      </w:r>
+      <w:r>
+        <w:rPr>
+          <w:lang w:val="es-CO"/>
+        </w:rPr>
+        <w:t xml:space="preserve"> </w:t>
+      </w:r>
+      <w:r>
+        <w:rPr>
+          <w:rStyle w:val="VerbatimChar"/>
+          <w:lang w:val="es-CO"/>
+        </w:rPr>
+        <w:t xml:space="preserve">sigevet.jar</w:t>
+      </w:r>
+      <w:r>
+        <w:rPr>
+          <w:lang w:val="es-CO"/>
+        </w:rPr>
+        <w:t xml:space="preserve"> </w:t>
+      </w:r>
+      <w:r>
+        <w:rPr>
+          <w:lang w:val="es-CO"/>
+        </w:rPr>
+        <w:t xml:space="preserve">que corre</w:t>
       </w:r>
       <w:r>
         <w:rPr>
@@ -467,19 +560,19 @@
         <w:rPr>
           <w:lang w:val="es-CO"/>
         </w:rPr>
-        <w:t xml:space="preserve">, junto a MySQL, como un servicio del sistema</w:t>
-      </w:r>
-      <w:r>
-        <w:rPr>
-          <w:lang w:val="es-CO"/>
-        </w:rPr>
-        <w:t xml:space="preserve"> </w:t>
-      </w:r>
-      <w:r>
-        <w:rPr>
-          <w:lang w:val="es-CO"/>
-        </w:rPr>
-        <w:t xml:space="preserve">(</w:t>
+        <w:t xml:space="preserve">, junto a MySQL, como un</w:t>
+      </w:r>
+      <w:r>
+        <w:rPr>
+          <w:lang w:val="es-CO"/>
+        </w:rPr>
+        <w:t xml:space="preserve"> </w:t>
+      </w:r>
+      <w:r>
+        <w:rPr>
+          <w:lang w:val="es-CO"/>
+        </w:rPr>
+        <w:t xml:space="preserve">servicio del sistema (</w:t>
       </w:r>
       <w:r>
         <w:rPr>
@@ -504,7 +597,7 @@
           <w:rStyle w:val="VerbatimChar"/>
           <w:lang w:val="es-CO"/>
         </w:rPr>
-        <w:t xml:space="preserve">Navegador ──HTTP 5000──▶ Tomcat ──▶ Servlets ──▶ SQL escrito a mano (Consultas.java)</w:t>
+        <w:t xml:space="preserve">Navegador ──HTTP 5000──▶ Controlador (@GetMapping) ──▶ DAO (SQL escrito a mano)</w:t>
       </w:r>
       <w:r>
         <w:br/>
@@ -514,7 +607,7 @@
           <w:rStyle w:val="VerbatimChar"/>
           <w:lang w:val="es-CO"/>
         </w:rPr>
-        <w:t xml:space="preserve">                                       │              │ JDBC: DriverManager + PreparedStatement (Connector/J)</w:t>
+        <w:t xml:space="preserve">                               │                          │ JDBC: DriverManager + PreparedStatement</w:t>
       </w:r>
       <w:r>
         <w:br/>
@@ -524,7 +617,7 @@
           <w:rStyle w:val="VerbatimChar"/>
           <w:lang w:val="es-CO"/>
         </w:rPr>
-        <w:t xml:space="preserve">                                       ▼              ▼</w:t>
+        <w:t xml:space="preserve">                               ▼                          ▼</w:t>
       </w:r>
       <w:r>
         <w:br/>
@@ -534,7 +627,7 @@
           <w:rStyle w:val="VerbatimChar"/>
           <w:lang w:val="es-CO"/>
         </w:rPr>
-        <w:t xml:space="preserve">                                 Páginas JSP    MySQL 8.4 · base sigevet (usuario vet_app)</w:t>
+        <w:t xml:space="preserve">                      Plantilla HTML (Thymeleaf)    MySQL 8.4 · base sigevet (usuario vet_app)</w:t>
       </w:r>
     </w:p>
     <w:p>
@@ -545,7 +638,7 @@
         <w:rPr>
           <w:lang w:val="es-CO"/>
         </w:rPr>
-        <w:t xml:space="preserve">Archivos de la aplicación</w:t>
+        <w:t xml:space="preserve">Organización del código</w:t>
       </w:r>
     </w:p>
     <w:tbl>
@@ -554,7 +647,7 @@
         <w:tblW w:type="pct" w:w="5000"/>
         <w:tblLayout w:type="fixed"/>
         <w:tblLook w:firstRow="1" w:lastRow="0" w:firstColumn="0" w:lastColumn="0" w:noHBand="0" w:noVBand="0" w:val="0020"/>
-        <w:tblCaption w:val="Archivos de la aplicación"/>
+        <w:tblCaption w:val="Organización del código"/>
         <w:tblBorders>
           <w:top w:val="single" w:sz="4" w:color="A6A6A6"/>
           <w:left w:val="single" w:sz="4" w:color="A6A6A6"/>
@@ -586,7 +679,7 @@
                 <w:sz w:val="19"/>
                 <w:lang w:val="es-CO"/>
               </w:rPr>
-              <w:t xml:space="preserve">Archivo (</w:t>
+              <w:t xml:space="preserve">Paquete (</w:t>
             </w:r>
             <w:r>
               <w:rPr>
@@ -595,7 +688,7 @@
                 <w:sz w:val="19"/>
                 <w:lang w:val="es-CO"/>
               </w:rPr>
-              <w:t xml:space="preserve">app/src/main/</w:t>
+              <w:t xml:space="preserve">app/src/main/java/co/edu/unbosque/sigevet/</w:t>
             </w:r>
             <w:r>
               <w:rPr>
@@ -621,7 +714,7 @@
                 <w:sz w:val="19"/>
                 <w:lang w:val="es-CO"/>
               </w:rPr>
-              <w:t xml:space="preserve">Qué hace</w:t>
+              <w:t xml:space="preserve">Qué tiene</w:t>
             </w:r>
           </w:p>
         </w:tc>
@@ -639,7 +732,7 @@
                 <w:sz w:val="19"/>
                 <w:lang w:val="es-CO"/>
               </w:rPr>
-              <w:t xml:space="preserve">java/.../Conexion.java</w:t>
+              <w:t xml:space="preserve">conexion/ConexionBD.java</w:t>
             </w:r>
           </w:p>
         </w:tc>
@@ -676,14 +769,22 @@
                 <w:sz w:val="19"/>
                 <w:lang w:val="es-CO"/>
               </w:rPr>
+              <w:t xml:space="preserve">; la URL, el usuario y la clave salen de</w:t>
+            </w:r>
+            <w:r>
+              <w:rPr>
+                <w:sz w:val="19"/>
+                <w:lang w:val="es-CO"/>
+              </w:rPr>
               <w:t xml:space="preserve"> </w:t>
             </w:r>
             <w:r>
               <w:rPr>
-                <w:sz w:val="19"/>
-                <w:lang w:val="es-CO"/>
-              </w:rPr>
-              <w:t xml:space="preserve">usando las variables de entorno</w:t>
+                <w:rStyle w:val="VerbatimChar"/>
+                <w:sz w:val="19"/>
+                <w:lang w:val="es-CO"/>
+              </w:rPr>
+              <w:t xml:space="preserve">application.properties</w:t>
             </w:r>
           </w:p>
         </w:tc>
@@ -701,7 +802,7 @@
                 <w:sz w:val="19"/>
                 <w:lang w:val="es-CO"/>
               </w:rPr>
-              <w:t xml:space="preserve">java/.../BaseDatos.java</w:t>
+              <w:t xml:space="preserve">modelo/</w:t>
             </w:r>
           </w:p>
         </w:tc>
@@ -716,7 +817,7 @@
                 <w:sz w:val="19"/>
                 <w:lang w:val="es-CO"/>
               </w:rPr>
-              <w:t xml:space="preserve">Ejecuta el SQL con</w:t>
+              <w:t xml:space="preserve">Clases con atributos privados, getters y setters:</w:t>
             </w:r>
             <w:r>
               <w:rPr>
@@ -731,7 +832,14 @@
                 <w:sz w:val="19"/>
                 <w:lang w:val="es-CO"/>
               </w:rPr>
-              <w:t xml:space="preserve">PreparedStatement</w:t>
+              <w:t xml:space="preserve">Persona</w:t>
+            </w:r>
+            <w:r>
+              <w:rPr>
+                <w:sz w:val="19"/>
+                <w:lang w:val="es-CO"/>
+              </w:rPr>
+              <w:t xml:space="preserve">,</w:t>
             </w:r>
             <w:r>
               <w:rPr>
@@ -742,10 +850,18 @@
             </w:r>
             <w:r>
               <w:rPr>
-                <w:sz w:val="19"/>
-                <w:lang w:val="es-CO"/>
-              </w:rPr>
-              <w:t xml:space="preserve">y</w:t>
+                <w:rStyle w:val="VerbatimChar"/>
+                <w:sz w:val="19"/>
+                <w:lang w:val="es-CO"/>
+              </w:rPr>
+              <w:t xml:space="preserve">Cliente</w:t>
+            </w:r>
+            <w:r>
+              <w:rPr>
+                <w:sz w:val="19"/>
+                <w:lang w:val="es-CO"/>
+              </w:rPr>
+              <w:t xml:space="preserve">,</w:t>
             </w:r>
             <w:r>
               <w:rPr>
@@ -760,7 +876,14 @@
                 <w:sz w:val="19"/>
                 <w:lang w:val="es-CO"/>
               </w:rPr>
-              <w:t xml:space="preserve">ResultSet</w:t>
+              <w:t xml:space="preserve">Empleado</w:t>
+            </w:r>
+            <w:r>
+              <w:rPr>
+                <w:sz w:val="19"/>
+                <w:lang w:val="es-CO"/>
+              </w:rPr>
+              <w:t xml:space="preserve">,</w:t>
             </w:r>
             <w:r>
               <w:rPr>
@@ -771,10 +894,106 @@
             </w:r>
             <w:r>
               <w:rPr>
-                <w:sz w:val="19"/>
-                <w:lang w:val="es-CO"/>
-              </w:rPr>
-              <w:t xml:space="preserve">y devuelve las filas</w:t>
+                <w:rStyle w:val="VerbatimChar"/>
+                <w:sz w:val="19"/>
+                <w:lang w:val="es-CO"/>
+              </w:rPr>
+              <w:t xml:space="preserve">Veterinario</w:t>
+            </w:r>
+            <w:r>
+              <w:rPr>
+                <w:sz w:val="19"/>
+                <w:lang w:val="es-CO"/>
+              </w:rPr>
+              <w:t xml:space="preserve">,</w:t>
+            </w:r>
+            <w:r>
+              <w:rPr>
+                <w:sz w:val="19"/>
+                <w:lang w:val="es-CO"/>
+              </w:rPr>
+              <w:t xml:space="preserve"> </w:t>
+            </w:r>
+            <w:r>
+              <w:rPr>
+                <w:rStyle w:val="VerbatimChar"/>
+                <w:sz w:val="19"/>
+                <w:lang w:val="es-CO"/>
+              </w:rPr>
+              <w:t xml:space="preserve">Auxiliar</w:t>
+            </w:r>
+            <w:r>
+              <w:rPr>
+                <w:sz w:val="19"/>
+                <w:lang w:val="es-CO"/>
+              </w:rPr>
+              <w:t xml:space="preserve">,</w:t>
+            </w:r>
+            <w:r>
+              <w:rPr>
+                <w:sz w:val="19"/>
+                <w:lang w:val="es-CO"/>
+              </w:rPr>
+              <w:t xml:space="preserve"> </w:t>
+            </w:r>
+            <w:r>
+              <w:rPr>
+                <w:rStyle w:val="VerbatimChar"/>
+                <w:sz w:val="19"/>
+                <w:lang w:val="es-CO"/>
+              </w:rPr>
+              <w:t xml:space="preserve">Mascota</w:t>
+            </w:r>
+            <w:r>
+              <w:rPr>
+                <w:sz w:val="19"/>
+                <w:lang w:val="es-CO"/>
+              </w:rPr>
+              <w:t xml:space="preserve">,</w:t>
+            </w:r>
+            <w:r>
+              <w:rPr>
+                <w:sz w:val="19"/>
+                <w:lang w:val="es-CO"/>
+              </w:rPr>
+              <w:t xml:space="preserve"> </w:t>
+            </w:r>
+            <w:r>
+              <w:rPr>
+                <w:rStyle w:val="VerbatimChar"/>
+                <w:sz w:val="19"/>
+                <w:lang w:val="es-CO"/>
+              </w:rPr>
+              <w:t xml:space="preserve">Cita</w:t>
+            </w:r>
+            <w:r>
+              <w:rPr>
+                <w:sz w:val="19"/>
+                <w:lang w:val="es-CO"/>
+              </w:rPr>
+              <w:t xml:space="preserve">,</w:t>
+            </w:r>
+            <w:r>
+              <w:rPr>
+                <w:sz w:val="19"/>
+                <w:lang w:val="es-CO"/>
+              </w:rPr>
+              <w:t xml:space="preserve"> </w:t>
+            </w:r>
+            <w:r>
+              <w:rPr>
+                <w:rStyle w:val="VerbatimChar"/>
+                <w:sz w:val="19"/>
+                <w:lang w:val="es-CO"/>
+              </w:rPr>
+              <w:t xml:space="preserve">Factura</w:t>
+            </w:r>
+            <w:r>
+              <w:rPr>
+                <w:sz w:val="19"/>
+                <w:lang w:val="es-CO"/>
+              </w:rPr>
+              <w:t xml:space="preserve">, etc.</w:t>
             </w:r>
           </w:p>
         </w:tc>
@@ -792,7 +1011,7 @@
                 <w:sz w:val="19"/>
                 <w:lang w:val="es-CO"/>
               </w:rPr>
-              <w:t xml:space="preserve">java/.../Consultas.java</w:t>
+              <w:t xml:space="preserve">dao/</w:t>
             </w:r>
           </w:p>
         </w:tc>
@@ -807,7 +1026,88 @@
                 <w:sz w:val="19"/>
                 <w:lang w:val="es-CO"/>
               </w:rPr>
-              <w:t xml:space="preserve">Las consultas SQL de cada página, escritas a mano como texto</w:t>
+              <w:t xml:space="preserve">Una clase por tema (</w:t>
+            </w:r>
+            <w:r>
+              <w:rPr>
+                <w:rStyle w:val="VerbatimChar"/>
+                <w:sz w:val="19"/>
+                <w:lang w:val="es-CO"/>
+              </w:rPr>
+              <w:t xml:space="preserve">ClienteDAO</w:t>
+            </w:r>
+            <w:r>
+              <w:rPr>
+                <w:sz w:val="19"/>
+                <w:lang w:val="es-CO"/>
+              </w:rPr>
+              <w:t xml:space="preserve">,</w:t>
+            </w:r>
+            <w:r>
+              <w:rPr>
+                <w:sz w:val="19"/>
+                <w:lang w:val="es-CO"/>
+              </w:rPr>
+              <w:t xml:space="preserve"> </w:t>
+            </w:r>
+            <w:r>
+              <w:rPr>
+                <w:rStyle w:val="VerbatimChar"/>
+                <w:sz w:val="19"/>
+                <w:lang w:val="es-CO"/>
+              </w:rPr>
+              <w:t xml:space="preserve">MascotaDAO</w:t>
+            </w:r>
+            <w:r>
+              <w:rPr>
+                <w:sz w:val="19"/>
+                <w:lang w:val="es-CO"/>
+              </w:rPr>
+              <w:t xml:space="preserve">,</w:t>
+            </w:r>
+            <w:r>
+              <w:rPr>
+                <w:sz w:val="19"/>
+                <w:lang w:val="es-CO"/>
+              </w:rPr>
+              <w:t xml:space="preserve"> </w:t>
+            </w:r>
+            <w:r>
+              <w:rPr>
+                <w:rStyle w:val="VerbatimChar"/>
+                <w:sz w:val="19"/>
+                <w:lang w:val="es-CO"/>
+              </w:rPr>
+              <w:t xml:space="preserve">FacturaDAO</w:t>
+            </w:r>
+            <w:r>
+              <w:rPr>
+                <w:sz w:val="19"/>
+                <w:lang w:val="es-CO"/>
+              </w:rPr>
+              <w:t xml:space="preserve">,</w:t>
+            </w:r>
+            <w:r>
+              <w:rPr>
+                <w:sz w:val="19"/>
+                <w:lang w:val="es-CO"/>
+              </w:rPr>
+              <w:t xml:space="preserve"> </w:t>
+            </w:r>
+            <w:r>
+              <w:rPr>
+                <w:rStyle w:val="VerbatimChar"/>
+                <w:sz w:val="19"/>
+                <w:lang w:val="es-CO"/>
+              </w:rPr>
+              <w:t xml:space="preserve">PersonalDAO</w:t>
+            </w:r>
+            <w:r>
+              <w:rPr>
+                <w:sz w:val="19"/>
+                <w:lang w:val="es-CO"/>
+              </w:rPr>
+              <w:t xml:space="preserve">…) con el SQL de cada consulta</w:t>
             </w:r>
           </w:p>
         </w:tc>
@@ -825,7 +1125,7 @@
                 <w:sz w:val="19"/>
                 <w:lang w:val="es-CO"/>
               </w:rPr>
-              <w:t xml:space="preserve">java/.../*Servlet.java</w:t>
+              <w:t xml:space="preserve">controlador/</w:t>
             </w:r>
           </w:p>
         </w:tc>
@@ -840,7 +1140,7 @@
                 <w:sz w:val="19"/>
                 <w:lang w:val="es-CO"/>
               </w:rPr>
-              <w:t xml:space="preserve">Un servlet por página: inicio, clientes, cliente, mascota, agenda, inventario, facturas, factura, personal y álgebra</w:t>
+              <w:t xml:space="preserve">Un controlador por página: inicio, clientes, mascotas, agenda, inventario, facturas, personal y álgebra</w:t>
             </w:r>
           </w:p>
         </w:tc>
@@ -858,7 +1158,7 @@
                 <w:sz w:val="19"/>
                 <w:lang w:val="es-CO"/>
               </w:rPr>
-              <w:t xml:space="preserve">java/.../Parametros.java</w:t>
+              <w:t xml:space="preserve">algebra/LectorAlgebra.java</w:t>
             </w:r>
           </w:p>
         </w:tc>
@@ -873,7 +1173,36 @@
                 <w:sz w:val="19"/>
                 <w:lang w:val="es-CO"/>
               </w:rPr>
-              <w:t xml:space="preserve">Lee y valida los parámetros de la URL (números, fechas y página)</w:t>
+              <w:t xml:space="preserve">Lee los 55 ejercicios del script</w:t>
+            </w:r>
+            <w:r>
+              <w:rPr>
+                <w:sz w:val="19"/>
+                <w:lang w:val="es-CO"/>
+              </w:rPr>
+              <w:t xml:space="preserve"> </w:t>
+            </w:r>
+            <w:r>
+              <w:rPr>
+                <w:rStyle w:val="VerbatimChar"/>
+                <w:sz w:val="19"/>
+                <w:lang w:val="es-CO"/>
+              </w:rPr>
+              <w:t xml:space="preserve">01_consultas_algebra_relacional.sql</w:t>
+            </w:r>
+            <w:r>
+              <w:rPr>
+                <w:sz w:val="19"/>
+                <w:lang w:val="es-CO"/>
+              </w:rPr>
+              <w:t xml:space="preserve"> </w:t>
+            </w:r>
+            <w:r>
+              <w:rPr>
+                <w:sz w:val="19"/>
+                <w:lang w:val="es-CO"/>
+              </w:rPr>
+              <w:t xml:space="preserve">línea por línea</w:t>
             </w:r>
           </w:p>
         </w:tc>
@@ -891,7 +1220,7 @@
                 <w:sz w:val="19"/>
                 <w:lang w:val="es-CO"/>
               </w:rPr>
-              <w:t xml:space="preserve">java/.../Algebra.java</w:t>
+              <w:t xml:space="preserve">resources/templates/</w:t>
             </w:r>
           </w:p>
         </w:tc>
@@ -906,150 +1235,7 @@
                 <w:sz w:val="19"/>
                 <w:lang w:val="es-CO"/>
               </w:rPr>
-              <w:t xml:space="preserve">Lee los 55 ejercicios del script</w:t>
-            </w:r>
-            <w:r>
-              <w:rPr>
-                <w:sz w:val="19"/>
-                <w:lang w:val="es-CO"/>
-              </w:rPr>
-              <w:t xml:space="preserve"> </w:t>
-            </w:r>
-            <w:r>
-              <w:rPr>
-                <w:rStyle w:val="VerbatimChar"/>
-                <w:sz w:val="19"/>
-                <w:lang w:val="es-CO"/>
-              </w:rPr>
-              <w:t xml:space="preserve">01_consultas_algebra_relacional.sql</w:t>
-            </w:r>
-          </w:p>
-        </w:tc>
-      </w:tr>
-      <w:tr>
-        <w:tc>
-          <w:tcPr/>
-          <w:p>
-            <w:pPr>
-              <w:pStyle w:val="Compact"/>
-            </w:pPr>
-            <w:r>
-              <w:rPr>
-                <w:rStyle w:val="VerbatimChar"/>
-                <w:sz w:val="19"/>
-                <w:lang w:val="es-CO"/>
-              </w:rPr>
-              <w:t xml:space="preserve">java/.../Formato.java</w:t>
-            </w:r>
-            <w:r>
-              <w:rPr>
-                <w:sz w:val="19"/>
-                <w:lang w:val="es-CO"/>
-              </w:rPr>
-              <w:t xml:space="preserve"> </w:t>
-            </w:r>
-            <w:r>
-              <w:rPr>
-                <w:sz w:val="19"/>
-                <w:lang w:val="es-CO"/>
-              </w:rPr>
-              <w:t xml:space="preserve">y</w:t>
-            </w:r>
-            <w:r>
-              <w:rPr>
-                <w:sz w:val="19"/>
-                <w:lang w:val="es-CO"/>
-              </w:rPr>
-              <w:t xml:space="preserve"> </w:t>
-            </w:r>
-            <w:r>
-              <w:rPr>
-                <w:rStyle w:val="VerbatimChar"/>
-                <w:sz w:val="19"/>
-                <w:lang w:val="es-CO"/>
-              </w:rPr>
-              <w:t xml:space="preserve">webapp/WEB-INF/sigevet.tld</w:t>
-            </w:r>
-          </w:p>
-        </w:tc>
-        <w:tc>
-          <w:tcPr/>
-          <w:p>
-            <w:pPr>
-              <w:pStyle w:val="Compact"/>
-            </w:pPr>
-            <w:r>
-              <w:rPr>
-                <w:sz w:val="19"/>
-                <w:lang w:val="es-CO"/>
-              </w:rPr>
-              <w:t xml:space="preserve">Formato de fechas (dd/MM/yyyy) y de dinero ($ 364.000) para usar en las JSP</w:t>
-            </w:r>
-          </w:p>
-        </w:tc>
-      </w:tr>
-      <w:tr>
-        <w:tc>
-          <w:tcPr/>
-          <w:p>
-            <w:pPr>
-              <w:pStyle w:val="Compact"/>
-            </w:pPr>
-            <w:r>
-              <w:rPr>
-                <w:rStyle w:val="VerbatimChar"/>
-                <w:sz w:val="19"/>
-                <w:lang w:val="es-CO"/>
-              </w:rPr>
-              <w:t xml:space="preserve">webapp/WEB-INF/jsp/*.jsp</w:t>
-            </w:r>
-          </w:p>
-        </w:tc>
-        <w:tc>
-          <w:tcPr/>
-          <w:p>
-            <w:pPr>
-              <w:pStyle w:val="Compact"/>
-            </w:pPr>
-            <w:r>
-              <w:rPr>
-                <w:sz w:val="19"/>
-                <w:lang w:val="es-CO"/>
-              </w:rPr>
-              <w:t xml:space="preserve">Páginas HTML con JSP y JSTL</w:t>
-            </w:r>
-          </w:p>
-        </w:tc>
-      </w:tr>
-      <w:tr>
-        <w:tc>
-          <w:tcPr/>
-          <w:p>
-            <w:pPr>
-              <w:pStyle w:val="Compact"/>
-            </w:pPr>
-            <w:r>
-              <w:rPr>
-                <w:rStyle w:val="VerbatimChar"/>
-                <w:sz w:val="19"/>
-                <w:lang w:val="es-CO"/>
-              </w:rPr>
-              <w:t xml:space="preserve">webapp/WEB-INF/web.xml</w:t>
-            </w:r>
-          </w:p>
-        </w:tc>
-        <w:tc>
-          <w:tcPr/>
-          <w:p>
-            <w:pPr>
-              <w:pStyle w:val="Compact"/>
-            </w:pPr>
-            <w:r>
-              <w:rPr>
-                <w:sz w:val="19"/>
-                <w:lang w:val="es-CO"/>
-              </w:rPr>
-              <w:t xml:space="preserve">Páginas de error 404 y 500, y codificación UTF-8</w:t>
+              <w:t xml:space="preserve">Las páginas HTML (Thymeleaf) y las páginas de error 404 y 500</w:t>
             </w:r>
           </w:p>
         </w:tc>
@@ -1065,62 +1251,106 @@
           <w:bCs/>
           <w:lang w:val="es-CO"/>
         </w:rPr>
-        <w:t xml:space="preserve">Sin frameworks ni ORM.</w:t>
-      </w:r>
-      <w:r>
-        <w:rPr>
-          <w:lang w:val="es-CO"/>
-        </w:rPr>
-        <w:t xml:space="preserve"> </w:t>
-      </w:r>
-      <w:r>
-        <w:rPr>
-          <w:lang w:val="es-CO"/>
-        </w:rPr>
-        <w:t xml:space="preserve">La aplicación no usa Spring, JPA, Hibernate ni ninguna herramienta que genere SQL de</w:t>
-      </w:r>
-      <w:r>
-        <w:rPr>
-          <w:lang w:val="es-CO"/>
-        </w:rPr>
-        <w:t xml:space="preserve"> </w:t>
-      </w:r>
-      <w:r>
-        <w:rPr>
-          <w:lang w:val="es-CO"/>
-        </w:rPr>
-        <w:t xml:space="preserve">forma automática. Cada servlet recibe la petición, ejecuta su consulta SQL con JDBC y le pasa las filas a una página</w:t>
-      </w:r>
-      <w:r>
-        <w:rPr>
-          <w:lang w:val="es-CO"/>
-        </w:rPr>
-        <w:t xml:space="preserve"> </w:t>
-      </w:r>
-      <w:r>
-        <w:rPr>
-          <w:lang w:val="es-CO"/>
-        </w:rPr>
-        <w:t xml:space="preserve">JSP. Así se ve la relación directa entre las consultas de la aplicación, el modelo relacional y el álgebra relacional</w:t>
-      </w:r>
-      <w:r>
-        <w:rPr>
-          <w:lang w:val="es-CO"/>
-        </w:rPr>
-        <w:t xml:space="preserve"> </w:t>
-      </w:r>
-      <w:r>
-        <w:rPr>
-          <w:lang w:val="es-CO"/>
-        </w:rPr>
-        <w:t xml:space="preserve">de la Fase 1.</w:t>
+        <w:t xml:space="preserve">Sin ORM.</w:t>
+      </w:r>
+      <w:r>
+        <w:rPr>
+          <w:lang w:val="es-CO"/>
+        </w:rPr>
+        <w:t xml:space="preserve"> </w:t>
+      </w:r>
+      <w:r>
+        <w:rPr>
+          <w:lang w:val="es-CO"/>
+        </w:rPr>
+        <w:t xml:space="preserve">La aplicación no usa JPA, Hibernate, Spring Data ni</w:t>
+      </w:r>
+      <w:r>
+        <w:rPr>
+          <w:lang w:val="es-CO"/>
+        </w:rPr>
+        <w:t xml:space="preserve"> </w:t>
+      </w:r>
+      <w:r>
+        <w:rPr>
+          <w:rStyle w:val="VerbatimChar"/>
+          <w:lang w:val="es-CO"/>
+        </w:rPr>
+        <w:t xml:space="preserve">JdbcTemplate</w:t>
+      </w:r>
+      <w:r>
+        <w:rPr>
+          <w:lang w:val="es-CO"/>
+        </w:rPr>
+        <w:t xml:space="preserve">, ni ninguna herramienta que genere SQL</w:t>
+      </w:r>
+      <w:r>
+        <w:rPr>
+          <w:lang w:val="es-CO"/>
+        </w:rPr>
+        <w:t xml:space="preserve"> </w:t>
+      </w:r>
+      <w:r>
+        <w:rPr>
+          <w:lang w:val="es-CO"/>
+        </w:rPr>
+        <w:t xml:space="preserve">de forma automática. Cada DAO escribe su consulta como texto, la ejecuta con</w:t>
+      </w:r>
+      <w:r>
+        <w:rPr>
+          <w:lang w:val="es-CO"/>
+        </w:rPr>
+        <w:t xml:space="preserve"> </w:t>
+      </w:r>
+      <w:r>
+        <w:rPr>
+          <w:rStyle w:val="VerbatimChar"/>
+          <w:lang w:val="es-CO"/>
+        </w:rPr>
+        <w:t xml:space="preserve">PreparedStatement</w:t>
+      </w:r>
+      <w:r>
+        <w:rPr>
+          <w:lang w:val="es-CO"/>
+        </w:rPr>
+        <w:t xml:space="preserve"> </w:t>
+      </w:r>
+      <w:r>
+        <w:rPr>
+          <w:lang w:val="es-CO"/>
+        </w:rPr>
+        <w:t xml:space="preserve">y arma los objetos del</w:t>
+      </w:r>
+      <w:r>
+        <w:rPr>
+          <w:lang w:val="es-CO"/>
+        </w:rPr>
+        <w:t xml:space="preserve"> </w:t>
+      </w:r>
+      <w:r>
+        <w:rPr>
+          <w:lang w:val="es-CO"/>
+        </w:rPr>
+        <w:t xml:space="preserve">modelo fila por fila. Así se ve la relación directa entre las consultas de la aplicación, el modelo relacional y el</w:t>
+      </w:r>
+      <w:r>
+        <w:rPr>
+          <w:lang w:val="es-CO"/>
+        </w:rPr>
+        <w:t xml:space="preserve"> </w:t>
+      </w:r>
+      <w:r>
+        <w:rPr>
+          <w:lang w:val="es-CO"/>
+        </w:rPr>
+        <w:t xml:space="preserve">álgebra relacional de la Fase 1.</w:t>
       </w:r>
     </w:p>
     <w:p>
       <w:pPr>
         <w:pStyle w:val="Heading1"/>
       </w:pPr>
-      <w:bookmarkStart w:id="21" w:name="_3677e0ca00da9c3436662efdd56063882cfd320"/>
+      <w:bookmarkStart w:id="21" w:name="_59efddc6b11db564cdc229e5e87042e6a1ae450"/>
       <w:r>
         <w:rPr>
           <w:rStyle w:val="SectionNumber"/>
@@ -1135,7 +1365,7 @@
         <w:rPr>
           <w:lang w:val="es-CO"/>
         </w:rPr>
-        <w:t xml:space="preserve">Conexión a MySQL</w:t>
+        <w:t xml:space="preserve">Programación orientada a objetos: herencia y polimorfismo</w:t>
       </w:r>
       <w:bookmarkEnd w:id="21"/>
     </w:p>
@@ -1147,7 +1377,258 @@
         <w:rPr>
           <w:lang w:val="es-CO"/>
         </w:rPr>
-        <w:t xml:space="preserve">La conexión usa</w:t>
+        <w:t xml:space="preserve">Las clases del modelo siguen la misma especialización del modelo EER (supertipo EMPLEADO con subtipos VETERINARIO y</w:t>
+      </w:r>
+      <w:r>
+        <w:rPr>
+          <w:lang w:val="es-CO"/>
+        </w:rPr>
+        <w:t xml:space="preserve"> </w:t>
+      </w:r>
+      <w:r>
+        <w:rPr>
+          <w:lang w:val="es-CO"/>
+        </w:rPr>
+        <w:t xml:space="preserve">AUXILIAR):</w:t>
+      </w:r>
+    </w:p>
+    <w:p>
+      <w:pPr>
+        <w:pStyle w:val="SourceCode"/>
+      </w:pPr>
+      <w:r>
+        <w:rPr>
+          <w:rStyle w:val="VerbatimChar"/>
+          <w:lang w:val="es-CO"/>
+        </w:rPr>
+        <w:t xml:space="preserve">Persona (abstracta: nombres, apellidos, documento, email; getDescripcion() abstracto)</w:t>
+      </w:r>
+      <w:r>
+        <w:br/>
+      </w:r>
+      <w:r>
+        <w:rPr>
+          <w:rStyle w:val="VerbatimChar"/>
+          <w:lang w:val="es-CO"/>
+        </w:rPr>
+        <w:t xml:space="preserve">├── Cliente</w:t>
+      </w:r>
+      <w:r>
+        <w:br/>
+      </w:r>
+      <w:r>
+        <w:rPr>
+          <w:rStyle w:val="VerbatimChar"/>
+          <w:lang w:val="es-CO"/>
+        </w:rPr>
+        <w:t xml:space="preserve">└── Empleado (sede, tipo, salario, ...)</w:t>
+      </w:r>
+      <w:r>
+        <w:br/>
+      </w:r>
+      <w:r>
+        <w:rPr>
+          <w:rStyle w:val="VerbatimChar"/>
+          <w:lang w:val="es-CO"/>
+        </w:rPr>
+        <w:t xml:space="preserve">    ├── Veterinario (tarjeta profesional, universidad, especialidades)</w:t>
+      </w:r>
+      <w:r>
+        <w:br/>
+      </w:r>
+      <w:r>
+        <w:rPr>
+          <w:rStyle w:val="VerbatimChar"/>
+          <w:lang w:val="es-CO"/>
+        </w:rPr>
+        <w:t xml:space="preserve">    └── Auxiliar (área, turno)</w:t>
+      </w:r>
+    </w:p>
+    <w:p>
+      <w:pPr>
+        <w:pStyle w:val="FirstParagraph"/>
+      </w:pPr>
+      <w:r>
+        <w:rPr>
+          <w:rStyle w:val="VerbatimChar"/>
+          <w:lang w:val="es-CO"/>
+        </w:rPr>
+        <w:t xml:space="preserve">PersonalDAO</w:t>
+      </w:r>
+      <w:r>
+        <w:rPr>
+          <w:lang w:val="es-CO"/>
+        </w:rPr>
+        <w:t xml:space="preserve"> </w:t>
+      </w:r>
+      <w:r>
+        <w:rPr>
+          <w:lang w:val="es-CO"/>
+        </w:rPr>
+        <w:t xml:space="preserve">lee la tabla EMPLEADO unida con VETERINARIO y AUXILIAR y, según</w:t>
+      </w:r>
+      <w:r>
+        <w:rPr>
+          <w:lang w:val="es-CO"/>
+        </w:rPr>
+        <w:t xml:space="preserve"> </w:t>
+      </w:r>
+      <w:r>
+        <w:rPr>
+          <w:rStyle w:val="VerbatimChar"/>
+          <w:lang w:val="es-CO"/>
+        </w:rPr>
+        <w:t xml:space="preserve">tipo_empleado</w:t>
+      </w:r>
+      <w:r>
+        <w:rPr>
+          <w:lang w:val="es-CO"/>
+        </w:rPr>
+        <w:t xml:space="preserve">, crea un objeto</w:t>
+      </w:r>
+      <w:r>
+        <w:rPr>
+          <w:lang w:val="es-CO"/>
+        </w:rPr>
+        <w:t xml:space="preserve"> </w:t>
+      </w:r>
+      <w:r>
+        <w:rPr>
+          <w:rStyle w:val="VerbatimChar"/>
+          <w:lang w:val="es-CO"/>
+        </w:rPr>
+        <w:t xml:space="preserve">Veterinario</w:t>
+      </w:r>
+      <w:r>
+        <w:rPr>
+          <w:lang w:val="es-CO"/>
+        </w:rPr>
+        <w:t xml:space="preserve">,</w:t>
+      </w:r>
+      <w:r>
+        <w:rPr>
+          <w:lang w:val="es-CO"/>
+        </w:rPr>
+        <w:t xml:space="preserve"> </w:t>
+      </w:r>
+      <w:r>
+        <w:rPr>
+          <w:rStyle w:val="VerbatimChar"/>
+          <w:lang w:val="es-CO"/>
+        </w:rPr>
+        <w:t xml:space="preserve">Auxiliar</w:t>
+      </w:r>
+      <w:r>
+        <w:rPr>
+          <w:lang w:val="es-CO"/>
+        </w:rPr>
+        <w:t xml:space="preserve"> </w:t>
+      </w:r>
+      <w:r>
+        <w:rPr>
+          <w:lang w:val="es-CO"/>
+        </w:rPr>
+        <w:t xml:space="preserve">o</w:t>
+      </w:r>
+      <w:r>
+        <w:rPr>
+          <w:lang w:val="es-CO"/>
+        </w:rPr>
+        <w:t xml:space="preserve"> </w:t>
+      </w:r>
+      <w:r>
+        <w:rPr>
+          <w:rStyle w:val="VerbatimChar"/>
+          <w:lang w:val="es-CO"/>
+        </w:rPr>
+        <w:t xml:space="preserve">Empleado</w:t>
+      </w:r>
+      <w:r>
+        <w:rPr>
+          <w:lang w:val="es-CO"/>
+        </w:rPr>
+        <w:t xml:space="preserve">; todos se guardan en una misma lista</w:t>
+      </w:r>
+      <w:r>
+        <w:rPr>
+          <w:lang w:val="es-CO"/>
+        </w:rPr>
+        <w:t xml:space="preserve"> </w:t>
+      </w:r>
+      <w:r>
+        <w:rPr>
+          <w:rStyle w:val="VerbatimChar"/>
+          <w:lang w:val="es-CO"/>
+        </w:rPr>
+        <w:t xml:space="preserve">ArrayList&lt;Empleado&gt;</w:t>
+      </w:r>
+      <w:r>
+        <w:rPr>
+          <w:lang w:val="es-CO"/>
+        </w:rPr>
+        <w:t xml:space="preserve">. La página de</w:t>
+      </w:r>
+      <w:r>
+        <w:rPr>
+          <w:lang w:val="es-CO"/>
+        </w:rPr>
+        <w:t xml:space="preserve"> </w:t>
+      </w:r>
+      <w:r>
+        <w:rPr>
+          <w:lang w:val="es-CO"/>
+        </w:rPr>
+        <w:t xml:space="preserve">personal llama</w:t>
+      </w:r>
+      <w:r>
+        <w:rPr>
+          <w:lang w:val="es-CO"/>
+        </w:rPr>
+        <w:t xml:space="preserve"> </w:t>
+      </w:r>
+      <w:r>
+        <w:rPr>
+          <w:rStyle w:val="VerbatimChar"/>
+          <w:lang w:val="es-CO"/>
+        </w:rPr>
+        <w:t xml:space="preserve">getDescripcion()</w:t>
+      </w:r>
+      <w:r>
+        <w:rPr>
+          <w:lang w:val="es-CO"/>
+        </w:rPr>
+        <w:t xml:space="preserve"> </w:t>
+      </w:r>
+      <w:r>
+        <w:rPr>
+          <w:lang w:val="es-CO"/>
+        </w:rPr>
+        <w:t xml:space="preserve">sobre cada elemento y cada clase responde con su propia versión (</w:t>
+      </w:r>
+      <w:r>
+        <w:rPr>
+          <w:rStyle w:val="VerbatimChar"/>
+          <w:lang w:val="es-CO"/>
+        </w:rPr>
+        <w:t xml:space="preserve">@Override</w:t>
+      </w:r>
+      <w:r>
+        <w:rPr>
+          <w:lang w:val="es-CO"/>
+        </w:rPr>
+        <w:t xml:space="preserve">):</w:t>
+      </w:r>
+      <w:r>
+        <w:rPr>
+          <w:lang w:val="es-CO"/>
+        </w:rPr>
+        <w:t xml:space="preserve"> </w:t>
+      </w:r>
+      <w:r>
+        <w:rPr>
+          <w:lang w:val="es-CO"/>
+        </w:rPr>
+        <w:t xml:space="preserve">eso es</w:t>
       </w:r>
       <w:r>
         <w:rPr>
@@ -1161,82 +1642,13 @@
           <w:bCs/>
           <w:lang w:val="es-CO"/>
         </w:rPr>
-        <w:t xml:space="preserve">MySQL Connector/J</w:t>
-      </w:r>
-      <w:r>
-        <w:rPr>
-          <w:lang w:val="es-CO"/>
-        </w:rPr>
-        <w:t xml:space="preserve"> </w:t>
-      </w:r>
-      <w:r>
-        <w:rPr>
-          <w:lang w:val="es-CO"/>
-        </w:rPr>
-        <w:t xml:space="preserve">(</w:t>
-      </w:r>
-      <w:r>
-        <w:rPr>
-          <w:rStyle w:val="VerbatimChar"/>
-          <w:lang w:val="es-CO"/>
-        </w:rPr>
-        <w:t xml:space="preserve">mysql-connector-j</w:t>
-      </w:r>
-      <w:r>
-        <w:rPr>
-          <w:lang w:val="es-CO"/>
-        </w:rPr>
-        <w:t xml:space="preserve">), el controlador JDBC oficial de MySQL. Cada consulta abre una</w:t>
-      </w:r>
-      <w:r>
-        <w:rPr>
-          <w:lang w:val="es-CO"/>
-        </w:rPr>
-        <w:t xml:space="preserve"> </w:t>
-      </w:r>
-      <w:r>
-        <w:rPr>
-          <w:lang w:val="es-CO"/>
-        </w:rPr>
-        <w:t xml:space="preserve">conexión con</w:t>
-      </w:r>
-      <w:r>
-        <w:rPr>
-          <w:lang w:val="es-CO"/>
-        </w:rPr>
-        <w:t xml:space="preserve"> </w:t>
-      </w:r>
-      <w:r>
-        <w:rPr>
-          <w:rStyle w:val="VerbatimChar"/>
-          <w:lang w:val="es-CO"/>
-        </w:rPr>
-        <w:t xml:space="preserve">DriverManager</w:t>
-      </w:r>
-      <w:r>
-        <w:rPr>
-          <w:lang w:val="es-CO"/>
-        </w:rPr>
-        <w:t xml:space="preserve"> </w:t>
-      </w:r>
-      <w:r>
-        <w:rPr>
-          <w:lang w:val="es-CO"/>
-        </w:rPr>
-        <w:t xml:space="preserve">y la cierra al terminar (</w:t>
-      </w:r>
-      <w:r>
-        <w:rPr>
-          <w:rStyle w:val="VerbatimChar"/>
-          <w:lang w:val="es-CO"/>
-        </w:rPr>
-        <w:t xml:space="preserve">Conexion.java</w:t>
-      </w:r>
-      <w:r>
-        <w:rPr>
-          <w:lang w:val="es-CO"/>
-        </w:rPr>
-        <w:t xml:space="preserve">):</w:t>
+        <w:t xml:space="preserve">polimorfismo</w:t>
+      </w:r>
+      <w:r>
+        <w:rPr>
+          <w:lang w:val="es-CO"/>
+        </w:rPr>
+        <w:t xml:space="preserve">.</w:t>
       </w:r>
     </w:p>
     <w:p>
@@ -1245,9 +1657,42 @@
       </w:pPr>
       <w:r>
         <w:rPr>
+          <w:rStyle w:val="NormalTok"/>
+        </w:rPr>
+        <w:t xml:space="preserve">Empleado empleado</w:t>
+      </w:r>
+      <w:r>
+        <w:rPr>
+          <w:rStyle w:val="OperatorTok"/>
+        </w:rPr>
+        <w:t xml:space="preserve">;</w:t>
+      </w:r>
+      <w:r>
+        <w:br/>
+      </w:r>
+      <w:r>
+        <w:rPr>
           <w:rStyle w:val="BuiltInTok"/>
         </w:rPr>
-        <w:t xml:space="preserve">Class</w:t>
+        <w:t xml:space="preserve">String</w:t>
+      </w:r>
+      <w:r>
+        <w:rPr>
+          <w:rStyle w:val="NormalTok"/>
+        </w:rPr>
+        <w:t xml:space="preserve"> tipoEmpleado </w:t>
+      </w:r>
+      <w:r>
+        <w:rPr>
+          <w:rStyle w:val="OperatorTok"/>
+        </w:rPr>
+        <w:t xml:space="preserve">=</w:t>
+      </w:r>
+      <w:r>
+        <w:rPr>
+          <w:rStyle w:val="NormalTok"/>
+        </w:rPr>
+        <w:t xml:space="preserve"> rs</w:t>
       </w:r>
       <w:r>
         <w:rPr>
@@ -1259,7 +1704,7 @@
         <w:rPr>
           <w:rStyle w:val="FunctionTok"/>
         </w:rPr>
-        <w:t xml:space="preserve">forName</w:t>
+        <w:t xml:space="preserve">getString</w:t>
       </w:r>
       <w:r>
         <w:rPr>
@@ -1271,7 +1716,7 @@
         <w:rPr>
           <w:rStyle w:val="StringTok"/>
         </w:rPr>
-        <w:t xml:space="preserve">"com.mysql.cj.jdbc.Driver"</w:t>
+        <w:t xml:space="preserve">"tipo_empleado"</w:t>
       </w:r>
       <w:r>
         <w:rPr>
@@ -1286,19 +1731,25 @@
         <w:rPr>
           <w:rStyle w:val="ControlFlowTok"/>
         </w:rPr>
-        <w:t xml:space="preserve">return</w:t>
-      </w:r>
-      <w:r>
-        <w:rPr>
-          <w:rStyle w:val="NormalTok"/>
-        </w:rPr>
-        <w:t xml:space="preserve"> </w:t>
-      </w:r>
-      <w:r>
-        <w:rPr>
-          <w:rStyle w:val="BuiltInTok"/>
-        </w:rPr>
-        <w:t xml:space="preserve">DriverManager</w:t>
+        <w:t xml:space="preserve">if</w:t>
+      </w:r>
+      <w:r>
+        <w:rPr>
+          <w:rStyle w:val="NormalTok"/>
+        </w:rPr>
+        <w:t xml:space="preserve"> </w:t>
+      </w:r>
+      <w:r>
+        <w:rPr>
+          <w:rStyle w:val="OperatorTok"/>
+        </w:rPr>
+        <w:t xml:space="preserve">(</w:t>
+      </w:r>
+      <w:r>
+        <w:rPr>
+          <w:rStyle w:val="StringTok"/>
+        </w:rPr>
+        <w:t xml:space="preserve">"VET"</w:t>
       </w:r>
       <w:r>
         <w:rPr>
@@ -1310,7 +1761,7 @@
         <w:rPr>
           <w:rStyle w:val="FunctionTok"/>
         </w:rPr>
-        <w:t xml:space="preserve">getConnection</w:t>
+        <w:t xml:space="preserve">equals</w:t>
       </w:r>
       <w:r>
         <w:rPr>
@@ -1322,141 +1773,573 @@
         <w:rPr>
           <w:rStyle w:val="NormalTok"/>
         </w:rPr>
-        <w:t xml:space="preserve">url</w:t>
-      </w:r>
-      <w:r>
-        <w:rPr>
-          <w:rStyle w:val="OperatorTok"/>
-        </w:rPr>
-        <w:t xml:space="preserve">,</w:t>
-      </w:r>
-      <w:r>
-        <w:rPr>
-          <w:rStyle w:val="NormalTok"/>
-        </w:rPr>
-        <w:t xml:space="preserve"> usuario</w:t>
-      </w:r>
-      <w:r>
-        <w:rPr>
-          <w:rStyle w:val="OperatorTok"/>
-        </w:rPr>
-        <w:t xml:space="preserve">,</w:t>
-      </w:r>
-      <w:r>
-        <w:rPr>
-          <w:rStyle w:val="NormalTok"/>
-        </w:rPr>
-        <w:t xml:space="preserve"> clave</w:t>
-      </w:r>
-      <w:r>
-        <w:rPr>
-          <w:rStyle w:val="OperatorTok"/>
-        </w:rPr>
-        <w:t xml:space="preserve">);</w:t>
+        <w:t xml:space="preserve">tipoEmpleado</w:t>
+      </w:r>
+      <w:r>
+        <w:rPr>
+          <w:rStyle w:val="OperatorTok"/>
+        </w:rPr>
+        <w:t xml:space="preserve">))</w:t>
+      </w:r>
+      <w:r>
+        <w:rPr>
+          <w:rStyle w:val="NormalTok"/>
+        </w:rPr>
+        <w:t xml:space="preserve"> </w:t>
+      </w:r>
+      <w:r>
+        <w:rPr>
+          <w:rStyle w:val="OperatorTok"/>
+        </w:rPr>
+        <w:t xml:space="preserve">{</w:t>
+      </w:r>
+      <w:r>
+        <w:br/>
+      </w:r>
+      <w:r>
+        <w:rPr>
+          <w:rStyle w:val="NormalTok"/>
+        </w:rPr>
+        <w:t xml:space="preserve">    Veterinario veterinario </w:t>
+      </w:r>
+      <w:r>
+        <w:rPr>
+          <w:rStyle w:val="OperatorTok"/>
+        </w:rPr>
+        <w:t xml:space="preserve">=</w:t>
+      </w:r>
+      <w:r>
+        <w:rPr>
+          <w:rStyle w:val="NormalTok"/>
+        </w:rPr>
+        <w:t xml:space="preserve"> </w:t>
+      </w:r>
+      <w:r>
+        <w:rPr>
+          <w:rStyle w:val="KeywordTok"/>
+        </w:rPr>
+        <w:t xml:space="preserve">new</w:t>
+      </w:r>
+      <w:r>
+        <w:rPr>
+          <w:rStyle w:val="NormalTok"/>
+        </w:rPr>
+        <w:t xml:space="preserve"> </w:t>
+      </w:r>
+      <w:r>
+        <w:rPr>
+          <w:rStyle w:val="FunctionTok"/>
+        </w:rPr>
+        <w:t xml:space="preserve">Veterinario</w:t>
+      </w:r>
+      <w:r>
+        <w:rPr>
+          <w:rStyle w:val="OperatorTok"/>
+        </w:rPr>
+        <w:t xml:space="preserve">();</w:t>
+      </w:r>
+      <w:r>
+        <w:br/>
+      </w:r>
+      <w:r>
+        <w:rPr>
+          <w:rStyle w:val="NormalTok"/>
+        </w:rPr>
+        <w:t xml:space="preserve">    veterinario</w:t>
+      </w:r>
+      <w:r>
+        <w:rPr>
+          <w:rStyle w:val="OperatorTok"/>
+        </w:rPr>
+        <w:t xml:space="preserve">.</w:t>
+      </w:r>
+      <w:r>
+        <w:rPr>
+          <w:rStyle w:val="FunctionTok"/>
+        </w:rPr>
+        <w:t xml:space="preserve">setTarjetaProfesional</w:t>
+      </w:r>
+      <w:r>
+        <w:rPr>
+          <w:rStyle w:val="OperatorTok"/>
+        </w:rPr>
+        <w:t xml:space="preserve">(</w:t>
+      </w:r>
+      <w:r>
+        <w:rPr>
+          <w:rStyle w:val="NormalTok"/>
+        </w:rPr>
+        <w:t xml:space="preserve">rs</w:t>
+      </w:r>
+      <w:r>
+        <w:rPr>
+          <w:rStyle w:val="OperatorTok"/>
+        </w:rPr>
+        <w:t xml:space="preserve">.</w:t>
+      </w:r>
+      <w:r>
+        <w:rPr>
+          <w:rStyle w:val="FunctionTok"/>
+        </w:rPr>
+        <w:t xml:space="preserve">getString</w:t>
+      </w:r>
+      <w:r>
+        <w:rPr>
+          <w:rStyle w:val="OperatorTok"/>
+        </w:rPr>
+        <w:t xml:space="preserve">(</w:t>
+      </w:r>
+      <w:r>
+        <w:rPr>
+          <w:rStyle w:val="StringTok"/>
+        </w:rPr>
+        <w:t xml:space="preserve">"tarjeta_profesional"</w:t>
+      </w:r>
+      <w:r>
+        <w:rPr>
+          <w:rStyle w:val="OperatorTok"/>
+        </w:rPr>
+        <w:t xml:space="preserve">));</w:t>
+      </w:r>
+      <w:r>
+        <w:br/>
+      </w:r>
+      <w:r>
+        <w:rPr>
+          <w:rStyle w:val="NormalTok"/>
+        </w:rPr>
+        <w:t xml:space="preserve">    empleado </w:t>
+      </w:r>
+      <w:r>
+        <w:rPr>
+          <w:rStyle w:val="OperatorTok"/>
+        </w:rPr>
+        <w:t xml:space="preserve">=</w:t>
+      </w:r>
+      <w:r>
+        <w:rPr>
+          <w:rStyle w:val="NormalTok"/>
+        </w:rPr>
+        <w:t xml:space="preserve"> veterinario</w:t>
+      </w:r>
+      <w:r>
+        <w:rPr>
+          <w:rStyle w:val="OperatorTok"/>
+        </w:rPr>
+        <w:t xml:space="preserve">;</w:t>
+      </w:r>
+      <w:r>
+        <w:br/>
+      </w:r>
+      <w:r>
+        <w:rPr>
+          <w:rStyle w:val="OperatorTok"/>
+        </w:rPr>
+        <w:t xml:space="preserve">}</w:t>
+      </w:r>
+      <w:r>
+        <w:rPr>
+          <w:rStyle w:val="NormalTok"/>
+        </w:rPr>
+        <w:t xml:space="preserve"> </w:t>
+      </w:r>
+      <w:r>
+        <w:rPr>
+          <w:rStyle w:val="ControlFlowTok"/>
+        </w:rPr>
+        <w:t xml:space="preserve">else</w:t>
+      </w:r>
+      <w:r>
+        <w:rPr>
+          <w:rStyle w:val="NormalTok"/>
+        </w:rPr>
+        <w:t xml:space="preserve"> </w:t>
+      </w:r>
+      <w:r>
+        <w:rPr>
+          <w:rStyle w:val="ControlFlowTok"/>
+        </w:rPr>
+        <w:t xml:space="preserve">if</w:t>
+      </w:r>
+      <w:r>
+        <w:rPr>
+          <w:rStyle w:val="NormalTok"/>
+        </w:rPr>
+        <w:t xml:space="preserve"> </w:t>
+      </w:r>
+      <w:r>
+        <w:rPr>
+          <w:rStyle w:val="OperatorTok"/>
+        </w:rPr>
+        <w:t xml:space="preserve">(</w:t>
+      </w:r>
+      <w:r>
+        <w:rPr>
+          <w:rStyle w:val="StringTok"/>
+        </w:rPr>
+        <w:t xml:space="preserve">"AUX"</w:t>
+      </w:r>
+      <w:r>
+        <w:rPr>
+          <w:rStyle w:val="OperatorTok"/>
+        </w:rPr>
+        <w:t xml:space="preserve">.</w:t>
+      </w:r>
+      <w:r>
+        <w:rPr>
+          <w:rStyle w:val="FunctionTok"/>
+        </w:rPr>
+        <w:t xml:space="preserve">equals</w:t>
+      </w:r>
+      <w:r>
+        <w:rPr>
+          <w:rStyle w:val="OperatorTok"/>
+        </w:rPr>
+        <w:t xml:space="preserve">(</w:t>
+      </w:r>
+      <w:r>
+        <w:rPr>
+          <w:rStyle w:val="NormalTok"/>
+        </w:rPr>
+        <w:t xml:space="preserve">tipoEmpleado</w:t>
+      </w:r>
+      <w:r>
+        <w:rPr>
+          <w:rStyle w:val="OperatorTok"/>
+        </w:rPr>
+        <w:t xml:space="preserve">))</w:t>
+      </w:r>
+      <w:r>
+        <w:rPr>
+          <w:rStyle w:val="NormalTok"/>
+        </w:rPr>
+        <w:t xml:space="preserve"> </w:t>
+      </w:r>
+      <w:r>
+        <w:rPr>
+          <w:rStyle w:val="OperatorTok"/>
+        </w:rPr>
+        <w:t xml:space="preserve">{</w:t>
+      </w:r>
+      <w:r>
+        <w:br/>
+      </w:r>
+      <w:r>
+        <w:rPr>
+          <w:rStyle w:val="NormalTok"/>
+        </w:rPr>
+        <w:t xml:space="preserve">    Auxiliar auxiliar </w:t>
+      </w:r>
+      <w:r>
+        <w:rPr>
+          <w:rStyle w:val="OperatorTok"/>
+        </w:rPr>
+        <w:t xml:space="preserve">=</w:t>
+      </w:r>
+      <w:r>
+        <w:rPr>
+          <w:rStyle w:val="NormalTok"/>
+        </w:rPr>
+        <w:t xml:space="preserve"> </w:t>
+      </w:r>
+      <w:r>
+        <w:rPr>
+          <w:rStyle w:val="KeywordTok"/>
+        </w:rPr>
+        <w:t xml:space="preserve">new</w:t>
+      </w:r>
+      <w:r>
+        <w:rPr>
+          <w:rStyle w:val="NormalTok"/>
+        </w:rPr>
+        <w:t xml:space="preserve"> </w:t>
+      </w:r>
+      <w:r>
+        <w:rPr>
+          <w:rStyle w:val="FunctionTok"/>
+        </w:rPr>
+        <w:t xml:space="preserve">Auxiliar</w:t>
+      </w:r>
+      <w:r>
+        <w:rPr>
+          <w:rStyle w:val="OperatorTok"/>
+        </w:rPr>
+        <w:t xml:space="preserve">();</w:t>
+      </w:r>
+      <w:r>
+        <w:br/>
+      </w:r>
+      <w:r>
+        <w:rPr>
+          <w:rStyle w:val="NormalTok"/>
+        </w:rPr>
+        <w:t xml:space="preserve">    auxiliar</w:t>
+      </w:r>
+      <w:r>
+        <w:rPr>
+          <w:rStyle w:val="OperatorTok"/>
+        </w:rPr>
+        <w:t xml:space="preserve">.</w:t>
+      </w:r>
+      <w:r>
+        <w:rPr>
+          <w:rStyle w:val="FunctionTok"/>
+        </w:rPr>
+        <w:t xml:space="preserve">setTurno</w:t>
+      </w:r>
+      <w:r>
+        <w:rPr>
+          <w:rStyle w:val="OperatorTok"/>
+        </w:rPr>
+        <w:t xml:space="preserve">(</w:t>
+      </w:r>
+      <w:r>
+        <w:rPr>
+          <w:rStyle w:val="NormalTok"/>
+        </w:rPr>
+        <w:t xml:space="preserve">rs</w:t>
+      </w:r>
+      <w:r>
+        <w:rPr>
+          <w:rStyle w:val="OperatorTok"/>
+        </w:rPr>
+        <w:t xml:space="preserve">.</w:t>
+      </w:r>
+      <w:r>
+        <w:rPr>
+          <w:rStyle w:val="FunctionTok"/>
+        </w:rPr>
+        <w:t xml:space="preserve">getString</w:t>
+      </w:r>
+      <w:r>
+        <w:rPr>
+          <w:rStyle w:val="OperatorTok"/>
+        </w:rPr>
+        <w:t xml:space="preserve">(</w:t>
+      </w:r>
+      <w:r>
+        <w:rPr>
+          <w:rStyle w:val="StringTok"/>
+        </w:rPr>
+        <w:t xml:space="preserve">"turno"</w:t>
+      </w:r>
+      <w:r>
+        <w:rPr>
+          <w:rStyle w:val="OperatorTok"/>
+        </w:rPr>
+        <w:t xml:space="preserve">));</w:t>
+      </w:r>
+      <w:r>
+        <w:br/>
+      </w:r>
+      <w:r>
+        <w:rPr>
+          <w:rStyle w:val="NormalTok"/>
+        </w:rPr>
+        <w:t xml:space="preserve">    empleado </w:t>
+      </w:r>
+      <w:r>
+        <w:rPr>
+          <w:rStyle w:val="OperatorTok"/>
+        </w:rPr>
+        <w:t xml:space="preserve">=</w:t>
+      </w:r>
+      <w:r>
+        <w:rPr>
+          <w:rStyle w:val="NormalTok"/>
+        </w:rPr>
+        <w:t xml:space="preserve"> auxiliar</w:t>
+      </w:r>
+      <w:r>
+        <w:rPr>
+          <w:rStyle w:val="OperatorTok"/>
+        </w:rPr>
+        <w:t xml:space="preserve">;</w:t>
+      </w:r>
+      <w:r>
+        <w:br/>
+      </w:r>
+      <w:r>
+        <w:rPr>
+          <w:rStyle w:val="OperatorTok"/>
+        </w:rPr>
+        <w:t xml:space="preserve">}</w:t>
+      </w:r>
+      <w:r>
+        <w:rPr>
+          <w:rStyle w:val="NormalTok"/>
+        </w:rPr>
+        <w:t xml:space="preserve"> </w:t>
+      </w:r>
+      <w:r>
+        <w:rPr>
+          <w:rStyle w:val="ControlFlowTok"/>
+        </w:rPr>
+        <w:t xml:space="preserve">else</w:t>
+      </w:r>
+      <w:r>
+        <w:rPr>
+          <w:rStyle w:val="NormalTok"/>
+        </w:rPr>
+        <w:t xml:space="preserve"> </w:t>
+      </w:r>
+      <w:r>
+        <w:rPr>
+          <w:rStyle w:val="OperatorTok"/>
+        </w:rPr>
+        <w:t xml:space="preserve">{</w:t>
+      </w:r>
+      <w:r>
+        <w:br/>
+      </w:r>
+      <w:r>
+        <w:rPr>
+          <w:rStyle w:val="NormalTok"/>
+        </w:rPr>
+        <w:t xml:space="preserve">    empleado </w:t>
+      </w:r>
+      <w:r>
+        <w:rPr>
+          <w:rStyle w:val="OperatorTok"/>
+        </w:rPr>
+        <w:t xml:space="preserve">=</w:t>
+      </w:r>
+      <w:r>
+        <w:rPr>
+          <w:rStyle w:val="NormalTok"/>
+        </w:rPr>
+        <w:t xml:space="preserve"> </w:t>
+      </w:r>
+      <w:r>
+        <w:rPr>
+          <w:rStyle w:val="KeywordTok"/>
+        </w:rPr>
+        <w:t xml:space="preserve">new</w:t>
+      </w:r>
+      <w:r>
+        <w:rPr>
+          <w:rStyle w:val="NormalTok"/>
+        </w:rPr>
+        <w:t xml:space="preserve"> </w:t>
+      </w:r>
+      <w:r>
+        <w:rPr>
+          <w:rStyle w:val="FunctionTok"/>
+        </w:rPr>
+        <w:t xml:space="preserve">Empleado</w:t>
+      </w:r>
+      <w:r>
+        <w:rPr>
+          <w:rStyle w:val="OperatorTok"/>
+        </w:rPr>
+        <w:t xml:space="preserve">();</w:t>
+      </w:r>
+      <w:r>
+        <w:br/>
+      </w:r>
+      <w:r>
+        <w:rPr>
+          <w:rStyle w:val="OperatorTok"/>
+        </w:rPr>
+        <w:t xml:space="preserve">}</w:t>
       </w:r>
     </w:p>
     <w:p>
       <w:pPr>
-        <w:pStyle w:val="FirstParagraph"/>
-      </w:pPr>
-      <w:r>
-        <w:rPr>
-          <w:lang w:val="es-CO"/>
-        </w:rPr>
-        <w:t xml:space="preserve">La URL ya incluye la base de datos (</w:t>
-      </w:r>
-      <w:r>
-        <w:rPr>
-          <w:rStyle w:val="VerbatimChar"/>
-          <w:lang w:val="es-CO"/>
-        </w:rPr>
-        <w:t xml:space="preserve">jdbc:mysql://localhost:3306/sigevet</w:t>
-      </w:r>
-      <w:r>
-        <w:rPr>
-          <w:lang w:val="es-CO"/>
-        </w:rPr>
-        <w:t xml:space="preserve">), así que las consultas usan los nombres de</w:t>
-      </w:r>
-      <w:r>
-        <w:rPr>
-          <w:lang w:val="es-CO"/>
-        </w:rPr>
-        <w:t xml:space="preserve"> </w:t>
-      </w:r>
-      <w:r>
-        <w:rPr>
-          <w:lang w:val="es-CO"/>
-        </w:rPr>
-        <w:t xml:space="preserve">las tablas sin prefijo.</w:t>
-      </w:r>
+        <w:pStyle w:val="Heading1"/>
+      </w:pPr>
+      <w:bookmarkStart w:id="22" w:name="_3677e0ca00da9c3436662efdd56063882cfd320"/>
+      <w:r>
+        <w:rPr>
+          <w:rStyle w:val="SectionNumber"/>
+          <w:lang w:val="es-CO"/>
+        </w:rPr>
+        <w:t xml:space="preserve">4</w:t>
+      </w:r>
+      <w:r>
+        <w:tab/>
+      </w:r>
+      <w:r>
+        <w:rPr>
+          <w:lang w:val="es-CO"/>
+        </w:rPr>
+        <w:t xml:space="preserve">Conexión a MySQL</w:t>
+      </w:r>
+      <w:bookmarkEnd w:id="22"/>
     </w:p>
     <w:p>
       <w:pPr>
-        <w:pStyle w:val="BodyText"/>
-      </w:pPr>
-      <w:r>
-        <w:rPr>
-          <w:lang w:val="es-CO"/>
-        </w:rPr>
-        <w:t xml:space="preserve">Ejemplo de una consulta (</w:t>
+        <w:pStyle w:val="FirstParagraph"/>
+      </w:pPr>
+      <w:r>
+        <w:rPr>
+          <w:lang w:val="es-CO"/>
+        </w:rPr>
+        <w:t xml:space="preserve">La conexión usa</w:t>
+      </w:r>
+      <w:r>
+        <w:rPr>
+          <w:lang w:val="es-CO"/>
+        </w:rPr>
+        <w:t xml:space="preserve"> </w:t>
+      </w:r>
+      <w:r>
+        <w:rPr>
+          <w:b/>
+          <w:bCs/>
+          <w:lang w:val="es-CO"/>
+        </w:rPr>
+        <w:t xml:space="preserve">MySQL Connector/J</w:t>
+      </w:r>
+      <w:r>
+        <w:rPr>
+          <w:lang w:val="es-CO"/>
+        </w:rPr>
+        <w:t xml:space="preserve"> </w:t>
+      </w:r>
+      <w:r>
+        <w:rPr>
+          <w:lang w:val="es-CO"/>
+        </w:rPr>
+        <w:t xml:space="preserve">(</w:t>
       </w:r>
       <w:r>
         <w:rPr>
           <w:rStyle w:val="VerbatimChar"/>
           <w:lang w:val="es-CO"/>
         </w:rPr>
-        <w:t xml:space="preserve">Consultas.java</w:t>
-      </w:r>
-      <w:r>
-        <w:rPr>
-          <w:lang w:val="es-CO"/>
-        </w:rPr>
-        <w:t xml:space="preserve">). Los</w:t>
-      </w:r>
-      <w:r>
-        <w:rPr>
-          <w:lang w:val="es-CO"/>
-        </w:rPr>
-        <w:t xml:space="preserve"> </w:t>
+        <w:t xml:space="preserve">mysql-connector-j</w:t>
+      </w:r>
+      <w:r>
+        <w:rPr>
+          <w:lang w:val="es-CO"/>
+        </w:rPr>
+        <w:t xml:space="preserve">), el controlador JDBC oficial de MySQL. Cada consulta abre</w:t>
+      </w:r>
+      <w:r>
+        <w:rPr>
+          <w:lang w:val="es-CO"/>
+        </w:rPr>
+        <w:t xml:space="preserve"> </w:t>
+      </w:r>
+      <w:r>
+        <w:rPr>
+          <w:lang w:val="es-CO"/>
+        </w:rPr>
+        <w:t xml:space="preserve">una conexión y la cierra al terminar (</w:t>
       </w:r>
       <w:r>
         <w:rPr>
           <w:rStyle w:val="VerbatimChar"/>
           <w:lang w:val="es-CO"/>
         </w:rPr>
-        <w:t xml:space="preserve">?</w:t>
-      </w:r>
-      <w:r>
-        <w:rPr>
-          <w:lang w:val="es-CO"/>
-        </w:rPr>
-        <w:t xml:space="preserve"> </w:t>
-      </w:r>
-      <w:r>
-        <w:rPr>
-          <w:lang w:val="es-CO"/>
-        </w:rPr>
-        <w:t xml:space="preserve">son parámetros que se llenan con</w:t>
-      </w:r>
-      <w:r>
-        <w:rPr>
-          <w:lang w:val="es-CO"/>
-        </w:rPr>
-        <w:t xml:space="preserve"> </w:t>
-      </w:r>
-      <w:r>
-        <w:rPr>
-          <w:rStyle w:val="VerbatimChar"/>
-          <w:lang w:val="es-CO"/>
-        </w:rPr>
-        <w:t xml:space="preserve">PreparedStatement</w:t>
-      </w:r>
-      <w:r>
-        <w:rPr>
-          <w:lang w:val="es-CO"/>
-        </w:rPr>
-        <w:t xml:space="preserve">:</w:t>
+        <w:t xml:space="preserve">ConexionBD.java</w:t>
+      </w:r>
+      <w:r>
+        <w:rPr>
+          <w:lang w:val="es-CO"/>
+        </w:rPr>
+        <w:t xml:space="preserve">):</w:t>
       </w:r>
     </w:p>
     <w:p>
@@ -1465,231 +2348,228 @@
       </w:pPr>
       <w:r>
         <w:rPr>
+          <w:rStyle w:val="AttributeTok"/>
+        </w:rPr>
+        <w:t xml:space="preserve">@Value</w:t>
+      </w:r>
+      <w:r>
+        <w:rPr>
+          <w:rStyle w:val="OperatorTok"/>
+        </w:rPr>
+        <w:t xml:space="preserve">(</w:t>
+      </w:r>
+      <w:r>
+        <w:rPr>
+          <w:rStyle w:val="StringTok"/>
+        </w:rPr>
+        <w:t xml:space="preserve">"${sigevet.db.url}"</w:t>
+      </w:r>
+      <w:r>
+        <w:rPr>
+          <w:rStyle w:val="OperatorTok"/>
+        </w:rPr>
+        <w:t xml:space="preserve">)</w:t>
+      </w:r>
+      <w:r>
+        <w:br/>
+      </w:r>
+      <w:r>
+        <w:rPr>
           <w:rStyle w:val="KeywordTok"/>
         </w:rPr>
-        <w:t xml:space="preserve">SELECT</w:t>
-      </w:r>
-      <w:r>
-        <w:rPr>
-          <w:rStyle w:val="NormalTok"/>
-        </w:rPr>
-        <w:t xml:space="preserve"> c.id_cliente, c.tipo_documento, c.num_documento, c.nombres, c.apellidos, c.email, ci.nombre </w:t>
+        <w:t xml:space="preserve">private</w:t>
+      </w:r>
+      <w:r>
+        <w:rPr>
+          <w:rStyle w:val="NormalTok"/>
+        </w:rPr>
+        <w:t xml:space="preserve"> </w:t>
+      </w:r>
+      <w:r>
+        <w:rPr>
+          <w:rStyle w:val="BuiltInTok"/>
+        </w:rPr>
+        <w:t xml:space="preserve">String</w:t>
+      </w:r>
+      <w:r>
+        <w:rPr>
+          <w:rStyle w:val="NormalTok"/>
+        </w:rPr>
+        <w:t xml:space="preserve"> url</w:t>
+      </w:r>
+      <w:r>
+        <w:rPr>
+          <w:rStyle w:val="OperatorTok"/>
+        </w:rPr>
+        <w:t xml:space="preserve">;</w:t>
+      </w:r>
+      <w:r>
+        <w:br/>
+      </w:r>
+      <w:r>
+        <w:br/>
       </w:r>
       <w:r>
         <w:rPr>
           <w:rStyle w:val="KeywordTok"/>
         </w:rPr>
-        <w:t xml:space="preserve">AS</w:t>
-      </w:r>
-      <w:r>
-        <w:rPr>
-          <w:rStyle w:val="NormalTok"/>
-        </w:rPr>
-        <w:t xml:space="preserve"> ciudad</w:t>
+        <w:t xml:space="preserve">public</w:t>
+      </w:r>
+      <w:r>
+        <w:rPr>
+          <w:rStyle w:val="NormalTok"/>
+        </w:rPr>
+        <w:t xml:space="preserve"> </w:t>
+      </w:r>
+      <w:r>
+        <w:rPr>
+          <w:rStyle w:val="BuiltInTok"/>
+        </w:rPr>
+        <w:t xml:space="preserve">Connection</w:t>
+      </w:r>
+      <w:r>
+        <w:rPr>
+          <w:rStyle w:val="NormalTok"/>
+        </w:rPr>
+        <w:t xml:space="preserve"> </w:t>
+      </w:r>
+      <w:r>
+        <w:rPr>
+          <w:rStyle w:val="FunctionTok"/>
+        </w:rPr>
+        <w:t xml:space="preserve">conectar</w:t>
+      </w:r>
+      <w:r>
+        <w:rPr>
+          <w:rStyle w:val="OperatorTok"/>
+        </w:rPr>
+        <w:t xml:space="preserve">()</w:t>
+      </w:r>
+      <w:r>
+        <w:rPr>
+          <w:rStyle w:val="NormalTok"/>
+        </w:rPr>
+        <w:t xml:space="preserve"> </w:t>
+      </w:r>
+      <w:r>
+        <w:rPr>
+          <w:rStyle w:val="KeywordTok"/>
+        </w:rPr>
+        <w:t xml:space="preserve">throws</w:t>
+      </w:r>
+      <w:r>
+        <w:rPr>
+          <w:rStyle w:val="NormalTok"/>
+        </w:rPr>
+        <w:t xml:space="preserve"> </w:t>
+      </w:r>
+      <w:r>
+        <w:rPr>
+          <w:rStyle w:val="BuiltInTok"/>
+        </w:rPr>
+        <w:t xml:space="preserve">SQLException</w:t>
+      </w:r>
+      <w:r>
+        <w:rPr>
+          <w:rStyle w:val="NormalTok"/>
+        </w:rPr>
+        <w:t xml:space="preserve"> </w:t>
+      </w:r>
+      <w:r>
+        <w:rPr>
+          <w:rStyle w:val="OperatorTok"/>
+        </w:rPr>
+        <w:t xml:space="preserve">{</w:t>
       </w:r>
       <w:r>
         <w:br/>
       </w:r>
       <w:r>
         <w:rPr>
-          <w:rStyle w:val="KeywordTok"/>
-        </w:rPr>
-        <w:t xml:space="preserve">FROM</w:t>
-      </w:r>
-      <w:r>
-        <w:rPr>
-          <w:rStyle w:val="NormalTok"/>
-        </w:rPr>
-        <w:t xml:space="preserve"> CLIENTE c </w:t>
-      </w:r>
-      <w:r>
-        <w:rPr>
-          <w:rStyle w:val="KeywordTok"/>
-        </w:rPr>
-        <w:t xml:space="preserve">JOIN</w:t>
-      </w:r>
-      <w:r>
-        <w:rPr>
-          <w:rStyle w:val="NormalTok"/>
-        </w:rPr>
-        <w:t xml:space="preserve"> CIUDAD ci </w:t>
-      </w:r>
-      <w:r>
-        <w:rPr>
-          <w:rStyle w:val="KeywordTok"/>
-        </w:rPr>
-        <w:t xml:space="preserve">ON</w:t>
-      </w:r>
-      <w:r>
-        <w:rPr>
-          <w:rStyle w:val="NormalTok"/>
-        </w:rPr>
-        <w:t xml:space="preserve"> ci.id_ciudad </w:t>
-      </w:r>
-      <w:r>
-        <w:rPr>
-          <w:rStyle w:val="OperatorTok"/>
-        </w:rPr>
-        <w:t xml:space="preserve">=</w:t>
-      </w:r>
-      <w:r>
-        <w:rPr>
-          <w:rStyle w:val="NormalTok"/>
-        </w:rPr>
-        <w:t xml:space="preserve"> c.id_ciudad</w:t>
+          <w:rStyle w:val="NormalTok"/>
+        </w:rPr>
+        <w:t xml:space="preserve">    </w:t>
+      </w:r>
+      <w:r>
+        <w:rPr>
+          <w:rStyle w:val="ControlFlowTok"/>
+        </w:rPr>
+        <w:t xml:space="preserve">return</w:t>
+      </w:r>
+      <w:r>
+        <w:rPr>
+          <w:rStyle w:val="NormalTok"/>
+        </w:rPr>
+        <w:t xml:space="preserve"> </w:t>
+      </w:r>
+      <w:r>
+        <w:rPr>
+          <w:rStyle w:val="BuiltInTok"/>
+        </w:rPr>
+        <w:t xml:space="preserve">DriverManager</w:t>
+      </w:r>
+      <w:r>
+        <w:rPr>
+          <w:rStyle w:val="OperatorTok"/>
+        </w:rPr>
+        <w:t xml:space="preserve">.</w:t>
+      </w:r>
+      <w:r>
+        <w:rPr>
+          <w:rStyle w:val="FunctionTok"/>
+        </w:rPr>
+        <w:t xml:space="preserve">getConnection</w:t>
+      </w:r>
+      <w:r>
+        <w:rPr>
+          <w:rStyle w:val="OperatorTok"/>
+        </w:rPr>
+        <w:t xml:space="preserve">(</w:t>
+      </w:r>
+      <w:r>
+        <w:rPr>
+          <w:rStyle w:val="NormalTok"/>
+        </w:rPr>
+        <w:t xml:space="preserve">url</w:t>
+      </w:r>
+      <w:r>
+        <w:rPr>
+          <w:rStyle w:val="OperatorTok"/>
+        </w:rPr>
+        <w:t xml:space="preserve">,</w:t>
+      </w:r>
+      <w:r>
+        <w:rPr>
+          <w:rStyle w:val="NormalTok"/>
+        </w:rPr>
+        <w:t xml:space="preserve"> usuario</w:t>
+      </w:r>
+      <w:r>
+        <w:rPr>
+          <w:rStyle w:val="OperatorTok"/>
+        </w:rPr>
+        <w:t xml:space="preserve">,</w:t>
+      </w:r>
+      <w:r>
+        <w:rPr>
+          <w:rStyle w:val="NormalTok"/>
+        </w:rPr>
+        <w:t xml:space="preserve"> clave</w:t>
+      </w:r>
+      <w:r>
+        <w:rPr>
+          <w:rStyle w:val="OperatorTok"/>
+        </w:rPr>
+        <w:t xml:space="preserve">);</w:t>
       </w:r>
       <w:r>
         <w:br/>
       </w:r>
       <w:r>
         <w:rPr>
-          <w:rStyle w:val="KeywordTok"/>
-        </w:rPr>
-        <w:t xml:space="preserve">WHERE</w:t>
-      </w:r>
-      <w:r>
-        <w:rPr>
-          <w:rStyle w:val="NormalTok"/>
-        </w:rPr>
-        <w:t xml:space="preserve"> </w:t>
-      </w:r>
-      <w:r>
-        <w:rPr>
-          <w:rStyle w:val="FunctionTok"/>
-        </w:rPr>
-        <w:t xml:space="preserve">UPPER</w:t>
-      </w:r>
-      <w:r>
-        <w:rPr>
-          <w:rStyle w:val="NormalTok"/>
-        </w:rPr>
-        <w:t xml:space="preserve">(c.num_documento) </w:t>
-      </w:r>
-      <w:r>
-        <w:rPr>
-          <w:rStyle w:val="KeywordTok"/>
-        </w:rPr>
-        <w:t xml:space="preserve">LIKE</w:t>
-      </w:r>
-      <w:r>
-        <w:rPr>
-          <w:rStyle w:val="NormalTok"/>
-        </w:rPr>
-        <w:t xml:space="preserve"> ? </w:t>
-      </w:r>
-      <w:r>
-        <w:rPr>
-          <w:rStyle w:val="KeywordTok"/>
-        </w:rPr>
-        <w:t xml:space="preserve">OR</w:t>
-      </w:r>
-      <w:r>
-        <w:rPr>
-          <w:rStyle w:val="NormalTok"/>
-        </w:rPr>
-        <w:t xml:space="preserve"> </w:t>
-      </w:r>
-      <w:r>
-        <w:rPr>
-          <w:rStyle w:val="FunctionTok"/>
-        </w:rPr>
-        <w:t xml:space="preserve">UPPER</w:t>
-      </w:r>
-      <w:r>
-        <w:rPr>
-          <w:rStyle w:val="NormalTok"/>
-        </w:rPr>
-        <w:t xml:space="preserve">(c.apellidos) </w:t>
-      </w:r>
-      <w:r>
-        <w:rPr>
-          <w:rStyle w:val="KeywordTok"/>
-        </w:rPr>
-        <w:t xml:space="preserve">LIKE</w:t>
-      </w:r>
-      <w:r>
-        <w:rPr>
-          <w:rStyle w:val="NormalTok"/>
-        </w:rPr>
-        <w:t xml:space="preserve"> ?</w:t>
-      </w:r>
-      <w:r>
-        <w:br/>
-      </w:r>
-      <w:r>
-        <w:rPr>
-          <w:rStyle w:val="KeywordTok"/>
-        </w:rPr>
-        <w:t xml:space="preserve">ORDER</w:t>
-      </w:r>
-      <w:r>
-        <w:rPr>
-          <w:rStyle w:val="NormalTok"/>
-        </w:rPr>
-        <w:t xml:space="preserve"> </w:t>
-      </w:r>
-      <w:r>
-        <w:rPr>
-          <w:rStyle w:val="KeywordTok"/>
-        </w:rPr>
-        <w:t xml:space="preserve">BY</w:t>
-      </w:r>
-      <w:r>
-        <w:rPr>
-          <w:rStyle w:val="NormalTok"/>
-        </w:rPr>
-        <w:t xml:space="preserve"> c.apellidos, c.nombres, c.id_cliente</w:t>
-      </w:r>
-      <w:r>
-        <w:br/>
-      </w:r>
-      <w:r>
-        <w:rPr>
-          <w:rStyle w:val="NormalTok"/>
-        </w:rPr>
-        <w:t xml:space="preserve">OFFSET ? </w:t>
-      </w:r>
-      <w:r>
-        <w:rPr>
-          <w:rStyle w:val="KeywordTok"/>
-        </w:rPr>
-        <w:t xml:space="preserve">ROWS</w:t>
-      </w:r>
-      <w:r>
-        <w:rPr>
-          <w:rStyle w:val="NormalTok"/>
-        </w:rPr>
-        <w:t xml:space="preserve"> FETCH </w:t>
-      </w:r>
-      <w:r>
-        <w:rPr>
-          <w:rStyle w:val="KeywordTok"/>
-        </w:rPr>
-        <w:t xml:space="preserve">NEXT</w:t>
-      </w:r>
-      <w:r>
-        <w:rPr>
-          <w:rStyle w:val="NormalTok"/>
-        </w:rPr>
-        <w:t xml:space="preserve"> ? </w:t>
-      </w:r>
-      <w:r>
-        <w:rPr>
-          <w:rStyle w:val="KeywordTok"/>
-        </w:rPr>
-        <w:t xml:space="preserve">ROWS</w:t>
-      </w:r>
-      <w:r>
-        <w:rPr>
-          <w:rStyle w:val="NormalTok"/>
-        </w:rPr>
-        <w:t xml:space="preserve"> </w:t>
-      </w:r>
-      <w:r>
-        <w:rPr>
-          <w:rStyle w:val="KeywordTok"/>
-        </w:rPr>
-        <w:t xml:space="preserve">ONLY</w:t>
+          <w:rStyle w:val="OperatorTok"/>
+        </w:rPr>
+        <w:t xml:space="preserve">}</w:t>
       </w:r>
     </w:p>
     <w:p>
@@ -1700,20 +2580,70 @@
         <w:rPr>
           <w:lang w:val="es-CO"/>
         </w:rPr>
-        <w:t xml:space="preserve">Así se ejecuta (</w:t>
+        <w:t xml:space="preserve">Ejemplo de un método de</w:t>
+      </w:r>
+      <w:r>
+        <w:rPr>
+          <w:lang w:val="es-CO"/>
+        </w:rPr>
+        <w:t xml:space="preserve"> </w:t>
       </w:r>
       <w:r>
         <w:rPr>
           <w:rStyle w:val="VerbatimChar"/>
           <w:lang w:val="es-CO"/>
         </w:rPr>
-        <w:t xml:space="preserve">BaseDatos.java</w:t>
-      </w:r>
-      <w:r>
-        <w:rPr>
-          <w:lang w:val="es-CO"/>
-        </w:rPr>
-        <w:t xml:space="preserve">, resumido):</w:t>
+        <w:t xml:space="preserve">ClienteDAO</w:t>
+      </w:r>
+      <w:r>
+        <w:rPr>
+          <w:lang w:val="es-CO"/>
+        </w:rPr>
+        <w:t xml:space="preserve">. El</w:t>
+      </w:r>
+      <w:r>
+        <w:rPr>
+          <w:lang w:val="es-CO"/>
+        </w:rPr>
+        <w:t xml:space="preserve"> </w:t>
+      </w:r>
+      <w:r>
+        <w:rPr>
+          <w:rStyle w:val="VerbatimChar"/>
+          <w:lang w:val="es-CO"/>
+        </w:rPr>
+        <w:t xml:space="preserve">?</w:t>
+      </w:r>
+      <w:r>
+        <w:rPr>
+          <w:lang w:val="es-CO"/>
+        </w:rPr>
+        <w:t xml:space="preserve"> </w:t>
+      </w:r>
+      <w:r>
+        <w:rPr>
+          <w:lang w:val="es-CO"/>
+        </w:rPr>
+        <w:t xml:space="preserve">es un parámetro que se llena con</w:t>
+      </w:r>
+      <w:r>
+        <w:rPr>
+          <w:lang w:val="es-CO"/>
+        </w:rPr>
+        <w:t xml:space="preserve"> </w:t>
+      </w:r>
+      <w:r>
+        <w:rPr>
+          <w:rStyle w:val="VerbatimChar"/>
+          <w:lang w:val="es-CO"/>
+        </w:rPr>
+        <w:t xml:space="preserve">PreparedStatement</w:t>
+      </w:r>
+      <w:r>
+        <w:rPr>
+          <w:lang w:val="es-CO"/>
+        </w:rPr>
+        <w:t xml:space="preserve">:</w:t>
       </w:r>
     </w:p>
     <w:p>
@@ -1722,6 +2652,126 @@
       </w:pPr>
       <w:r>
         <w:rPr>
+          <w:rStyle w:val="BuiltInTok"/>
+        </w:rPr>
+        <w:t xml:space="preserve">String</w:t>
+      </w:r>
+      <w:r>
+        <w:rPr>
+          <w:rStyle w:val="NormalTok"/>
+        </w:rPr>
+        <w:t xml:space="preserve"> sql </w:t>
+      </w:r>
+      <w:r>
+        <w:rPr>
+          <w:rStyle w:val="OperatorTok"/>
+        </w:rPr>
+        <w:t xml:space="preserve">=</w:t>
+      </w:r>
+      <w:r>
+        <w:rPr>
+          <w:rStyle w:val="NormalTok"/>
+        </w:rPr>
+        <w:t xml:space="preserve"> </w:t>
+      </w:r>
+      <w:r>
+        <w:rPr>
+          <w:rStyle w:val="StringTok"/>
+        </w:rPr>
+        <w:t xml:space="preserve">"SELECT c.*, ci.nombre AS ciudad, d.nombre AS departamento "</w:t>
+      </w:r>
+      <w:r>
+        <w:br/>
+      </w:r>
+      <w:r>
+        <w:rPr>
+          <w:rStyle w:val="NormalTok"/>
+        </w:rPr>
+        <w:t xml:space="preserve">        </w:t>
+      </w:r>
+      <w:r>
+        <w:rPr>
+          <w:rStyle w:val="OperatorTok"/>
+        </w:rPr>
+        <w:t xml:space="preserve">+</w:t>
+      </w:r>
+      <w:r>
+        <w:rPr>
+          <w:rStyle w:val="NormalTok"/>
+        </w:rPr>
+        <w:t xml:space="preserve"> </w:t>
+      </w:r>
+      <w:r>
+        <w:rPr>
+          <w:rStyle w:val="StringTok"/>
+        </w:rPr>
+        <w:t xml:space="preserve">"FROM CLIENTE c JOIN CIUDAD ci ON ci.id_ciudad = c.id_ciudad "</w:t>
+      </w:r>
+      <w:r>
+        <w:br/>
+      </w:r>
+      <w:r>
+        <w:rPr>
+          <w:rStyle w:val="NormalTok"/>
+        </w:rPr>
+        <w:t xml:space="preserve">        </w:t>
+      </w:r>
+      <w:r>
+        <w:rPr>
+          <w:rStyle w:val="OperatorTok"/>
+        </w:rPr>
+        <w:t xml:space="preserve">+</w:t>
+      </w:r>
+      <w:r>
+        <w:rPr>
+          <w:rStyle w:val="NormalTok"/>
+        </w:rPr>
+        <w:t xml:space="preserve"> </w:t>
+      </w:r>
+      <w:r>
+        <w:rPr>
+          <w:rStyle w:val="StringTok"/>
+        </w:rPr>
+        <w:t xml:space="preserve">"JOIN DEPARTAMENTO d ON d.id_departamento = ci.id_departamento "</w:t>
+      </w:r>
+      <w:r>
+        <w:br/>
+      </w:r>
+      <w:r>
+        <w:rPr>
+          <w:rStyle w:val="NormalTok"/>
+        </w:rPr>
+        <w:t xml:space="preserve">        </w:t>
+      </w:r>
+      <w:r>
+        <w:rPr>
+          <w:rStyle w:val="OperatorTok"/>
+        </w:rPr>
+        <w:t xml:space="preserve">+</w:t>
+      </w:r>
+      <w:r>
+        <w:rPr>
+          <w:rStyle w:val="NormalTok"/>
+        </w:rPr>
+        <w:t xml:space="preserve"> </w:t>
+      </w:r>
+      <w:r>
+        <w:rPr>
+          <w:rStyle w:val="StringTok"/>
+        </w:rPr>
+        <w:t xml:space="preserve">"WHERE c.id_cliente = ?"</w:t>
+      </w:r>
+      <w:r>
+        <w:rPr>
+          <w:rStyle w:val="OperatorTok"/>
+        </w:rPr>
+        <w:t xml:space="preserve">;</w:t>
+      </w:r>
+      <w:r>
+        <w:br/>
+      </w:r>
+      <w:r>
+        <w:rPr>
           <w:rStyle w:val="ControlFlowTok"/>
         </w:rPr>
         <w:t xml:space="preserve">try</w:t>
@@ -1760,7 +2810,7 @@
         <w:rPr>
           <w:rStyle w:val="NormalTok"/>
         </w:rPr>
-        <w:t xml:space="preserve"> Conexion</w:t>
+        <w:t xml:space="preserve"> conexionBD</w:t>
       </w:r>
       <w:r>
         <w:rPr>
@@ -1772,7 +2822,7 @@
         <w:rPr>
           <w:rStyle w:val="FunctionTok"/>
         </w:rPr>
-        <w:t xml:space="preserve">obtener</w:t>
+        <w:t xml:space="preserve">conectar</w:t>
       </w:r>
       <w:r>
         <w:rPr>
@@ -1862,13 +2912,64 @@
         <w:rPr>
           <w:rStyle w:val="NormalTok"/>
         </w:rPr>
+        <w:t xml:space="preserve">    sentencia</w:t>
+      </w:r>
+      <w:r>
+        <w:rPr>
+          <w:rStyle w:val="OperatorTok"/>
+        </w:rPr>
+        <w:t xml:space="preserve">.</w:t>
+      </w:r>
+      <w:r>
+        <w:rPr>
+          <w:rStyle w:val="FunctionTok"/>
+        </w:rPr>
+        <w:t xml:space="preserve">setInt</w:t>
+      </w:r>
+      <w:r>
+        <w:rPr>
+          <w:rStyle w:val="OperatorTok"/>
+        </w:rPr>
+        <w:t xml:space="preserve">(</w:t>
+      </w:r>
+      <w:r>
+        <w:rPr>
+          <w:rStyle w:val="DecValTok"/>
+        </w:rPr>
+        <w:t xml:space="preserve">1</w:t>
+      </w:r>
+      <w:r>
+        <w:rPr>
+          <w:rStyle w:val="OperatorTok"/>
+        </w:rPr>
+        <w:t xml:space="preserve">,</w:t>
+      </w:r>
+      <w:r>
+        <w:rPr>
+          <w:rStyle w:val="NormalTok"/>
+        </w:rPr>
+        <w:t xml:space="preserve"> id</w:t>
+      </w:r>
+      <w:r>
+        <w:rPr>
+          <w:rStyle w:val="OperatorTok"/>
+        </w:rPr>
+        <w:t xml:space="preserve">);</w:t>
+      </w:r>
+      <w:r>
+        <w:br/>
+      </w:r>
+      <w:r>
+        <w:rPr>
+          <w:rStyle w:val="NormalTok"/>
+        </w:rPr>
         <w:t xml:space="preserve">    </w:t>
       </w:r>
       <w:r>
         <w:rPr>
           <w:rStyle w:val="ControlFlowTok"/>
         </w:rPr>
-        <w:t xml:space="preserve">for</w:t>
+        <w:t xml:space="preserve">try</w:t>
       </w:r>
       <w:r>
         <w:rPr>
@@ -1884,15 +2985,15 @@
       </w:r>
       <w:r>
         <w:rPr>
-          <w:rStyle w:val="DataTypeTok"/>
-        </w:rPr>
-        <w:t xml:space="preserve">int</w:t>
-      </w:r>
-      <w:r>
-        <w:rPr>
-          <w:rStyle w:val="NormalTok"/>
-        </w:rPr>
-        <w:t xml:space="preserve"> i </w:t>
+          <w:rStyle w:val="BuiltInTok"/>
+        </w:rPr>
+        <w:t xml:space="preserve">ResultSet</w:t>
+      </w:r>
+      <w:r>
+        <w:rPr>
+          <w:rStyle w:val="NormalTok"/>
+        </w:rPr>
+        <w:t xml:space="preserve"> rs </w:t>
       </w:r>
       <w:r>
         <w:rPr>
@@ -1904,13 +3005,307 @@
         <w:rPr>
           <w:rStyle w:val="NormalTok"/>
         </w:rPr>
-        <w:t xml:space="preserve"> </w:t>
-      </w:r>
-      <w:r>
-        <w:rPr>
-          <w:rStyle w:val="DecValTok"/>
-        </w:rPr>
-        <w:t xml:space="preserve">0</w:t>
+        <w:t xml:space="preserve"> sentencia</w:t>
+      </w:r>
+      <w:r>
+        <w:rPr>
+          <w:rStyle w:val="OperatorTok"/>
+        </w:rPr>
+        <w:t xml:space="preserve">.</w:t>
+      </w:r>
+      <w:r>
+        <w:rPr>
+          <w:rStyle w:val="FunctionTok"/>
+        </w:rPr>
+        <w:t xml:space="preserve">executeQuery</w:t>
+      </w:r>
+      <w:r>
+        <w:rPr>
+          <w:rStyle w:val="OperatorTok"/>
+        </w:rPr>
+        <w:t xml:space="preserve">())</w:t>
+      </w:r>
+      <w:r>
+        <w:rPr>
+          <w:rStyle w:val="NormalTok"/>
+        </w:rPr>
+        <w:t xml:space="preserve"> </w:t>
+      </w:r>
+      <w:r>
+        <w:rPr>
+          <w:rStyle w:val="OperatorTok"/>
+        </w:rPr>
+        <w:t xml:space="preserve">{</w:t>
+      </w:r>
+      <w:r>
+        <w:br/>
+      </w:r>
+      <w:r>
+        <w:rPr>
+          <w:rStyle w:val="NormalTok"/>
+        </w:rPr>
+        <w:t xml:space="preserve">        </w:t>
+      </w:r>
+      <w:r>
+        <w:rPr>
+          <w:rStyle w:val="ControlFlowTok"/>
+        </w:rPr>
+        <w:t xml:space="preserve">while</w:t>
+      </w:r>
+      <w:r>
+        <w:rPr>
+          <w:rStyle w:val="NormalTok"/>
+        </w:rPr>
+        <w:t xml:space="preserve"> </w:t>
+      </w:r>
+      <w:r>
+        <w:rPr>
+          <w:rStyle w:val="OperatorTok"/>
+        </w:rPr>
+        <w:t xml:space="preserve">(</w:t>
+      </w:r>
+      <w:r>
+        <w:rPr>
+          <w:rStyle w:val="NormalTok"/>
+        </w:rPr>
+        <w:t xml:space="preserve">rs</w:t>
+      </w:r>
+      <w:r>
+        <w:rPr>
+          <w:rStyle w:val="OperatorTok"/>
+        </w:rPr>
+        <w:t xml:space="preserve">.</w:t>
+      </w:r>
+      <w:r>
+        <w:rPr>
+          <w:rStyle w:val="FunctionTok"/>
+        </w:rPr>
+        <w:t xml:space="preserve">next</w:t>
+      </w:r>
+      <w:r>
+        <w:rPr>
+          <w:rStyle w:val="OperatorTok"/>
+        </w:rPr>
+        <w:t xml:space="preserve">())</w:t>
+      </w:r>
+      <w:r>
+        <w:rPr>
+          <w:rStyle w:val="NormalTok"/>
+        </w:rPr>
+        <w:t xml:space="preserve"> </w:t>
+      </w:r>
+      <w:r>
+        <w:rPr>
+          <w:rStyle w:val="OperatorTok"/>
+        </w:rPr>
+        <w:t xml:space="preserve">{</w:t>
+      </w:r>
+      <w:r>
+        <w:br/>
+      </w:r>
+      <w:r>
+        <w:rPr>
+          <w:rStyle w:val="NormalTok"/>
+        </w:rPr>
+        <w:t xml:space="preserve">            Cliente objeto </w:t>
+      </w:r>
+      <w:r>
+        <w:rPr>
+          <w:rStyle w:val="OperatorTok"/>
+        </w:rPr>
+        <w:t xml:space="preserve">=</w:t>
+      </w:r>
+      <w:r>
+        <w:rPr>
+          <w:rStyle w:val="NormalTok"/>
+        </w:rPr>
+        <w:t xml:space="preserve"> </w:t>
+      </w:r>
+      <w:r>
+        <w:rPr>
+          <w:rStyle w:val="KeywordTok"/>
+        </w:rPr>
+        <w:t xml:space="preserve">new</w:t>
+      </w:r>
+      <w:r>
+        <w:rPr>
+          <w:rStyle w:val="NormalTok"/>
+        </w:rPr>
+        <w:t xml:space="preserve"> </w:t>
+      </w:r>
+      <w:r>
+        <w:rPr>
+          <w:rStyle w:val="FunctionTok"/>
+        </w:rPr>
+        <w:t xml:space="preserve">Cliente</w:t>
+      </w:r>
+      <w:r>
+        <w:rPr>
+          <w:rStyle w:val="OperatorTok"/>
+        </w:rPr>
+        <w:t xml:space="preserve">();</w:t>
+      </w:r>
+      <w:r>
+        <w:br/>
+      </w:r>
+      <w:r>
+        <w:rPr>
+          <w:rStyle w:val="NormalTok"/>
+        </w:rPr>
+        <w:t xml:space="preserve">            objeto</w:t>
+      </w:r>
+      <w:r>
+        <w:rPr>
+          <w:rStyle w:val="OperatorTok"/>
+        </w:rPr>
+        <w:t xml:space="preserve">.</w:t>
+      </w:r>
+      <w:r>
+        <w:rPr>
+          <w:rStyle w:val="FunctionTok"/>
+        </w:rPr>
+        <w:t xml:space="preserve">setNombres</w:t>
+      </w:r>
+      <w:r>
+        <w:rPr>
+          <w:rStyle w:val="OperatorTok"/>
+        </w:rPr>
+        <w:t xml:space="preserve">(</w:t>
+      </w:r>
+      <w:r>
+        <w:rPr>
+          <w:rStyle w:val="NormalTok"/>
+        </w:rPr>
+        <w:t xml:space="preserve">rs</w:t>
+      </w:r>
+      <w:r>
+        <w:rPr>
+          <w:rStyle w:val="OperatorTok"/>
+        </w:rPr>
+        <w:t xml:space="preserve">.</w:t>
+      </w:r>
+      <w:r>
+        <w:rPr>
+          <w:rStyle w:val="FunctionTok"/>
+        </w:rPr>
+        <w:t xml:space="preserve">getString</w:t>
+      </w:r>
+      <w:r>
+        <w:rPr>
+          <w:rStyle w:val="OperatorTok"/>
+        </w:rPr>
+        <w:t xml:space="preserve">(</w:t>
+      </w:r>
+      <w:r>
+        <w:rPr>
+          <w:rStyle w:val="StringTok"/>
+        </w:rPr>
+        <w:t xml:space="preserve">"nombres"</w:t>
+      </w:r>
+      <w:r>
+        <w:rPr>
+          <w:rStyle w:val="OperatorTok"/>
+        </w:rPr>
+        <w:t xml:space="preserve">));</w:t>
+      </w:r>
+      <w:r>
+        <w:br/>
+      </w:r>
+      <w:r>
+        <w:rPr>
+          <w:rStyle w:val="NormalTok"/>
+        </w:rPr>
+        <w:t xml:space="preserve">            objeto</w:t>
+      </w:r>
+      <w:r>
+        <w:rPr>
+          <w:rStyle w:val="OperatorTok"/>
+        </w:rPr>
+        <w:t xml:space="preserve">.</w:t>
+      </w:r>
+      <w:r>
+        <w:rPr>
+          <w:rStyle w:val="FunctionTok"/>
+        </w:rPr>
+        <w:t xml:space="preserve">setApellidos</w:t>
+      </w:r>
+      <w:r>
+        <w:rPr>
+          <w:rStyle w:val="OperatorTok"/>
+        </w:rPr>
+        <w:t xml:space="preserve">(</w:t>
+      </w:r>
+      <w:r>
+        <w:rPr>
+          <w:rStyle w:val="NormalTok"/>
+        </w:rPr>
+        <w:t xml:space="preserve">rs</w:t>
+      </w:r>
+      <w:r>
+        <w:rPr>
+          <w:rStyle w:val="OperatorTok"/>
+        </w:rPr>
+        <w:t xml:space="preserve">.</w:t>
+      </w:r>
+      <w:r>
+        <w:rPr>
+          <w:rStyle w:val="FunctionTok"/>
+        </w:rPr>
+        <w:t xml:space="preserve">getString</w:t>
+      </w:r>
+      <w:r>
+        <w:rPr>
+          <w:rStyle w:val="OperatorTok"/>
+        </w:rPr>
+        <w:t xml:space="preserve">(</w:t>
+      </w:r>
+      <w:r>
+        <w:rPr>
+          <w:rStyle w:val="StringTok"/>
+        </w:rPr>
+        <w:t xml:space="preserve">"apellidos"</w:t>
+      </w:r>
+      <w:r>
+        <w:rPr>
+          <w:rStyle w:val="OperatorTok"/>
+        </w:rPr>
+        <w:t xml:space="preserve">));</w:t>
+      </w:r>
+      <w:r>
+        <w:br/>
+      </w:r>
+      <w:r>
+        <w:rPr>
+          <w:rStyle w:val="NormalTok"/>
+        </w:rPr>
+        <w:t xml:space="preserve">            </w:t>
+      </w:r>
+      <w:r>
+        <w:rPr>
+          <w:rStyle w:val="KeywordTok"/>
+        </w:rPr>
+        <w:t xml:space="preserve">...</w:t>
+      </w:r>
+      <w:r>
+        <w:br/>
+      </w:r>
+      <w:r>
+        <w:rPr>
+          <w:rStyle w:val="NormalTok"/>
+        </w:rPr>
+        <w:t xml:space="preserve">            </w:t>
+      </w:r>
+      <w:r>
+        <w:rPr>
+          <w:rStyle w:val="ControlFlowTok"/>
+        </w:rPr>
+        <w:t xml:space="preserve">return</w:t>
+      </w:r>
+      <w:r>
+        <w:rPr>
+          <w:rStyle w:val="NormalTok"/>
+        </w:rPr>
+        <w:t xml:space="preserve"> objeto</w:t>
       </w:r>
       <w:r>
         <w:rPr>
@@ -1919,349 +3314,67 @@
         <w:t xml:space="preserve">;</w:t>
       </w:r>
       <w:r>
-        <w:rPr>
-          <w:rStyle w:val="NormalTok"/>
-        </w:rPr>
-        <w:t xml:space="preserve"> i </w:t>
-      </w:r>
-      <w:r>
-        <w:rPr>
-          <w:rStyle w:val="OperatorTok"/>
-        </w:rPr>
-        <w:t xml:space="preserve">&lt;</w:t>
-      </w:r>
-      <w:r>
-        <w:rPr>
-          <w:rStyle w:val="NormalTok"/>
-        </w:rPr>
-        <w:t xml:space="preserve"> parametros</w:t>
-      </w:r>
-      <w:r>
-        <w:rPr>
-          <w:rStyle w:val="OperatorTok"/>
-        </w:rPr>
-        <w:t xml:space="preserve">.</w:t>
-      </w:r>
-      <w:r>
-        <w:rPr>
-          <w:rStyle w:val="FunctionTok"/>
-        </w:rPr>
-        <w:t xml:space="preserve">length</w:t>
+        <w:br/>
+      </w:r>
+      <w:r>
+        <w:rPr>
+          <w:rStyle w:val="NormalTok"/>
+        </w:rPr>
+        <w:t xml:space="preserve">        </w:t>
+      </w:r>
+      <w:r>
+        <w:rPr>
+          <w:rStyle w:val="OperatorTok"/>
+        </w:rPr>
+        <w:t xml:space="preserve">}</w:t>
+      </w:r>
+      <w:r>
+        <w:br/>
+      </w:r>
+      <w:r>
+        <w:rPr>
+          <w:rStyle w:val="NormalTok"/>
+        </w:rPr>
+        <w:t xml:space="preserve">    </w:t>
+      </w:r>
+      <w:r>
+        <w:rPr>
+          <w:rStyle w:val="OperatorTok"/>
+        </w:rPr>
+        <w:t xml:space="preserve">}</w:t>
+      </w:r>
+      <w:r>
+        <w:br/>
+      </w:r>
+      <w:r>
+        <w:rPr>
+          <w:rStyle w:val="NormalTok"/>
+        </w:rPr>
+        <w:t xml:space="preserve">    </w:t>
+      </w:r>
+      <w:r>
+        <w:rPr>
+          <w:rStyle w:val="ControlFlowTok"/>
+        </w:rPr>
+        <w:t xml:space="preserve">return</w:t>
+      </w:r>
+      <w:r>
+        <w:rPr>
+          <w:rStyle w:val="NormalTok"/>
+        </w:rPr>
+        <w:t xml:space="preserve"> </w:t>
+      </w:r>
+      <w:r>
+        <w:rPr>
+          <w:rStyle w:val="KeywordTok"/>
+        </w:rPr>
+        <w:t xml:space="preserve">null</w:t>
       </w:r>
       <w:r>
         <w:rPr>
           <w:rStyle w:val="OperatorTok"/>
         </w:rPr>
         <w:t xml:space="preserve">;</w:t>
-      </w:r>
-      <w:r>
-        <w:rPr>
-          <w:rStyle w:val="NormalTok"/>
-        </w:rPr>
-        <w:t xml:space="preserve"> i</w:t>
-      </w:r>
-      <w:r>
-        <w:rPr>
-          <w:rStyle w:val="OperatorTok"/>
-        </w:rPr>
-        <w:t xml:space="preserve">++)</w:t>
-      </w:r>
-      <w:r>
-        <w:rPr>
-          <w:rStyle w:val="NormalTok"/>
-        </w:rPr>
-        <w:t xml:space="preserve"> </w:t>
-      </w:r>
-      <w:r>
-        <w:rPr>
-          <w:rStyle w:val="OperatorTok"/>
-        </w:rPr>
-        <w:t xml:space="preserve">{</w:t>
-      </w:r>
-      <w:r>
-        <w:br/>
-      </w:r>
-      <w:r>
-        <w:rPr>
-          <w:rStyle w:val="NormalTok"/>
-        </w:rPr>
-        <w:t xml:space="preserve">        sentencia</w:t>
-      </w:r>
-      <w:r>
-        <w:rPr>
-          <w:rStyle w:val="OperatorTok"/>
-        </w:rPr>
-        <w:t xml:space="preserve">.</w:t>
-      </w:r>
-      <w:r>
-        <w:rPr>
-          <w:rStyle w:val="FunctionTok"/>
-        </w:rPr>
-        <w:t xml:space="preserve">setObject</w:t>
-      </w:r>
-      <w:r>
-        <w:rPr>
-          <w:rStyle w:val="OperatorTok"/>
-        </w:rPr>
-        <w:t xml:space="preserve">(</w:t>
-      </w:r>
-      <w:r>
-        <w:rPr>
-          <w:rStyle w:val="NormalTok"/>
-        </w:rPr>
-        <w:t xml:space="preserve">i </w:t>
-      </w:r>
-      <w:r>
-        <w:rPr>
-          <w:rStyle w:val="OperatorTok"/>
-        </w:rPr>
-        <w:t xml:space="preserve">+</w:t>
-      </w:r>
-      <w:r>
-        <w:rPr>
-          <w:rStyle w:val="NormalTok"/>
-        </w:rPr>
-        <w:t xml:space="preserve"> </w:t>
-      </w:r>
-      <w:r>
-        <w:rPr>
-          <w:rStyle w:val="DecValTok"/>
-        </w:rPr>
-        <w:t xml:space="preserve">1</w:t>
-      </w:r>
-      <w:r>
-        <w:rPr>
-          <w:rStyle w:val="OperatorTok"/>
-        </w:rPr>
-        <w:t xml:space="preserve">,</w:t>
-      </w:r>
-      <w:r>
-        <w:rPr>
-          <w:rStyle w:val="NormalTok"/>
-        </w:rPr>
-        <w:t xml:space="preserve"> parametros</w:t>
-      </w:r>
-      <w:r>
-        <w:rPr>
-          <w:rStyle w:val="OperatorTok"/>
-        </w:rPr>
-        <w:t xml:space="preserve">[</w:t>
-      </w:r>
-      <w:r>
-        <w:rPr>
-          <w:rStyle w:val="NormalTok"/>
-        </w:rPr>
-        <w:t xml:space="preserve">i</w:t>
-      </w:r>
-      <w:r>
-        <w:rPr>
-          <w:rStyle w:val="OperatorTok"/>
-        </w:rPr>
-        <w:t xml:space="preserve">]);</w:t>
-      </w:r>
-      <w:r>
-        <w:br/>
-      </w:r>
-      <w:r>
-        <w:rPr>
-          <w:rStyle w:val="NormalTok"/>
-        </w:rPr>
-        <w:t xml:space="preserve">    </w:t>
-      </w:r>
-      <w:r>
-        <w:rPr>
-          <w:rStyle w:val="OperatorTok"/>
-        </w:rPr>
-        <w:t xml:space="preserve">}</w:t>
-      </w:r>
-      <w:r>
-        <w:br/>
-      </w:r>
-      <w:r>
-        <w:rPr>
-          <w:rStyle w:val="NormalTok"/>
-        </w:rPr>
-        <w:t xml:space="preserve">    </w:t>
-      </w:r>
-      <w:r>
-        <w:rPr>
-          <w:rStyle w:val="ControlFlowTok"/>
-        </w:rPr>
-        <w:t xml:space="preserve">try</w:t>
-      </w:r>
-      <w:r>
-        <w:rPr>
-          <w:rStyle w:val="NormalTok"/>
-        </w:rPr>
-        <w:t xml:space="preserve"> </w:t>
-      </w:r>
-      <w:r>
-        <w:rPr>
-          <w:rStyle w:val="OperatorTok"/>
-        </w:rPr>
-        <w:t xml:space="preserve">(</w:t>
-      </w:r>
-      <w:r>
-        <w:rPr>
-          <w:rStyle w:val="BuiltInTok"/>
-        </w:rPr>
-        <w:t xml:space="preserve">ResultSet</w:t>
-      </w:r>
-      <w:r>
-        <w:rPr>
-          <w:rStyle w:val="NormalTok"/>
-        </w:rPr>
-        <w:t xml:space="preserve"> resultado </w:t>
-      </w:r>
-      <w:r>
-        <w:rPr>
-          <w:rStyle w:val="OperatorTok"/>
-        </w:rPr>
-        <w:t xml:space="preserve">=</w:t>
-      </w:r>
-      <w:r>
-        <w:rPr>
-          <w:rStyle w:val="NormalTok"/>
-        </w:rPr>
-        <w:t xml:space="preserve"> sentencia</w:t>
-      </w:r>
-      <w:r>
-        <w:rPr>
-          <w:rStyle w:val="OperatorTok"/>
-        </w:rPr>
-        <w:t xml:space="preserve">.</w:t>
-      </w:r>
-      <w:r>
-        <w:rPr>
-          <w:rStyle w:val="FunctionTok"/>
-        </w:rPr>
-        <w:t xml:space="preserve">executeQuery</w:t>
-      </w:r>
-      <w:r>
-        <w:rPr>
-          <w:rStyle w:val="OperatorTok"/>
-        </w:rPr>
-        <w:t xml:space="preserve">())</w:t>
-      </w:r>
-      <w:r>
-        <w:rPr>
-          <w:rStyle w:val="NormalTok"/>
-        </w:rPr>
-        <w:t xml:space="preserve"> </w:t>
-      </w:r>
-      <w:r>
-        <w:rPr>
-          <w:rStyle w:val="OperatorTok"/>
-        </w:rPr>
-        <w:t xml:space="preserve">{</w:t>
-      </w:r>
-      <w:r>
-        <w:br/>
-      </w:r>
-      <w:r>
-        <w:rPr>
-          <w:rStyle w:val="NormalTok"/>
-        </w:rPr>
-        <w:t xml:space="preserve">        </w:t>
-      </w:r>
-      <w:r>
-        <w:rPr>
-          <w:rStyle w:val="ControlFlowTok"/>
-        </w:rPr>
-        <w:t xml:space="preserve">while</w:t>
-      </w:r>
-      <w:r>
-        <w:rPr>
-          <w:rStyle w:val="NormalTok"/>
-        </w:rPr>
-        <w:t xml:space="preserve"> </w:t>
-      </w:r>
-      <w:r>
-        <w:rPr>
-          <w:rStyle w:val="OperatorTok"/>
-        </w:rPr>
-        <w:t xml:space="preserve">(</w:t>
-      </w:r>
-      <w:r>
-        <w:rPr>
-          <w:rStyle w:val="NormalTok"/>
-        </w:rPr>
-        <w:t xml:space="preserve">resultado</w:t>
-      </w:r>
-      <w:r>
-        <w:rPr>
-          <w:rStyle w:val="OperatorTok"/>
-        </w:rPr>
-        <w:t xml:space="preserve">.</w:t>
-      </w:r>
-      <w:r>
-        <w:rPr>
-          <w:rStyle w:val="FunctionTok"/>
-        </w:rPr>
-        <w:t xml:space="preserve">next</w:t>
-      </w:r>
-      <w:r>
-        <w:rPr>
-          <w:rStyle w:val="OperatorTok"/>
-        </w:rPr>
-        <w:t xml:space="preserve">())</w:t>
-      </w:r>
-      <w:r>
-        <w:rPr>
-          <w:rStyle w:val="NormalTok"/>
-        </w:rPr>
-        <w:t xml:space="preserve"> </w:t>
-      </w:r>
-      <w:r>
-        <w:rPr>
-          <w:rStyle w:val="OperatorTok"/>
-        </w:rPr>
-        <w:t xml:space="preserve">{</w:t>
-      </w:r>
-      <w:r>
-        <w:br/>
-      </w:r>
-      <w:r>
-        <w:rPr>
-          <w:rStyle w:val="NormalTok"/>
-        </w:rPr>
-        <w:t xml:space="preserve">            </w:t>
-      </w:r>
-      <w:r>
-        <w:rPr>
-          <w:rStyle w:val="CommentTok"/>
-        </w:rPr>
-        <w:t xml:space="preserve">// cada fila se guarda como un Map columna -&gt; valor</w:t>
-      </w:r>
-      <w:r>
-        <w:br/>
-      </w:r>
-      <w:r>
-        <w:rPr>
-          <w:rStyle w:val="NormalTok"/>
-        </w:rPr>
-        <w:t xml:space="preserve">        </w:t>
-      </w:r>
-      <w:r>
-        <w:rPr>
-          <w:rStyle w:val="OperatorTok"/>
-        </w:rPr>
-        <w:t xml:space="preserve">}</w:t>
-      </w:r>
-      <w:r>
-        <w:br/>
-      </w:r>
-      <w:r>
-        <w:rPr>
-          <w:rStyle w:val="NormalTok"/>
-        </w:rPr>
-        <w:t xml:space="preserve">    </w:t>
-      </w:r>
-      <w:r>
-        <w:rPr>
-          <w:rStyle w:val="OperatorTok"/>
-        </w:rPr>
-        <w:t xml:space="preserve">}</w:t>
       </w:r>
       <w:r>
         <w:br/>
@@ -2281,14 +3394,14 @@
         <w:rPr>
           <w:lang w:val="es-CO"/>
         </w:rPr>
-        <w:t xml:space="preserve">Y un servlet completo (</w:t>
+        <w:t xml:space="preserve">Y el controlador que usa ese DAO (</w:t>
       </w:r>
       <w:r>
         <w:rPr>
           <w:rStyle w:val="VerbatimChar"/>
           <w:lang w:val="es-CO"/>
         </w:rPr>
-        <w:t xml:space="preserve">ClienteServlet.java</w:t>
+        <w:t xml:space="preserve">ClienteControlador.java</w:t>
       </w:r>
       <w:r>
         <w:rPr>
@@ -2305,7 +3418,7 @@
         <w:rPr>
           <w:rStyle w:val="AttributeTok"/>
         </w:rPr>
-        <w:t xml:space="preserve">@WebServlet</w:t>
+        <w:t xml:space="preserve">@GetMapping</w:t>
       </w:r>
       <w:r>
         <w:rPr>
@@ -2317,7 +3430,7 @@
         <w:rPr>
           <w:rStyle w:val="StringTok"/>
         </w:rPr>
-        <w:t xml:space="preserve">"/clientes/*"</w:t>
+        <w:t xml:space="preserve">"/clientes/{id}"</w:t>
       </w:r>
       <w:r>
         <w:rPr>
@@ -2342,33 +3455,270 @@
       </w:r>
       <w:r>
         <w:rPr>
+          <w:rStyle w:val="BuiltInTok"/>
+        </w:rPr>
+        <w:t xml:space="preserve">String</w:t>
+      </w:r>
+      <w:r>
+        <w:rPr>
+          <w:rStyle w:val="NormalTok"/>
+        </w:rPr>
+        <w:t xml:space="preserve"> </w:t>
+      </w:r>
+      <w:r>
+        <w:rPr>
+          <w:rStyle w:val="FunctionTok"/>
+        </w:rPr>
+        <w:t xml:space="preserve">detalle</w:t>
+      </w:r>
+      <w:r>
+        <w:rPr>
+          <w:rStyle w:val="OperatorTok"/>
+        </w:rPr>
+        <w:t xml:space="preserve">(</w:t>
+      </w:r>
+      <w:r>
+        <w:rPr>
+          <w:rStyle w:val="AttributeTok"/>
+        </w:rPr>
+        <w:t xml:space="preserve">@PathVariable</w:t>
+      </w:r>
+      <w:r>
+        <w:rPr>
+          <w:rStyle w:val="NormalTok"/>
+        </w:rPr>
+        <w:t xml:space="preserve"> </w:t>
+      </w:r>
+      <w:r>
+        <w:rPr>
+          <w:rStyle w:val="DataTypeTok"/>
+        </w:rPr>
+        <w:t xml:space="preserve">int</w:t>
+      </w:r>
+      <w:r>
+        <w:rPr>
+          <w:rStyle w:val="NormalTok"/>
+        </w:rPr>
+        <w:t xml:space="preserve"> id</w:t>
+      </w:r>
+      <w:r>
+        <w:rPr>
+          <w:rStyle w:val="OperatorTok"/>
+        </w:rPr>
+        <w:t xml:space="preserve">,</w:t>
+      </w:r>
+      <w:r>
+        <w:rPr>
+          <w:rStyle w:val="NormalTok"/>
+        </w:rPr>
+        <w:t xml:space="preserve"> Model model</w:t>
+      </w:r>
+      <w:r>
+        <w:rPr>
+          <w:rStyle w:val="OperatorTok"/>
+        </w:rPr>
+        <w:t xml:space="preserve">)</w:t>
+      </w:r>
+      <w:r>
+        <w:rPr>
+          <w:rStyle w:val="NormalTok"/>
+        </w:rPr>
+        <w:t xml:space="preserve"> </w:t>
+      </w:r>
+      <w:r>
+        <w:rPr>
+          <w:rStyle w:val="OperatorTok"/>
+        </w:rPr>
+        <w:t xml:space="preserve">{</w:t>
+      </w:r>
+      <w:r>
+        <w:br/>
+      </w:r>
+      <w:r>
+        <w:rPr>
+          <w:rStyle w:val="NormalTok"/>
+        </w:rPr>
+        <w:t xml:space="preserve">    Cliente cliente </w:t>
+      </w:r>
+      <w:r>
+        <w:rPr>
+          <w:rStyle w:val="OperatorTok"/>
+        </w:rPr>
+        <w:t xml:space="preserve">=</w:t>
+      </w:r>
+      <w:r>
+        <w:rPr>
+          <w:rStyle w:val="NormalTok"/>
+        </w:rPr>
+        <w:t xml:space="preserve"> clienteDAO</w:t>
+      </w:r>
+      <w:r>
+        <w:rPr>
+          <w:rStyle w:val="OperatorTok"/>
+        </w:rPr>
+        <w:t xml:space="preserve">.</w:t>
+      </w:r>
+      <w:r>
+        <w:rPr>
+          <w:rStyle w:val="FunctionTok"/>
+        </w:rPr>
+        <w:t xml:space="preserve">buscar</w:t>
+      </w:r>
+      <w:r>
+        <w:rPr>
+          <w:rStyle w:val="OperatorTok"/>
+        </w:rPr>
+        <w:t xml:space="preserve">(</w:t>
+      </w:r>
+      <w:r>
+        <w:rPr>
+          <w:rStyle w:val="NormalTok"/>
+        </w:rPr>
+        <w:t xml:space="preserve">id</w:t>
+      </w:r>
+      <w:r>
+        <w:rPr>
+          <w:rStyle w:val="OperatorTok"/>
+        </w:rPr>
+        <w:t xml:space="preserve">);</w:t>
+      </w:r>
+      <w:r>
+        <w:br/>
+      </w:r>
+      <w:r>
+        <w:rPr>
+          <w:rStyle w:val="NormalTok"/>
+        </w:rPr>
+        <w:t xml:space="preserve">    </w:t>
+      </w:r>
+      <w:r>
+        <w:rPr>
+          <w:rStyle w:val="ControlFlowTok"/>
+        </w:rPr>
+        <w:t xml:space="preserve">if</w:t>
+      </w:r>
+      <w:r>
+        <w:rPr>
+          <w:rStyle w:val="NormalTok"/>
+        </w:rPr>
+        <w:t xml:space="preserve"> </w:t>
+      </w:r>
+      <w:r>
+        <w:rPr>
+          <w:rStyle w:val="OperatorTok"/>
+        </w:rPr>
+        <w:t xml:space="preserve">(</w:t>
+      </w:r>
+      <w:r>
+        <w:rPr>
+          <w:rStyle w:val="NormalTok"/>
+        </w:rPr>
+        <w:t xml:space="preserve">cliente </w:t>
+      </w:r>
+      <w:r>
+        <w:rPr>
+          <w:rStyle w:val="OperatorTok"/>
+        </w:rPr>
+        <w:t xml:space="preserve">==</w:t>
+      </w:r>
+      <w:r>
+        <w:rPr>
+          <w:rStyle w:val="NormalTok"/>
+        </w:rPr>
+        <w:t xml:space="preserve"> </w:t>
+      </w:r>
+      <w:r>
+        <w:rPr>
           <w:rStyle w:val="KeywordTok"/>
         </w:rPr>
-        <w:t xml:space="preserve">class</w:t>
-      </w:r>
-      <w:r>
-        <w:rPr>
-          <w:rStyle w:val="NormalTok"/>
-        </w:rPr>
-        <w:t xml:space="preserve"> ClienteServlet </w:t>
+        <w:t xml:space="preserve">null</w:t>
+      </w:r>
+      <w:r>
+        <w:rPr>
+          <w:rStyle w:val="OperatorTok"/>
+        </w:rPr>
+        <w:t xml:space="preserve">)</w:t>
+      </w:r>
+      <w:r>
+        <w:rPr>
+          <w:rStyle w:val="NormalTok"/>
+        </w:rPr>
+        <w:t xml:space="preserve"> </w:t>
+      </w:r>
+      <w:r>
+        <w:rPr>
+          <w:rStyle w:val="OperatorTok"/>
+        </w:rPr>
+        <w:t xml:space="preserve">{</w:t>
+      </w:r>
+      <w:r>
+        <w:br/>
+      </w:r>
+      <w:r>
+        <w:rPr>
+          <w:rStyle w:val="NormalTok"/>
+        </w:rPr>
+        <w:t xml:space="preserve">        </w:t>
+      </w:r>
+      <w:r>
+        <w:rPr>
+          <w:rStyle w:val="ControlFlowTok"/>
+        </w:rPr>
+        <w:t xml:space="preserve">throw</w:t>
+      </w:r>
+      <w:r>
+        <w:rPr>
+          <w:rStyle w:val="NormalTok"/>
+        </w:rPr>
+        <w:t xml:space="preserve"> </w:t>
       </w:r>
       <w:r>
         <w:rPr>
           <w:rStyle w:val="KeywordTok"/>
         </w:rPr>
-        <w:t xml:space="preserve">extends</w:t>
-      </w:r>
-      <w:r>
-        <w:rPr>
-          <w:rStyle w:val="NormalTok"/>
-        </w:rPr>
-        <w:t xml:space="preserve"> HttpServlet </w:t>
-      </w:r>
-      <w:r>
-        <w:rPr>
-          <w:rStyle w:val="OperatorTok"/>
-        </w:rPr>
-        <w:t xml:space="preserve">{</w:t>
+        <w:t xml:space="preserve">new</w:t>
+      </w:r>
+      <w:r>
+        <w:rPr>
+          <w:rStyle w:val="NormalTok"/>
+        </w:rPr>
+        <w:t xml:space="preserve"> </w:t>
+      </w:r>
+      <w:r>
+        <w:rPr>
+          <w:rStyle w:val="FunctionTok"/>
+        </w:rPr>
+        <w:t xml:space="preserve">ResponseStatusException</w:t>
+      </w:r>
+      <w:r>
+        <w:rPr>
+          <w:rStyle w:val="OperatorTok"/>
+        </w:rPr>
+        <w:t xml:space="preserve">(</w:t>
+      </w:r>
+      <w:r>
+        <w:rPr>
+          <w:rStyle w:val="NormalTok"/>
+        </w:rPr>
+        <w:t xml:space="preserve">HttpStatus</w:t>
+      </w:r>
+      <w:r>
+        <w:rPr>
+          <w:rStyle w:val="OperatorTok"/>
+        </w:rPr>
+        <w:t xml:space="preserve">.</w:t>
+      </w:r>
+      <w:r>
+        <w:rPr>
+          <w:rStyle w:val="FunctionTok"/>
+        </w:rPr>
+        <w:t xml:space="preserve">NOT_FOUND</w:t>
+      </w:r>
+      <w:r>
+        <w:rPr>
+          <w:rStyle w:val="OperatorTok"/>
+        </w:rPr>
+        <w:t xml:space="preserve">);</w:t>
       </w:r>
       <w:r>
         <w:br/>
@@ -2381,33 +3731,30 @@
       </w:r>
       <w:r>
         <w:rPr>
-          <w:rStyle w:val="KeywordTok"/>
-        </w:rPr>
-        <w:t xml:space="preserve">protected</w:t>
-      </w:r>
-      <w:r>
-        <w:rPr>
-          <w:rStyle w:val="NormalTok"/>
-        </w:rPr>
-        <w:t xml:space="preserve"> </w:t>
-      </w:r>
-      <w:r>
-        <w:rPr>
-          <w:rStyle w:val="DataTypeTok"/>
-        </w:rPr>
-        <w:t xml:space="preserve">void</w:t>
-      </w:r>
-      <w:r>
-        <w:rPr>
-          <w:rStyle w:val="NormalTok"/>
-        </w:rPr>
-        <w:t xml:space="preserve"> </w:t>
+          <w:rStyle w:val="OperatorTok"/>
+        </w:rPr>
+        <w:t xml:space="preserve">}</w:t>
+      </w:r>
+      <w:r>
+        <w:br/>
+      </w:r>
+      <w:r>
+        <w:rPr>
+          <w:rStyle w:val="NormalTok"/>
+        </w:rPr>
+        <w:t xml:space="preserve">    model</w:t>
+      </w:r>
+      <w:r>
+        <w:rPr>
+          <w:rStyle w:val="OperatorTok"/>
+        </w:rPr>
+        <w:t xml:space="preserve">.</w:t>
       </w:r>
       <w:r>
         <w:rPr>
           <w:rStyle w:val="FunctionTok"/>
         </w:rPr>
-        <w:t xml:space="preserve">doGet</w:t>
+        <w:t xml:space="preserve">addAttribute</w:t>
       </w:r>
       <w:r>
         <w:rPr>
@@ -2417,9 +3764,9 @@
       </w:r>
       <w:r>
         <w:rPr>
-          <w:rStyle w:val="NormalTok"/>
-        </w:rPr>
-        <w:t xml:space="preserve">HttpServletRequest request</w:t>
+          <w:rStyle w:val="StringTok"/>
+        </w:rPr>
+        <w:t xml:space="preserve">"cliente"</w:t>
       </w:r>
       <w:r>
         <w:rPr>
@@ -2431,37 +3778,13 @@
         <w:rPr>
           <w:rStyle w:val="NormalTok"/>
         </w:rPr>
-        <w:t xml:space="preserve"> HttpServletResponse response</w:t>
-      </w:r>
-      <w:r>
-        <w:rPr>
-          <w:rStyle w:val="OperatorTok"/>
-        </w:rPr>
-        <w:t xml:space="preserve">)</w:t>
-      </w:r>
-      <w:r>
-        <w:rPr>
-          <w:rStyle w:val="NormalTok"/>
-        </w:rPr>
-        <w:t xml:space="preserve"> </w:t>
-      </w:r>
-      <w:r>
-        <w:rPr>
-          <w:rStyle w:val="KeywordTok"/>
-        </w:rPr>
-        <w:t xml:space="preserve">...</w:t>
-      </w:r>
-      <w:r>
-        <w:rPr>
-          <w:rStyle w:val="NormalTok"/>
-        </w:rPr>
-        <w:t xml:space="preserve"> </w:t>
-      </w:r>
-      <w:r>
-        <w:rPr>
-          <w:rStyle w:val="OperatorTok"/>
-        </w:rPr>
-        <w:t xml:space="preserve">{</w:t>
+        <w:t xml:space="preserve"> cliente</w:t>
+      </w:r>
+      <w:r>
+        <w:rPr>
+          <w:rStyle w:val="OperatorTok"/>
+        </w:rPr>
+        <w:t xml:space="preserve">);</w:t>
       </w:r>
       <w:r>
         <w:br/>
@@ -2470,31 +3793,7 @@
         <w:rPr>
           <w:rStyle w:val="NormalTok"/>
         </w:rPr>
-        <w:t xml:space="preserve">        </w:t>
-      </w:r>
-      <w:r>
-        <w:rPr>
-          <w:rStyle w:val="BuiltInTok"/>
-        </w:rPr>
-        <w:t xml:space="preserve">Long</w:t>
-      </w:r>
-      <w:r>
-        <w:rPr>
-          <w:rStyle w:val="NormalTok"/>
-        </w:rPr>
-        <w:t xml:space="preserve"> id </w:t>
-      </w:r>
-      <w:r>
-        <w:rPr>
-          <w:rStyle w:val="OperatorTok"/>
-        </w:rPr>
-        <w:t xml:space="preserve">=</w:t>
-      </w:r>
-      <w:r>
-        <w:rPr>
-          <w:rStyle w:val="NormalTok"/>
-        </w:rPr>
-        <w:t xml:space="preserve"> Parametros</w:t>
+        <w:t xml:space="preserve">    model</w:t>
       </w:r>
       <w:r>
         <w:rPr>
@@ -2506,37 +3805,61 @@
         <w:rPr>
           <w:rStyle w:val="FunctionTok"/>
         </w:rPr>
+        <w:t xml:space="preserve">addAttribute</w:t>
+      </w:r>
+      <w:r>
+        <w:rPr>
+          <w:rStyle w:val="OperatorTok"/>
+        </w:rPr>
+        <w:t xml:space="preserve">(</w:t>
+      </w:r>
+      <w:r>
+        <w:rPr>
+          <w:rStyle w:val="StringTok"/>
+        </w:rPr>
+        <w:t xml:space="preserve">"mascotas"</w:t>
+      </w:r>
+      <w:r>
+        <w:rPr>
+          <w:rStyle w:val="OperatorTok"/>
+        </w:rPr>
+        <w:t xml:space="preserve">,</w:t>
+      </w:r>
+      <w:r>
+        <w:rPr>
+          <w:rStyle w:val="NormalTok"/>
+        </w:rPr>
+        <w:t xml:space="preserve"> mascotaDAO</w:t>
+      </w:r>
+      <w:r>
+        <w:rPr>
+          <w:rStyle w:val="OperatorTok"/>
+        </w:rPr>
+        <w:t xml:space="preserve">.</w:t>
+      </w:r>
+      <w:r>
+        <w:rPr>
+          <w:rStyle w:val="FunctionTok"/>
+        </w:rPr>
+        <w:t xml:space="preserve">listarPorCliente</w:t>
+      </w:r>
+      <w:r>
+        <w:rPr>
+          <w:rStyle w:val="OperatorTok"/>
+        </w:rPr>
+        <w:t xml:space="preserve">(</w:t>
+      </w:r>
+      <w:r>
+        <w:rPr>
+          <w:rStyle w:val="NormalTok"/>
+        </w:rPr>
         <w:t xml:space="preserve">id</w:t>
       </w:r>
       <w:r>
         <w:rPr>
           <w:rStyle w:val="OperatorTok"/>
         </w:rPr>
-        <w:t xml:space="preserve">(</w:t>
-      </w:r>
-      <w:r>
-        <w:rPr>
-          <w:rStyle w:val="NormalTok"/>
-        </w:rPr>
-        <w:t xml:space="preserve">request</w:t>
-      </w:r>
-      <w:r>
-        <w:rPr>
-          <w:rStyle w:val="OperatorTok"/>
-        </w:rPr>
-        <w:t xml:space="preserve">.</w:t>
-      </w:r>
-      <w:r>
-        <w:rPr>
-          <w:rStyle w:val="FunctionTok"/>
-        </w:rPr>
-        <w:t xml:space="preserve">getPathInfo</w:t>
-      </w:r>
-      <w:r>
-        <w:rPr>
-          <w:rStyle w:val="OperatorTok"/>
-        </w:rPr>
-        <w:t xml:space="preserve">());</w:t>
+        <w:t xml:space="preserve">));</w:t>
       </w:r>
       <w:r>
         <w:br/>
@@ -2545,376 +3868,31 @@
         <w:rPr>
           <w:rStyle w:val="NormalTok"/>
         </w:rPr>
-        <w:t xml:space="preserve">        </w:t>
-      </w:r>
-      <w:r>
-        <w:rPr>
-          <w:rStyle w:val="DataTypeTok"/>
-        </w:rPr>
-        <w:t xml:space="preserve">var</w:t>
-      </w:r>
-      <w:r>
-        <w:rPr>
-          <w:rStyle w:val="NormalTok"/>
-        </w:rPr>
-        <w:t xml:space="preserve"> cliente </w:t>
-      </w:r>
-      <w:r>
-        <w:rPr>
-          <w:rStyle w:val="OperatorTok"/>
-        </w:rPr>
-        <w:t xml:space="preserve">=</w:t>
-      </w:r>
-      <w:r>
-        <w:rPr>
-          <w:rStyle w:val="NormalTok"/>
-        </w:rPr>
-        <w:t xml:space="preserve"> BaseDatos</w:t>
-      </w:r>
-      <w:r>
-        <w:rPr>
-          <w:rStyle w:val="OperatorTok"/>
-        </w:rPr>
-        <w:t xml:space="preserve">.</w:t>
-      </w:r>
-      <w:r>
-        <w:rPr>
-          <w:rStyle w:val="FunctionTok"/>
-        </w:rPr>
-        <w:t xml:space="preserve">consultarUno</w:t>
-      </w:r>
-      <w:r>
-        <w:rPr>
-          <w:rStyle w:val="OperatorTok"/>
-        </w:rPr>
-        <w:t xml:space="preserve">(</w:t>
-      </w:r>
-      <w:r>
-        <w:rPr>
-          <w:rStyle w:val="NormalTok"/>
-        </w:rPr>
-        <w:t xml:space="preserve">Consultas</w:t>
-      </w:r>
-      <w:r>
-        <w:rPr>
-          <w:rStyle w:val="OperatorTok"/>
-        </w:rPr>
-        <w:t xml:space="preserve">.</w:t>
-      </w:r>
-      <w:r>
-        <w:rPr>
-          <w:rStyle w:val="FunctionTok"/>
-        </w:rPr>
-        <w:t xml:space="preserve">SQL_CLIENTE</w:t>
-      </w:r>
-      <w:r>
-        <w:rPr>
-          <w:rStyle w:val="OperatorTok"/>
-        </w:rPr>
-        <w:t xml:space="preserve">,</w:t>
-      </w:r>
-      <w:r>
-        <w:rPr>
-          <w:rStyle w:val="NormalTok"/>
-        </w:rPr>
-        <w:t xml:space="preserve"> id</w:t>
-      </w:r>
-      <w:r>
-        <w:rPr>
-          <w:rStyle w:val="OperatorTok"/>
-        </w:rPr>
-        <w:t xml:space="preserve">);</w:t>
-      </w:r>
-      <w:r>
-        <w:br/>
-      </w:r>
-      <w:r>
-        <w:rPr>
-          <w:rStyle w:val="NormalTok"/>
-        </w:rPr>
-        <w:t xml:space="preserve">        </w:t>
+        <w:t xml:space="preserve">    </w:t>
       </w:r>
       <w:r>
         <w:rPr>
           <w:rStyle w:val="ControlFlowTok"/>
         </w:rPr>
-        <w:t xml:space="preserve">if</w:t>
-      </w:r>
-      <w:r>
-        <w:rPr>
-          <w:rStyle w:val="NormalTok"/>
-        </w:rPr>
-        <w:t xml:space="preserve"> </w:t>
-      </w:r>
-      <w:r>
-        <w:rPr>
-          <w:rStyle w:val="OperatorTok"/>
-        </w:rPr>
-        <w:t xml:space="preserve">(</w:t>
-      </w:r>
-      <w:r>
-        <w:rPr>
-          <w:rStyle w:val="NormalTok"/>
-        </w:rPr>
-        <w:t xml:space="preserve">cliente </w:t>
-      </w:r>
-      <w:r>
-        <w:rPr>
-          <w:rStyle w:val="OperatorTok"/>
-        </w:rPr>
-        <w:t xml:space="preserve">==</w:t>
-      </w:r>
-      <w:r>
-        <w:rPr>
-          <w:rStyle w:val="NormalTok"/>
-        </w:rPr>
-        <w:t xml:space="preserve"> </w:t>
-      </w:r>
-      <w:r>
-        <w:rPr>
-          <w:rStyle w:val="KeywordTok"/>
-        </w:rPr>
-        <w:t xml:space="preserve">null</w:t>
-      </w:r>
-      <w:r>
-        <w:rPr>
-          <w:rStyle w:val="OperatorTok"/>
-        </w:rPr>
-        <w:t xml:space="preserve">)</w:t>
-      </w:r>
-      <w:r>
-        <w:rPr>
-          <w:rStyle w:val="NormalTok"/>
-        </w:rPr>
-        <w:t xml:space="preserve"> </w:t>
-      </w:r>
-      <w:r>
-        <w:rPr>
-          <w:rStyle w:val="OperatorTok"/>
-        </w:rPr>
-        <w:t xml:space="preserve">{</w:t>
-      </w:r>
-      <w:r>
-        <w:rPr>
-          <w:rStyle w:val="NormalTok"/>
-        </w:rPr>
-        <w:t xml:space="preserve"> response</w:t>
-      </w:r>
-      <w:r>
-        <w:rPr>
-          <w:rStyle w:val="OperatorTok"/>
-        </w:rPr>
-        <w:t xml:space="preserve">.</w:t>
-      </w:r>
-      <w:r>
-        <w:rPr>
-          <w:rStyle w:val="FunctionTok"/>
-        </w:rPr>
-        <w:t xml:space="preserve">sendError</w:t>
-      </w:r>
-      <w:r>
-        <w:rPr>
-          <w:rStyle w:val="OperatorTok"/>
-        </w:rPr>
-        <w:t xml:space="preserve">(</w:t>
-      </w:r>
-      <w:r>
-        <w:rPr>
-          <w:rStyle w:val="DecValTok"/>
-        </w:rPr>
-        <w:t xml:space="preserve">404</w:t>
-      </w:r>
-      <w:r>
-        <w:rPr>
-          <w:rStyle w:val="OperatorTok"/>
-        </w:rPr>
-        <w:t xml:space="preserve">);</w:t>
-      </w:r>
-      <w:r>
-        <w:rPr>
-          <w:rStyle w:val="NormalTok"/>
-        </w:rPr>
-        <w:t xml:space="preserve"> </w:t>
-      </w:r>
-      <w:r>
-        <w:rPr>
-          <w:rStyle w:val="ControlFlowTok"/>
-        </w:rPr>
         <w:t xml:space="preserve">return</w:t>
       </w:r>
       <w:r>
         <w:rPr>
+          <w:rStyle w:val="NormalTok"/>
+        </w:rPr>
+        <w:t xml:space="preserve"> </w:t>
+      </w:r>
+      <w:r>
+        <w:rPr>
+          <w:rStyle w:val="StringTok"/>
+        </w:rPr>
+        <w:t xml:space="preserve">"cliente"</w:t>
+      </w:r>
+      <w:r>
+        <w:rPr>
           <w:rStyle w:val="OperatorTok"/>
         </w:rPr>
         <w:t xml:space="preserve">;</w:t>
-      </w:r>
-      <w:r>
-        <w:rPr>
-          <w:rStyle w:val="NormalTok"/>
-        </w:rPr>
-        <w:t xml:space="preserve"> </w:t>
-      </w:r>
-      <w:r>
-        <w:rPr>
-          <w:rStyle w:val="OperatorTok"/>
-        </w:rPr>
-        <w:t xml:space="preserve">}</w:t>
-      </w:r>
-      <w:r>
-        <w:br/>
-      </w:r>
-      <w:r>
-        <w:rPr>
-          <w:rStyle w:val="NormalTok"/>
-        </w:rPr>
-        <w:t xml:space="preserve">        </w:t>
-      </w:r>
-      <w:r>
-        <w:rPr>
-          <w:rStyle w:val="KeywordTok"/>
-        </w:rPr>
-        <w:t xml:space="preserve">...</w:t>
-      </w:r>
-      <w:r>
-        <w:br/>
-      </w:r>
-      <w:r>
-        <w:rPr>
-          <w:rStyle w:val="NormalTok"/>
-        </w:rPr>
-        <w:t xml:space="preserve">        request</w:t>
-      </w:r>
-      <w:r>
-        <w:rPr>
-          <w:rStyle w:val="OperatorTok"/>
-        </w:rPr>
-        <w:t xml:space="preserve">.</w:t>
-      </w:r>
-      <w:r>
-        <w:rPr>
-          <w:rStyle w:val="FunctionTok"/>
-        </w:rPr>
-        <w:t xml:space="preserve">setAttribute</w:t>
-      </w:r>
-      <w:r>
-        <w:rPr>
-          <w:rStyle w:val="OperatorTok"/>
-        </w:rPr>
-        <w:t xml:space="preserve">(</w:t>
-      </w:r>
-      <w:r>
-        <w:rPr>
-          <w:rStyle w:val="StringTok"/>
-        </w:rPr>
-        <w:t xml:space="preserve">"datos"</w:t>
-      </w:r>
-      <w:r>
-        <w:rPr>
-          <w:rStyle w:val="OperatorTok"/>
-        </w:rPr>
-        <w:t xml:space="preserve">,</w:t>
-      </w:r>
-      <w:r>
-        <w:rPr>
-          <w:rStyle w:val="NormalTok"/>
-        </w:rPr>
-        <w:t xml:space="preserve"> datos</w:t>
-      </w:r>
-      <w:r>
-        <w:rPr>
-          <w:rStyle w:val="OperatorTok"/>
-        </w:rPr>
-        <w:t xml:space="preserve">);</w:t>
-      </w:r>
-      <w:r>
-        <w:br/>
-      </w:r>
-      <w:r>
-        <w:rPr>
-          <w:rStyle w:val="NormalTok"/>
-        </w:rPr>
-        <w:t xml:space="preserve">        request</w:t>
-      </w:r>
-      <w:r>
-        <w:rPr>
-          <w:rStyle w:val="OperatorTok"/>
-        </w:rPr>
-        <w:t xml:space="preserve">.</w:t>
-      </w:r>
-      <w:r>
-        <w:rPr>
-          <w:rStyle w:val="FunctionTok"/>
-        </w:rPr>
-        <w:t xml:space="preserve">getRequestDispatcher</w:t>
-      </w:r>
-      <w:r>
-        <w:rPr>
-          <w:rStyle w:val="OperatorTok"/>
-        </w:rPr>
-        <w:t xml:space="preserve">(</w:t>
-      </w:r>
-      <w:r>
-        <w:rPr>
-          <w:rStyle w:val="StringTok"/>
-        </w:rPr>
-        <w:t xml:space="preserve">"/WEB-INF/jsp/cliente.jsp"</w:t>
-      </w:r>
-      <w:r>
-        <w:rPr>
-          <w:rStyle w:val="OperatorTok"/>
-        </w:rPr>
-        <w:t xml:space="preserve">).</w:t>
-      </w:r>
-      <w:r>
-        <w:rPr>
-          <w:rStyle w:val="FunctionTok"/>
-        </w:rPr>
-        <w:t xml:space="preserve">forward</w:t>
-      </w:r>
-      <w:r>
-        <w:rPr>
-          <w:rStyle w:val="OperatorTok"/>
-        </w:rPr>
-        <w:t xml:space="preserve">(</w:t>
-      </w:r>
-      <w:r>
-        <w:rPr>
-          <w:rStyle w:val="NormalTok"/>
-        </w:rPr>
-        <w:t xml:space="preserve">request</w:t>
-      </w:r>
-      <w:r>
-        <w:rPr>
-          <w:rStyle w:val="OperatorTok"/>
-        </w:rPr>
-        <w:t xml:space="preserve">,</w:t>
-      </w:r>
-      <w:r>
-        <w:rPr>
-          <w:rStyle w:val="NormalTok"/>
-        </w:rPr>
-        <w:t xml:space="preserve"> response</w:t>
-      </w:r>
-      <w:r>
-        <w:rPr>
-          <w:rStyle w:val="OperatorTok"/>
-        </w:rPr>
-        <w:t xml:space="preserve">);</w:t>
-      </w:r>
-      <w:r>
-        <w:br/>
-      </w:r>
-      <w:r>
-        <w:rPr>
-          <w:rStyle w:val="NormalTok"/>
-        </w:rPr>
-        <w:t xml:space="preserve">    </w:t>
-      </w:r>
-      <w:r>
-        <w:rPr>
-          <w:rStyle w:val="OperatorTok"/>
-        </w:rPr>
-        <w:t xml:space="preserve">}</w:t>
       </w:r>
       <w:r>
         <w:br/>
@@ -3262,20 +4240,45 @@
         <w:rPr>
           <w:lang w:val="es-CO"/>
         </w:rPr>
-        <w:t xml:space="preserve">dueño), y el servicio de Tomcat los lee de ahí.</w:t>
+        <w:t xml:space="preserve">dueño), y el servicio</w:t>
+      </w:r>
+      <w:r>
+        <w:rPr>
+          <w:lang w:val="es-CO"/>
+        </w:rPr>
+        <w:t xml:space="preserve"> </w:t>
+      </w:r>
+      <w:r>
+        <w:rPr>
+          <w:rStyle w:val="VerbatimChar"/>
+          <w:lang w:val="es-CO"/>
+        </w:rPr>
+        <w:t xml:space="preserve">sigevet-web</w:t>
+      </w:r>
+      <w:r>
+        <w:rPr>
+          <w:lang w:val="es-CO"/>
+        </w:rPr>
+        <w:t xml:space="preserve"> </w:t>
+      </w:r>
+      <w:r>
+        <w:rPr>
+          <w:lang w:val="es-CO"/>
+        </w:rPr>
+        <w:t xml:space="preserve">los lee de ahí.</w:t>
       </w:r>
     </w:p>
     <w:p>
       <w:pPr>
         <w:pStyle w:val="Heading1"/>
       </w:pPr>
-      <w:bookmarkStart w:id="22" w:name="_seguridad"/>
+      <w:bookmarkStart w:id="23" w:name="_seguridad"/>
       <w:r>
         <w:rPr>
           <w:rStyle w:val="SectionNumber"/>
           <w:lang w:val="es-CO"/>
         </w:rPr>
-        <w:t xml:space="preserve">4</w:t>
+        <w:t xml:space="preserve">5</w:t>
       </w:r>
       <w:r>
         <w:tab/>
@@ -3286,7 +4289,7 @@
         </w:rPr>
         <w:t xml:space="preserve">Seguridad</w:t>
       </w:r>
-      <w:bookmarkEnd w:id="22"/>
+      <w:bookmarkEnd w:id="23"/>
     </w:p>
     <w:p>
       <w:pPr>
@@ -3418,7 +4421,7 @@
         <w:rPr>
           <w:lang w:val="es-CO"/>
         </w:rPr>
-        <w:t xml:space="preserve">los filtros del usuario (búsqueda, fechas, sede, estado) se pasan como parámetros</w:t>
+        <w:t xml:space="preserve">los filtros del usuario (búsqueda, sede, estado) se pasan como parámetros</w:t>
       </w:r>
       <w:r>
         <w:rPr>
@@ -3497,32 +4500,20 @@
         <w:rPr>
           <w:lang w:val="es-CO"/>
         </w:rPr>
-        <w:t xml:space="preserve">los textos que vienen de la base se muestran con</w:t>
-      </w:r>
-      <w:r>
-        <w:rPr>
-          <w:lang w:val="es-CO"/>
-        </w:rPr>
-        <w:t xml:space="preserve"> </w:t>
+        <w:t xml:space="preserve">Thymeleaf (</w:t>
       </w:r>
       <w:r>
         <w:rPr>
           <w:rStyle w:val="VerbatimChar"/>
           <w:lang w:val="es-CO"/>
         </w:rPr>
-        <w:t xml:space="preserve">&lt;c:out&gt;</w:t>
-      </w:r>
-      <w:r>
-        <w:rPr>
-          <w:lang w:val="es-CO"/>
-        </w:rPr>
-        <w:t xml:space="preserve"> </w:t>
-      </w:r>
-      <w:r>
-        <w:rPr>
-          <w:lang w:val="es-CO"/>
-        </w:rPr>
-        <w:t xml:space="preserve">de JSTL, que escapa el HTML.</w:t>
+        <w:t xml:space="preserve">th:text</w:t>
+      </w:r>
+      <w:r>
+        <w:rPr>
+          <w:lang w:val="es-CO"/>
+        </w:rPr>
+        <w:t xml:space="preserve">) escapa el HTML de los textos que vienen de la base.</w:t>
       </w:r>
     </w:p>
     <w:p>
@@ -3570,13 +4561,13 @@
       <w:pPr>
         <w:pStyle w:val="Heading1"/>
       </w:pPr>
-      <w:bookmarkStart w:id="23" w:name="_ejecución"/>
+      <w:bookmarkStart w:id="24" w:name="_ejecución"/>
       <w:r>
         <w:rPr>
           <w:rStyle w:val="SectionNumber"/>
           <w:lang w:val="es-CO"/>
         </w:rPr>
-        <w:t xml:space="preserve">5</w:t>
+        <w:t xml:space="preserve">6</w:t>
       </w:r>
       <w:r>
         <w:tab/>
@@ -3586,244 +4577,6 @@
           <w:lang w:val="es-CO"/>
         </w:rPr>
         <w:t xml:space="preserve">Ejecución</w:t>
-      </w:r>
-      <w:bookmarkEnd w:id="23"/>
-    </w:p>
-    <w:p>
-      <w:pPr>
-        <w:pStyle w:val="FirstParagraph"/>
-      </w:pPr>
-      <w:r>
-        <w:rPr>
-          <w:lang w:val="es-CO"/>
-        </w:rPr>
-        <w:t xml:space="preserve">En la máquina virtual (forma recomendada), desde la raíz del proyecto:</w:t>
-      </w:r>
-    </w:p>
-    <w:p>
-      <w:pPr>
-        <w:pStyle w:val="SourceCode"/>
-      </w:pPr>
-      <w:r>
-        <w:rPr>
-          <w:rStyle w:val="FunctionTok"/>
-        </w:rPr>
-        <w:t xml:space="preserve">sudo</w:t>
-      </w:r>
-      <w:r>
-        <w:rPr>
-          <w:rStyle w:val="NormalTok"/>
-        </w:rPr>
-        <w:t xml:space="preserve"> bash vm/scripts/instalar_app.sh     </w:t>
-      </w:r>
-      <w:r>
-        <w:rPr>
-          <w:rStyle w:val="CommentTok"/>
-        </w:rPr>
-        <w:t xml:space="preserve"># instala Java 21 y Tomcat 10.1, compila ROOT.war y deja el servicio activo</w:t>
-      </w:r>
-      <w:r>
-        <w:br/>
-      </w:r>
-      <w:r>
-        <w:rPr>
-          <w:rStyle w:val="ExtensionTok"/>
-        </w:rPr>
-        <w:t xml:space="preserve">systemctl</w:t>
-      </w:r>
-      <w:r>
-        <w:rPr>
-          <w:rStyle w:val="NormalTok"/>
-        </w:rPr>
-        <w:t xml:space="preserve"> status sigevet-web</w:t>
-      </w:r>
-    </w:p>
-    <w:p>
-      <w:pPr>
-        <w:pStyle w:val="FirstParagraph"/>
-      </w:pPr>
-      <w:r>
-        <w:rPr>
-          <w:lang w:val="es-CO"/>
-        </w:rPr>
-        <w:t xml:space="preserve">En cualquier equipo con Java 21 y Tomcat 10.1:</w:t>
-      </w:r>
-    </w:p>
-    <w:p>
-      <w:pPr>
-        <w:pStyle w:val="SourceCode"/>
-      </w:pPr>
-      <w:r>
-        <w:rPr>
-          <w:rStyle w:val="BuiltInTok"/>
-        </w:rPr>
-        <w:t xml:space="preserve">cd</w:t>
-      </w:r>
-      <w:r>
-        <w:rPr>
-          <w:rStyle w:val="NormalTok"/>
-        </w:rPr>
-        <w:t xml:space="preserve"> app</w:t>
-      </w:r>
-      <w:r>
-        <w:br/>
-      </w:r>
-      <w:r>
-        <w:rPr>
-          <w:rStyle w:val="ExtensionTok"/>
-        </w:rPr>
-        <w:t xml:space="preserve">./mvnw</w:t>
-      </w:r>
-      <w:r>
-        <w:rPr>
-          <w:rStyle w:val="NormalTok"/>
-        </w:rPr>
-        <w:t xml:space="preserve"> package                            </w:t>
-      </w:r>
-      <w:r>
-        <w:rPr>
-          <w:rStyle w:val="CommentTok"/>
-        </w:rPr>
-        <w:t xml:space="preserve"># genera target/ROOT.war</w:t>
-      </w:r>
-      <w:r>
-        <w:br/>
-      </w:r>
-      <w:r>
-        <w:rPr>
-          <w:rStyle w:val="FunctionTok"/>
-        </w:rPr>
-        <w:t xml:space="preserve">cp</w:t>
-      </w:r>
-      <w:r>
-        <w:rPr>
-          <w:rStyle w:val="NormalTok"/>
-        </w:rPr>
-        <w:t xml:space="preserve"> target/ROOT.war </w:t>
-      </w:r>
-      <w:r>
-        <w:rPr>
-          <w:rStyle w:val="OperatorTok"/>
-        </w:rPr>
-        <w:t xml:space="preserve">&lt;</w:t>
-      </w:r>
-      <w:r>
-        <w:rPr>
-          <w:rStyle w:val="NormalTok"/>
-        </w:rPr>
-        <w:t xml:space="preserve">tomcat</w:t>
-      </w:r>
-      <w:r>
-        <w:rPr>
-          <w:rStyle w:val="OperatorTok"/>
-        </w:rPr>
-        <w:t xml:space="preserve">&gt;</w:t>
-      </w:r>
-      <w:r>
-        <w:rPr>
-          <w:rStyle w:val="NormalTok"/>
-        </w:rPr>
-        <w:t xml:space="preserve">/webapps/</w:t>
-      </w:r>
-      <w:r>
-        <w:br/>
-      </w:r>
-      <w:r>
-        <w:rPr>
-          <w:rStyle w:val="BuiltInTok"/>
-        </w:rPr>
-        <w:t xml:space="preserve">export</w:t>
-      </w:r>
-      <w:r>
-        <w:rPr>
-          <w:rStyle w:val="NormalTok"/>
-        </w:rPr>
-        <w:t xml:space="preserve"> </w:t>
-      </w:r>
-      <w:r>
-        <w:rPr>
-          <w:rStyle w:val="VariableTok"/>
-        </w:rPr>
-        <w:t xml:space="preserve">SIGEVET_DB_PASSWORD</w:t>
-      </w:r>
-      <w:r>
-        <w:rPr>
-          <w:rStyle w:val="OperatorTok"/>
-        </w:rPr>
-        <w:t xml:space="preserve">=</w:t>
-      </w:r>
-      <w:r>
-        <w:rPr>
-          <w:rStyle w:val="StringTok"/>
-        </w:rPr>
-        <w:t xml:space="preserve">'&lt;clave de vet_app&gt;'</w:t>
-      </w:r>
-      <w:r>
-        <w:br/>
-      </w:r>
-      <w:r>
-        <w:rPr>
-          <w:rStyle w:val="OperatorTok"/>
-        </w:rPr>
-        <w:t xml:space="preserve">&lt;</w:t>
-      </w:r>
-      <w:r>
-        <w:rPr>
-          <w:rStyle w:val="NormalTok"/>
-        </w:rPr>
-        <w:t xml:space="preserve">tomcat</w:t>
-      </w:r>
-      <w:r>
-        <w:rPr>
-          <w:rStyle w:val="OperatorTok"/>
-        </w:rPr>
-        <w:t xml:space="preserve">&gt;</w:t>
-      </w:r>
-      <w:r>
-        <w:rPr>
-          <w:rStyle w:val="NormalTok"/>
-        </w:rPr>
-        <w:t xml:space="preserve">/bin/catalina.sh </w:t>
-      </w:r>
-      <w:r>
-        <w:rPr>
-          <w:rStyle w:val="ExtensionTok"/>
-        </w:rPr>
-        <w:t xml:space="preserve">run</w:t>
-      </w:r>
-      <w:r>
-        <w:rPr>
-          <w:rStyle w:val="NormalTok"/>
-        </w:rPr>
-        <w:t xml:space="preserve">              </w:t>
-      </w:r>
-      <w:r>
-        <w:rPr>
-          <w:rStyle w:val="CommentTok"/>
-        </w:rPr>
-        <w:t xml:space="preserve"># http://localhost:8080</w:t>
-      </w:r>
-    </w:p>
-    <w:p>
-      <w:pPr>
-        <w:pStyle w:val="Heading1"/>
-      </w:pPr>
-      <w:bookmarkStart w:id="24" w:name="_062d4d425bf6ecbce9b35c2846b87b4e57e84f4"/>
-      <w:r>
-        <w:rPr>
-          <w:rStyle w:val="SectionNumber"/>
-          <w:lang w:val="es-CO"/>
-        </w:rPr>
-        <w:t xml:space="preserve">6</w:t>
-      </w:r>
-      <w:r>
-        <w:tab/>
-      </w:r>
-      <w:r>
-        <w:rPr>
-          <w:lang w:val="es-CO"/>
-        </w:rPr>
-        <w:t xml:space="preserve">Evidencias de funcionamiento</w:t>
       </w:r>
       <w:bookmarkEnd w:id="24"/>
     </w:p>
@@ -3835,7 +4588,194 @@
         <w:rPr>
           <w:lang w:val="es-CO"/>
         </w:rPr>
-        <w:t xml:space="preserve">La aplicación Java (Servlets + JSP en Tomcat) se ejecutó como servicio dentro de la VM, conectada a MySQL con el usuario</w:t>
+        <w:t xml:space="preserve">En la máquina virtual (forma recomendada), desde la raíz del proyecto:</w:t>
+      </w:r>
+    </w:p>
+    <w:p>
+      <w:pPr>
+        <w:pStyle w:val="SourceCode"/>
+      </w:pPr>
+      <w:r>
+        <w:rPr>
+          <w:rStyle w:val="FunctionTok"/>
+        </w:rPr>
+        <w:t xml:space="preserve">sudo</w:t>
+      </w:r>
+      <w:r>
+        <w:rPr>
+          <w:rStyle w:val="NormalTok"/>
+        </w:rPr>
+        <w:t xml:space="preserve"> bash vm/scripts/instalar_app.sh     </w:t>
+      </w:r>
+      <w:r>
+        <w:rPr>
+          <w:rStyle w:val="CommentTok"/>
+        </w:rPr>
+        <w:t xml:space="preserve"># instala Java 21, compila sigevet.jar y deja el servicio activo</w:t>
+      </w:r>
+      <w:r>
+        <w:br/>
+      </w:r>
+      <w:r>
+        <w:rPr>
+          <w:rStyle w:val="ExtensionTok"/>
+        </w:rPr>
+        <w:t xml:space="preserve">systemctl</w:t>
+      </w:r>
+      <w:r>
+        <w:rPr>
+          <w:rStyle w:val="NormalTok"/>
+        </w:rPr>
+        <w:t xml:space="preserve"> status sigevet-web</w:t>
+      </w:r>
+    </w:p>
+    <w:p>
+      <w:pPr>
+        <w:pStyle w:val="FirstParagraph"/>
+      </w:pPr>
+      <w:r>
+        <w:rPr>
+          <w:lang w:val="es-CO"/>
+        </w:rPr>
+        <w:t xml:space="preserve">En cualquier equipo con Java 21:</w:t>
+      </w:r>
+    </w:p>
+    <w:p>
+      <w:pPr>
+        <w:pStyle w:val="SourceCode"/>
+      </w:pPr>
+      <w:r>
+        <w:rPr>
+          <w:rStyle w:val="BuiltInTok"/>
+        </w:rPr>
+        <w:t xml:space="preserve">cd</w:t>
+      </w:r>
+      <w:r>
+        <w:rPr>
+          <w:rStyle w:val="NormalTok"/>
+        </w:rPr>
+        <w:t xml:space="preserve"> app</w:t>
+      </w:r>
+      <w:r>
+        <w:br/>
+      </w:r>
+      <w:r>
+        <w:rPr>
+          <w:rStyle w:val="ExtensionTok"/>
+        </w:rPr>
+        <w:t xml:space="preserve">./mvnw</w:t>
+      </w:r>
+      <w:r>
+        <w:rPr>
+          <w:rStyle w:val="NormalTok"/>
+        </w:rPr>
+        <w:t xml:space="preserve"> package                            </w:t>
+      </w:r>
+      <w:r>
+        <w:rPr>
+          <w:rStyle w:val="CommentTok"/>
+        </w:rPr>
+        <w:t xml:space="preserve"># genera target/sigevet.jar</w:t>
+      </w:r>
+      <w:r>
+        <w:br/>
+      </w:r>
+      <w:r>
+        <w:rPr>
+          <w:rStyle w:val="BuiltInTok"/>
+        </w:rPr>
+        <w:t xml:space="preserve">export</w:t>
+      </w:r>
+      <w:r>
+        <w:rPr>
+          <w:rStyle w:val="NormalTok"/>
+        </w:rPr>
+        <w:t xml:space="preserve"> </w:t>
+      </w:r>
+      <w:r>
+        <w:rPr>
+          <w:rStyle w:val="VariableTok"/>
+        </w:rPr>
+        <w:t xml:space="preserve">SIGEVET_DB_PASSWORD</w:t>
+      </w:r>
+      <w:r>
+        <w:rPr>
+          <w:rStyle w:val="OperatorTok"/>
+        </w:rPr>
+        <w:t xml:space="preserve">=</w:t>
+      </w:r>
+      <w:r>
+        <w:rPr>
+          <w:rStyle w:val="StringTok"/>
+        </w:rPr>
+        <w:t xml:space="preserve">'&lt;clave de vet_app&gt;'</w:t>
+      </w:r>
+      <w:r>
+        <w:br/>
+      </w:r>
+      <w:r>
+        <w:rPr>
+          <w:rStyle w:val="ExtensionTok"/>
+        </w:rPr>
+        <w:t xml:space="preserve">java</w:t>
+      </w:r>
+      <w:r>
+        <w:rPr>
+          <w:rStyle w:val="NormalTok"/>
+        </w:rPr>
+        <w:t xml:space="preserve"> </w:t>
+      </w:r>
+      <w:r>
+        <w:rPr>
+          <w:rStyle w:val="AttributeTok"/>
+        </w:rPr>
+        <w:t xml:space="preserve">-jar</w:t>
+      </w:r>
+      <w:r>
+        <w:rPr>
+          <w:rStyle w:val="NormalTok"/>
+        </w:rPr>
+        <w:t xml:space="preserve"> target/sigevet.jar              </w:t>
+      </w:r>
+      <w:r>
+        <w:rPr>
+          <w:rStyle w:val="CommentTok"/>
+        </w:rPr>
+        <w:t xml:space="preserve"># http://localhost:5000</w:t>
+      </w:r>
+    </w:p>
+    <w:p>
+      <w:pPr>
+        <w:pStyle w:val="Heading1"/>
+      </w:pPr>
+      <w:bookmarkStart w:id="25" w:name="_062d4d425bf6ecbce9b35c2846b87b4e57e84f4"/>
+      <w:r>
+        <w:rPr>
+          <w:rStyle w:val="SectionNumber"/>
+          <w:lang w:val="es-CO"/>
+        </w:rPr>
+        <w:t xml:space="preserve">7</w:t>
+      </w:r>
+      <w:r>
+        <w:tab/>
+      </w:r>
+      <w:r>
+        <w:rPr>
+          <w:lang w:val="es-CO"/>
+        </w:rPr>
+        <w:t xml:space="preserve">Evidencias de funcionamiento</w:t>
+      </w:r>
+      <w:bookmarkEnd w:id="25"/>
+    </w:p>
+    <w:p>
+      <w:pPr>
+        <w:pStyle w:val="FirstParagraph"/>
+      </w:pPr>
+      <w:r>
+        <w:rPr>
+          <w:lang w:val="es-CO"/>
+        </w:rPr>
+        <w:t xml:space="preserve">La aplicación Java (Spring Boot, sin ORM) se ejecutó como servicio dentro de la VM, conectada a MySQL con el usuario</w:t>
       </w:r>
       <w:r>
         <w:rPr>
@@ -4527,18 +5467,18 @@
           <wp:inline>
             <wp:extent cx="5067300" cy="3562945"/>
             <wp:effectExtent b="0" l="0" r="0" t="0"/>
-            <wp:docPr descr="Página de inicio con indicadores de la red" title="" id="26" name="Picture"/>
+            <wp:docPr descr="Página de inicio con indicadores de la red" title="" id="27" name="Picture"/>
             <a:graphic>
               <a:graphicData uri="http://schemas.openxmlformats.org/drawingml/2006/picture">
                 <pic:pic>
                   <pic:nvPicPr>
-                    <pic:cNvPr descr="diagramas/png/app_inicio_121329-21Oct2026.png" id="27" name="Picture"/>
+                    <pic:cNvPr descr="diagramas/png/app_inicio_121329-21Oct2026.png" id="28" name="Picture"/>
                     <pic:cNvPicPr>
                       <a:picLocks noChangeArrowheads="1" noChangeAspect="1"/>
                     </pic:cNvPicPr>
                   </pic:nvPicPr>
                   <pic:blipFill>
-                    <a:blip r:embed="rId25"/>
+                    <a:blip r:embed="rId26"/>
                     <a:stretch>
                       <a:fillRect/>
                     </a:stretch>
@@ -4585,18 +5525,18 @@
           <wp:inline>
             <wp:extent cx="5067300" cy="3562945"/>
             <wp:effectExtent b="0" l="0" r="0" t="0"/>
-            <wp:docPr descr="Detalle de un cliente con teléfonos, mascotas y facturas" title="" id="29" name="Picture"/>
+            <wp:docPr descr="Detalle de un cliente con teléfonos, mascotas y facturas" title="" id="30" name="Picture"/>
             <a:graphic>
               <a:graphicData uri="http://schemas.openxmlformats.org/drawingml/2006/picture">
                 <pic:pic>
                   <pic:nvPicPr>
-                    <pic:cNvPr descr="diagramas/png/app_cliente_121329-21Oct2026.png" id="30" name="Picture"/>
+                    <pic:cNvPr descr="diagramas/png/app_cliente_121329-21Oct2026.png" id="31" name="Picture"/>
                     <pic:cNvPicPr>
                       <a:picLocks noChangeArrowheads="1" noChangeAspect="1"/>
                     </pic:cNvPicPr>
                   </pic:nvPicPr>
                   <pic:blipFill>
-                    <a:blip r:embed="rId28"/>
+                    <a:blip r:embed="rId29"/>
                     <a:stretch>
                       <a:fillRect/>
                     </a:stretch>
@@ -4643,18 +5583,18 @@
           <wp:inline>
             <wp:extent cx="5067300" cy="3562945"/>
             <wp:effectExtent b="0" l="0" r="0" t="0"/>
-            <wp:docPr descr="Historia clínica de una mascota (consultas y prescripciones)" title="" id="32" name="Picture"/>
+            <wp:docPr descr="Historia clínica de una mascota (consultas y prescripciones)" title="" id="33" name="Picture"/>
             <a:graphic>
               <a:graphicData uri="http://schemas.openxmlformats.org/drawingml/2006/picture">
                 <pic:pic>
                   <pic:nvPicPr>
-                    <pic:cNvPr descr="diagramas/png/app_mascota_121329-21Oct2026.png" id="33" name="Picture"/>
+                    <pic:cNvPr descr="diagramas/png/app_mascota_121329-21Oct2026.png" id="34" name="Picture"/>
                     <pic:cNvPicPr>
                       <a:picLocks noChangeArrowheads="1" noChangeAspect="1"/>
                     </pic:cNvPicPr>
                   </pic:nvPicPr>
                   <pic:blipFill>
-                    <a:blip r:embed="rId31"/>
+                    <a:blip r:embed="rId32"/>
                     <a:stretch>
                       <a:fillRect/>
                     </a:stretch>
@@ -4701,18 +5641,18 @@
           <wp:inline>
             <wp:extent cx="5067300" cy="3562945"/>
             <wp:effectExtent b="0" l="0" r="0" t="0"/>
-            <wp:docPr descr="Agenda de citas filtrada por sede" title="" id="35" name="Picture"/>
+            <wp:docPr descr="Agenda de citas filtrada por sede" title="" id="36" name="Picture"/>
             <a:graphic>
               <a:graphicData uri="http://schemas.openxmlformats.org/drawingml/2006/picture">
                 <pic:pic>
                   <pic:nvPicPr>
-                    <pic:cNvPr descr="diagramas/png/app_agenda_121329-21Oct2026.png" id="36" name="Picture"/>
+                    <pic:cNvPr descr="diagramas/png/app_agenda_121329-21Oct2026.png" id="37" name="Picture"/>
                     <pic:cNvPicPr>
                       <a:picLocks noChangeArrowheads="1" noChangeAspect="1"/>
                     </pic:cNvPicPr>
                   </pic:nvPicPr>
                   <pic:blipFill>
-                    <a:blip r:embed="rId34"/>
+                    <a:blip r:embed="rId35"/>
                     <a:stretch>
                       <a:fillRect/>
                     </a:stretch>
@@ -4759,18 +5699,18 @@
           <wp:inline>
             <wp:extent cx="5067300" cy="3562945"/>
             <wp:effectExtent b="0" l="0" r="0" t="0"/>
-            <wp:docPr descr="Inventario con alertas de stock por debajo del mínimo" title="" id="38" name="Picture"/>
+            <wp:docPr descr="Inventario con alertas de stock por debajo del mínimo" title="" id="39" name="Picture"/>
             <a:graphic>
               <a:graphicData uri="http://schemas.openxmlformats.org/drawingml/2006/picture">
                 <pic:pic>
                   <pic:nvPicPr>
-                    <pic:cNvPr descr="diagramas/png/app_inventario_121329-21Oct2026.png" id="39" name="Picture"/>
+                    <pic:cNvPr descr="diagramas/png/app_inventario_121329-21Oct2026.png" id="40" name="Picture"/>
                     <pic:cNvPicPr>
                       <a:picLocks noChangeArrowheads="1" noChangeAspect="1"/>
                     </pic:cNvPicPr>
                   </pic:nvPicPr>
                   <pic:blipFill>
-                    <a:blip r:embed="rId37"/>
+                    <a:blip r:embed="rId38"/>
                     <a:stretch>
                       <a:fillRect/>
                     </a:stretch>
@@ -4817,18 +5757,18 @@
           <wp:inline>
             <wp:extent cx="5067300" cy="3562945"/>
             <wp:effectExtent b="0" l="0" r="0" t="0"/>
-            <wp:docPr descr="Detalle de la factura FV-000001" title="" id="41" name="Picture"/>
+            <wp:docPr descr="Detalle de la factura FV-000001" title="" id="42" name="Picture"/>
             <a:graphic>
               <a:graphicData uri="http://schemas.openxmlformats.org/drawingml/2006/picture">
                 <pic:pic>
                   <pic:nvPicPr>
-                    <pic:cNvPr descr="diagramas/png/app_factura_121329-21Oct2026.png" id="42" name="Picture"/>
+                    <pic:cNvPr descr="diagramas/png/app_factura_121329-21Oct2026.png" id="43" name="Picture"/>
                     <pic:cNvPicPr>
                       <a:picLocks noChangeArrowheads="1" noChangeAspect="1"/>
                     </pic:cNvPicPr>
                   </pic:nvPicPr>
                   <pic:blipFill>
-                    <a:blip r:embed="rId40"/>
+                    <a:blip r:embed="rId41"/>
                     <a:stretch>
                       <a:fillRect/>
                     </a:stretch>
@@ -4875,18 +5815,18 @@
           <wp:inline>
             <wp:extent cx="5067300" cy="3562945"/>
             <wp:effectExtent b="0" l="0" r="0" t="0"/>
-            <wp:docPr descr="Personal por sede con directores y especialidades" title="" id="44" name="Picture"/>
+            <wp:docPr descr="Personal por sede con directores y especialidades" title="" id="45" name="Picture"/>
             <a:graphic>
               <a:graphicData uri="http://schemas.openxmlformats.org/drawingml/2006/picture">
                 <pic:pic>
                   <pic:nvPicPr>
-                    <pic:cNvPr descr="diagramas/png/app_personal_121329-21Oct2026.png" id="45" name="Picture"/>
+                    <pic:cNvPr descr="diagramas/png/app_personal_121329-21Oct2026.png" id="46" name="Picture"/>
                     <pic:cNvPicPr>
                       <a:picLocks noChangeArrowheads="1" noChangeAspect="1"/>
                     </pic:cNvPicPr>
                   </pic:nvPicPr>
                   <pic:blipFill>
-                    <a:blip r:embed="rId43"/>
+                    <a:blip r:embed="rId44"/>
                     <a:stretch>
                       <a:fillRect/>
                     </a:stretch>
@@ -4933,18 +5873,18 @@
           <wp:inline>
             <wp:extent cx="5067300" cy="3562945"/>
             <wp:effectExtent b="0" l="0" r="0" t="0"/>
-            <wp:docPr descr="Ejercicio 41 de álgebra relacional (división) ejecutado en MySQL" title="" id="47" name="Picture"/>
+            <wp:docPr descr="Ejercicio 41 de álgebra relacional (división) ejecutado en MySQL" title="" id="48" name="Picture"/>
             <a:graphic>
               <a:graphicData uri="http://schemas.openxmlformats.org/drawingml/2006/picture">
                 <pic:pic>
                   <pic:nvPicPr>
-                    <pic:cNvPr descr="diagramas/png/app_algebra_121329-21Oct2026.png" id="48" name="Picture"/>
+                    <pic:cNvPr descr="diagramas/png/app_algebra_121329-21Oct2026.png" id="49" name="Picture"/>
                     <pic:cNvPicPr>
                       <a:picLocks noChangeArrowheads="1" noChangeAspect="1"/>
                     </pic:cNvPicPr>
                   </pic:nvPicPr>
                   <pic:blipFill>
-                    <a:blip r:embed="rId46"/>
+                    <a:blip r:embed="rId47"/>
                     <a:stretch>
                       <a:fillRect/>
                     </a:stretch>

--- a/documentos/fase2/06_Conexion_Aplicacion_Web.docx
+++ b/documentos/fase2/06_Conexion_Aplicacion_Web.docx
@@ -312,43 +312,27 @@
         <w:rPr>
           <w:lang w:val="es-CO"/>
         </w:rPr>
-        <w:t xml:space="preserve">SIGEVET incluye una aplicación web de consulta que se conecta a la base de datos MySQL de la máquina virtual y</w:t>
-      </w:r>
-      <w:r>
-        <w:rPr>
-          <w:lang w:val="es-CO"/>
-        </w:rPr>
-        <w:t xml:space="preserve"> </w:t>
-      </w:r>
-      <w:r>
-        <w:rPr>
-          <w:lang w:val="es-CO"/>
-        </w:rPr>
-        <w:t xml:space="preserve">muestra, en tiempo real, la información de la red de clínicas: clientes, mascotas e historias clínicas, agenda,</w:t>
-      </w:r>
-      <w:r>
-        <w:rPr>
-          <w:lang w:val="es-CO"/>
-        </w:rPr>
-        <w:t xml:space="preserve"> </w:t>
-      </w:r>
-      <w:r>
-        <w:rPr>
-          <w:lang w:val="es-CO"/>
-        </w:rPr>
-        <w:t xml:space="preserve">inventario, facturas, personal y los 55 ejercicios de álgebra relacional. Su propósito es demostrar la conectividad y</w:t>
-      </w:r>
-      <w:r>
-        <w:rPr>
-          <w:lang w:val="es-CO"/>
-        </w:rPr>
-        <w:t xml:space="preserve"> </w:t>
-      </w:r>
-      <w:r>
-        <w:rPr>
-          <w:lang w:val="es-CO"/>
-        </w:rPr>
-        <w:t xml:space="preserve">la lectura de datos que pide el enunciado.</w:t>
+        <w:t xml:space="preserve">La aplicación consulta MySQL en la VM: clientes, mascotas, historias clínicas, agenda, inventario, facturas, personal y los</w:t>
+      </w:r>
+      <w:r>
+        <w:rPr>
+          <w:lang w:val="es-CO"/>
+        </w:rPr>
+        <w:t xml:space="preserve"> </w:t>
+      </w:r>
+      <w:r>
+        <w:rPr>
+          <w:b/>
+          <w:bCs/>
+          <w:lang w:val="es-CO"/>
+        </w:rPr>
+        <w:t xml:space="preserve">55 ejercicios de álgebra</w:t>
+      </w:r>
+      <w:r>
+        <w:rPr>
+          <w:lang w:val="es-CO"/>
+        </w:rPr>
+        <w:t xml:space="preserve">. Demuestra conectividad y lectura de datos.</w:t>
       </w:r>
     </w:p>
     <w:p>
@@ -382,7 +366,7 @@
         <w:rPr>
           <w:lang w:val="es-CO"/>
         </w:rPr>
-        <w:t xml:space="preserve">La aplicación está hecha en</w:t>
+        <w:t xml:space="preserve">Se usa</w:t>
       </w:r>
       <w:r>
         <w:rPr>
@@ -396,13 +380,13 @@
           <w:bCs/>
           <w:lang w:val="es-CO"/>
         </w:rPr>
-        <w:t xml:space="preserve">Java 21 con Spring Boot</w:t>
-      </w:r>
-      <w:r>
-        <w:rPr>
-          <w:lang w:val="es-CO"/>
-        </w:rPr>
-        <w:t xml:space="preserve">, usando solo lo básico del framework: controladores con</w:t>
+        <w:t xml:space="preserve">Java 21 y Spring Boot</w:t>
+      </w:r>
+      <w:r>
+        <w:rPr>
+          <w:lang w:val="es-CO"/>
+        </w:rPr>
+        <w:t xml:space="preserve">:</w:t>
       </w:r>
       <w:r>
         <w:rPr>
@@ -421,13 +405,7 @@
         <w:rPr>
           <w:lang w:val="es-CO"/>
         </w:rPr>
-        <w:t xml:space="preserve"> </w:t>
-      </w:r>
-      <w:r>
-        <w:rPr>
-          <w:lang w:val="es-CO"/>
-        </w:rPr>
-        <w:t xml:space="preserve">y</w:t>
+        <w:t xml:space="preserve">,</w:t>
       </w:r>
       <w:r>
         <w:rPr>
@@ -446,7 +424,7 @@
         <w:rPr>
           <w:lang w:val="es-CO"/>
         </w:rPr>
-        <w:t xml:space="preserve">, plantillas HTML con Thymeleaf y</w:t>
+        <w:t xml:space="preserve">,</w:t>
       </w:r>
       <w:r>
         <w:rPr>
@@ -471,7 +449,7 @@
         <w:rPr>
           <w:lang w:val="es-CO"/>
         </w:rPr>
-        <w:t xml:space="preserve">para unir las clases.</w:t>
+        <w:t xml:space="preserve">y Thymeleaf. El acceso es JDBC con SQL manual,</w:t>
       </w:r>
       <w:r>
         <w:rPr>
@@ -485,37 +463,13 @@
           <w:bCs/>
           <w:lang w:val="es-CO"/>
         </w:rPr>
-        <w:t xml:space="preserve">No usa ORM</w:t>
-      </w:r>
-      <w:r>
-        <w:rPr>
-          <w:lang w:val="es-CO"/>
-        </w:rPr>
-        <w:t xml:space="preserve">:</w:t>
-      </w:r>
-      <w:r>
-        <w:rPr>
-          <w:lang w:val="es-CO"/>
-        </w:rPr>
-        <w:t xml:space="preserve"> </w:t>
-      </w:r>
-      <w:r>
-        <w:rPr>
-          <w:lang w:val="es-CO"/>
-        </w:rPr>
-        <w:t xml:space="preserve">el acceso a la base es JDBC puro con SQL escrito a mano. Spring Boot trae su propio servidor web, así que la</w:t>
-      </w:r>
-      <w:r>
-        <w:rPr>
-          <w:lang w:val="es-CO"/>
-        </w:rPr>
-        <w:t xml:space="preserve"> </w:t>
-      </w:r>
-      <w:r>
-        <w:rPr>
-          <w:lang w:val="es-CO"/>
-        </w:rPr>
-        <w:t xml:space="preserve">aplicación es un solo archivo</w:t>
+        <w:t xml:space="preserve">sin ORM</w:t>
+      </w:r>
+      <w:r>
+        <w:rPr>
+          <w:lang w:val="es-CO"/>
+        </w:rPr>
+        <w:t xml:space="preserve">.</w:t>
       </w:r>
       <w:r>
         <w:rPr>
@@ -540,39 +494,13 @@
         <w:rPr>
           <w:lang w:val="es-CO"/>
         </w:rPr>
-        <w:t xml:space="preserve">que corre</w:t>
-      </w:r>
-      <w:r>
-        <w:rPr>
-          <w:lang w:val="es-CO"/>
-        </w:rPr>
-        <w:t xml:space="preserve"> </w:t>
-      </w:r>
-      <w:r>
-        <w:rPr>
-          <w:b/>
-          <w:bCs/>
-          <w:lang w:val="es-CO"/>
-        </w:rPr>
-        <w:t xml:space="preserve">dentro de la máquina virtual</w:t>
-      </w:r>
-      <w:r>
-        <w:rPr>
-          <w:lang w:val="es-CO"/>
-        </w:rPr>
-        <w:t xml:space="preserve">, junto a MySQL, como un</w:t>
-      </w:r>
-      <w:r>
-        <w:rPr>
-          <w:lang w:val="es-CO"/>
-        </w:rPr>
-        <w:t xml:space="preserve"> </w:t>
-      </w:r>
-      <w:r>
-        <w:rPr>
-          <w:lang w:val="es-CO"/>
-        </w:rPr>
-        <w:t xml:space="preserve">servicio del sistema (</w:t>
+        <w:t xml:space="preserve">corre junto a MySQL dentro de la VM como servicio</w:t>
+      </w:r>
+      <w:r>
+        <w:rPr>
+          <w:lang w:val="es-CO"/>
+        </w:rPr>
+        <w:t xml:space="preserve"> </w:t>
       </w:r>
       <w:r>
         <w:rPr>
@@ -585,7 +513,7 @@
         <w:rPr>
           <w:lang w:val="es-CO"/>
         </w:rPr>
-        <w:t xml:space="preserve">) en el puerto 5000. Desde el equipo anfitrión solo se abre el navegador.</w:t>
+        <w:t xml:space="preserve">, puerto 5000; el anfitrión accede mediante navegador.</w:t>
       </w:r>
     </w:p>
     <w:p>
@@ -1247,23 +1175,9 @@
       </w:pPr>
       <w:r>
         <w:rPr>
-          <w:b/>
-          <w:bCs/>
-          <w:lang w:val="es-CO"/>
-        </w:rPr>
-        <w:t xml:space="preserve">Sin ORM.</w:t>
-      </w:r>
-      <w:r>
-        <w:rPr>
-          <w:lang w:val="es-CO"/>
-        </w:rPr>
-        <w:t xml:space="preserve"> </w:t>
-      </w:r>
-      <w:r>
-        <w:rPr>
-          <w:lang w:val="es-CO"/>
-        </w:rPr>
-        <w:t xml:space="preserve">La aplicación no usa JPA, Hibernate, Spring Data ni</w:t>
+          <w:lang w:val="es-CO"/>
+        </w:rPr>
+        <w:t xml:space="preserve">Cada DAO ejecuta SQL con</w:t>
       </w:r>
       <w:r>
         <w:rPr>
@@ -1276,74 +1190,38 @@
           <w:rStyle w:val="VerbatimChar"/>
           <w:lang w:val="es-CO"/>
         </w:rPr>
+        <w:t xml:space="preserve">PreparedStatement</w:t>
+      </w:r>
+      <w:r>
+        <w:rPr>
+          <w:lang w:val="es-CO"/>
+        </w:rPr>
+        <w:t xml:space="preserve"> </w:t>
+      </w:r>
+      <w:r>
+        <w:rPr>
+          <w:lang w:val="es-CO"/>
+        </w:rPr>
+        <w:t xml:space="preserve">y convierte filas en objetos. No se usa JPA, Hibernate, Spring Data ni</w:t>
+      </w:r>
+      <w:r>
+        <w:rPr>
+          <w:lang w:val="es-CO"/>
+        </w:rPr>
+        <w:t xml:space="preserve"> </w:t>
+      </w:r>
+      <w:r>
+        <w:rPr>
+          <w:rStyle w:val="VerbatimChar"/>
+          <w:lang w:val="es-CO"/>
+        </w:rPr>
         <w:t xml:space="preserve">JdbcTemplate</w:t>
       </w:r>
       <w:r>
         <w:rPr>
           <w:lang w:val="es-CO"/>
         </w:rPr>
-        <w:t xml:space="preserve">, ni ninguna herramienta que genere SQL</w:t>
-      </w:r>
-      <w:r>
-        <w:rPr>
-          <w:lang w:val="es-CO"/>
-        </w:rPr>
-        <w:t xml:space="preserve"> </w:t>
-      </w:r>
-      <w:r>
-        <w:rPr>
-          <w:lang w:val="es-CO"/>
-        </w:rPr>
-        <w:t xml:space="preserve">de forma automática. Cada DAO escribe su consulta como texto, la ejecuta con</w:t>
-      </w:r>
-      <w:r>
-        <w:rPr>
-          <w:lang w:val="es-CO"/>
-        </w:rPr>
-        <w:t xml:space="preserve"> </w:t>
-      </w:r>
-      <w:r>
-        <w:rPr>
-          <w:rStyle w:val="VerbatimChar"/>
-          <w:lang w:val="es-CO"/>
-        </w:rPr>
-        <w:t xml:space="preserve">PreparedStatement</w:t>
-      </w:r>
-      <w:r>
-        <w:rPr>
-          <w:lang w:val="es-CO"/>
-        </w:rPr>
-        <w:t xml:space="preserve"> </w:t>
-      </w:r>
-      <w:r>
-        <w:rPr>
-          <w:lang w:val="es-CO"/>
-        </w:rPr>
-        <w:t xml:space="preserve">y arma los objetos del</w:t>
-      </w:r>
-      <w:r>
-        <w:rPr>
-          <w:lang w:val="es-CO"/>
-        </w:rPr>
-        <w:t xml:space="preserve"> </w:t>
-      </w:r>
-      <w:r>
-        <w:rPr>
-          <w:lang w:val="es-CO"/>
-        </w:rPr>
-        <w:t xml:space="preserve">modelo fila por fila. Así se ve la relación directa entre las consultas de la aplicación, el modelo relacional y el</w:t>
-      </w:r>
-      <w:r>
-        <w:rPr>
-          <w:lang w:val="es-CO"/>
-        </w:rPr>
-        <w:t xml:space="preserve"> </w:t>
-      </w:r>
-      <w:r>
-        <w:rPr>
-          <w:lang w:val="es-CO"/>
-        </w:rPr>
-        <w:t xml:space="preserve">álgebra relacional de la Fase 1.</w:t>
+        <w:t xml:space="preserve">.</w:t>
       </w:r>
     </w:p>
     <w:p>
@@ -1377,19 +1255,7 @@
         <w:rPr>
           <w:lang w:val="es-CO"/>
         </w:rPr>
-        <w:t xml:space="preserve">Las clases del modelo siguen la misma especialización del modelo EER (supertipo EMPLEADO con subtipos VETERINARIO y</w:t>
-      </w:r>
-      <w:r>
-        <w:rPr>
-          <w:lang w:val="es-CO"/>
-        </w:rPr>
-        <w:t xml:space="preserve"> </w:t>
-      </w:r>
-      <w:r>
-        <w:rPr>
-          <w:lang w:val="es-CO"/>
-        </w:rPr>
-        <w:t xml:space="preserve">AUXILIAR):</w:t>
+        <w:t xml:space="preserve">La jerarquía reproduce la especialización EMPLEADO–VETERINARIO/AUXILIAR del EER:</w:t>
       </w:r>
     </w:p>
     <w:p>
@@ -1465,7 +1331,7 @@
         <w:rPr>
           <w:lang w:val="es-CO"/>
         </w:rPr>
-        <w:t xml:space="preserve">lee la tabla EMPLEADO unida con VETERINARIO y AUXILIAR y, según</w:t>
+        <w:t xml:space="preserve">une EMPLEADO con sus subtipos y crea</w:t>
       </w:r>
       <w:r>
         <w:rPr>
@@ -1478,13 +1344,82 @@
           <w:rStyle w:val="VerbatimChar"/>
           <w:lang w:val="es-CO"/>
         </w:rPr>
+        <w:t xml:space="preserve">Veterinario</w:t>
+      </w:r>
+      <w:r>
+        <w:rPr>
+          <w:lang w:val="es-CO"/>
+        </w:rPr>
+        <w:t xml:space="preserve">,</w:t>
+      </w:r>
+      <w:r>
+        <w:rPr>
+          <w:lang w:val="es-CO"/>
+        </w:rPr>
+        <w:t xml:space="preserve"> </w:t>
+      </w:r>
+      <w:r>
+        <w:rPr>
+          <w:rStyle w:val="VerbatimChar"/>
+          <w:lang w:val="es-CO"/>
+        </w:rPr>
+        <w:t xml:space="preserve">Auxiliar</w:t>
+      </w:r>
+      <w:r>
+        <w:rPr>
+          <w:lang w:val="es-CO"/>
+        </w:rPr>
+        <w:t xml:space="preserve"> </w:t>
+      </w:r>
+      <w:r>
+        <w:rPr>
+          <w:lang w:val="es-CO"/>
+        </w:rPr>
+        <w:t xml:space="preserve">o</w:t>
+      </w:r>
+      <w:r>
+        <w:rPr>
+          <w:lang w:val="es-CO"/>
+        </w:rPr>
+        <w:t xml:space="preserve"> </w:t>
+      </w:r>
+      <w:r>
+        <w:rPr>
+          <w:rStyle w:val="VerbatimChar"/>
+          <w:lang w:val="es-CO"/>
+        </w:rPr>
+        <w:t xml:space="preserve">Empleado</w:t>
+      </w:r>
+      <w:r>
+        <w:rPr>
+          <w:lang w:val="es-CO"/>
+        </w:rPr>
+        <w:t xml:space="preserve"> </w:t>
+      </w:r>
+      <w:r>
+        <w:rPr>
+          <w:lang w:val="es-CO"/>
+        </w:rPr>
+        <w:t xml:space="preserve">según</w:t>
+      </w:r>
+      <w:r>
+        <w:rPr>
+          <w:lang w:val="es-CO"/>
+        </w:rPr>
+        <w:t xml:space="preserve"> </w:t>
+      </w:r>
+      <w:r>
+        <w:rPr>
+          <w:rStyle w:val="VerbatimChar"/>
+          <w:lang w:val="es-CO"/>
+        </w:rPr>
         <w:t xml:space="preserve">tipo_empleado</w:t>
       </w:r>
       <w:r>
         <w:rPr>
           <w:lang w:val="es-CO"/>
         </w:rPr>
-        <w:t xml:space="preserve">, crea un objeto</w:t>
+        <w:t xml:space="preserve">. Los guarda en</w:t>
       </w:r>
       <w:r>
         <w:rPr>
@@ -1497,13 +1432,13 @@
           <w:rStyle w:val="VerbatimChar"/>
           <w:lang w:val="es-CO"/>
         </w:rPr>
-        <w:t xml:space="preserve">Veterinario</w:t>
-      </w:r>
-      <w:r>
-        <w:rPr>
-          <w:lang w:val="es-CO"/>
-        </w:rPr>
-        <w:t xml:space="preserve">,</w:t>
+        <w:t xml:space="preserve">ArrayList&lt;Empleado&gt;</w:t>
+      </w:r>
+      <w:r>
+        <w:rPr>
+          <w:lang w:val="es-CO"/>
+        </w:rPr>
+        <w:t xml:space="preserve">; cada</w:t>
       </w:r>
       <w:r>
         <w:rPr>
@@ -1516,19 +1451,19 @@
           <w:rStyle w:val="VerbatimChar"/>
           <w:lang w:val="es-CO"/>
         </w:rPr>
-        <w:t xml:space="preserve">Auxiliar</w:t>
-      </w:r>
-      <w:r>
-        <w:rPr>
-          <w:lang w:val="es-CO"/>
-        </w:rPr>
-        <w:t xml:space="preserve"> </w:t>
-      </w:r>
-      <w:r>
-        <w:rPr>
-          <w:lang w:val="es-CO"/>
-        </w:rPr>
-        <w:t xml:space="preserve">o</w:t>
+        <w:t xml:space="preserve">getDescripcion()</w:t>
+      </w:r>
+      <w:r>
+        <w:rPr>
+          <w:lang w:val="es-CO"/>
+        </w:rPr>
+        <w:t xml:space="preserve"> </w:t>
+      </w:r>
+      <w:r>
+        <w:rPr>
+          <w:lang w:val="es-CO"/>
+        </w:rPr>
+        <w:t xml:space="preserve">ejecuta su versión</w:t>
       </w:r>
       <w:r>
         <w:rPr>
@@ -1541,94 +1476,13 @@
           <w:rStyle w:val="VerbatimChar"/>
           <w:lang w:val="es-CO"/>
         </w:rPr>
-        <w:t xml:space="preserve">Empleado</w:t>
-      </w:r>
-      <w:r>
-        <w:rPr>
-          <w:lang w:val="es-CO"/>
-        </w:rPr>
-        <w:t xml:space="preserve">; todos se guardan en una misma lista</w:t>
-      </w:r>
-      <w:r>
-        <w:rPr>
-          <w:lang w:val="es-CO"/>
-        </w:rPr>
-        <w:t xml:space="preserve"> </w:t>
-      </w:r>
-      <w:r>
-        <w:rPr>
-          <w:rStyle w:val="VerbatimChar"/>
-          <w:lang w:val="es-CO"/>
-        </w:rPr>
-        <w:t xml:space="preserve">ArrayList&lt;Empleado&gt;</w:t>
-      </w:r>
-      <w:r>
-        <w:rPr>
-          <w:lang w:val="es-CO"/>
-        </w:rPr>
-        <w:t xml:space="preserve">. La página de</w:t>
-      </w:r>
-      <w:r>
-        <w:rPr>
-          <w:lang w:val="es-CO"/>
-        </w:rPr>
-        <w:t xml:space="preserve"> </w:t>
-      </w:r>
-      <w:r>
-        <w:rPr>
-          <w:lang w:val="es-CO"/>
-        </w:rPr>
-        <w:t xml:space="preserve">personal llama</w:t>
-      </w:r>
-      <w:r>
-        <w:rPr>
-          <w:lang w:val="es-CO"/>
-        </w:rPr>
-        <w:t xml:space="preserve"> </w:t>
-      </w:r>
-      <w:r>
-        <w:rPr>
-          <w:rStyle w:val="VerbatimChar"/>
-          <w:lang w:val="es-CO"/>
-        </w:rPr>
-        <w:t xml:space="preserve">getDescripcion()</w:t>
-      </w:r>
-      <w:r>
-        <w:rPr>
-          <w:lang w:val="es-CO"/>
-        </w:rPr>
-        <w:t xml:space="preserve"> </w:t>
-      </w:r>
-      <w:r>
-        <w:rPr>
-          <w:lang w:val="es-CO"/>
-        </w:rPr>
-        <w:t xml:space="preserve">sobre cada elemento y cada clase responde con su propia versión (</w:t>
-      </w:r>
-      <w:r>
-        <w:rPr>
-          <w:rStyle w:val="VerbatimChar"/>
-          <w:lang w:val="es-CO"/>
-        </w:rPr>
         <w:t xml:space="preserve">@Override</w:t>
       </w:r>
       <w:r>
         <w:rPr>
           <w:lang w:val="es-CO"/>
         </w:rPr>
-        <w:t xml:space="preserve">):</w:t>
-      </w:r>
-      <w:r>
-        <w:rPr>
-          <w:lang w:val="es-CO"/>
-        </w:rPr>
-        <w:t xml:space="preserve"> </w:t>
-      </w:r>
-      <w:r>
-        <w:rPr>
-          <w:lang w:val="es-CO"/>
-        </w:rPr>
-        <w:t xml:space="preserve">eso es</w:t>
+        <w:t xml:space="preserve">, mostrando</w:t>
       </w:r>
       <w:r>
         <w:rPr>
@@ -1648,7 +1502,7 @@
         <w:rPr>
           <w:lang w:val="es-CO"/>
         </w:rPr>
-        <w:t xml:space="preserve">.</w:t>
+        <w:t xml:space="preserve">:</w:t>
       </w:r>
     </w:p>
     <w:p>
@@ -2273,18 +2127,6 @@
       </w:pPr>
       <w:r>
         <w:rPr>
-          <w:lang w:val="es-CO"/>
-        </w:rPr>
-        <w:t xml:space="preserve">La conexión usa</w:t>
-      </w:r>
-      <w:r>
-        <w:rPr>
-          <w:lang w:val="es-CO"/>
-        </w:rPr>
-        <w:t xml:space="preserve"> </w:t>
-      </w:r>
-      <w:r>
-        <w:rPr>
           <w:b/>
           <w:bCs/>
           <w:lang w:val="es-CO"/>
@@ -2314,19 +2156,13 @@
         <w:rPr>
           <w:lang w:val="es-CO"/>
         </w:rPr>
-        <w:t xml:space="preserve">), el controlador JDBC oficial de MySQL. Cada consulta abre</w:t>
-      </w:r>
-      <w:r>
-        <w:rPr>
-          <w:lang w:val="es-CO"/>
-        </w:rPr>
-        <w:t xml:space="preserve"> </w:t>
-      </w:r>
-      <w:r>
-        <w:rPr>
-          <w:lang w:val="es-CO"/>
-        </w:rPr>
-        <w:t xml:space="preserve">una conexión y la cierra al terminar (</w:t>
+        <w:t xml:space="preserve">) conecta mediante JDBC.</w:t>
+      </w:r>
+      <w:r>
+        <w:rPr>
+          <w:lang w:val="es-CO"/>
+        </w:rPr>
+        <w:t xml:space="preserve"> </w:t>
       </w:r>
       <w:r>
         <w:rPr>
@@ -2339,7 +2175,13 @@
         <w:rPr>
           <w:lang w:val="es-CO"/>
         </w:rPr>
-        <w:t xml:space="preserve">):</w:t>
+        <w:t xml:space="preserve"> </w:t>
+      </w:r>
+      <w:r>
+        <w:rPr>
+          <w:lang w:val="es-CO"/>
+        </w:rPr>
+        <w:t xml:space="preserve">abre una conexión por consulta y la cierra al terminar:</w:t>
       </w:r>
     </w:p>
     <w:p>
@@ -2578,18 +2420,6 @@
       </w:pPr>
       <w:r>
         <w:rPr>
-          <w:lang w:val="es-CO"/>
-        </w:rPr>
-        <w:t xml:space="preserve">Ejemplo de un método de</w:t>
-      </w:r>
-      <w:r>
-        <w:rPr>
-          <w:lang w:val="es-CO"/>
-        </w:rPr>
-        <w:t xml:space="preserve"> </w:t>
-      </w:r>
-      <w:r>
-        <w:rPr>
           <w:rStyle w:val="VerbatimChar"/>
           <w:lang w:val="es-CO"/>
         </w:rPr>
@@ -2599,7 +2429,13 @@
         <w:rPr>
           <w:lang w:val="es-CO"/>
         </w:rPr>
-        <w:t xml:space="preserve">. El</w:t>
+        <w:t xml:space="preserve"> </w:t>
+      </w:r>
+      <w:r>
+        <w:rPr>
+          <w:lang w:val="es-CO"/>
+        </w:rPr>
+        <w:t xml:space="preserve">asigna el parámetro</w:t>
       </w:r>
       <w:r>
         <w:rPr>
@@ -2624,7 +2460,7 @@
         <w:rPr>
           <w:lang w:val="es-CO"/>
         </w:rPr>
-        <w:t xml:space="preserve">es un parámetro que se llena con</w:t>
+        <w:t xml:space="preserve">con</w:t>
       </w:r>
       <w:r>
         <w:rPr>
@@ -3392,12 +3228,6 @@
       </w:pPr>
       <w:r>
         <w:rPr>
-          <w:lang w:val="es-CO"/>
-        </w:rPr>
-        <w:t xml:space="preserve">Y el controlador que usa ese DAO (</w:t>
-      </w:r>
-      <w:r>
-        <w:rPr>
           <w:rStyle w:val="VerbatimChar"/>
           <w:lang w:val="es-CO"/>
         </w:rPr>
@@ -3407,7 +3237,13 @@
         <w:rPr>
           <w:lang w:val="es-CO"/>
         </w:rPr>
-        <w:t xml:space="preserve">, resumido):</w:t>
+        <w:t xml:space="preserve"> </w:t>
+      </w:r>
+      <w:r>
+        <w:rPr>
+          <w:lang w:val="es-CO"/>
+        </w:rPr>
+        <w:t xml:space="preserve">utiliza el DAO:</w:t>
       </w:r>
     </w:p>
     <w:p>
@@ -4222,25 +4058,7 @@
         <w:rPr>
           <w:lang w:val="es-CO"/>
         </w:rPr>
-        <w:t xml:space="preserve"> </w:t>
-      </w:r>
-      <w:r>
-        <w:rPr>
-          <w:lang w:val="es-CO"/>
-        </w:rPr>
-        <w:t xml:space="preserve">(con permisos solo para el</w:t>
-      </w:r>
-      <w:r>
-        <w:rPr>
-          <w:lang w:val="es-CO"/>
-        </w:rPr>
-        <w:t xml:space="preserve"> </w:t>
-      </w:r>
-      <w:r>
-        <w:rPr>
-          <w:lang w:val="es-CO"/>
-        </w:rPr>
-        <w:t xml:space="preserve">dueño), y el servicio</w:t>
+        <w:t xml:space="preserve">, accesible solo al dueño y leído por</w:t>
       </w:r>
       <w:r>
         <w:rPr>
@@ -4259,13 +4077,7 @@
         <w:rPr>
           <w:lang w:val="es-CO"/>
         </w:rPr>
-        <w:t xml:space="preserve"> </w:t>
-      </w:r>
-      <w:r>
-        <w:rPr>
-          <w:lang w:val="es-CO"/>
-        </w:rPr>
-        <w:t xml:space="preserve">los lee de ahí.</w:t>
+        <w:t xml:space="preserve">.</w:t>
       </w:r>
     </w:p>
     <w:p>
@@ -4301,32 +4113,6 @@
       </w:pPr>
       <w:r>
         <w:rPr>
-          <w:b/>
-          <w:bCs/>
-          <w:lang w:val="es-CO"/>
-        </w:rPr>
-        <w:t xml:space="preserve">Mínimo privilegio:</w:t>
-      </w:r>
-      <w:r>
-        <w:rPr>
-          <w:lang w:val="es-CO"/>
-        </w:rPr>
-        <w:t xml:space="preserve"> </w:t>
-      </w:r>
-      <w:r>
-        <w:rPr>
-          <w:lang w:val="es-CO"/>
-        </w:rPr>
-        <w:t xml:space="preserve">la aplicación usa</w:t>
-      </w:r>
-      <w:r>
-        <w:rPr>
-          <w:lang w:val="es-CO"/>
-        </w:rPr>
-        <w:t xml:space="preserve"> </w:t>
-      </w:r>
-      <w:r>
-        <w:rPr>
           <w:rStyle w:val="VerbatimChar"/>
           <w:lang w:val="es-CO"/>
         </w:rPr>
@@ -4336,7 +4122,13 @@
         <w:rPr>
           <w:lang w:val="es-CO"/>
         </w:rPr>
-        <w:t xml:space="preserve">, que solo tiene</w:t>
+        <w:t xml:space="preserve"> </w:t>
+      </w:r>
+      <w:r>
+        <w:rPr>
+          <w:lang w:val="es-CO"/>
+        </w:rPr>
+        <w:t xml:space="preserve">solo tiene</w:t>
       </w:r>
       <w:r>
         <w:rPr>
@@ -4361,7 +4153,7 @@
         <w:rPr>
           <w:lang w:val="es-CO"/>
         </w:rPr>
-        <w:t xml:space="preserve">mediante el rol</w:t>
+        <w:t xml:space="preserve">mediante</w:t>
       </w:r>
       <w:r>
         <w:rPr>
@@ -4381,18 +4173,6 @@
           <w:lang w:val="es-CO"/>
         </w:rPr>
         <w:t xml:space="preserve">.</w:t>
-      </w:r>
-      <w:r>
-        <w:rPr>
-          <w:lang w:val="es-CO"/>
-        </w:rPr>
-        <w:t xml:space="preserve"> </w:t>
-      </w:r>
-      <w:r>
-        <w:rPr>
-          <w:lang w:val="es-CO"/>
-        </w:rPr>
-        <w:t xml:space="preserve">Aunque la aplicación tuviera un error, no podría modificar ni borrar datos.</w:t>
       </w:r>
     </w:p>
     <w:p>
@@ -4405,23 +4185,9 @@
       </w:pPr>
       <w:r>
         <w:rPr>
-          <w:b/>
-          <w:bCs/>
-          <w:lang w:val="es-CO"/>
-        </w:rPr>
-        <w:t xml:space="preserve">Consultas parametrizadas:</w:t>
-      </w:r>
-      <w:r>
-        <w:rPr>
-          <w:lang w:val="es-CO"/>
-        </w:rPr>
-        <w:t xml:space="preserve"> </w:t>
-      </w:r>
-      <w:r>
-        <w:rPr>
-          <w:lang w:val="es-CO"/>
-        </w:rPr>
-        <w:t xml:space="preserve">los filtros del usuario (búsqueda, sede, estado) se pasan como parámetros</w:t>
+          <w:lang w:val="es-CO"/>
+        </w:rPr>
+        <w:t xml:space="preserve">Los filtros usan parámetros</w:t>
       </w:r>
       <w:r>
         <w:rPr>
@@ -4446,7 +4212,7 @@
         <w:rPr>
           <w:lang w:val="es-CO"/>
         </w:rPr>
-        <w:t xml:space="preserve">del</w:t>
+        <w:t xml:space="preserve">de</w:t>
       </w:r>
       <w:r>
         <w:rPr>
@@ -4471,7 +4237,7 @@
         <w:rPr>
           <w:lang w:val="es-CO"/>
         </w:rPr>
-        <w:t xml:space="preserve">y nunca se pegan al texto del SQL. Así se evita la inyección de SQL.</w:t>
+        <w:t xml:space="preserve">para evitar inyección SQL.</w:t>
       </w:r>
     </w:p>
     <w:p>
@@ -4484,20 +4250,6 @@
       </w:pPr>
       <w:r>
         <w:rPr>
-          <w:b/>
-          <w:bCs/>
-          <w:lang w:val="es-CO"/>
-        </w:rPr>
-        <w:t xml:space="preserve">Escape en las páginas:</w:t>
-      </w:r>
-      <w:r>
-        <w:rPr>
-          <w:lang w:val="es-CO"/>
-        </w:rPr>
-        <w:t xml:space="preserve"> </w:t>
-      </w:r>
-      <w:r>
-        <w:rPr>
           <w:lang w:val="es-CO"/>
         </w:rPr>
         <w:t xml:space="preserve">Thymeleaf (</w:t>
@@ -4513,7 +4265,7 @@
         <w:rPr>
           <w:lang w:val="es-CO"/>
         </w:rPr>
-        <w:t xml:space="preserve">) escapa el HTML de los textos que vienen de la base.</w:t>
+        <w:t xml:space="preserve">) escapa HTML de los datos.</w:t>
       </w:r>
     </w:p>
     <w:p>
@@ -4526,35 +4278,9 @@
       </w:pPr>
       <w:r>
         <w:rPr>
-          <w:b/>
-          <w:bCs/>
-          <w:lang w:val="es-CO"/>
-        </w:rPr>
-        <w:t xml:space="preserve">Álgebra relacional:</w:t>
-      </w:r>
-      <w:r>
-        <w:rPr>
-          <w:lang w:val="es-CO"/>
-        </w:rPr>
-        <w:t xml:space="preserve"> </w:t>
-      </w:r>
-      <w:r>
-        <w:rPr>
-          <w:lang w:val="es-CO"/>
-        </w:rPr>
-        <w:t xml:space="preserve">la página solo ejecuta las 55 consultas del script del proyecto. La URL elige un número de</w:t>
-      </w:r>
-      <w:r>
-        <w:rPr>
-          <w:lang w:val="es-CO"/>
-        </w:rPr>
-        <w:t xml:space="preserve"> </w:t>
-      </w:r>
-      <w:r>
-        <w:rPr>
-          <w:lang w:val="es-CO"/>
-        </w:rPr>
-        <w:t xml:space="preserve">ejercicio, no envía SQL.</w:t>
+          <w:lang w:val="es-CO"/>
+        </w:rPr>
+        <w:t xml:space="preserve">La URL selecciona uno de los 55 ejercicios; no recibe SQL.</w:t>
       </w:r>
     </w:p>
     <w:p>

--- a/documentos/fase2/06_Conexion_Aplicacion_Web.docx
+++ b/documentos/fase2/06_Conexion_Aplicacion_Web.docx
@@ -312,7 +312,7 @@
         <w:rPr>
           <w:lang w:val="es-CO"/>
         </w:rPr>
-        <w:t xml:space="preserve">La aplicación consulta MySQL en la VM: clientes, mascotas, historias clínicas, agenda, inventario, facturas, personal y los</w:t>
+        <w:t xml:space="preserve">La aplicación consulta MySQL en la VM y muestra clientes, mascotas, historias clínicas, agenda, inventario, facturas, personal y los</w:t>
       </w:r>
       <w:r>
         <w:rPr>
@@ -332,7 +332,7 @@
         <w:rPr>
           <w:lang w:val="es-CO"/>
         </w:rPr>
-        <w:t xml:space="preserve">. Demuestra conectividad y lectura de datos.</w:t>
+        <w:t xml:space="preserve">. Sirve para demostrar la conexión y la lectura de datos.</w:t>
       </w:r>
     </w:p>
     <w:p>
@@ -386,7 +386,7 @@
         <w:rPr>
           <w:lang w:val="es-CO"/>
         </w:rPr>
-        <w:t xml:space="preserve">:</w:t>
+        <w:t xml:space="preserve">, con</w:t>
       </w:r>
       <w:r>
         <w:rPr>
@@ -449,7 +449,7 @@
         <w:rPr>
           <w:lang w:val="es-CO"/>
         </w:rPr>
-        <w:t xml:space="preserve">y Thymeleaf. El acceso es JDBC con SQL manual,</w:t>
+        <w:t xml:space="preserve">y Thymeleaf. El acceso a la base es por JDBC con SQL escrito a mano,</w:t>
       </w:r>
       <w:r>
         <w:rPr>
@@ -469,7 +469,7 @@
         <w:rPr>
           <w:lang w:val="es-CO"/>
         </w:rPr>
-        <w:t xml:space="preserve">.</w:t>
+        <w:t xml:space="preserve">. El archivo</w:t>
       </w:r>
       <w:r>
         <w:rPr>
@@ -513,7 +513,7 @@
         <w:rPr>
           <w:lang w:val="es-CO"/>
         </w:rPr>
-        <w:t xml:space="preserve">, puerto 5000; el anfitrión accede mediante navegador.</w:t>
+        <w:t xml:space="preserve"> en el puerto 5000, y desde el anfitrión se entra con el navegador.</w:t>
       </w:r>
     </w:p>
     <w:p>
@@ -4717,7 +4717,7 @@
                 <w:sz w:val="19"/>
                 <w:lang w:val="es-CO"/>
               </w:rPr>
-              <w:t xml:space="preserve">Lista de los 45 clientes con búsqueda por documento o apellido y paginación</w:t>
+              <w:t xml:space="preserve">Lista de los 45 clientes con búsqueda por documento o apellido (máximo 100 resultados)</w:t>
             </w:r>
           </w:p>
         </w:tc>

--- a/documentos/fase2/06_Conexion_Aplicacion_Web.docx
+++ b/documentos/fase2/06_Conexion_Aplicacion_Web.docx
@@ -418,7 +418,7 @@
           <w:rStyle w:val="VerbatimChar"/>
           <w:lang w:val="es-CO"/>
         </w:rPr>
-        <w:t xml:space="preserve">@GetMapping</w:t>
+        <w:t>@Service</w:t>
       </w:r>
       <w:r>
         <w:rPr>
@@ -437,13 +437,13 @@
           <w:rStyle w:val="VerbatimChar"/>
           <w:lang w:val="es-CO"/>
         </w:rPr>
-        <w:t xml:space="preserve">@Autowired</w:t>
-      </w:r>
-      <w:r>
-        <w:rPr>
-          <w:lang w:val="es-CO"/>
-        </w:rPr>
-        <w:t xml:space="preserve"> </w:t>
+        <w:t>@GetMapping</w:t>
+      </w:r>
+      <w:r>
+        <w:rPr>
+          <w:lang w:val="es-CO"/>
+        </w:rPr>
+        <w:t xml:space="preserve">, inyección por constructor </w:t>
       </w:r>
       <w:r>
         <w:rPr>
@@ -469,7 +469,7 @@
         <w:rPr>
           <w:lang w:val="es-CO"/>
         </w:rPr>
-        <w:t xml:space="preserve">. El archivo</w:t>
+        <w:t>. El código sigue el patrón Modelo-Vista-Controlador, dividido en capas: el controlador recibe la petición, el servicio reúne los datos y el DAO consulta MySQL. El archivo</w:t>
       </w:r>
       <w:r>
         <w:rPr>
@@ -525,7 +525,7 @@
           <w:rStyle w:val="VerbatimChar"/>
           <w:lang w:val="es-CO"/>
         </w:rPr>
-        <w:t xml:space="preserve">Navegador ──HTTP 5000──▶ Controlador (@GetMapping) ──▶ DAO (SQL escrito a mano)</w:t>
+        <w:t xml:space="preserve">Navegador ─HTTP 5000─▶ Controller ─▶ Service ─▶ DAO (JDBC)</w:t>
       </w:r>
       <w:r>
         <w:br/>
@@ -535,7 +535,7 @@
           <w:rStyle w:val="VerbatimChar"/>
           <w:lang w:val="es-CO"/>
         </w:rPr>
-        <w:t xml:space="preserve">                               │                          │ JDBC: DriverManager + PreparedStatement</w:t>
+        <w:t xml:space="preserve">                           │                    │</w:t>
       </w:r>
       <w:r>
         <w:br/>
@@ -545,7 +545,7 @@
           <w:rStyle w:val="VerbatimChar"/>
           <w:lang w:val="es-CO"/>
         </w:rPr>
-        <w:t xml:space="preserve">                               ▼                          ▼</w:t>
+        <w:t xml:space="preserve">                           ▼                    ▼</w:t>
       </w:r>
       <w:r>
         <w:br/>
@@ -555,7 +555,7 @@
           <w:rStyle w:val="VerbatimChar"/>
           <w:lang w:val="es-CO"/>
         </w:rPr>
-        <w:t xml:space="preserve">                      Plantilla HTML (Thymeleaf)    MySQL 8.4 · base sigevet (usuario vet_app)</w:t>
+        <w:t xml:space="preserve">              Plantilla HTML (Thymeleaf)        MySQL 8.4, base sigevet</w:t>
       </w:r>
     </w:p>
     <w:p>
@@ -648,6 +648,9 @@
         </w:tc>
       </w:tr>
       <w:tr>
+        <w:trPr>
+          <w:cantSplit/>
+        </w:trPr>
         <w:tc>
           <w:tcPr/>
           <w:p>
@@ -660,7 +663,7 @@
                 <w:sz w:val="19"/>
                 <w:lang w:val="es-CO"/>
               </w:rPr>
-              <w:t xml:space="preserve">conexion/ConexionBD.java</w:t>
+              <w:t>connection/ConexionBD.java</w:t>
             </w:r>
           </w:p>
         </w:tc>
@@ -675,14 +678,13 @@
                 <w:sz w:val="19"/>
                 <w:lang w:val="es-CO"/>
               </w:rPr>
-              <w:t xml:space="preserve">Abre la conexión con</w:t>
-            </w:r>
-            <w:r>
-              <w:rPr>
-                <w:sz w:val="19"/>
-                <w:lang w:val="es-CO"/>
-              </w:rPr>
-              <w:t xml:space="preserve"> </w:t>
+              <w:t>Abre la conexión con DriverManager; la URL, el usuario y la clave salen de application.properties</w:t>
+            </w:r>
+            <w:r>
+              <w:rPr>
+                <w:sz w:val="19"/>
+                <w:lang w:val="es-CO"/>
+              </w:rPr>
             </w:r>
             <w:r>
               <w:rPr>
@@ -690,21 +692,18 @@
                 <w:sz w:val="19"/>
                 <w:lang w:val="es-CO"/>
               </w:rPr>
-              <w:t xml:space="preserve">DriverManager</w:t>
-            </w:r>
-            <w:r>
-              <w:rPr>
-                <w:sz w:val="19"/>
-                <w:lang w:val="es-CO"/>
-              </w:rPr>
-              <w:t xml:space="preserve">; la URL, el usuario y la clave salen de</w:t>
-            </w:r>
-            <w:r>
-              <w:rPr>
-                <w:sz w:val="19"/>
-                <w:lang w:val="es-CO"/>
-              </w:rPr>
-              <w:t xml:space="preserve"> </w:t>
+            </w:r>
+            <w:r>
+              <w:rPr>
+                <w:sz w:val="19"/>
+                <w:lang w:val="es-CO"/>
+              </w:rPr>
+            </w:r>
+            <w:r>
+              <w:rPr>
+                <w:sz w:val="19"/>
+                <w:lang w:val="es-CO"/>
+              </w:rPr>
             </w:r>
             <w:r>
               <w:rPr>
@@ -712,12 +711,14 @@
                 <w:sz w:val="19"/>
                 <w:lang w:val="es-CO"/>
               </w:rPr>
-              <w:t xml:space="preserve">application.properties</w:t>
             </w:r>
           </w:p>
         </w:tc>
       </w:tr>
       <w:tr>
+        <w:trPr>
+          <w:cantSplit/>
+        </w:trPr>
         <w:tc>
           <w:tcPr/>
           <w:p>
@@ -730,7 +731,7 @@
                 <w:sz w:val="19"/>
                 <w:lang w:val="es-CO"/>
               </w:rPr>
-              <w:t xml:space="preserve">modelo/</w:t>
+              <w:t>model/</w:t>
             </w:r>
           </w:p>
         </w:tc>
@@ -745,14 +746,13 @@
                 <w:sz w:val="19"/>
                 <w:lang w:val="es-CO"/>
               </w:rPr>
-              <w:t xml:space="preserve">Clases con atributos privados, getters y setters:</w:t>
-            </w:r>
-            <w:r>
-              <w:rPr>
-                <w:sz w:val="19"/>
-                <w:lang w:val="es-CO"/>
-              </w:rPr>
-              <w:t xml:space="preserve"> </w:t>
+              <w:t>Clases con atributos privados, constructor vacío y con parámetros, getters, setters, equals, hashCode y toString: Persona, Cliente, Empleado, Veterinario, Auxiliar, Mascota, Cita, Factura, etc., y los enums EstadoCita y EstadoFactura</w:t>
+            </w:r>
+            <w:r>
+              <w:rPr>
+                <w:sz w:val="19"/>
+                <w:lang w:val="es-CO"/>
+              </w:rPr>
             </w:r>
             <w:r>
               <w:rPr>
@@ -760,21 +760,18 @@
                 <w:sz w:val="19"/>
                 <w:lang w:val="es-CO"/>
               </w:rPr>
-              <w:t xml:space="preserve">Persona</w:t>
-            </w:r>
-            <w:r>
-              <w:rPr>
-                <w:sz w:val="19"/>
-                <w:lang w:val="es-CO"/>
-              </w:rPr>
-              <w:t xml:space="preserve">,</w:t>
-            </w:r>
-            <w:r>
-              <w:rPr>
-                <w:sz w:val="19"/>
-                <w:lang w:val="es-CO"/>
-              </w:rPr>
-              <w:t xml:space="preserve"> </w:t>
+            </w:r>
+            <w:r>
+              <w:rPr>
+                <w:sz w:val="19"/>
+                <w:lang w:val="es-CO"/>
+              </w:rPr>
+            </w:r>
+            <w:r>
+              <w:rPr>
+                <w:sz w:val="19"/>
+                <w:lang w:val="es-CO"/>
+              </w:rPr>
             </w:r>
             <w:r>
               <w:rPr>
@@ -782,151 +779,14 @@
                 <w:sz w:val="19"/>
                 <w:lang w:val="es-CO"/>
               </w:rPr>
-              <w:t xml:space="preserve">Cliente</w:t>
-            </w:r>
-            <w:r>
-              <w:rPr>
-                <w:sz w:val="19"/>
-                <w:lang w:val="es-CO"/>
-              </w:rPr>
-              <w:t xml:space="preserve">,</w:t>
-            </w:r>
-            <w:r>
-              <w:rPr>
-                <w:sz w:val="19"/>
-                <w:lang w:val="es-CO"/>
-              </w:rPr>
-              <w:t xml:space="preserve"> </w:t>
-            </w:r>
-            <w:r>
-              <w:rPr>
-                <w:rStyle w:val="VerbatimChar"/>
-                <w:sz w:val="19"/>
-                <w:lang w:val="es-CO"/>
-              </w:rPr>
-              <w:t xml:space="preserve">Empleado</w:t>
-            </w:r>
-            <w:r>
-              <w:rPr>
-                <w:sz w:val="19"/>
-                <w:lang w:val="es-CO"/>
-              </w:rPr>
-              <w:t xml:space="preserve">,</w:t>
-            </w:r>
-            <w:r>
-              <w:rPr>
-                <w:sz w:val="19"/>
-                <w:lang w:val="es-CO"/>
-              </w:rPr>
-              <w:t xml:space="preserve"> </w:t>
-            </w:r>
-            <w:r>
-              <w:rPr>
-                <w:rStyle w:val="VerbatimChar"/>
-                <w:sz w:val="19"/>
-                <w:lang w:val="es-CO"/>
-              </w:rPr>
-              <w:t xml:space="preserve">Veterinario</w:t>
-            </w:r>
-            <w:r>
-              <w:rPr>
-                <w:sz w:val="19"/>
-                <w:lang w:val="es-CO"/>
-              </w:rPr>
-              <w:t xml:space="preserve">,</w:t>
-            </w:r>
-            <w:r>
-              <w:rPr>
-                <w:sz w:val="19"/>
-                <w:lang w:val="es-CO"/>
-              </w:rPr>
-              <w:t xml:space="preserve"> </w:t>
-            </w:r>
-            <w:r>
-              <w:rPr>
-                <w:rStyle w:val="VerbatimChar"/>
-                <w:sz w:val="19"/>
-                <w:lang w:val="es-CO"/>
-              </w:rPr>
-              <w:t xml:space="preserve">Auxiliar</w:t>
-            </w:r>
-            <w:r>
-              <w:rPr>
-                <w:sz w:val="19"/>
-                <w:lang w:val="es-CO"/>
-              </w:rPr>
-              <w:t xml:space="preserve">,</w:t>
-            </w:r>
-            <w:r>
-              <w:rPr>
-                <w:sz w:val="19"/>
-                <w:lang w:val="es-CO"/>
-              </w:rPr>
-              <w:t xml:space="preserve"> </w:t>
-            </w:r>
-            <w:r>
-              <w:rPr>
-                <w:rStyle w:val="VerbatimChar"/>
-                <w:sz w:val="19"/>
-                <w:lang w:val="es-CO"/>
-              </w:rPr>
-              <w:t xml:space="preserve">Mascota</w:t>
-            </w:r>
-            <w:r>
-              <w:rPr>
-                <w:sz w:val="19"/>
-                <w:lang w:val="es-CO"/>
-              </w:rPr>
-              <w:t xml:space="preserve">,</w:t>
-            </w:r>
-            <w:r>
-              <w:rPr>
-                <w:sz w:val="19"/>
-                <w:lang w:val="es-CO"/>
-              </w:rPr>
-              <w:t xml:space="preserve"> </w:t>
-            </w:r>
-            <w:r>
-              <w:rPr>
-                <w:rStyle w:val="VerbatimChar"/>
-                <w:sz w:val="19"/>
-                <w:lang w:val="es-CO"/>
-              </w:rPr>
-              <w:t xml:space="preserve">Cita</w:t>
-            </w:r>
-            <w:r>
-              <w:rPr>
-                <w:sz w:val="19"/>
-                <w:lang w:val="es-CO"/>
-              </w:rPr>
-              <w:t xml:space="preserve">,</w:t>
-            </w:r>
-            <w:r>
-              <w:rPr>
-                <w:sz w:val="19"/>
-                <w:lang w:val="es-CO"/>
-              </w:rPr>
-              <w:t xml:space="preserve"> </w:t>
-            </w:r>
-            <w:r>
-              <w:rPr>
-                <w:rStyle w:val="VerbatimChar"/>
-                <w:sz w:val="19"/>
-                <w:lang w:val="es-CO"/>
-              </w:rPr>
-              <w:t xml:space="preserve">Factura</w:t>
-            </w:r>
-            <w:r>
-              <w:rPr>
-                <w:sz w:val="19"/>
-                <w:lang w:val="es-CO"/>
-              </w:rPr>
-              <w:t xml:space="preserve">, etc.</w:t>
             </w:r>
           </w:p>
         </w:tc>
       </w:tr>
       <w:tr>
+        <w:trPr>
+          <w:cantSplit/>
+        </w:trPr>
         <w:tc>
           <w:tcPr/>
           <w:p>
@@ -939,7 +799,7 @@
                 <w:sz w:val="19"/>
                 <w:lang w:val="es-CO"/>
               </w:rPr>
-              <w:t xml:space="preserve">dao/</w:t>
+              <w:t>dto/</w:t>
             </w:r>
           </w:p>
         </w:tc>
@@ -954,7 +814,13 @@
                 <w:sz w:val="19"/>
                 <w:lang w:val="es-CO"/>
               </w:rPr>
-              <w:t xml:space="preserve">Una clase por tema (</w:t>
+              <w:t>ClienteDetalleDTO, MascotaDetalleDTO, FacturaDetalleDTO y EjercicioDetalleDTO: agrupan los datos que necesita cada página</w:t>
+            </w:r>
+            <w:r>
+              <w:rPr>
+                <w:sz w:val="19"/>
+                <w:lang w:val="es-CO"/>
+              </w:rPr>
             </w:r>
             <w:r>
               <w:rPr>
@@ -962,21 +828,18 @@
                 <w:sz w:val="19"/>
                 <w:lang w:val="es-CO"/>
               </w:rPr>
-              <w:t xml:space="preserve">ClienteDAO</w:t>
-            </w:r>
-            <w:r>
-              <w:rPr>
-                <w:sz w:val="19"/>
-                <w:lang w:val="es-CO"/>
-              </w:rPr>
-              <w:t xml:space="preserve">,</w:t>
-            </w:r>
-            <w:r>
-              <w:rPr>
-                <w:sz w:val="19"/>
-                <w:lang w:val="es-CO"/>
-              </w:rPr>
-              <w:t xml:space="preserve"> </w:t>
+            </w:r>
+            <w:r>
+              <w:rPr>
+                <w:sz w:val="19"/>
+                <w:lang w:val="es-CO"/>
+              </w:rPr>
+            </w:r>
+            <w:r>
+              <w:rPr>
+                <w:sz w:val="19"/>
+                <w:lang w:val="es-CO"/>
+              </w:rPr>
             </w:r>
             <w:r>
               <w:rPr>
@@ -984,63 +847,14 @@
                 <w:sz w:val="19"/>
                 <w:lang w:val="es-CO"/>
               </w:rPr>
-              <w:t xml:space="preserve">MascotaDAO</w:t>
-            </w:r>
-            <w:r>
-              <w:rPr>
-                <w:sz w:val="19"/>
-                <w:lang w:val="es-CO"/>
-              </w:rPr>
-              <w:t xml:space="preserve">,</w:t>
-            </w:r>
-            <w:r>
-              <w:rPr>
-                <w:sz w:val="19"/>
-                <w:lang w:val="es-CO"/>
-              </w:rPr>
-              <w:t xml:space="preserve"> </w:t>
-            </w:r>
-            <w:r>
-              <w:rPr>
-                <w:rStyle w:val="VerbatimChar"/>
-                <w:sz w:val="19"/>
-                <w:lang w:val="es-CO"/>
-              </w:rPr>
-              <w:t xml:space="preserve">FacturaDAO</w:t>
-            </w:r>
-            <w:r>
-              <w:rPr>
-                <w:sz w:val="19"/>
-                <w:lang w:val="es-CO"/>
-              </w:rPr>
-              <w:t xml:space="preserve">,</w:t>
-            </w:r>
-            <w:r>
-              <w:rPr>
-                <w:sz w:val="19"/>
-                <w:lang w:val="es-CO"/>
-              </w:rPr>
-              <w:t xml:space="preserve"> </w:t>
-            </w:r>
-            <w:r>
-              <w:rPr>
-                <w:rStyle w:val="VerbatimChar"/>
-                <w:sz w:val="19"/>
-                <w:lang w:val="es-CO"/>
-              </w:rPr>
-              <w:t xml:space="preserve">PersonalDAO</w:t>
-            </w:r>
-            <w:r>
-              <w:rPr>
-                <w:sz w:val="19"/>
-                <w:lang w:val="es-CO"/>
-              </w:rPr>
-              <w:t xml:space="preserve">…) con el SQL de cada consulta</w:t>
             </w:r>
           </w:p>
         </w:tc>
       </w:tr>
       <w:tr>
+        <w:trPr>
+          <w:cantSplit/>
+        </w:trPr>
         <w:tc>
           <w:tcPr/>
           <w:p>
@@ -1053,7 +867,7 @@
                 <w:sz w:val="19"/>
                 <w:lang w:val="es-CO"/>
               </w:rPr>
-              <w:t xml:space="preserve">controlador/</w:t>
+              <w:t>dao/</w:t>
             </w:r>
           </w:p>
         </w:tc>
@@ -1068,12 +882,47 @@
                 <w:sz w:val="19"/>
                 <w:lang w:val="es-CO"/>
               </w:rPr>
-              <w:t xml:space="preserve">Un controlador por página: inicio, clientes, mascotas, agenda, inventario, facturas, personal y álgebra</w:t>
+              <w:t>Una clase por tema (ClienteDAO, MascotaDAO, FacturaDAO, PersonalDAO…) con el SQL de cada consulta</w:t>
+            </w:r>
+            <w:r>
+              <w:rPr>
+                <w:sz w:val="19"/>
+                <w:lang w:val="es-CO"/>
+              </w:rPr>
+            </w:r>
+            <w:r>
+              <w:rPr>
+                <w:rStyle w:val="VerbatimChar"/>
+                <w:sz w:val="19"/>
+                <w:lang w:val="es-CO"/>
+              </w:rPr>
+            </w:r>
+            <w:r>
+              <w:rPr>
+                <w:sz w:val="19"/>
+                <w:lang w:val="es-CO"/>
+              </w:rPr>
+            </w:r>
+            <w:r>
+              <w:rPr>
+                <w:sz w:val="19"/>
+                <w:lang w:val="es-CO"/>
+              </w:rPr>
+            </w:r>
+            <w:r>
+              <w:rPr>
+                <w:rStyle w:val="VerbatimChar"/>
+                <w:sz w:val="19"/>
+                <w:lang w:val="es-CO"/>
+              </w:rPr>
             </w:r>
           </w:p>
         </w:tc>
       </w:tr>
       <w:tr>
+        <w:trPr>
+          <w:cantSplit/>
+        </w:trPr>
         <w:tc>
           <w:tcPr/>
           <w:p>
@@ -1086,7 +935,7 @@
                 <w:sz w:val="19"/>
                 <w:lang w:val="es-CO"/>
               </w:rPr>
-              <w:t xml:space="preserve">algebra/LectorAlgebra.java</w:t>
+              <w:t>service/</w:t>
             </w:r>
           </w:p>
         </w:tc>
@@ -1101,14 +950,13 @@
                 <w:sz w:val="19"/>
                 <w:lang w:val="es-CO"/>
               </w:rPr>
-              <w:t xml:space="preserve">Lee los 55 ejercicios del script</w:t>
-            </w:r>
-            <w:r>
-              <w:rPr>
-                <w:sz w:val="19"/>
-                <w:lang w:val="es-CO"/>
-              </w:rPr>
-              <w:t xml:space="preserve"> </w:t>
+              <w:t>Una clase …Service por tema (ClienteService, MascotaService, FacturaService…): reúne los datos de varios DAO y entrega el DTO de la página</w:t>
+            </w:r>
+            <w:r>
+              <w:rPr>
+                <w:sz w:val="19"/>
+                <w:lang w:val="es-CO"/>
+              </w:rPr>
             </w:r>
             <w:r>
               <w:rPr>
@@ -1116,26 +964,33 @@
                 <w:sz w:val="19"/>
                 <w:lang w:val="es-CO"/>
               </w:rPr>
-              <w:t xml:space="preserve">01_consultas_algebra_relacional.sql</w:t>
-            </w:r>
-            <w:r>
-              <w:rPr>
-                <w:sz w:val="19"/>
-                <w:lang w:val="es-CO"/>
-              </w:rPr>
-              <w:t xml:space="preserve"> </w:t>
-            </w:r>
-            <w:r>
-              <w:rPr>
-                <w:sz w:val="19"/>
-                <w:lang w:val="es-CO"/>
-              </w:rPr>
-              <w:t xml:space="preserve">línea por línea</w:t>
+            </w:r>
+            <w:r>
+              <w:rPr>
+                <w:sz w:val="19"/>
+                <w:lang w:val="es-CO"/>
+              </w:rPr>
+            </w:r>
+            <w:r>
+              <w:rPr>
+                <w:sz w:val="19"/>
+                <w:lang w:val="es-CO"/>
+              </w:rPr>
+            </w:r>
+            <w:r>
+              <w:rPr>
+                <w:rStyle w:val="VerbatimChar"/>
+                <w:sz w:val="19"/>
+                <w:lang w:val="es-CO"/>
+              </w:rPr>
             </w:r>
           </w:p>
         </w:tc>
       </w:tr>
       <w:tr>
+        <w:trPr>
+          <w:cantSplit/>
+        </w:trPr>
         <w:tc>
           <w:tcPr/>
           <w:p>
@@ -1148,7 +1003,7 @@
                 <w:sz w:val="19"/>
                 <w:lang w:val="es-CO"/>
               </w:rPr>
-              <w:t xml:space="preserve">resources/templates/</w:t>
+              <w:t>controller/</w:t>
             </w:r>
           </w:p>
         </w:tc>
@@ -1163,7 +1018,311 @@
                 <w:sz w:val="19"/>
                 <w:lang w:val="es-CO"/>
               </w:rPr>
-              <w:t xml:space="preserve">Las páginas HTML (Thymeleaf) y las páginas de error 404 y 500</w:t>
+              <w:t>Un …Controller por página: inicio, clientes, mascotas, agenda, inventario, facturas, personal y álgebra; recibe la ruta y entrega los datos a la vista</w:t>
+            </w:r>
+            <w:r>
+              <w:rPr>
+                <w:sz w:val="19"/>
+                <w:lang w:val="es-CO"/>
+              </w:rPr>
+            </w:r>
+            <w:r>
+              <w:rPr>
+                <w:rStyle w:val="VerbatimChar"/>
+                <w:sz w:val="19"/>
+                <w:lang w:val="es-CO"/>
+              </w:rPr>
+            </w:r>
+            <w:r>
+              <w:rPr>
+                <w:sz w:val="19"/>
+                <w:lang w:val="es-CO"/>
+              </w:rPr>
+            </w:r>
+            <w:r>
+              <w:rPr>
+                <w:sz w:val="19"/>
+                <w:lang w:val="es-CO"/>
+              </w:rPr>
+            </w:r>
+            <w:r>
+              <w:rPr>
+                <w:rStyle w:val="VerbatimChar"/>
+                <w:sz w:val="19"/>
+                <w:lang w:val="es-CO"/>
+              </w:rPr>
+            </w:r>
+          </w:p>
+        </w:tc>
+      </w:tr>
+      <w:tr>
+        <w:trPr>
+          <w:cantSplit/>
+        </w:trPr>
+        <w:tc>
+          <w:tcPr/>
+          <w:p>
+            <w:pPr>
+              <w:pStyle w:val="Compact"/>
+            </w:pPr>
+            <w:r>
+              <w:rPr>
+                <w:rStyle w:val="VerbatimChar"/>
+                <w:sz w:val="19"/>
+                <w:lang w:val="es-CO"/>
+              </w:rPr>
+              <w:t>exception/</w:t>
+            </w:r>
+          </w:p>
+        </w:tc>
+        <w:tc>
+          <w:tcPr/>
+          <w:p>
+            <w:pPr>
+              <w:pStyle w:val="Compact"/>
+            </w:pPr>
+            <w:r>
+              <w:rPr>
+                <w:sz w:val="19"/>
+                <w:lang w:val="es-CO"/>
+              </w:rPr>
+              <w:t>RecursoNoEncontradoException: Spring la convierte en una respuesta HTTP 404</w:t>
+            </w:r>
+            <w:r>
+              <w:rPr>
+                <w:sz w:val="19"/>
+                <w:lang w:val="es-CO"/>
+              </w:rPr>
+            </w:r>
+            <w:r>
+              <w:rPr>
+                <w:rStyle w:val="VerbatimChar"/>
+                <w:sz w:val="19"/>
+                <w:lang w:val="es-CO"/>
+              </w:rPr>
+            </w:r>
+            <w:r>
+              <w:rPr>
+                <w:sz w:val="19"/>
+                <w:lang w:val="es-CO"/>
+              </w:rPr>
+            </w:r>
+            <w:r>
+              <w:rPr>
+                <w:sz w:val="19"/>
+                <w:lang w:val="es-CO"/>
+              </w:rPr>
+            </w:r>
+            <w:r>
+              <w:rPr>
+                <w:rStyle w:val="VerbatimChar"/>
+                <w:sz w:val="19"/>
+                <w:lang w:val="es-CO"/>
+              </w:rPr>
+            </w:r>
+          </w:p>
+        </w:tc>
+      </w:tr>
+      <w:tr>
+        <w:trPr>
+          <w:cantSplit/>
+        </w:trPr>
+        <w:tc>
+          <w:tcPr/>
+          <w:p>
+            <w:pPr>
+              <w:pStyle w:val="Compact"/>
+            </w:pPr>
+            <w:r>
+              <w:rPr>
+                <w:rStyle w:val="VerbatimChar"/>
+                <w:sz w:val="19"/>
+                <w:lang w:val="es-CO"/>
+              </w:rPr>
+              <w:t>util/</w:t>
+            </w:r>
+          </w:p>
+        </w:tc>
+        <w:tc>
+          <w:tcPr/>
+          <w:p>
+            <w:pPr>
+              <w:pStyle w:val="Compact"/>
+            </w:pPr>
+            <w:r>
+              <w:rPr>
+                <w:sz w:val="19"/>
+                <w:lang w:val="es-CO"/>
+              </w:rPr>
+              <w:t>TextoUtil: utilidades de texto para los filtros de los formularios</w:t>
+            </w:r>
+            <w:r>
+              <w:rPr>
+                <w:sz w:val="19"/>
+                <w:lang w:val="es-CO"/>
+              </w:rPr>
+            </w:r>
+            <w:r>
+              <w:rPr>
+                <w:rStyle w:val="VerbatimChar"/>
+                <w:sz w:val="19"/>
+                <w:lang w:val="es-CO"/>
+              </w:rPr>
+            </w:r>
+            <w:r>
+              <w:rPr>
+                <w:sz w:val="19"/>
+                <w:lang w:val="es-CO"/>
+              </w:rPr>
+            </w:r>
+            <w:r>
+              <w:rPr>
+                <w:sz w:val="19"/>
+                <w:lang w:val="es-CO"/>
+              </w:rPr>
+            </w:r>
+            <w:r>
+              <w:rPr>
+                <w:rStyle w:val="VerbatimChar"/>
+                <w:sz w:val="19"/>
+                <w:lang w:val="es-CO"/>
+              </w:rPr>
+            </w:r>
+          </w:p>
+        </w:tc>
+      </w:tr>
+      <w:tr>
+        <w:trPr>
+          <w:cantSplit/>
+        </w:trPr>
+        <w:tc>
+          <w:tcPr/>
+          <w:p>
+            <w:pPr>
+              <w:pStyle w:val="Compact"/>
+            </w:pPr>
+            <w:r>
+              <w:rPr>
+                <w:rStyle w:val="VerbatimChar"/>
+                <w:sz w:val="19"/>
+                <w:lang w:val="es-CO"/>
+              </w:rPr>
+              <w:t>algebra/LectorAlgebra.java</w:t>
+            </w:r>
+          </w:p>
+        </w:tc>
+        <w:tc>
+          <w:tcPr/>
+          <w:p>
+            <w:pPr>
+              <w:pStyle w:val="Compact"/>
+            </w:pPr>
+            <w:r>
+              <w:rPr>
+                <w:sz w:val="19"/>
+                <w:lang w:val="es-CO"/>
+              </w:rPr>
+              <w:t>Lee los 55 ejercicios del script 01_consultas_algebra_relacional.sql línea por línea</w:t>
+            </w:r>
+            <w:r>
+              <w:rPr>
+                <w:sz w:val="19"/>
+                <w:lang w:val="es-CO"/>
+              </w:rPr>
+            </w:r>
+            <w:r>
+              <w:rPr>
+                <w:rStyle w:val="VerbatimChar"/>
+                <w:sz w:val="19"/>
+                <w:lang w:val="es-CO"/>
+              </w:rPr>
+            </w:r>
+            <w:r>
+              <w:rPr>
+                <w:sz w:val="19"/>
+                <w:lang w:val="es-CO"/>
+              </w:rPr>
+            </w:r>
+            <w:r>
+              <w:rPr>
+                <w:sz w:val="19"/>
+                <w:lang w:val="es-CO"/>
+              </w:rPr>
+            </w:r>
+            <w:r>
+              <w:rPr>
+                <w:rStyle w:val="VerbatimChar"/>
+                <w:sz w:val="19"/>
+                <w:lang w:val="es-CO"/>
+              </w:rPr>
+            </w:r>
+          </w:p>
+        </w:tc>
+      </w:tr>
+      <w:tr>
+        <w:trPr>
+          <w:cantSplit/>
+        </w:trPr>
+        <w:tc>
+          <w:tcPr/>
+          <w:p>
+            <w:pPr>
+              <w:pStyle w:val="Compact"/>
+            </w:pPr>
+            <w:r>
+              <w:rPr>
+                <w:rStyle w:val="VerbatimChar"/>
+                <w:sz w:val="19"/>
+                <w:lang w:val="es-CO"/>
+              </w:rPr>
+              <w:t>resources/templates/</w:t>
+            </w:r>
+          </w:p>
+        </w:tc>
+        <w:tc>
+          <w:tcPr/>
+          <w:p>
+            <w:pPr>
+              <w:pStyle w:val="Compact"/>
+            </w:pPr>
+            <w:r>
+              <w:rPr>
+                <w:sz w:val="19"/>
+                <w:lang w:val="es-CO"/>
+              </w:rPr>
+              <w:t>Las páginas HTML (Thymeleaf) y las páginas de error 404 y 500</w:t>
+            </w:r>
+            <w:r>
+              <w:rPr>
+                <w:sz w:val="19"/>
+                <w:lang w:val="es-CO"/>
+              </w:rPr>
+            </w:r>
+            <w:r>
+              <w:rPr>
+                <w:rStyle w:val="VerbatimChar"/>
+                <w:sz w:val="19"/>
+                <w:lang w:val="es-CO"/>
+              </w:rPr>
+            </w:r>
+            <w:r>
+              <w:rPr>
+                <w:sz w:val="19"/>
+                <w:lang w:val="es-CO"/>
+              </w:rPr>
+            </w:r>
+            <w:r>
+              <w:rPr>
+                <w:sz w:val="19"/>
+                <w:lang w:val="es-CO"/>
+              </w:rPr>
+            </w:r>
+            <w:r>
+              <w:rPr>
+                <w:rStyle w:val="VerbatimChar"/>
+                <w:sz w:val="19"/>
+                <w:lang w:val="es-CO"/>
+              </w:rPr>
             </w:r>
           </w:p>
         </w:tc>
@@ -1202,26 +1361,23 @@
         <w:rPr>
           <w:lang w:val="es-CO"/>
         </w:rPr>
-        <w:t xml:space="preserve">y convierte filas en objetos. No se usa JPA, Hibernate, Spring Data ni</w:t>
-      </w:r>
-      <w:r>
-        <w:rPr>
-          <w:lang w:val="es-CO"/>
-        </w:rPr>
-        <w:t xml:space="preserve"> </w:t>
+        <w:t>y convierte filas en objetos. No se usa JPA, Hibernate, Spring Data ni JdbcTemplate. El controlador no llama a los DAO: pide los datos a un servicio, que combina uno o varios DAO y entrega un objeto DTO ya armado para la página. Si el registro no existe, el servicio lanza RecursoNoEncontradoException y Spring responde con un 404.</w:t>
+      </w:r>
+      <w:r>
+        <w:rPr>
+          <w:lang w:val="es-CO"/>
+        </w:rPr>
       </w:r>
       <w:r>
         <w:rPr>
           <w:rStyle w:val="VerbatimChar"/>
           <w:lang w:val="es-CO"/>
         </w:rPr>
-        <w:t xml:space="preserve">JdbcTemplate</w:t>
-      </w:r>
-      <w:r>
-        <w:rPr>
-          <w:lang w:val="es-CO"/>
-        </w:rPr>
-        <w:t xml:space="preserve">.</w:t>
+      </w:r>
+      <w:r>
+        <w:rPr>
+          <w:lang w:val="es-CO"/>
+        </w:rPr>
       </w:r>
     </w:p>
     <w:p>
@@ -3231,19 +3387,19 @@
           <w:rStyle w:val="VerbatimChar"/>
           <w:lang w:val="es-CO"/>
         </w:rPr>
-        <w:t xml:space="preserve">ClienteControlador.java</w:t>
-      </w:r>
-      <w:r>
-        <w:rPr>
-          <w:lang w:val="es-CO"/>
-        </w:rPr>
-        <w:t xml:space="preserve"> </w:t>
-      </w:r>
-      <w:r>
-        <w:rPr>
-          <w:lang w:val="es-CO"/>
-        </w:rPr>
-        <w:t xml:space="preserve">utiliza el DAO:</w:t>
+        <w:t>ClienteController.java</w:t>
+      </w:r>
+      <w:r>
+        <w:rPr>
+          <w:lang w:val="es-CO"/>
+        </w:rPr>
+        <w:t xml:space="preserve"> </w:t>
+      </w:r>
+      <w:r>
+        <w:rPr>
+          <w:lang w:val="es-CO"/>
+        </w:rPr>
+        <w:t>recibe la ruta y le pide los datos a ClienteService:</w:t>
       </w:r>
     </w:p>
     <w:p>
@@ -3335,7 +3491,13 @@
         <w:rPr>
           <w:rStyle w:val="NormalTok"/>
         </w:rPr>
-        <w:t xml:space="preserve"> id</w:t>
+        <w:t xml:space="preserve"> </w:t>
+      </w:r>
+      <w:r>
+        <w:rPr>
+          <w:rStyle w:val="NormalTok"/>
+        </w:rPr>
+        <w:t xml:space="preserve">id</w:t>
       </w:r>
       <w:r>
         <w:rPr>
@@ -3347,7 +3509,25 @@
         <w:rPr>
           <w:rStyle w:val="NormalTok"/>
         </w:rPr>
-        <w:t xml:space="preserve"> Model model</w:t>
+        <w:t xml:space="preserve"> </w:t>
+      </w:r>
+      <w:r>
+        <w:rPr>
+          <w:rStyle w:val="NormalTok"/>
+        </w:rPr>
+        <w:t xml:space="preserve">Model</w:t>
+      </w:r>
+      <w:r>
+        <w:rPr>
+          <w:rStyle w:val="NormalTok"/>
+        </w:rPr>
+        <w:t xml:space="preserve"> </w:t>
+      </w:r>
+      <w:r>
+        <w:rPr>
+          <w:rStyle w:val="NormalTok"/>
+        </w:rPr>
+        <w:t xml:space="preserve">model</w:t>
       </w:r>
       <w:r>
         <w:rPr>
@@ -3374,7 +3554,31 @@
         <w:rPr>
           <w:rStyle w:val="NormalTok"/>
         </w:rPr>
-        <w:t xml:space="preserve">    Cliente cliente </w:t>
+        <w:t xml:space="preserve">    </w:t>
+      </w:r>
+      <w:r>
+        <w:rPr>
+          <w:rStyle w:val="NormalTok"/>
+        </w:rPr>
+        <w:t xml:space="preserve">ClienteDetalleDTO</w:t>
+      </w:r>
+      <w:r>
+        <w:rPr>
+          <w:rStyle w:val="NormalTok"/>
+        </w:rPr>
+        <w:t xml:space="preserve"> </w:t>
+      </w:r>
+      <w:r>
+        <w:rPr>
+          <w:rStyle w:val="NormalTok"/>
+        </w:rPr>
+        <w:t xml:space="preserve">detalle</w:t>
+      </w:r>
+      <w:r>
+        <w:rPr>
+          <w:rStyle w:val="NormalTok"/>
+        </w:rPr>
+        <w:t xml:space="preserve"> </w:t>
       </w:r>
       <w:r>
         <w:rPr>
@@ -3386,7 +3590,13 @@
         <w:rPr>
           <w:rStyle w:val="NormalTok"/>
         </w:rPr>
-        <w:t xml:space="preserve"> clienteDAO</w:t>
+        <w:t xml:space="preserve"> </w:t>
+      </w:r>
+      <w:r>
+        <w:rPr>
+          <w:rStyle w:val="NormalTok"/>
+        </w:rPr>
+        <w:t xml:space="preserve">clienteService</w:t>
       </w:r>
       <w:r>
         <w:rPr>
@@ -3398,6 +3608,608 @@
         <w:rPr>
           <w:rStyle w:val="FunctionTok"/>
         </w:rPr>
+        <w:t xml:space="preserve">detalle</w:t>
+      </w:r>
+      <w:r>
+        <w:rPr>
+          <w:rStyle w:val="OperatorTok"/>
+        </w:rPr>
+        <w:t xml:space="preserve">(</w:t>
+      </w:r>
+      <w:r>
+        <w:rPr>
+          <w:rStyle w:val="NormalTok"/>
+        </w:rPr>
+        <w:t xml:space="preserve">id</w:t>
+      </w:r>
+      <w:r>
+        <w:rPr>
+          <w:rStyle w:val="OperatorTok"/>
+        </w:rPr>
+        <w:t xml:space="preserve">)</w:t>
+      </w:r>
+      <w:r>
+        <w:rPr>
+          <w:rStyle w:val="OperatorTok"/>
+        </w:rPr>
+        <w:t xml:space="preserve">;</w:t>
+      </w:r>
+      <w:r>
+        <w:br/>
+      </w:r>
+      <w:r>
+        <w:rPr>
+          <w:rStyle w:val="NormalTok"/>
+        </w:rPr>
+        <w:t xml:space="preserve">    </w:t>
+      </w:r>
+      <w:r>
+        <w:rPr>
+          <w:rStyle w:val="NormalTok"/>
+        </w:rPr>
+        <w:t xml:space="preserve">model</w:t>
+      </w:r>
+      <w:r>
+        <w:rPr>
+          <w:rStyle w:val="OperatorTok"/>
+        </w:rPr>
+        <w:t xml:space="preserve">.</w:t>
+      </w:r>
+      <w:r>
+        <w:rPr>
+          <w:rStyle w:val="FunctionTok"/>
+        </w:rPr>
+        <w:t xml:space="preserve">addAttribute</w:t>
+      </w:r>
+      <w:r>
+        <w:rPr>
+          <w:rStyle w:val="OperatorTok"/>
+        </w:rPr>
+        <w:t xml:space="preserve">(</w:t>
+      </w:r>
+      <w:r>
+        <w:rPr>
+          <w:rStyle w:val="StringTok"/>
+        </w:rPr>
+        <w:t xml:space="preserve">"cliente"</w:t>
+      </w:r>
+      <w:r>
+        <w:rPr>
+          <w:rStyle w:val="OperatorTok"/>
+        </w:rPr>
+        <w:t xml:space="preserve">,</w:t>
+      </w:r>
+      <w:r>
+        <w:rPr>
+          <w:rStyle w:val="NormalTok"/>
+        </w:rPr>
+        <w:t xml:space="preserve"> </w:t>
+      </w:r>
+      <w:r>
+        <w:rPr>
+          <w:rStyle w:val="NormalTok"/>
+        </w:rPr>
+        <w:t xml:space="preserve">detalle</w:t>
+      </w:r>
+      <w:r>
+        <w:rPr>
+          <w:rStyle w:val="OperatorTok"/>
+        </w:rPr>
+        <w:t xml:space="preserve">.</w:t>
+      </w:r>
+      <w:r>
+        <w:rPr>
+          <w:rStyle w:val="FunctionTok"/>
+        </w:rPr>
+        <w:t xml:space="preserve">getCliente</w:t>
+      </w:r>
+      <w:r>
+        <w:rPr>
+          <w:rStyle w:val="OperatorTok"/>
+        </w:rPr>
+        <w:t xml:space="preserve">(</w:t>
+      </w:r>
+      <w:r>
+        <w:rPr>
+          <w:rStyle w:val="OperatorTok"/>
+        </w:rPr>
+        <w:t xml:space="preserve">)</w:t>
+      </w:r>
+      <w:r>
+        <w:rPr>
+          <w:rStyle w:val="OperatorTok"/>
+        </w:rPr>
+        <w:t xml:space="preserve">)</w:t>
+      </w:r>
+      <w:r>
+        <w:rPr>
+          <w:rStyle w:val="OperatorTok"/>
+        </w:rPr>
+        <w:t xml:space="preserve">;</w:t>
+      </w:r>
+      <w:r>
+        <w:br/>
+      </w:r>
+      <w:r>
+        <w:rPr>
+          <w:rStyle w:val="NormalTok"/>
+        </w:rPr>
+        <w:t xml:space="preserve">    </w:t>
+      </w:r>
+      <w:r>
+        <w:rPr>
+          <w:rStyle w:val="NormalTok"/>
+        </w:rPr>
+        <w:t xml:space="preserve">model</w:t>
+      </w:r>
+      <w:r>
+        <w:rPr>
+          <w:rStyle w:val="OperatorTok"/>
+        </w:rPr>
+        <w:t xml:space="preserve">.</w:t>
+      </w:r>
+      <w:r>
+        <w:rPr>
+          <w:rStyle w:val="FunctionTok"/>
+        </w:rPr>
+        <w:t xml:space="preserve">addAttribute</w:t>
+      </w:r>
+      <w:r>
+        <w:rPr>
+          <w:rStyle w:val="OperatorTok"/>
+        </w:rPr>
+        <w:t xml:space="preserve">(</w:t>
+      </w:r>
+      <w:r>
+        <w:rPr>
+          <w:rStyle w:val="StringTok"/>
+        </w:rPr>
+        <w:t xml:space="preserve">"telefonos"</w:t>
+      </w:r>
+      <w:r>
+        <w:rPr>
+          <w:rStyle w:val="OperatorTok"/>
+        </w:rPr>
+        <w:t xml:space="preserve">,</w:t>
+      </w:r>
+      <w:r>
+        <w:rPr>
+          <w:rStyle w:val="NormalTok"/>
+        </w:rPr>
+        <w:t xml:space="preserve"> </w:t>
+      </w:r>
+      <w:r>
+        <w:rPr>
+          <w:rStyle w:val="NormalTok"/>
+        </w:rPr>
+        <w:t xml:space="preserve">detalle</w:t>
+      </w:r>
+      <w:r>
+        <w:rPr>
+          <w:rStyle w:val="OperatorTok"/>
+        </w:rPr>
+        <w:t xml:space="preserve">.</w:t>
+      </w:r>
+      <w:r>
+        <w:rPr>
+          <w:rStyle w:val="FunctionTok"/>
+        </w:rPr>
+        <w:t xml:space="preserve">getTelefonos</w:t>
+      </w:r>
+      <w:r>
+        <w:rPr>
+          <w:rStyle w:val="OperatorTok"/>
+        </w:rPr>
+        <w:t xml:space="preserve">(</w:t>
+      </w:r>
+      <w:r>
+        <w:rPr>
+          <w:rStyle w:val="OperatorTok"/>
+        </w:rPr>
+        <w:t xml:space="preserve">)</w:t>
+      </w:r>
+      <w:r>
+        <w:rPr>
+          <w:rStyle w:val="OperatorTok"/>
+        </w:rPr>
+        <w:t xml:space="preserve">)</w:t>
+      </w:r>
+      <w:r>
+        <w:rPr>
+          <w:rStyle w:val="OperatorTok"/>
+        </w:rPr>
+        <w:t xml:space="preserve">;</w:t>
+      </w:r>
+      <w:r>
+        <w:br/>
+      </w:r>
+      <w:r>
+        <w:rPr>
+          <w:rStyle w:val="NormalTok"/>
+        </w:rPr>
+        <w:t xml:space="preserve">    </w:t>
+      </w:r>
+      <w:r>
+        <w:rPr>
+          <w:rStyle w:val="NormalTok"/>
+        </w:rPr>
+        <w:t xml:space="preserve">model</w:t>
+      </w:r>
+      <w:r>
+        <w:rPr>
+          <w:rStyle w:val="OperatorTok"/>
+        </w:rPr>
+        <w:t xml:space="preserve">.</w:t>
+      </w:r>
+      <w:r>
+        <w:rPr>
+          <w:rStyle w:val="FunctionTok"/>
+        </w:rPr>
+        <w:t xml:space="preserve">addAttribute</w:t>
+      </w:r>
+      <w:r>
+        <w:rPr>
+          <w:rStyle w:val="OperatorTok"/>
+        </w:rPr>
+        <w:t xml:space="preserve">(</w:t>
+      </w:r>
+      <w:r>
+        <w:rPr>
+          <w:rStyle w:val="StringTok"/>
+        </w:rPr>
+        <w:t xml:space="preserve">"mascotas"</w:t>
+      </w:r>
+      <w:r>
+        <w:rPr>
+          <w:rStyle w:val="OperatorTok"/>
+        </w:rPr>
+        <w:t xml:space="preserve">,</w:t>
+      </w:r>
+      <w:r>
+        <w:rPr>
+          <w:rStyle w:val="NormalTok"/>
+        </w:rPr>
+        <w:t xml:space="preserve"> </w:t>
+      </w:r>
+      <w:r>
+        <w:rPr>
+          <w:rStyle w:val="NormalTok"/>
+        </w:rPr>
+        <w:t xml:space="preserve">detalle</w:t>
+      </w:r>
+      <w:r>
+        <w:rPr>
+          <w:rStyle w:val="OperatorTok"/>
+        </w:rPr>
+        <w:t xml:space="preserve">.</w:t>
+      </w:r>
+      <w:r>
+        <w:rPr>
+          <w:rStyle w:val="FunctionTok"/>
+        </w:rPr>
+        <w:t xml:space="preserve">getMascotas</w:t>
+      </w:r>
+      <w:r>
+        <w:rPr>
+          <w:rStyle w:val="OperatorTok"/>
+        </w:rPr>
+        <w:t xml:space="preserve">(</w:t>
+      </w:r>
+      <w:r>
+        <w:rPr>
+          <w:rStyle w:val="OperatorTok"/>
+        </w:rPr>
+        <w:t xml:space="preserve">)</w:t>
+      </w:r>
+      <w:r>
+        <w:rPr>
+          <w:rStyle w:val="OperatorTok"/>
+        </w:rPr>
+        <w:t xml:space="preserve">)</w:t>
+      </w:r>
+      <w:r>
+        <w:rPr>
+          <w:rStyle w:val="OperatorTok"/>
+        </w:rPr>
+        <w:t xml:space="preserve">;</w:t>
+      </w:r>
+      <w:r>
+        <w:br/>
+      </w:r>
+      <w:r>
+        <w:rPr>
+          <w:rStyle w:val="NormalTok"/>
+        </w:rPr>
+        <w:t xml:space="preserve">    </w:t>
+      </w:r>
+      <w:r>
+        <w:rPr>
+          <w:rStyle w:val="NormalTok"/>
+        </w:rPr>
+        <w:t xml:space="preserve">model</w:t>
+      </w:r>
+      <w:r>
+        <w:rPr>
+          <w:rStyle w:val="OperatorTok"/>
+        </w:rPr>
+        <w:t xml:space="preserve">.</w:t>
+      </w:r>
+      <w:r>
+        <w:rPr>
+          <w:rStyle w:val="FunctionTok"/>
+        </w:rPr>
+        <w:t xml:space="preserve">addAttribute</w:t>
+      </w:r>
+      <w:r>
+        <w:rPr>
+          <w:rStyle w:val="OperatorTok"/>
+        </w:rPr>
+        <w:t xml:space="preserve">(</w:t>
+      </w:r>
+      <w:r>
+        <w:rPr>
+          <w:rStyle w:val="StringTok"/>
+        </w:rPr>
+        <w:t xml:space="preserve">"facturas"</w:t>
+      </w:r>
+      <w:r>
+        <w:rPr>
+          <w:rStyle w:val="OperatorTok"/>
+        </w:rPr>
+        <w:t xml:space="preserve">,</w:t>
+      </w:r>
+      <w:r>
+        <w:rPr>
+          <w:rStyle w:val="NormalTok"/>
+        </w:rPr>
+        <w:t xml:space="preserve"> </w:t>
+      </w:r>
+      <w:r>
+        <w:rPr>
+          <w:rStyle w:val="NormalTok"/>
+        </w:rPr>
+        <w:t xml:space="preserve">detalle</w:t>
+      </w:r>
+      <w:r>
+        <w:rPr>
+          <w:rStyle w:val="OperatorTok"/>
+        </w:rPr>
+        <w:t xml:space="preserve">.</w:t>
+      </w:r>
+      <w:r>
+        <w:rPr>
+          <w:rStyle w:val="FunctionTok"/>
+        </w:rPr>
+        <w:t xml:space="preserve">getFacturas</w:t>
+      </w:r>
+      <w:r>
+        <w:rPr>
+          <w:rStyle w:val="OperatorTok"/>
+        </w:rPr>
+        <w:t xml:space="preserve">(</w:t>
+      </w:r>
+      <w:r>
+        <w:rPr>
+          <w:rStyle w:val="OperatorTok"/>
+        </w:rPr>
+        <w:t xml:space="preserve">)</w:t>
+      </w:r>
+      <w:r>
+        <w:rPr>
+          <w:rStyle w:val="OperatorTok"/>
+        </w:rPr>
+        <w:t xml:space="preserve">)</w:t>
+      </w:r>
+      <w:r>
+        <w:rPr>
+          <w:rStyle w:val="OperatorTok"/>
+        </w:rPr>
+        <w:t xml:space="preserve">;</w:t>
+      </w:r>
+      <w:r>
+        <w:br/>
+      </w:r>
+      <w:r>
+        <w:rPr>
+          <w:rStyle w:val="NormalTok"/>
+        </w:rPr>
+        <w:t xml:space="preserve">    </w:t>
+      </w:r>
+      <w:r>
+        <w:rPr>
+          <w:rStyle w:val="ControlFlowTok"/>
+        </w:rPr>
+        <w:t xml:space="preserve">return</w:t>
+      </w:r>
+      <w:r>
+        <w:rPr>
+          <w:rStyle w:val="NormalTok"/>
+        </w:rPr>
+        <w:t xml:space="preserve"> </w:t>
+      </w:r>
+      <w:r>
+        <w:rPr>
+          <w:rStyle w:val="StringTok"/>
+        </w:rPr>
+        <w:t xml:space="preserve">"cliente"</w:t>
+      </w:r>
+      <w:r>
+        <w:rPr>
+          <w:rStyle w:val="OperatorTok"/>
+        </w:rPr>
+        <w:t xml:space="preserve">;</w:t>
+      </w:r>
+      <w:r>
+        <w:br/>
+      </w:r>
+      <w:r>
+        <w:rPr>
+          <w:rStyle w:val="OperatorTok"/>
+        </w:rPr>
+        <w:t xml:space="preserve">}</w:t>
+      </w:r>
+    </w:p>
+    <w:p>
+      <w:pPr>
+        <w:pStyle w:val="FirstParagraph"/>
+      </w:pPr>
+      <w:r>
+        <w:rPr>
+          <w:rStyle w:val="VerbatimChar"/>
+          <w:lang w:val="es-CO"/>
+        </w:rPr>
+        <w:t>ClienteService.java</w:t>
+      </w:r>
+      <w:r>
+        <w:rPr>
+          <w:lang w:val="es-CO"/>
+        </w:rPr>
+        <w:t xml:space="preserve"> </w:t>
+      </w:r>
+      <w:r>
+        <w:rPr>
+          <w:lang w:val="es-CO"/>
+        </w:rPr>
+        <w:t>reúne los datos de varios DAO y rechaza al cliente que no existe:</w:t>
+      </w:r>
+    </w:p>
+    <w:p>
+      <w:pPr>
+        <w:pStyle w:val="SourceCode"/>
+      </w:pPr>
+      <w:r>
+        <w:rPr>
+          <w:rStyle w:val="KeywordTok"/>
+        </w:rPr>
+        <w:t xml:space="preserve">public</w:t>
+      </w:r>
+      <w:r>
+        <w:rPr>
+          <w:rStyle w:val="NormalTok"/>
+        </w:rPr>
+        <w:t xml:space="preserve"> </w:t>
+      </w:r>
+      <w:r>
+        <w:rPr>
+          <w:rStyle w:val="NormalTok"/>
+        </w:rPr>
+        <w:t xml:space="preserve">ClienteDetalleDTO</w:t>
+      </w:r>
+      <w:r>
+        <w:rPr>
+          <w:rStyle w:val="NormalTok"/>
+        </w:rPr>
+        <w:t xml:space="preserve"> </w:t>
+      </w:r>
+      <w:r>
+        <w:rPr>
+          <w:rStyle w:val="FunctionTok"/>
+        </w:rPr>
+        <w:t xml:space="preserve">detalle</w:t>
+      </w:r>
+      <w:r>
+        <w:rPr>
+          <w:rStyle w:val="OperatorTok"/>
+        </w:rPr>
+        <w:t xml:space="preserve">(</w:t>
+      </w:r>
+      <w:r>
+        <w:rPr>
+          <w:rStyle w:val="DataTypeTok"/>
+        </w:rPr>
+        <w:t xml:space="preserve">int</w:t>
+      </w:r>
+      <w:r>
+        <w:rPr>
+          <w:rStyle w:val="NormalTok"/>
+        </w:rPr>
+        <w:t xml:space="preserve"> </w:t>
+      </w:r>
+      <w:r>
+        <w:rPr>
+          <w:rStyle w:val="NormalTok"/>
+        </w:rPr>
+        <w:t xml:space="preserve">id</w:t>
+      </w:r>
+      <w:r>
+        <w:rPr>
+          <w:rStyle w:val="OperatorTok"/>
+        </w:rPr>
+        <w:t xml:space="preserve">)</w:t>
+      </w:r>
+      <w:r>
+        <w:rPr>
+          <w:rStyle w:val="NormalTok"/>
+        </w:rPr>
+        <w:t xml:space="preserve"> </w:t>
+      </w:r>
+      <w:r>
+        <w:rPr>
+          <w:rStyle w:val="OperatorTok"/>
+        </w:rPr>
+        <w:t xml:space="preserve">{</w:t>
+      </w:r>
+      <w:r>
+        <w:br/>
+      </w:r>
+      <w:r>
+        <w:rPr>
+          <w:rStyle w:val="NormalTok"/>
+        </w:rPr>
+        <w:t xml:space="preserve">    </w:t>
+      </w:r>
+      <w:r>
+        <w:rPr>
+          <w:rStyle w:val="NormalTok"/>
+        </w:rPr>
+        <w:t xml:space="preserve">Cliente</w:t>
+      </w:r>
+      <w:r>
+        <w:rPr>
+          <w:rStyle w:val="NormalTok"/>
+        </w:rPr>
+        <w:t xml:space="preserve"> </w:t>
+      </w:r>
+      <w:r>
+        <w:rPr>
+          <w:rStyle w:val="NormalTok"/>
+        </w:rPr>
+        <w:t xml:space="preserve">cliente</w:t>
+      </w:r>
+      <w:r>
+        <w:rPr>
+          <w:rStyle w:val="NormalTok"/>
+        </w:rPr>
+        <w:t xml:space="preserve"> </w:t>
+      </w:r>
+      <w:r>
+        <w:rPr>
+          <w:rStyle w:val="OperatorTok"/>
+        </w:rPr>
+        <w:t xml:space="preserve">=</w:t>
+      </w:r>
+      <w:r>
+        <w:rPr>
+          <w:rStyle w:val="NormalTok"/>
+        </w:rPr>
+        <w:t xml:space="preserve"> </w:t>
+      </w:r>
+      <w:r>
+        <w:rPr>
+          <w:rStyle w:val="NormalTok"/>
+        </w:rPr>
+        <w:t xml:space="preserve">clienteDAO</w:t>
+      </w:r>
+      <w:r>
+        <w:rPr>
+          <w:rStyle w:val="OperatorTok"/>
+        </w:rPr>
+        <w:t xml:space="preserve">.</w:t>
+      </w:r>
+      <w:r>
+        <w:rPr>
+          <w:rStyle w:val="FunctionTok"/>
+        </w:rPr>
         <w:t xml:space="preserve">buscar</w:t>
       </w:r>
       <w:r>
@@ -3416,7 +4228,13 @@
         <w:rPr>
           <w:rStyle w:val="OperatorTok"/>
         </w:rPr>
-        <w:t xml:space="preserve">);</w:t>
+        <w:t xml:space="preserve">)</w:t>
+      </w:r>
+      <w:r>
+        <w:rPr>
+          <w:rStyle w:val="OperatorTok"/>
+        </w:rPr>
+        <w:t xml:space="preserve">;</w:t>
       </w:r>
       <w:r>
         <w:br/>
@@ -3449,13 +4267,70 @@
         <w:rPr>
           <w:rStyle w:val="NormalTok"/>
         </w:rPr>
-        <w:t xml:space="preserve">cliente </w:t>
-      </w:r>
-      <w:r>
-        <w:rPr>
-          <w:rStyle w:val="OperatorTok"/>
-        </w:rPr>
-        <w:t xml:space="preserve">==</w:t>
+        <w:t xml:space="preserve">cliente</w:t>
+      </w:r>
+      <w:r>
+        <w:rPr>
+          <w:rStyle w:val="NormalTok"/>
+        </w:rPr>
+        <w:t xml:space="preserve"> </w:t>
+      </w:r>
+      <w:r>
+        <w:rPr>
+          <w:rStyle w:val="OperatorTok"/>
+        </w:rPr>
+        <w:t xml:space="preserve">=</w:t>
+      </w:r>
+      <w:r>
+        <w:rPr>
+          <w:rStyle w:val="OperatorTok"/>
+        </w:rPr>
+        <w:t xml:space="preserve">=</w:t>
+      </w:r>
+      <w:r>
+        <w:rPr>
+          <w:rStyle w:val="NormalTok"/>
+        </w:rPr>
+        <w:t xml:space="preserve"> </w:t>
+      </w:r>
+      <w:r>
+        <w:rPr>
+          <w:rStyle w:val="NormalTok"/>
+        </w:rPr>
+        <w:t xml:space="preserve">null</w:t>
+      </w:r>
+      <w:r>
+        <w:rPr>
+          <w:rStyle w:val="OperatorTok"/>
+        </w:rPr>
+        <w:t xml:space="preserve">)</w:t>
+      </w:r>
+      <w:r>
+        <w:rPr>
+          <w:rStyle w:val="NormalTok"/>
+        </w:rPr>
+        <w:t xml:space="preserve"> </w:t>
+      </w:r>
+      <w:r>
+        <w:rPr>
+          <w:rStyle w:val="OperatorTok"/>
+        </w:rPr>
+        <w:t xml:space="preserve">{</w:t>
+      </w:r>
+      <w:r>
+        <w:br/>
+      </w:r>
+      <w:r>
+        <w:rPr>
+          <w:rStyle w:val="NormalTok"/>
+        </w:rPr>
+        <w:t xml:space="preserve">        </w:t>
+      </w:r>
+      <w:r>
+        <w:rPr>
+          <w:rStyle w:val="ControlFlowTok"/>
+        </w:rPr>
+        <w:t xml:space="preserve">throw</w:t>
       </w:r>
       <w:r>
         <w:rPr>
@@ -3467,7 +4342,55 @@
         <w:rPr>
           <w:rStyle w:val="KeywordTok"/>
         </w:rPr>
-        <w:t xml:space="preserve">null</w:t>
+        <w:t xml:space="preserve">new</w:t>
+      </w:r>
+      <w:r>
+        <w:rPr>
+          <w:rStyle w:val="NormalTok"/>
+        </w:rPr>
+        <w:t xml:space="preserve"> </w:t>
+      </w:r>
+      <w:r>
+        <w:rPr>
+          <w:rStyle w:val="FunctionTok"/>
+        </w:rPr>
+        <w:t xml:space="preserve">RecursoNoEncontradoException</w:t>
+      </w:r>
+      <w:r>
+        <w:rPr>
+          <w:rStyle w:val="OperatorTok"/>
+        </w:rPr>
+        <w:t xml:space="preserve">(</w:t>
+      </w:r>
+      <w:r>
+        <w:rPr>
+          <w:rStyle w:val="StringTok"/>
+        </w:rPr>
+        <w:t xml:space="preserve">"No existe el cliente "</w:t>
+      </w:r>
+      <w:r>
+        <w:rPr>
+          <w:rStyle w:val="NormalTok"/>
+        </w:rPr>
+        <w:t xml:space="preserve"> </w:t>
+      </w:r>
+      <w:r>
+        <w:rPr>
+          <w:rStyle w:val="OperatorTok"/>
+        </w:rPr>
+        <w:t xml:space="preserve">+</w:t>
+      </w:r>
+      <w:r>
+        <w:rPr>
+          <w:rStyle w:val="NormalTok"/>
+        </w:rPr>
+        <w:t xml:space="preserve"> </w:t>
+      </w:r>
+      <w:r>
+        <w:rPr>
+          <w:rStyle w:val="NormalTok"/>
+        </w:rPr>
+        <w:t xml:space="preserve">id</w:t>
       </w:r>
       <w:r>
         <w:rPr>
@@ -3477,15 +4400,9 @@
       </w:r>
       <w:r>
         <w:rPr>
-          <w:rStyle w:val="NormalTok"/>
-        </w:rPr>
-        <w:t xml:space="preserve"> </w:t>
-      </w:r>
-      <w:r>
-        <w:rPr>
-          <w:rStyle w:val="OperatorTok"/>
-        </w:rPr>
-        <w:t xml:space="preserve">{</w:t>
+          <w:rStyle w:val="OperatorTok"/>
+        </w:rPr>
+        <w:t xml:space="preserve">;</w:t>
       </w:r>
       <w:r>
         <w:br/>
@@ -3494,13 +4411,343 @@
         <w:rPr>
           <w:rStyle w:val="NormalTok"/>
         </w:rPr>
-        <w:t xml:space="preserve">        </w:t>
+        <w:t xml:space="preserve">    </w:t>
+      </w:r>
+      <w:r>
+        <w:rPr>
+          <w:rStyle w:val="OperatorTok"/>
+        </w:rPr>
+        <w:t xml:space="preserve">}</w:t>
+      </w:r>
+      <w:r>
+        <w:br/>
+      </w:r>
+      <w:r>
+        <w:rPr>
+          <w:rStyle w:val="NormalTok"/>
+        </w:rPr>
+        <w:t xml:space="preserve">    </w:t>
+      </w:r>
+      <w:r>
+        <w:rPr>
+          <w:rStyle w:val="NormalTok"/>
+        </w:rPr>
+        <w:t xml:space="preserve">ArrayList</w:t>
+      </w:r>
+      <w:r>
+        <w:rPr>
+          <w:rStyle w:val="OperatorTok"/>
+        </w:rPr>
+        <w:t xml:space="preserve">&lt;</w:t>
+      </w:r>
+      <w:r>
+        <w:rPr>
+          <w:rStyle w:val="NormalTok"/>
+        </w:rPr>
+        <w:t xml:space="preserve">Telefono</w:t>
+      </w:r>
+      <w:r>
+        <w:rPr>
+          <w:rStyle w:val="OperatorTok"/>
+        </w:rPr>
+        <w:t xml:space="preserve">&gt;</w:t>
+      </w:r>
+      <w:r>
+        <w:rPr>
+          <w:rStyle w:val="NormalTok"/>
+        </w:rPr>
+        <w:t xml:space="preserve"> </w:t>
+      </w:r>
+      <w:r>
+        <w:rPr>
+          <w:rStyle w:val="NormalTok"/>
+        </w:rPr>
+        <w:t xml:space="preserve">telefonos</w:t>
+      </w:r>
+      <w:r>
+        <w:rPr>
+          <w:rStyle w:val="NormalTok"/>
+        </w:rPr>
+        <w:t xml:space="preserve"> </w:t>
+      </w:r>
+      <w:r>
+        <w:rPr>
+          <w:rStyle w:val="OperatorTok"/>
+        </w:rPr>
+        <w:t xml:space="preserve">=</w:t>
+      </w:r>
+      <w:r>
+        <w:rPr>
+          <w:rStyle w:val="NormalTok"/>
+        </w:rPr>
+        <w:t xml:space="preserve"> </w:t>
+      </w:r>
+      <w:r>
+        <w:rPr>
+          <w:rStyle w:val="NormalTok"/>
+        </w:rPr>
+        <w:t xml:space="preserve">clienteDAO</w:t>
+      </w:r>
+      <w:r>
+        <w:rPr>
+          <w:rStyle w:val="OperatorTok"/>
+        </w:rPr>
+        <w:t xml:space="preserve">.</w:t>
+      </w:r>
+      <w:r>
+        <w:rPr>
+          <w:rStyle w:val="FunctionTok"/>
+        </w:rPr>
+        <w:t xml:space="preserve">telefonos</w:t>
+      </w:r>
+      <w:r>
+        <w:rPr>
+          <w:rStyle w:val="OperatorTok"/>
+        </w:rPr>
+        <w:t xml:space="preserve">(</w:t>
+      </w:r>
+      <w:r>
+        <w:rPr>
+          <w:rStyle w:val="NormalTok"/>
+        </w:rPr>
+        <w:t xml:space="preserve">id</w:t>
+      </w:r>
+      <w:r>
+        <w:rPr>
+          <w:rStyle w:val="OperatorTok"/>
+        </w:rPr>
+        <w:t xml:space="preserve">)</w:t>
+      </w:r>
+      <w:r>
+        <w:rPr>
+          <w:rStyle w:val="OperatorTok"/>
+        </w:rPr>
+        <w:t xml:space="preserve">;</w:t>
+      </w:r>
+      <w:r>
+        <w:br/>
+      </w:r>
+      <w:r>
+        <w:rPr>
+          <w:rStyle w:val="NormalTok"/>
+        </w:rPr>
+        <w:t xml:space="preserve">    </w:t>
+      </w:r>
+      <w:r>
+        <w:rPr>
+          <w:rStyle w:val="NormalTok"/>
+        </w:rPr>
+        <w:t xml:space="preserve">ArrayList</w:t>
+      </w:r>
+      <w:r>
+        <w:rPr>
+          <w:rStyle w:val="OperatorTok"/>
+        </w:rPr>
+        <w:t xml:space="preserve">&lt;</w:t>
+      </w:r>
+      <w:r>
+        <w:rPr>
+          <w:rStyle w:val="NormalTok"/>
+        </w:rPr>
+        <w:t xml:space="preserve">Mascota</w:t>
+      </w:r>
+      <w:r>
+        <w:rPr>
+          <w:rStyle w:val="OperatorTok"/>
+        </w:rPr>
+        <w:t xml:space="preserve">&gt;</w:t>
+      </w:r>
+      <w:r>
+        <w:rPr>
+          <w:rStyle w:val="NormalTok"/>
+        </w:rPr>
+        <w:t xml:space="preserve"> </w:t>
+      </w:r>
+      <w:r>
+        <w:rPr>
+          <w:rStyle w:val="NormalTok"/>
+        </w:rPr>
+        <w:t xml:space="preserve">mascotas</w:t>
+      </w:r>
+      <w:r>
+        <w:rPr>
+          <w:rStyle w:val="NormalTok"/>
+        </w:rPr>
+        <w:t xml:space="preserve"> </w:t>
+      </w:r>
+      <w:r>
+        <w:rPr>
+          <w:rStyle w:val="OperatorTok"/>
+        </w:rPr>
+        <w:t xml:space="preserve">=</w:t>
+      </w:r>
+      <w:r>
+        <w:rPr>
+          <w:rStyle w:val="NormalTok"/>
+        </w:rPr>
+        <w:t xml:space="preserve"> </w:t>
+      </w:r>
+      <w:r>
+        <w:rPr>
+          <w:rStyle w:val="NormalTok"/>
+        </w:rPr>
+        <w:t xml:space="preserve">mascotaDAO</w:t>
+      </w:r>
+      <w:r>
+        <w:rPr>
+          <w:rStyle w:val="OperatorTok"/>
+        </w:rPr>
+        <w:t xml:space="preserve">.</w:t>
+      </w:r>
+      <w:r>
+        <w:rPr>
+          <w:rStyle w:val="FunctionTok"/>
+        </w:rPr>
+        <w:t xml:space="preserve">listarPorCliente</w:t>
+      </w:r>
+      <w:r>
+        <w:rPr>
+          <w:rStyle w:val="OperatorTok"/>
+        </w:rPr>
+        <w:t xml:space="preserve">(</w:t>
+      </w:r>
+      <w:r>
+        <w:rPr>
+          <w:rStyle w:val="NormalTok"/>
+        </w:rPr>
+        <w:t xml:space="preserve">id</w:t>
+      </w:r>
+      <w:r>
+        <w:rPr>
+          <w:rStyle w:val="OperatorTok"/>
+        </w:rPr>
+        <w:t xml:space="preserve">)</w:t>
+      </w:r>
+      <w:r>
+        <w:rPr>
+          <w:rStyle w:val="OperatorTok"/>
+        </w:rPr>
+        <w:t xml:space="preserve">;</w:t>
+      </w:r>
+      <w:r>
+        <w:br/>
+      </w:r>
+      <w:r>
+        <w:rPr>
+          <w:rStyle w:val="NormalTok"/>
+        </w:rPr>
+        <w:t xml:space="preserve">    </w:t>
+      </w:r>
+      <w:r>
+        <w:rPr>
+          <w:rStyle w:val="NormalTok"/>
+        </w:rPr>
+        <w:t xml:space="preserve">ArrayList</w:t>
+      </w:r>
+      <w:r>
+        <w:rPr>
+          <w:rStyle w:val="OperatorTok"/>
+        </w:rPr>
+        <w:t xml:space="preserve">&lt;</w:t>
+      </w:r>
+      <w:r>
+        <w:rPr>
+          <w:rStyle w:val="NormalTok"/>
+        </w:rPr>
+        <w:t xml:space="preserve">Factura</w:t>
+      </w:r>
+      <w:r>
+        <w:rPr>
+          <w:rStyle w:val="OperatorTok"/>
+        </w:rPr>
+        <w:t xml:space="preserve">&gt;</w:t>
+      </w:r>
+      <w:r>
+        <w:rPr>
+          <w:rStyle w:val="NormalTok"/>
+        </w:rPr>
+        <w:t xml:space="preserve"> </w:t>
+      </w:r>
+      <w:r>
+        <w:rPr>
+          <w:rStyle w:val="NormalTok"/>
+        </w:rPr>
+        <w:t xml:space="preserve">facturas</w:t>
+      </w:r>
+      <w:r>
+        <w:rPr>
+          <w:rStyle w:val="NormalTok"/>
+        </w:rPr>
+        <w:t xml:space="preserve"> </w:t>
+      </w:r>
+      <w:r>
+        <w:rPr>
+          <w:rStyle w:val="OperatorTok"/>
+        </w:rPr>
+        <w:t xml:space="preserve">=</w:t>
+      </w:r>
+      <w:r>
+        <w:rPr>
+          <w:rStyle w:val="NormalTok"/>
+        </w:rPr>
+        <w:t xml:space="preserve"> </w:t>
+      </w:r>
+      <w:r>
+        <w:rPr>
+          <w:rStyle w:val="NormalTok"/>
+        </w:rPr>
+        <w:t xml:space="preserve">facturaDAO</w:t>
+      </w:r>
+      <w:r>
+        <w:rPr>
+          <w:rStyle w:val="OperatorTok"/>
+        </w:rPr>
+        <w:t xml:space="preserve">.</w:t>
+      </w:r>
+      <w:r>
+        <w:rPr>
+          <w:rStyle w:val="FunctionTok"/>
+        </w:rPr>
+        <w:t xml:space="preserve">listarPorCliente</w:t>
+      </w:r>
+      <w:r>
+        <w:rPr>
+          <w:rStyle w:val="OperatorTok"/>
+        </w:rPr>
+        <w:t xml:space="preserve">(</w:t>
+      </w:r>
+      <w:r>
+        <w:rPr>
+          <w:rStyle w:val="NormalTok"/>
+        </w:rPr>
+        <w:t xml:space="preserve">id</w:t>
+      </w:r>
+      <w:r>
+        <w:rPr>
+          <w:rStyle w:val="OperatorTok"/>
+        </w:rPr>
+        <w:t xml:space="preserve">)</w:t>
+      </w:r>
+      <w:r>
+        <w:rPr>
+          <w:rStyle w:val="OperatorTok"/>
+        </w:rPr>
+        <w:t xml:space="preserve">;</w:t>
+      </w:r>
+      <w:r>
+        <w:br/>
+      </w:r>
+      <w:r>
+        <w:rPr>
+          <w:rStyle w:val="NormalTok"/>
+        </w:rPr>
+        <w:t xml:space="preserve">    </w:t>
       </w:r>
       <w:r>
         <w:rPr>
           <w:rStyle w:val="ControlFlowTok"/>
         </w:rPr>
-        <w:t xml:space="preserve">throw</w:t>
+        <w:t xml:space="preserve">return</w:t>
       </w:r>
       <w:r>
         <w:rPr>
@@ -3524,7 +4771,7 @@
         <w:rPr>
           <w:rStyle w:val="FunctionTok"/>
         </w:rPr>
-        <w:t xml:space="preserve">ResponseStatusException</w:t>
+        <w:t xml:space="preserve">ClienteDetalleDTO</w:t>
       </w:r>
       <w:r>
         <w:rPr>
@@ -3536,73 +4783,7 @@
         <w:rPr>
           <w:rStyle w:val="NormalTok"/>
         </w:rPr>
-        <w:t xml:space="preserve">HttpStatus</w:t>
-      </w:r>
-      <w:r>
-        <w:rPr>
-          <w:rStyle w:val="OperatorTok"/>
-        </w:rPr>
-        <w:t xml:space="preserve">.</w:t>
-      </w:r>
-      <w:r>
-        <w:rPr>
-          <w:rStyle w:val="FunctionTok"/>
-        </w:rPr>
-        <w:t xml:space="preserve">NOT_FOUND</w:t>
-      </w:r>
-      <w:r>
-        <w:rPr>
-          <w:rStyle w:val="OperatorTok"/>
-        </w:rPr>
-        <w:t xml:space="preserve">);</w:t>
-      </w:r>
-      <w:r>
-        <w:br/>
-      </w:r>
-      <w:r>
-        <w:rPr>
-          <w:rStyle w:val="NormalTok"/>
-        </w:rPr>
-        <w:t xml:space="preserve">    </w:t>
-      </w:r>
-      <w:r>
-        <w:rPr>
-          <w:rStyle w:val="OperatorTok"/>
-        </w:rPr>
-        <w:t xml:space="preserve">}</w:t>
-      </w:r>
-      <w:r>
-        <w:br/>
-      </w:r>
-      <w:r>
-        <w:rPr>
-          <w:rStyle w:val="NormalTok"/>
-        </w:rPr>
-        <w:t xml:space="preserve">    model</w:t>
-      </w:r>
-      <w:r>
-        <w:rPr>
-          <w:rStyle w:val="OperatorTok"/>
-        </w:rPr>
-        <w:t xml:space="preserve">.</w:t>
-      </w:r>
-      <w:r>
-        <w:rPr>
-          <w:rStyle w:val="FunctionTok"/>
-        </w:rPr>
-        <w:t xml:space="preserve">addAttribute</w:t>
-      </w:r>
-      <w:r>
-        <w:rPr>
-          <w:rStyle w:val="OperatorTok"/>
-        </w:rPr>
-        <w:t xml:space="preserve">(</w:t>
-      </w:r>
-      <w:r>
-        <w:rPr>
-          <w:rStyle w:val="StringTok"/>
-        </w:rPr>
-        <w:t xml:space="preserve">"cliente"</w:t>
+        <w:t xml:space="preserve">cliente</w:t>
       </w:r>
       <w:r>
         <w:rPr>
@@ -3614,46 +4795,13 @@
         <w:rPr>
           <w:rStyle w:val="NormalTok"/>
         </w:rPr>
-        <w:t xml:space="preserve"> cliente</w:t>
-      </w:r>
-      <w:r>
-        <w:rPr>
-          <w:rStyle w:val="OperatorTok"/>
-        </w:rPr>
-        <w:t xml:space="preserve">);</w:t>
-      </w:r>
-      <w:r>
-        <w:br/>
-      </w:r>
-      <w:r>
-        <w:rPr>
-          <w:rStyle w:val="NormalTok"/>
-        </w:rPr>
-        <w:t xml:space="preserve">    model</w:t>
-      </w:r>
-      <w:r>
-        <w:rPr>
-          <w:rStyle w:val="OperatorTok"/>
-        </w:rPr>
-        <w:t xml:space="preserve">.</w:t>
-      </w:r>
-      <w:r>
-        <w:rPr>
-          <w:rStyle w:val="FunctionTok"/>
-        </w:rPr>
-        <w:t xml:space="preserve">addAttribute</w:t>
-      </w:r>
-      <w:r>
-        <w:rPr>
-          <w:rStyle w:val="OperatorTok"/>
-        </w:rPr>
-        <w:t xml:space="preserve">(</w:t>
-      </w:r>
-      <w:r>
-        <w:rPr>
-          <w:rStyle w:val="StringTok"/>
-        </w:rPr>
-        <w:t xml:space="preserve">"mascotas"</w:t>
+        <w:t xml:space="preserve"> </w:t>
+      </w:r>
+      <w:r>
+        <w:rPr>
+          <w:rStyle w:val="NormalTok"/>
+        </w:rPr>
+        <w:t xml:space="preserve">telefonos</w:t>
       </w:r>
       <w:r>
         <w:rPr>
@@ -3665,64 +4813,37 @@
         <w:rPr>
           <w:rStyle w:val="NormalTok"/>
         </w:rPr>
-        <w:t xml:space="preserve"> mascotaDAO</w:t>
-      </w:r>
-      <w:r>
-        <w:rPr>
-          <w:rStyle w:val="OperatorTok"/>
-        </w:rPr>
-        <w:t xml:space="preserve">.</w:t>
-      </w:r>
-      <w:r>
-        <w:rPr>
-          <w:rStyle w:val="FunctionTok"/>
-        </w:rPr>
-        <w:t xml:space="preserve">listarPorCliente</w:t>
-      </w:r>
-      <w:r>
-        <w:rPr>
-          <w:rStyle w:val="OperatorTok"/>
-        </w:rPr>
-        <w:t xml:space="preserve">(</w:t>
-      </w:r>
-      <w:r>
-        <w:rPr>
-          <w:rStyle w:val="NormalTok"/>
-        </w:rPr>
-        <w:t xml:space="preserve">id</w:t>
-      </w:r>
-      <w:r>
-        <w:rPr>
-          <w:rStyle w:val="OperatorTok"/>
-        </w:rPr>
-        <w:t xml:space="preserve">));</w:t>
-      </w:r>
-      <w:r>
-        <w:br/>
-      </w:r>
-      <w:r>
-        <w:rPr>
-          <w:rStyle w:val="NormalTok"/>
-        </w:rPr>
-        <w:t xml:space="preserve">    </w:t>
-      </w:r>
-      <w:r>
-        <w:rPr>
-          <w:rStyle w:val="ControlFlowTok"/>
-        </w:rPr>
-        <w:t xml:space="preserve">return</w:t>
-      </w:r>
-      <w:r>
-        <w:rPr>
-          <w:rStyle w:val="NormalTok"/>
-        </w:rPr>
-        <w:t xml:space="preserve"> </w:t>
-      </w:r>
-      <w:r>
-        <w:rPr>
-          <w:rStyle w:val="StringTok"/>
-        </w:rPr>
-        <w:t xml:space="preserve">"cliente"</w:t>
+        <w:t xml:space="preserve"> </w:t>
+      </w:r>
+      <w:r>
+        <w:rPr>
+          <w:rStyle w:val="NormalTok"/>
+        </w:rPr>
+        <w:t xml:space="preserve">mascotas</w:t>
+      </w:r>
+      <w:r>
+        <w:rPr>
+          <w:rStyle w:val="OperatorTok"/>
+        </w:rPr>
+        <w:t xml:space="preserve">,</w:t>
+      </w:r>
+      <w:r>
+        <w:rPr>
+          <w:rStyle w:val="NormalTok"/>
+        </w:rPr>
+        <w:t xml:space="preserve"> </w:t>
+      </w:r>
+      <w:r>
+        <w:rPr>
+          <w:rStyle w:val="NormalTok"/>
+        </w:rPr>
+        <w:t xml:space="preserve">facturas</w:t>
+      </w:r>
+      <w:r>
+        <w:rPr>
+          <w:rStyle w:val="OperatorTok"/>
+        </w:rPr>
+        <w:t xml:space="preserve">)</w:t>
       </w:r>
       <w:r>
         <w:rPr>
